--- a/Smart_Electricity.docx
+++ b/Smart_Electricity.docx
@@ -1,6 +1,6 @@
 
 <file path=word/document.xml><?xml version="1.0" encoding="utf-8"?>
-<w:document xmlns:wpc="http://schemas.microsoft.com/office/word/2010/wordprocessingCanvas" xmlns:mc="http://schemas.openxmlformats.org/markup-compatibility/2006" xmlns:o="urn:schemas-microsoft-com:office:office" xmlns:r="http://schemas.openxmlformats.org/officeDocument/2006/relationships" xmlns:m="http://schemas.openxmlformats.org/officeDocument/2006/math" xmlns:v="urn:schemas-microsoft-com:vml" xmlns:wp14="http://schemas.microsoft.com/office/word/2010/wordprocessingDrawing" xmlns:wp="http://schemas.openxmlformats.org/drawingml/2006/wordprocessingDrawing" xmlns:w10="urn:schemas-microsoft-com:office:word" xmlns:w="http://schemas.openxmlformats.org/wordprocessingml/2006/main" xmlns:w14="http://schemas.microsoft.com/office/word/2010/wordml" xmlns:w15="http://schemas.microsoft.com/office/word/2012/wordml" xmlns:wpg="http://schemas.microsoft.com/office/word/2010/wordprocessingGroup" xmlns:wpi="http://schemas.microsoft.com/office/word/2010/wordprocessingInk" xmlns:wne="http://schemas.microsoft.com/office/word/2006/wordml" xmlns:wps="http://schemas.microsoft.com/office/word/2010/wordprocessingShape" mc:Ignorable="w14 w15 wp14">
+<w:document xmlns:wpc="http://schemas.microsoft.com/office/word/2010/wordprocessingCanvas" xmlns:cx="http://schemas.microsoft.com/office/drawing/2014/chartex" xmlns:cx1="http://schemas.microsoft.com/office/drawing/2015/9/8/chartex" xmlns:cx2="http://schemas.microsoft.com/office/drawing/2015/10/21/chartex" xmlns:cx3="http://schemas.microsoft.com/office/drawing/2016/5/9/chartex" xmlns:cx4="http://schemas.microsoft.com/office/drawing/2016/5/10/chartex" xmlns:cx5="http://schemas.microsoft.com/office/drawing/2016/5/11/chartex" xmlns:cx6="http://schemas.microsoft.com/office/drawing/2016/5/12/chartex" xmlns:cx7="http://schemas.microsoft.com/office/drawing/2016/5/13/chartex" xmlns:cx8="http://schemas.microsoft.com/office/drawing/2016/5/14/chartex" xmlns:mc="http://schemas.openxmlformats.org/markup-compatibility/2006" xmlns:aink="http://schemas.microsoft.com/office/drawing/2016/ink" xmlns:am3d="http://schemas.microsoft.com/office/drawing/2017/model3d" xmlns:o="urn:schemas-microsoft-com:office:office" xmlns:oel="http://schemas.microsoft.com/office/2019/extlst" xmlns:r="http://schemas.openxmlformats.org/officeDocument/2006/relationships" xmlns:m="http://schemas.openxmlformats.org/officeDocument/2006/math" xmlns:v="urn:schemas-microsoft-com:vml" xmlns:wp14="http://schemas.microsoft.com/office/word/2010/wordprocessingDrawing" xmlns:wp="http://schemas.openxmlformats.org/drawingml/2006/wordprocessingDrawing" xmlns:w10="urn:schemas-microsoft-com:office:word" xmlns:w="http://schemas.openxmlformats.org/wordprocessingml/2006/main" xmlns:w14="http://schemas.microsoft.com/office/word/2010/wordml" xmlns:w15="http://schemas.microsoft.com/office/word/2012/wordml" xmlns:w16cex="http://schemas.microsoft.com/office/word/2018/wordml/cex" xmlns:w16cid="http://schemas.microsoft.com/office/word/2016/wordml/cid" xmlns:w16="http://schemas.microsoft.com/office/word/2018/wordml" xmlns:w16du="http://schemas.microsoft.com/office/word/2023/wordml/word16du" xmlns:w16sdtdh="http://schemas.microsoft.com/office/word/2020/wordml/sdtdatahash" xmlns:w16sdtfl="http://schemas.microsoft.com/office/word/2024/wordml/sdtformatlock" xmlns:w16se="http://schemas.microsoft.com/office/word/2015/wordml/symex" xmlns:wpg="http://schemas.microsoft.com/office/word/2010/wordprocessingGroup" xmlns:wpi="http://schemas.microsoft.com/office/word/2010/wordprocessingInk" xmlns:wne="http://schemas.microsoft.com/office/word/2006/wordml" xmlns:wps="http://schemas.microsoft.com/office/word/2010/wordprocessingShape" mc:Ignorable="w14 w15 w16se w16cid w16 w16cex w16sdtdh w16sdtfl w16du wp14">
   <w:body>
     <w:p>
       <w:pPr>
@@ -79,18 +79,7 @@
           <w:sz w:val="48"/>
           <w:szCs w:val="24"/>
         </w:rPr>
-        <w:t>Proje</w:t>
-      </w:r>
-      <w:bookmarkStart w:id="0" w:name="_GoBack"/>
-      <w:bookmarkEnd w:id="0"/>
-      <w:r>
-        <w:rPr>
-          <w:i/>
-          <w:iCs/>
-          <w:sz w:val="48"/>
-          <w:szCs w:val="24"/>
-        </w:rPr>
-        <w:t>ct Report</w:t>
+        <w:t>Project Report</w:t>
       </w:r>
     </w:p>
     <w:p>
@@ -514,15 +503,7 @@
           </w:tcPr>
           <w:p>
             <w:r>
-              <w:t xml:space="preserve">Md. </w:t>
-            </w:r>
-            <w:proofErr w:type="spellStart"/>
-            <w:r>
-              <w:t>Ayon</w:t>
-            </w:r>
-            <w:proofErr w:type="spellEnd"/>
-            <w:r>
-              <w:t xml:space="preserve"> Mia [Lecturer, Southeast University]</w:t>
+              <w:t>Md. Ayon Mia [Lecturer, Southeast University]</w:t>
             </w:r>
           </w:p>
         </w:tc>
@@ -589,7 +570,14 @@
           <w:b/>
           <w:bCs/>
         </w:rPr>
-        <w:t>Submitted By</w:t>
+        <w:t xml:space="preserve">Prepared </w:t>
+      </w:r>
+      <w:r>
+        <w:rPr>
+          <w:b/>
+          <w:bCs/>
+        </w:rPr>
+        <w:t>By</w:t>
       </w:r>
     </w:p>
     <w:tbl>
@@ -696,31 +684,48 @@
             </w:tcMar>
           </w:tcPr>
           <w:p>
-            <w:proofErr w:type="spellStart"/>
-            <w:r>
+            <w:pPr>
               <w:rPr>
                 <w:sz w:val="21"/>
                 <w:szCs w:val="21"/>
               </w:rPr>
-              <w:t>Bayazid</w:t>
-            </w:r>
-            <w:proofErr w:type="spellEnd"/>
+            </w:pPr>
             <w:r>
               <w:rPr>
                 <w:sz w:val="21"/>
                 <w:szCs w:val="21"/>
               </w:rPr>
-              <w:t xml:space="preserve"> Hossain </w:t>
-            </w:r>
-            <w:proofErr w:type="spellStart"/>
+              <w:t>Bayazid Hossain Parvez</w:t>
+            </w:r>
             <w:r>
               <w:rPr>
                 <w:sz w:val="21"/>
                 <w:szCs w:val="21"/>
               </w:rPr>
-              <w:t>Parvez</w:t>
-            </w:r>
-            <w:proofErr w:type="spellEnd"/>
+              <w:t xml:space="preserve"> ©</w:t>
+            </w:r>
+          </w:p>
+          <w:p>
+            <w:hyperlink r:id="rId8" w:history="1">
+              <w:r>
+                <w:rPr>
+                  <w:rStyle w:val="Hyperlink"/>
+                </w:rPr>
+                <w:t>https://github.c</w:t>
+              </w:r>
+              <w:r>
+                <w:rPr>
+                  <w:rStyle w:val="Hyperlink"/>
+                </w:rPr>
+                <w:t>o</w:t>
+              </w:r>
+              <w:r>
+                <w:rPr>
+                  <w:rStyle w:val="Hyperlink"/>
+                </w:rPr>
+                <w:t>m/Hey-zid</w:t>
+              </w:r>
+            </w:hyperlink>
           </w:p>
         </w:tc>
         <w:tc>
@@ -768,63 +773,181 @@
             </w:tcMar>
           </w:tcPr>
           <w:p>
-            <w:proofErr w:type="spellStart"/>
-            <w:r>
+            <w:pPr>
               <w:rPr>
                 <w:sz w:val="21"/>
                 <w:szCs w:val="21"/>
               </w:rPr>
-              <w:t>Md</w:t>
-            </w:r>
-            <w:proofErr w:type="spellEnd"/>
+            </w:pPr>
             <w:r>
               <w:rPr>
                 <w:sz w:val="21"/>
                 <w:szCs w:val="21"/>
               </w:rPr>
-              <w:t xml:space="preserve"> </w:t>
-            </w:r>
-            <w:proofErr w:type="spellStart"/>
+              <w:t>Md Mahidur Rahman</w:t>
+            </w:r>
+          </w:p>
+          <w:p>
+            <w:hyperlink r:id="rId9" w:history="1">
+              <w:r>
+                <w:rPr>
+                  <w:rStyle w:val="Hyperlink"/>
+                </w:rPr>
+                <w:t>https://github.com/mdmahidurr</w:t>
+              </w:r>
+              <w:r>
+                <w:rPr>
+                  <w:rStyle w:val="Hyperlink"/>
+                </w:rPr>
+                <w:t>a</w:t>
+              </w:r>
+              <w:r>
+                <w:rPr>
+                  <w:rStyle w:val="Hyperlink"/>
+                </w:rPr>
+                <w:t>hman-346</w:t>
+              </w:r>
+            </w:hyperlink>
+          </w:p>
+        </w:tc>
+        <w:tc>
+          <w:tcPr>
+            <w:tcW w:w="4680" w:type="dxa"/>
+            <w:tcBorders>
+              <w:top w:val="single" w:sz="4" w:space="0" w:color="9AA9BC"/>
+              <w:left w:val="single" w:sz="4" w:space="0" w:color="9AA9BC"/>
+              <w:bottom w:val="single" w:sz="4" w:space="0" w:color="9AA9BC"/>
+              <w:right w:val="single" w:sz="4" w:space="0" w:color="9AA9BC"/>
+            </w:tcBorders>
+            <w:tcMar>
+              <w:top w:w="70" w:type="dxa"/>
+              <w:left w:w="100" w:type="dxa"/>
+              <w:bottom w:w="70" w:type="dxa"/>
+              <w:right w:w="100" w:type="dxa"/>
+            </w:tcMar>
+          </w:tcPr>
+          <w:p>
             <w:r>
               <w:rPr>
                 <w:sz w:val="21"/>
                 <w:szCs w:val="21"/>
               </w:rPr>
-              <w:t>Mahidur</w:t>
-            </w:r>
-            <w:proofErr w:type="spellEnd"/>
-            <w:r>
+              <w:t>2024200000346</w:t>
+            </w:r>
+          </w:p>
+        </w:tc>
+      </w:tr>
+      <w:tr>
+        <w:tc>
+          <w:tcPr>
+            <w:tcW w:w="4315" w:type="dxa"/>
+            <w:tcBorders>
+              <w:top w:val="single" w:sz="4" w:space="0" w:color="9AA9BC"/>
+              <w:left w:val="single" w:sz="4" w:space="0" w:color="9AA9BC"/>
+              <w:bottom w:val="single" w:sz="4" w:space="0" w:color="9AA9BC"/>
+              <w:right w:val="single" w:sz="4" w:space="0" w:color="9AA9BC"/>
+            </w:tcBorders>
+            <w:tcMar>
+              <w:top w:w="70" w:type="dxa"/>
+              <w:left w:w="100" w:type="dxa"/>
+              <w:bottom w:w="70" w:type="dxa"/>
+              <w:right w:w="100" w:type="dxa"/>
+            </w:tcMar>
+          </w:tcPr>
+          <w:p>
+            <w:pPr>
+              <w:tabs>
+                <w:tab w:val="center" w:pos="2057"/>
+              </w:tabs>
               <w:rPr>
                 <w:sz w:val="21"/>
                 <w:szCs w:val="21"/>
               </w:rPr>
-              <w:t xml:space="preserve"> Rahman</w:t>
-            </w:r>
-          </w:p>
-        </w:tc>
-        <w:tc>
-          <w:tcPr>
-            <w:tcW w:w="4680" w:type="dxa"/>
-            <w:tcBorders>
-              <w:top w:val="single" w:sz="4" w:space="0" w:color="9AA9BC"/>
-              <w:left w:val="single" w:sz="4" w:space="0" w:color="9AA9BC"/>
-              <w:bottom w:val="single" w:sz="4" w:space="0" w:color="9AA9BC"/>
-              <w:right w:val="single" w:sz="4" w:space="0" w:color="9AA9BC"/>
-            </w:tcBorders>
-            <w:tcMar>
-              <w:top w:w="70" w:type="dxa"/>
-              <w:left w:w="100" w:type="dxa"/>
-              <w:bottom w:w="70" w:type="dxa"/>
-              <w:right w:w="100" w:type="dxa"/>
-            </w:tcMar>
-          </w:tcPr>
-          <w:p>
+            </w:pPr>
             <w:r>
               <w:rPr>
                 <w:sz w:val="21"/>
                 <w:szCs w:val="21"/>
               </w:rPr>
-              <w:t>2024200000346</w:t>
+              <w:t xml:space="preserve">Samia Afroz </w:t>
+            </w:r>
+            <w:r>
+              <w:rPr>
+                <w:sz w:val="21"/>
+                <w:szCs w:val="21"/>
+              </w:rPr>
+              <w:tab/>
+            </w:r>
+          </w:p>
+          <w:p>
+            <w:pPr>
+              <w:tabs>
+                <w:tab w:val="center" w:pos="2057"/>
+              </w:tabs>
+            </w:pPr>
+            <w:hyperlink r:id="rId10" w:history="1">
+              <w:r>
+                <w:rPr>
+                  <w:rStyle w:val="Hyperlink"/>
+                  <w:sz w:val="21"/>
+                  <w:szCs w:val="21"/>
+                </w:rPr>
+                <w:t>https://github.com/samiaa</w:t>
+              </w:r>
+              <w:r>
+                <w:rPr>
+                  <w:rStyle w:val="Hyperlink"/>
+                  <w:sz w:val="21"/>
+                  <w:szCs w:val="21"/>
+                </w:rPr>
+                <w:t>f</w:t>
+              </w:r>
+              <w:r>
+                <w:rPr>
+                  <w:rStyle w:val="Hyperlink"/>
+                  <w:sz w:val="21"/>
+                  <w:szCs w:val="21"/>
+                </w:rPr>
+                <w:t>roz331</w:t>
+              </w:r>
+            </w:hyperlink>
+          </w:p>
+        </w:tc>
+        <w:tc>
+          <w:tcPr>
+            <w:tcW w:w="4680" w:type="dxa"/>
+            <w:tcBorders>
+              <w:top w:val="single" w:sz="4" w:space="0" w:color="9AA9BC"/>
+              <w:left w:val="single" w:sz="4" w:space="0" w:color="9AA9BC"/>
+              <w:bottom w:val="single" w:sz="4" w:space="0" w:color="9AA9BC"/>
+              <w:right w:val="single" w:sz="4" w:space="0" w:color="9AA9BC"/>
+            </w:tcBorders>
+            <w:tcMar>
+              <w:top w:w="70" w:type="dxa"/>
+              <w:left w:w="100" w:type="dxa"/>
+              <w:bottom w:w="70" w:type="dxa"/>
+              <w:right w:w="100" w:type="dxa"/>
+            </w:tcMar>
+          </w:tcPr>
+          <w:p>
+            <w:pPr>
+              <w:tabs>
+                <w:tab w:val="center" w:pos="2240"/>
+              </w:tabs>
+            </w:pPr>
+            <w:r>
+              <w:rPr>
+                <w:sz w:val="21"/>
+                <w:szCs w:val="21"/>
+              </w:rPr>
+              <w:t>2024200000331</w:t>
+            </w:r>
+            <w:r>
+              <w:rPr>
+                <w:sz w:val="21"/>
+                <w:szCs w:val="21"/>
+              </w:rPr>
+              <w:tab/>
             </w:r>
           </w:p>
         </w:tc>
@@ -847,63 +970,84 @@
             </w:tcMar>
           </w:tcPr>
           <w:p>
-            <w:proofErr w:type="spellStart"/>
-            <w:r>
+            <w:pPr>
               <w:rPr>
                 <w:sz w:val="21"/>
                 <w:szCs w:val="21"/>
               </w:rPr>
-              <w:t>Samia</w:t>
-            </w:r>
-            <w:proofErr w:type="spellEnd"/>
+            </w:pPr>
             <w:r>
               <w:rPr>
                 <w:sz w:val="21"/>
                 <w:szCs w:val="21"/>
               </w:rPr>
-              <w:t xml:space="preserve"> </w:t>
-            </w:r>
-            <w:proofErr w:type="spellStart"/>
-            <w:r>
+              <w:t>MD SADIQUZZAMAN</w:t>
+            </w:r>
+          </w:p>
+          <w:p>
+            <w:pPr>
               <w:rPr>
                 <w:sz w:val="21"/>
                 <w:szCs w:val="21"/>
               </w:rPr>
-              <w:t>Afroz</w:t>
-            </w:r>
-            <w:proofErr w:type="spellEnd"/>
-            <w:r>
+            </w:pPr>
+            <w:hyperlink r:id="rId11" w:history="1">
+              <w:r>
+                <w:rPr>
+                  <w:rStyle w:val="Hyperlink"/>
+                  <w:sz w:val="21"/>
+                  <w:szCs w:val="21"/>
+                </w:rPr>
+                <w:t>https://github.com/sad</w:t>
+              </w:r>
+              <w:r>
+                <w:rPr>
+                  <w:rStyle w:val="Hyperlink"/>
+                  <w:sz w:val="21"/>
+                  <w:szCs w:val="21"/>
+                </w:rPr>
+                <w:t>i</w:t>
+              </w:r>
+              <w:r>
+                <w:rPr>
+                  <w:rStyle w:val="Hyperlink"/>
+                  <w:sz w:val="21"/>
+                  <w:szCs w:val="21"/>
+                </w:rPr>
+                <w:t>q1030</w:t>
+              </w:r>
+            </w:hyperlink>
+          </w:p>
+        </w:tc>
+        <w:tc>
+          <w:tcPr>
+            <w:tcW w:w="4680" w:type="dxa"/>
+            <w:tcBorders>
+              <w:top w:val="single" w:sz="4" w:space="0" w:color="9AA9BC"/>
+              <w:left w:val="single" w:sz="4" w:space="0" w:color="9AA9BC"/>
+              <w:bottom w:val="single" w:sz="4" w:space="0" w:color="9AA9BC"/>
+              <w:right w:val="single" w:sz="4" w:space="0" w:color="9AA9BC"/>
+            </w:tcBorders>
+            <w:tcMar>
+              <w:top w:w="70" w:type="dxa"/>
+              <w:left w:w="100" w:type="dxa"/>
+              <w:bottom w:w="70" w:type="dxa"/>
+              <w:right w:w="100" w:type="dxa"/>
+            </w:tcMar>
+          </w:tcPr>
+          <w:p>
+            <w:pPr>
               <w:rPr>
                 <w:sz w:val="21"/>
                 <w:szCs w:val="21"/>
               </w:rPr>
-              <w:t xml:space="preserve"> </w:t>
-            </w:r>
-          </w:p>
-        </w:tc>
-        <w:tc>
-          <w:tcPr>
-            <w:tcW w:w="4680" w:type="dxa"/>
-            <w:tcBorders>
-              <w:top w:val="single" w:sz="4" w:space="0" w:color="9AA9BC"/>
-              <w:left w:val="single" w:sz="4" w:space="0" w:color="9AA9BC"/>
-              <w:bottom w:val="single" w:sz="4" w:space="0" w:color="9AA9BC"/>
-              <w:right w:val="single" w:sz="4" w:space="0" w:color="9AA9BC"/>
-            </w:tcBorders>
-            <w:tcMar>
-              <w:top w:w="70" w:type="dxa"/>
-              <w:left w:w="100" w:type="dxa"/>
-              <w:bottom w:w="70" w:type="dxa"/>
-              <w:right w:w="100" w:type="dxa"/>
-            </w:tcMar>
-          </w:tcPr>
-          <w:p>
+            </w:pPr>
             <w:r>
               <w:rPr>
                 <w:sz w:val="21"/>
                 <w:szCs w:val="21"/>
               </w:rPr>
-              <w:t>2024200000331</w:t>
+              <w:t>2024200000223</w:t>
             </w:r>
           </w:p>
         </w:tc>
@@ -937,26 +1081,9 @@
                 <w:sz w:val="21"/>
                 <w:szCs w:val="21"/>
               </w:rPr>
-              <w:t>MD SADIQUZZAMAN</w:t>
-            </w:r>
-          </w:p>
-        </w:tc>
-        <w:tc>
-          <w:tcPr>
-            <w:tcW w:w="4680" w:type="dxa"/>
-            <w:tcBorders>
-              <w:top w:val="single" w:sz="4" w:space="0" w:color="9AA9BC"/>
-              <w:left w:val="single" w:sz="4" w:space="0" w:color="9AA9BC"/>
-              <w:bottom w:val="single" w:sz="4" w:space="0" w:color="9AA9BC"/>
-              <w:right w:val="single" w:sz="4" w:space="0" w:color="9AA9BC"/>
-            </w:tcBorders>
-            <w:tcMar>
-              <w:top w:w="70" w:type="dxa"/>
-              <w:left w:w="100" w:type="dxa"/>
-              <w:bottom w:w="70" w:type="dxa"/>
-              <w:right w:w="100" w:type="dxa"/>
-            </w:tcMar>
-          </w:tcPr>
+              <w:t>Sameer Hossain</w:t>
+            </w:r>
+          </w:p>
           <w:p>
             <w:pPr>
               <w:rPr>
@@ -964,47 +1091,32 @@
                 <w:szCs w:val="21"/>
               </w:rPr>
             </w:pPr>
-            <w:r>
-              <w:rPr>
-                <w:sz w:val="21"/>
-                <w:szCs w:val="21"/>
-              </w:rPr>
-              <w:t>2024200000223</w:t>
-            </w:r>
-          </w:p>
-        </w:tc>
-      </w:tr>
-      <w:tr>
-        <w:tc>
-          <w:tcPr>
-            <w:tcW w:w="4315" w:type="dxa"/>
-            <w:tcBorders>
-              <w:top w:val="single" w:sz="4" w:space="0" w:color="9AA9BC"/>
-              <w:left w:val="single" w:sz="4" w:space="0" w:color="9AA9BC"/>
-              <w:bottom w:val="single" w:sz="4" w:space="0" w:color="9AA9BC"/>
-              <w:right w:val="single" w:sz="4" w:space="0" w:color="9AA9BC"/>
-            </w:tcBorders>
-            <w:tcMar>
-              <w:top w:w="70" w:type="dxa"/>
-              <w:left w:w="100" w:type="dxa"/>
-              <w:bottom w:w="70" w:type="dxa"/>
-              <w:right w:w="100" w:type="dxa"/>
-            </w:tcMar>
-          </w:tcPr>
-          <w:p>
-            <w:pPr>
-              <w:rPr>
-                <w:sz w:val="21"/>
-                <w:szCs w:val="21"/>
-              </w:rPr>
-            </w:pPr>
-            <w:r>
-              <w:rPr>
-                <w:sz w:val="21"/>
-                <w:szCs w:val="21"/>
-              </w:rPr>
-              <w:t>Sameer Hossain</w:t>
-            </w:r>
+            <w:hyperlink r:id="rId12" w:history="1">
+              <w:r>
+                <w:rPr>
+                  <w:rStyle w:val="Hyperlink"/>
+                  <w:sz w:val="21"/>
+                  <w:szCs w:val="21"/>
+                </w:rPr>
+                <w:t>https://github.com/sam</w:t>
+              </w:r>
+              <w:r>
+                <w:rPr>
+                  <w:rStyle w:val="Hyperlink"/>
+                  <w:sz w:val="21"/>
+                  <w:szCs w:val="21"/>
+                </w:rPr>
+                <w:t>e</w:t>
+              </w:r>
+              <w:r>
+                <w:rPr>
+                  <w:rStyle w:val="Hyperlink"/>
+                  <w:sz w:val="21"/>
+                  <w:szCs w:val="21"/>
+                </w:rPr>
+                <w:t>erhossain</w:t>
+              </w:r>
+            </w:hyperlink>
           </w:p>
         </w:tc>
         <w:tc>
@@ -1046,131 +1158,2439 @@
         <w:pStyle w:val="Heading1"/>
         <w:pageBreakBefore/>
       </w:pPr>
+      <w:bookmarkStart w:id="0" w:name="_Toc241579490"/>
       <w:r>
         <w:lastRenderedPageBreak/>
         <w:t>Table of Contents</w:t>
       </w:r>
+      <w:bookmarkEnd w:id="0"/>
     </w:p>
-    <w:p>
-      <w:pPr>
-        <w:spacing w:after="120" w:line="300" w:lineRule="auto"/>
-      </w:pPr>
-      <w:r>
+    <w:sdt>
+      <w:sdtPr>
+        <w:id w:val="-978457311"/>
+        <w:docPartObj>
+          <w:docPartGallery w:val="Table of Contents"/>
+          <w:docPartUnique/>
+        </w:docPartObj>
+      </w:sdtPr>
+      <w:sdtEndPr>
         <w:rPr>
-          <w:sz w:val="24"/>
-          <w:szCs w:val="24"/>
+          <w:rFonts w:ascii="Arial" w:eastAsia="Arial" w:hAnsi="Arial" w:cs="Arial"/>
+          <w:b/>
+          <w:bCs/>
+          <w:noProof/>
+          <w:color w:val="auto"/>
+          <w:sz w:val="22"/>
+          <w:szCs w:val="22"/>
         </w:rPr>
-        <w:t>1. Introduction</w:t>
-      </w:r>
-    </w:p>
-    <w:p>
-      <w:pPr>
-        <w:spacing w:after="120" w:line="300" w:lineRule="auto"/>
-      </w:pPr>
-      <w:r>
-        <w:rPr>
-          <w:sz w:val="24"/>
-          <w:szCs w:val="24"/>
-        </w:rPr>
-        <w:t>2. Objectives</w:t>
-      </w:r>
-    </w:p>
-    <w:p>
-      <w:pPr>
-        <w:spacing w:after="120" w:line="300" w:lineRule="auto"/>
-      </w:pPr>
-      <w:r>
-        <w:rPr>
-          <w:sz w:val="24"/>
-          <w:szCs w:val="24"/>
-        </w:rPr>
-        <w:t>3. Motivation</w:t>
-      </w:r>
-    </w:p>
-    <w:p>
-      <w:pPr>
-        <w:spacing w:after="120" w:line="300" w:lineRule="auto"/>
-      </w:pPr>
-      <w:r>
-        <w:rPr>
-          <w:sz w:val="24"/>
-          <w:szCs w:val="24"/>
-        </w:rPr>
-        <w:t>4. Applications</w:t>
-      </w:r>
-    </w:p>
-    <w:p>
-      <w:pPr>
-        <w:spacing w:after="120" w:line="300" w:lineRule="auto"/>
-      </w:pPr>
-      <w:r>
-        <w:rPr>
-          <w:sz w:val="24"/>
-          <w:szCs w:val="24"/>
-        </w:rPr>
-        <w:t>5. Project Description</w:t>
-      </w:r>
-    </w:p>
-    <w:p>
-      <w:pPr>
-        <w:spacing w:after="120" w:line="300" w:lineRule="auto"/>
-      </w:pPr>
-      <w:r>
-        <w:rPr>
-          <w:sz w:val="24"/>
-          <w:szCs w:val="24"/>
-        </w:rPr>
-        <w:t>6. Tools &amp; Technologies</w:t>
-      </w:r>
-    </w:p>
-    <w:p>
-      <w:pPr>
-        <w:spacing w:after="120" w:line="300" w:lineRule="auto"/>
-      </w:pPr>
-      <w:r>
-        <w:rPr>
-          <w:sz w:val="24"/>
-          <w:szCs w:val="24"/>
-        </w:rPr>
-        <w:t>7. Output / Results</w:t>
-      </w:r>
-    </w:p>
-    <w:p>
-      <w:pPr>
-        <w:spacing w:after="120" w:line="300" w:lineRule="auto"/>
-      </w:pPr>
-      <w:r>
-        <w:rPr>
-          <w:sz w:val="24"/>
-          <w:szCs w:val="24"/>
-        </w:rPr>
-        <w:t>8. Contribution</w:t>
-      </w:r>
-    </w:p>
-    <w:p>
-      <w:pPr>
-        <w:spacing w:after="120" w:line="300" w:lineRule="auto"/>
-      </w:pPr>
-      <w:r>
-        <w:rPr>
-          <w:sz w:val="24"/>
-          <w:szCs w:val="24"/>
-        </w:rPr>
-        <w:t>9. Conclusion</w:t>
-      </w:r>
-    </w:p>
-    <w:p>
-      <w:pPr>
-        <w:spacing w:after="120" w:line="300" w:lineRule="auto"/>
-      </w:pPr>
-      <w:r>
-        <w:rPr>
-          <w:sz w:val="24"/>
-          <w:szCs w:val="24"/>
-        </w:rPr>
-        <w:t>10. References and Appendix</w:t>
-      </w:r>
-    </w:p>
+      </w:sdtEndPr>
+      <w:sdtContent>
+        <w:p>
+          <w:pPr>
+            <w:pStyle w:val="TOCHeading"/>
+          </w:pPr>
+        </w:p>
+        <w:p>
+          <w:pPr>
+            <w:pStyle w:val="TOC1"/>
+            <w:tabs>
+              <w:tab w:val="right" w:leader="dot" w:pos="8990"/>
+            </w:tabs>
+            <w:rPr>
+              <w:noProof/>
+            </w:rPr>
+          </w:pPr>
+          <w:r>
+            <w:fldChar w:fldCharType="begin"/>
+          </w:r>
+          <w:r>
+            <w:instrText xml:space="preserve"> TOC \o "1-3" \h \z \u </w:instrText>
+          </w:r>
+          <w:r>
+            <w:fldChar w:fldCharType="separate"/>
+          </w:r>
+          <w:hyperlink w:anchor="_Toc241579491" w:history="1">
+            <w:r>
+              <w:rPr>
+                <w:rStyle w:val="Hyperlink"/>
+                <w:noProof/>
+              </w:rPr>
+              <w:t>1. Introduction</w:t>
+            </w:r>
+            <w:r>
+              <w:rPr>
+                <w:noProof/>
+                <w:webHidden/>
+              </w:rPr>
+              <w:tab/>
+            </w:r>
+            <w:r>
+              <w:rPr>
+                <w:noProof/>
+                <w:webHidden/>
+              </w:rPr>
+              <w:fldChar w:fldCharType="begin"/>
+            </w:r>
+            <w:r>
+              <w:rPr>
+                <w:noProof/>
+                <w:webHidden/>
+              </w:rPr>
+              <w:instrText xml:space="preserve"> PAGEREF _Toc241579491 \h </w:instrText>
+            </w:r>
+            <w:r>
+              <w:rPr>
+                <w:noProof/>
+                <w:webHidden/>
+              </w:rPr>
+            </w:r>
+            <w:r>
+              <w:rPr>
+                <w:noProof/>
+                <w:webHidden/>
+              </w:rPr>
+              <w:fldChar w:fldCharType="separate"/>
+            </w:r>
+            <w:r>
+              <w:rPr>
+                <w:noProof/>
+                <w:webHidden/>
+              </w:rPr>
+              <w:t>2</w:t>
+            </w:r>
+            <w:r>
+              <w:rPr>
+                <w:noProof/>
+                <w:webHidden/>
+              </w:rPr>
+              <w:fldChar w:fldCharType="end"/>
+            </w:r>
+          </w:hyperlink>
+        </w:p>
+        <w:p>
+          <w:pPr>
+            <w:pStyle w:val="TOC1"/>
+            <w:tabs>
+              <w:tab w:val="right" w:leader="dot" w:pos="8990"/>
+            </w:tabs>
+            <w:rPr>
+              <w:noProof/>
+            </w:rPr>
+          </w:pPr>
+          <w:hyperlink w:anchor="_Toc241579492" w:history="1">
+            <w:r>
+              <w:rPr>
+                <w:rStyle w:val="Hyperlink"/>
+                <w:noProof/>
+              </w:rPr>
+              <w:t>2. Objectives</w:t>
+            </w:r>
+            <w:r>
+              <w:rPr>
+                <w:noProof/>
+                <w:webHidden/>
+              </w:rPr>
+              <w:tab/>
+            </w:r>
+            <w:r>
+              <w:rPr>
+                <w:noProof/>
+                <w:webHidden/>
+              </w:rPr>
+              <w:fldChar w:fldCharType="begin"/>
+            </w:r>
+            <w:r>
+              <w:rPr>
+                <w:noProof/>
+                <w:webHidden/>
+              </w:rPr>
+              <w:instrText xml:space="preserve"> PAGEREF _Toc241579492 \h </w:instrText>
+            </w:r>
+            <w:r>
+              <w:rPr>
+                <w:noProof/>
+                <w:webHidden/>
+              </w:rPr>
+            </w:r>
+            <w:r>
+              <w:rPr>
+                <w:noProof/>
+                <w:webHidden/>
+              </w:rPr>
+              <w:fldChar w:fldCharType="separate"/>
+            </w:r>
+            <w:r>
+              <w:rPr>
+                <w:noProof/>
+                <w:webHidden/>
+              </w:rPr>
+              <w:t>2</w:t>
+            </w:r>
+            <w:r>
+              <w:rPr>
+                <w:noProof/>
+                <w:webHidden/>
+              </w:rPr>
+              <w:fldChar w:fldCharType="end"/>
+            </w:r>
+          </w:hyperlink>
+        </w:p>
+        <w:p>
+          <w:pPr>
+            <w:pStyle w:val="TOC2"/>
+            <w:tabs>
+              <w:tab w:val="right" w:leader="dot" w:pos="8990"/>
+            </w:tabs>
+            <w:rPr>
+              <w:noProof/>
+            </w:rPr>
+          </w:pPr>
+          <w:hyperlink w:anchor="_Toc241579493" w:history="1">
+            <w:r>
+              <w:rPr>
+                <w:rStyle w:val="Hyperlink"/>
+                <w:noProof/>
+              </w:rPr>
+              <w:t>2.1 Aim of the Project</w:t>
+            </w:r>
+            <w:r>
+              <w:rPr>
+                <w:noProof/>
+                <w:webHidden/>
+              </w:rPr>
+              <w:tab/>
+            </w:r>
+            <w:r>
+              <w:rPr>
+                <w:noProof/>
+                <w:webHidden/>
+              </w:rPr>
+              <w:fldChar w:fldCharType="begin"/>
+            </w:r>
+            <w:r>
+              <w:rPr>
+                <w:noProof/>
+                <w:webHidden/>
+              </w:rPr>
+              <w:instrText xml:space="preserve"> PAGEREF _Toc241579493 \h </w:instrText>
+            </w:r>
+            <w:r>
+              <w:rPr>
+                <w:noProof/>
+                <w:webHidden/>
+              </w:rPr>
+            </w:r>
+            <w:r>
+              <w:rPr>
+                <w:noProof/>
+                <w:webHidden/>
+              </w:rPr>
+              <w:fldChar w:fldCharType="separate"/>
+            </w:r>
+            <w:r>
+              <w:rPr>
+                <w:noProof/>
+                <w:webHidden/>
+              </w:rPr>
+              <w:t>2</w:t>
+            </w:r>
+            <w:r>
+              <w:rPr>
+                <w:noProof/>
+                <w:webHidden/>
+              </w:rPr>
+              <w:fldChar w:fldCharType="end"/>
+            </w:r>
+          </w:hyperlink>
+        </w:p>
+        <w:p>
+          <w:pPr>
+            <w:pStyle w:val="TOC2"/>
+            <w:tabs>
+              <w:tab w:val="right" w:leader="dot" w:pos="8990"/>
+            </w:tabs>
+            <w:rPr>
+              <w:noProof/>
+            </w:rPr>
+          </w:pPr>
+          <w:hyperlink w:anchor="_Toc241579494" w:history="1">
+            <w:r>
+              <w:rPr>
+                <w:rStyle w:val="Hyperlink"/>
+                <w:noProof/>
+              </w:rPr>
+              <w:t>2.2 Specific Goals</w:t>
+            </w:r>
+            <w:r>
+              <w:rPr>
+                <w:noProof/>
+                <w:webHidden/>
+              </w:rPr>
+              <w:tab/>
+            </w:r>
+            <w:r>
+              <w:rPr>
+                <w:noProof/>
+                <w:webHidden/>
+              </w:rPr>
+              <w:fldChar w:fldCharType="begin"/>
+            </w:r>
+            <w:r>
+              <w:rPr>
+                <w:noProof/>
+                <w:webHidden/>
+              </w:rPr>
+              <w:instrText xml:space="preserve"> PAGEREF _Toc241579494 \h </w:instrText>
+            </w:r>
+            <w:r>
+              <w:rPr>
+                <w:noProof/>
+                <w:webHidden/>
+              </w:rPr>
+            </w:r>
+            <w:r>
+              <w:rPr>
+                <w:noProof/>
+                <w:webHidden/>
+              </w:rPr>
+              <w:fldChar w:fldCharType="separate"/>
+            </w:r>
+            <w:r>
+              <w:rPr>
+                <w:noProof/>
+                <w:webHidden/>
+              </w:rPr>
+              <w:t>2</w:t>
+            </w:r>
+            <w:r>
+              <w:rPr>
+                <w:noProof/>
+                <w:webHidden/>
+              </w:rPr>
+              <w:fldChar w:fldCharType="end"/>
+            </w:r>
+          </w:hyperlink>
+        </w:p>
+        <w:p>
+          <w:pPr>
+            <w:pStyle w:val="TOC2"/>
+            <w:tabs>
+              <w:tab w:val="right" w:leader="dot" w:pos="8990"/>
+            </w:tabs>
+            <w:rPr>
+              <w:noProof/>
+            </w:rPr>
+          </w:pPr>
+          <w:hyperlink w:anchor="_Toc241579495" w:history="1">
+            <w:r>
+              <w:rPr>
+                <w:rStyle w:val="Hyperlink"/>
+                <w:noProof/>
+              </w:rPr>
+              <w:t>2.3 Key Functionalities</w:t>
+            </w:r>
+            <w:r>
+              <w:rPr>
+                <w:noProof/>
+                <w:webHidden/>
+              </w:rPr>
+              <w:tab/>
+            </w:r>
+            <w:r>
+              <w:rPr>
+                <w:noProof/>
+                <w:webHidden/>
+              </w:rPr>
+              <w:fldChar w:fldCharType="begin"/>
+            </w:r>
+            <w:r>
+              <w:rPr>
+                <w:noProof/>
+                <w:webHidden/>
+              </w:rPr>
+              <w:instrText xml:space="preserve"> PAGEREF _Toc241579495 \h </w:instrText>
+            </w:r>
+            <w:r>
+              <w:rPr>
+                <w:noProof/>
+                <w:webHidden/>
+              </w:rPr>
+            </w:r>
+            <w:r>
+              <w:rPr>
+                <w:noProof/>
+                <w:webHidden/>
+              </w:rPr>
+              <w:fldChar w:fldCharType="separate"/>
+            </w:r>
+            <w:r>
+              <w:rPr>
+                <w:noProof/>
+                <w:webHidden/>
+              </w:rPr>
+              <w:t>3</w:t>
+            </w:r>
+            <w:r>
+              <w:rPr>
+                <w:noProof/>
+                <w:webHidden/>
+              </w:rPr>
+              <w:fldChar w:fldCharType="end"/>
+            </w:r>
+          </w:hyperlink>
+        </w:p>
+        <w:p>
+          <w:pPr>
+            <w:pStyle w:val="TOC1"/>
+            <w:tabs>
+              <w:tab w:val="right" w:leader="dot" w:pos="8990"/>
+            </w:tabs>
+            <w:rPr>
+              <w:noProof/>
+            </w:rPr>
+          </w:pPr>
+          <w:hyperlink w:anchor="_Toc241579496" w:history="1">
+            <w:r>
+              <w:rPr>
+                <w:rStyle w:val="Hyperlink"/>
+                <w:noProof/>
+              </w:rPr>
+              <w:t>3. Motivation</w:t>
+            </w:r>
+            <w:r>
+              <w:rPr>
+                <w:noProof/>
+                <w:webHidden/>
+              </w:rPr>
+              <w:tab/>
+            </w:r>
+            <w:r>
+              <w:rPr>
+                <w:noProof/>
+                <w:webHidden/>
+              </w:rPr>
+              <w:fldChar w:fldCharType="begin"/>
+            </w:r>
+            <w:r>
+              <w:rPr>
+                <w:noProof/>
+                <w:webHidden/>
+              </w:rPr>
+              <w:instrText xml:space="preserve"> PAGEREF _Toc241579496 \h </w:instrText>
+            </w:r>
+            <w:r>
+              <w:rPr>
+                <w:noProof/>
+                <w:webHidden/>
+              </w:rPr>
+            </w:r>
+            <w:r>
+              <w:rPr>
+                <w:noProof/>
+                <w:webHidden/>
+              </w:rPr>
+              <w:fldChar w:fldCharType="separate"/>
+            </w:r>
+            <w:r>
+              <w:rPr>
+                <w:noProof/>
+                <w:webHidden/>
+              </w:rPr>
+              <w:t>3</w:t>
+            </w:r>
+            <w:r>
+              <w:rPr>
+                <w:noProof/>
+                <w:webHidden/>
+              </w:rPr>
+              <w:fldChar w:fldCharType="end"/>
+            </w:r>
+          </w:hyperlink>
+        </w:p>
+        <w:p>
+          <w:pPr>
+            <w:pStyle w:val="TOC2"/>
+            <w:tabs>
+              <w:tab w:val="right" w:leader="dot" w:pos="8990"/>
+            </w:tabs>
+            <w:rPr>
+              <w:noProof/>
+            </w:rPr>
+          </w:pPr>
+          <w:hyperlink w:anchor="_Toc241579497" w:history="1">
+            <w:r>
+              <w:rPr>
+                <w:rStyle w:val="Hyperlink"/>
+                <w:noProof/>
+              </w:rPr>
+              <w:t>3.1 Why This Project Was Selected</w:t>
+            </w:r>
+            <w:r>
+              <w:rPr>
+                <w:noProof/>
+                <w:webHidden/>
+              </w:rPr>
+              <w:tab/>
+            </w:r>
+            <w:r>
+              <w:rPr>
+                <w:noProof/>
+                <w:webHidden/>
+              </w:rPr>
+              <w:fldChar w:fldCharType="begin"/>
+            </w:r>
+            <w:r>
+              <w:rPr>
+                <w:noProof/>
+                <w:webHidden/>
+              </w:rPr>
+              <w:instrText xml:space="preserve"> PAGEREF _Toc241579497 \h </w:instrText>
+            </w:r>
+            <w:r>
+              <w:rPr>
+                <w:noProof/>
+                <w:webHidden/>
+              </w:rPr>
+            </w:r>
+            <w:r>
+              <w:rPr>
+                <w:noProof/>
+                <w:webHidden/>
+              </w:rPr>
+              <w:fldChar w:fldCharType="separate"/>
+            </w:r>
+            <w:r>
+              <w:rPr>
+                <w:noProof/>
+                <w:webHidden/>
+              </w:rPr>
+              <w:t>3</w:t>
+            </w:r>
+            <w:r>
+              <w:rPr>
+                <w:noProof/>
+                <w:webHidden/>
+              </w:rPr>
+              <w:fldChar w:fldCharType="end"/>
+            </w:r>
+          </w:hyperlink>
+        </w:p>
+        <w:p>
+          <w:pPr>
+            <w:pStyle w:val="TOC2"/>
+            <w:tabs>
+              <w:tab w:val="right" w:leader="dot" w:pos="8990"/>
+            </w:tabs>
+            <w:rPr>
+              <w:noProof/>
+            </w:rPr>
+          </w:pPr>
+          <w:hyperlink w:anchor="_Toc241579498" w:history="1">
+            <w:r>
+              <w:rPr>
+                <w:rStyle w:val="Hyperlink"/>
+                <w:noProof/>
+              </w:rPr>
+              <w:t>3.2 Problem and Real-World Need</w:t>
+            </w:r>
+            <w:r>
+              <w:rPr>
+                <w:noProof/>
+                <w:webHidden/>
+              </w:rPr>
+              <w:tab/>
+            </w:r>
+            <w:r>
+              <w:rPr>
+                <w:noProof/>
+                <w:webHidden/>
+              </w:rPr>
+              <w:fldChar w:fldCharType="begin"/>
+            </w:r>
+            <w:r>
+              <w:rPr>
+                <w:noProof/>
+                <w:webHidden/>
+              </w:rPr>
+              <w:instrText xml:space="preserve"> PAGEREF _Toc241579498 \h </w:instrText>
+            </w:r>
+            <w:r>
+              <w:rPr>
+                <w:noProof/>
+                <w:webHidden/>
+              </w:rPr>
+            </w:r>
+            <w:r>
+              <w:rPr>
+                <w:noProof/>
+                <w:webHidden/>
+              </w:rPr>
+              <w:fldChar w:fldCharType="separate"/>
+            </w:r>
+            <w:r>
+              <w:rPr>
+                <w:noProof/>
+                <w:webHidden/>
+              </w:rPr>
+              <w:t>3</w:t>
+            </w:r>
+            <w:r>
+              <w:rPr>
+                <w:noProof/>
+                <w:webHidden/>
+              </w:rPr>
+              <w:fldChar w:fldCharType="end"/>
+            </w:r>
+          </w:hyperlink>
+        </w:p>
+        <w:p>
+          <w:pPr>
+            <w:pStyle w:val="TOC1"/>
+            <w:tabs>
+              <w:tab w:val="right" w:leader="dot" w:pos="8990"/>
+            </w:tabs>
+            <w:rPr>
+              <w:noProof/>
+            </w:rPr>
+          </w:pPr>
+          <w:hyperlink w:anchor="_Toc241579499" w:history="1">
+            <w:r>
+              <w:rPr>
+                <w:rStyle w:val="Hyperlink"/>
+                <w:noProof/>
+              </w:rPr>
+              <w:t>4. Applications</w:t>
+            </w:r>
+            <w:r>
+              <w:rPr>
+                <w:noProof/>
+                <w:webHidden/>
+              </w:rPr>
+              <w:tab/>
+            </w:r>
+            <w:r>
+              <w:rPr>
+                <w:noProof/>
+                <w:webHidden/>
+              </w:rPr>
+              <w:fldChar w:fldCharType="begin"/>
+            </w:r>
+            <w:r>
+              <w:rPr>
+                <w:noProof/>
+                <w:webHidden/>
+              </w:rPr>
+              <w:instrText xml:space="preserve"> PAGEREF _Toc241579499 \h </w:instrText>
+            </w:r>
+            <w:r>
+              <w:rPr>
+                <w:noProof/>
+                <w:webHidden/>
+              </w:rPr>
+            </w:r>
+            <w:r>
+              <w:rPr>
+                <w:noProof/>
+                <w:webHidden/>
+              </w:rPr>
+              <w:fldChar w:fldCharType="separate"/>
+            </w:r>
+            <w:r>
+              <w:rPr>
+                <w:noProof/>
+                <w:webHidden/>
+              </w:rPr>
+              <w:t>4</w:t>
+            </w:r>
+            <w:r>
+              <w:rPr>
+                <w:noProof/>
+                <w:webHidden/>
+              </w:rPr>
+              <w:fldChar w:fldCharType="end"/>
+            </w:r>
+          </w:hyperlink>
+        </w:p>
+        <w:p>
+          <w:pPr>
+            <w:pStyle w:val="TOC2"/>
+            <w:tabs>
+              <w:tab w:val="right" w:leader="dot" w:pos="8990"/>
+            </w:tabs>
+            <w:rPr>
+              <w:noProof/>
+            </w:rPr>
+          </w:pPr>
+          <w:hyperlink w:anchor="_Toc241579500" w:history="1">
+            <w:r>
+              <w:rPr>
+                <w:rStyle w:val="Hyperlink"/>
+                <w:noProof/>
+              </w:rPr>
+              <w:t>4.1 Where the Project Can Be Used</w:t>
+            </w:r>
+            <w:r>
+              <w:rPr>
+                <w:noProof/>
+                <w:webHidden/>
+              </w:rPr>
+              <w:tab/>
+            </w:r>
+            <w:r>
+              <w:rPr>
+                <w:noProof/>
+                <w:webHidden/>
+              </w:rPr>
+              <w:fldChar w:fldCharType="begin"/>
+            </w:r>
+            <w:r>
+              <w:rPr>
+                <w:noProof/>
+                <w:webHidden/>
+              </w:rPr>
+              <w:instrText xml:space="preserve"> PAGEREF _Toc241579500 \h </w:instrText>
+            </w:r>
+            <w:r>
+              <w:rPr>
+                <w:noProof/>
+                <w:webHidden/>
+              </w:rPr>
+            </w:r>
+            <w:r>
+              <w:rPr>
+                <w:noProof/>
+                <w:webHidden/>
+              </w:rPr>
+              <w:fldChar w:fldCharType="separate"/>
+            </w:r>
+            <w:r>
+              <w:rPr>
+                <w:noProof/>
+                <w:webHidden/>
+              </w:rPr>
+              <w:t>4</w:t>
+            </w:r>
+            <w:r>
+              <w:rPr>
+                <w:noProof/>
+                <w:webHidden/>
+              </w:rPr>
+              <w:fldChar w:fldCharType="end"/>
+            </w:r>
+          </w:hyperlink>
+        </w:p>
+        <w:p>
+          <w:pPr>
+            <w:pStyle w:val="TOC2"/>
+            <w:tabs>
+              <w:tab w:val="right" w:leader="dot" w:pos="8990"/>
+            </w:tabs>
+            <w:rPr>
+              <w:noProof/>
+            </w:rPr>
+          </w:pPr>
+          <w:hyperlink w:anchor="_Toc241579501" w:history="1">
+            <w:r>
+              <w:rPr>
+                <w:rStyle w:val="Hyperlink"/>
+                <w:noProof/>
+              </w:rPr>
+              <w:t>4.2 Potential Users</w:t>
+            </w:r>
+            <w:r>
+              <w:rPr>
+                <w:noProof/>
+                <w:webHidden/>
+              </w:rPr>
+              <w:tab/>
+            </w:r>
+            <w:r>
+              <w:rPr>
+                <w:noProof/>
+                <w:webHidden/>
+              </w:rPr>
+              <w:fldChar w:fldCharType="begin"/>
+            </w:r>
+            <w:r>
+              <w:rPr>
+                <w:noProof/>
+                <w:webHidden/>
+              </w:rPr>
+              <w:instrText xml:space="preserve"> PAGEREF _Toc241579501 \h </w:instrText>
+            </w:r>
+            <w:r>
+              <w:rPr>
+                <w:noProof/>
+                <w:webHidden/>
+              </w:rPr>
+            </w:r>
+            <w:r>
+              <w:rPr>
+                <w:noProof/>
+                <w:webHidden/>
+              </w:rPr>
+              <w:fldChar w:fldCharType="separate"/>
+            </w:r>
+            <w:r>
+              <w:rPr>
+                <w:noProof/>
+                <w:webHidden/>
+              </w:rPr>
+              <w:t>4</w:t>
+            </w:r>
+            <w:r>
+              <w:rPr>
+                <w:noProof/>
+                <w:webHidden/>
+              </w:rPr>
+              <w:fldChar w:fldCharType="end"/>
+            </w:r>
+          </w:hyperlink>
+        </w:p>
+        <w:p>
+          <w:pPr>
+            <w:pStyle w:val="TOC2"/>
+            <w:tabs>
+              <w:tab w:val="right" w:leader="dot" w:pos="8990"/>
+            </w:tabs>
+            <w:rPr>
+              <w:noProof/>
+            </w:rPr>
+          </w:pPr>
+          <w:hyperlink w:anchor="_Toc241579502" w:history="1">
+            <w:r>
+              <w:rPr>
+                <w:rStyle w:val="Hyperlink"/>
+                <w:noProof/>
+              </w:rPr>
+              <w:t>4.3 Practical Uses and Benefits</w:t>
+            </w:r>
+            <w:r>
+              <w:rPr>
+                <w:noProof/>
+                <w:webHidden/>
+              </w:rPr>
+              <w:tab/>
+            </w:r>
+            <w:r>
+              <w:rPr>
+                <w:noProof/>
+                <w:webHidden/>
+              </w:rPr>
+              <w:fldChar w:fldCharType="begin"/>
+            </w:r>
+            <w:r>
+              <w:rPr>
+                <w:noProof/>
+                <w:webHidden/>
+              </w:rPr>
+              <w:instrText xml:space="preserve"> PAGEREF _Toc241579502 \h </w:instrText>
+            </w:r>
+            <w:r>
+              <w:rPr>
+                <w:noProof/>
+                <w:webHidden/>
+              </w:rPr>
+            </w:r>
+            <w:r>
+              <w:rPr>
+                <w:noProof/>
+                <w:webHidden/>
+              </w:rPr>
+              <w:fldChar w:fldCharType="separate"/>
+            </w:r>
+            <w:r>
+              <w:rPr>
+                <w:noProof/>
+                <w:webHidden/>
+              </w:rPr>
+              <w:t>4</w:t>
+            </w:r>
+            <w:r>
+              <w:rPr>
+                <w:noProof/>
+                <w:webHidden/>
+              </w:rPr>
+              <w:fldChar w:fldCharType="end"/>
+            </w:r>
+          </w:hyperlink>
+        </w:p>
+        <w:p>
+          <w:pPr>
+            <w:pStyle w:val="TOC1"/>
+            <w:tabs>
+              <w:tab w:val="right" w:leader="dot" w:pos="8990"/>
+            </w:tabs>
+            <w:rPr>
+              <w:noProof/>
+            </w:rPr>
+          </w:pPr>
+          <w:hyperlink w:anchor="_Toc241579503" w:history="1">
+            <w:r>
+              <w:rPr>
+                <w:rStyle w:val="Hyperlink"/>
+                <w:noProof/>
+              </w:rPr>
+              <w:t>5. Project Description</w:t>
+            </w:r>
+            <w:r>
+              <w:rPr>
+                <w:noProof/>
+                <w:webHidden/>
+              </w:rPr>
+              <w:tab/>
+            </w:r>
+            <w:r>
+              <w:rPr>
+                <w:noProof/>
+                <w:webHidden/>
+              </w:rPr>
+              <w:fldChar w:fldCharType="begin"/>
+            </w:r>
+            <w:r>
+              <w:rPr>
+                <w:noProof/>
+                <w:webHidden/>
+              </w:rPr>
+              <w:instrText xml:space="preserve"> PAGEREF _Toc241579503 \h </w:instrText>
+            </w:r>
+            <w:r>
+              <w:rPr>
+                <w:noProof/>
+                <w:webHidden/>
+              </w:rPr>
+            </w:r>
+            <w:r>
+              <w:rPr>
+                <w:noProof/>
+                <w:webHidden/>
+              </w:rPr>
+              <w:fldChar w:fldCharType="separate"/>
+            </w:r>
+            <w:r>
+              <w:rPr>
+                <w:noProof/>
+                <w:webHidden/>
+              </w:rPr>
+              <w:t>4</w:t>
+            </w:r>
+            <w:r>
+              <w:rPr>
+                <w:noProof/>
+                <w:webHidden/>
+              </w:rPr>
+              <w:fldChar w:fldCharType="end"/>
+            </w:r>
+          </w:hyperlink>
+        </w:p>
+        <w:p>
+          <w:pPr>
+            <w:pStyle w:val="TOC2"/>
+            <w:tabs>
+              <w:tab w:val="right" w:leader="dot" w:pos="8990"/>
+            </w:tabs>
+            <w:rPr>
+              <w:noProof/>
+            </w:rPr>
+          </w:pPr>
+          <w:hyperlink w:anchor="_Toc241579504" w:history="1">
+            <w:r>
+              <w:rPr>
+                <w:rStyle w:val="Hyperlink"/>
+                <w:noProof/>
+              </w:rPr>
+              <w:t>5.1 Overall System Diagram</w:t>
+            </w:r>
+            <w:r>
+              <w:rPr>
+                <w:noProof/>
+                <w:webHidden/>
+              </w:rPr>
+              <w:tab/>
+            </w:r>
+            <w:r>
+              <w:rPr>
+                <w:noProof/>
+                <w:webHidden/>
+              </w:rPr>
+              <w:fldChar w:fldCharType="begin"/>
+            </w:r>
+            <w:r>
+              <w:rPr>
+                <w:noProof/>
+                <w:webHidden/>
+              </w:rPr>
+              <w:instrText xml:space="preserve"> PAGEREF _Toc241579504 \h </w:instrText>
+            </w:r>
+            <w:r>
+              <w:rPr>
+                <w:noProof/>
+                <w:webHidden/>
+              </w:rPr>
+            </w:r>
+            <w:r>
+              <w:rPr>
+                <w:noProof/>
+                <w:webHidden/>
+              </w:rPr>
+              <w:fldChar w:fldCharType="separate"/>
+            </w:r>
+            <w:r>
+              <w:rPr>
+                <w:noProof/>
+                <w:webHidden/>
+              </w:rPr>
+              <w:t>4</w:t>
+            </w:r>
+            <w:r>
+              <w:rPr>
+                <w:noProof/>
+                <w:webHidden/>
+              </w:rPr>
+              <w:fldChar w:fldCharType="end"/>
+            </w:r>
+          </w:hyperlink>
+        </w:p>
+        <w:p>
+          <w:pPr>
+            <w:pStyle w:val="TOC2"/>
+            <w:tabs>
+              <w:tab w:val="right" w:leader="dot" w:pos="8990"/>
+            </w:tabs>
+            <w:rPr>
+              <w:noProof/>
+            </w:rPr>
+          </w:pPr>
+          <w:hyperlink w:anchor="_Toc241579505" w:history="1">
+            <w:r>
+              <w:rPr>
+                <w:rStyle w:val="Hyperlink"/>
+                <w:noProof/>
+              </w:rPr>
+              <w:t>5.2 Main Features and Functionalities</w:t>
+            </w:r>
+            <w:r>
+              <w:rPr>
+                <w:noProof/>
+                <w:webHidden/>
+              </w:rPr>
+              <w:tab/>
+            </w:r>
+            <w:r>
+              <w:rPr>
+                <w:noProof/>
+                <w:webHidden/>
+              </w:rPr>
+              <w:fldChar w:fldCharType="begin"/>
+            </w:r>
+            <w:r>
+              <w:rPr>
+                <w:noProof/>
+                <w:webHidden/>
+              </w:rPr>
+              <w:instrText xml:space="preserve"> PAGEREF _Toc241579505 \h </w:instrText>
+            </w:r>
+            <w:r>
+              <w:rPr>
+                <w:noProof/>
+                <w:webHidden/>
+              </w:rPr>
+            </w:r>
+            <w:r>
+              <w:rPr>
+                <w:noProof/>
+                <w:webHidden/>
+              </w:rPr>
+              <w:fldChar w:fldCharType="separate"/>
+            </w:r>
+            <w:r>
+              <w:rPr>
+                <w:noProof/>
+                <w:webHidden/>
+              </w:rPr>
+              <w:t>5</w:t>
+            </w:r>
+            <w:r>
+              <w:rPr>
+                <w:noProof/>
+                <w:webHidden/>
+              </w:rPr>
+              <w:fldChar w:fldCharType="end"/>
+            </w:r>
+          </w:hyperlink>
+        </w:p>
+        <w:p>
+          <w:pPr>
+            <w:pStyle w:val="TOC2"/>
+            <w:tabs>
+              <w:tab w:val="right" w:leader="dot" w:pos="8990"/>
+            </w:tabs>
+            <w:rPr>
+              <w:noProof/>
+            </w:rPr>
+          </w:pPr>
+          <w:hyperlink w:anchor="_Toc241579506" w:history="1">
+            <w:r>
+              <w:rPr>
+                <w:rStyle w:val="Hyperlink"/>
+                <w:noProof/>
+              </w:rPr>
+              <w:t>5.3 Major Modules and Classes</w:t>
+            </w:r>
+            <w:r>
+              <w:rPr>
+                <w:noProof/>
+                <w:webHidden/>
+              </w:rPr>
+              <w:tab/>
+            </w:r>
+            <w:r>
+              <w:rPr>
+                <w:noProof/>
+                <w:webHidden/>
+              </w:rPr>
+              <w:fldChar w:fldCharType="begin"/>
+            </w:r>
+            <w:r>
+              <w:rPr>
+                <w:noProof/>
+                <w:webHidden/>
+              </w:rPr>
+              <w:instrText xml:space="preserve"> PAGEREF _Toc241579506 \h </w:instrText>
+            </w:r>
+            <w:r>
+              <w:rPr>
+                <w:noProof/>
+                <w:webHidden/>
+              </w:rPr>
+            </w:r>
+            <w:r>
+              <w:rPr>
+                <w:noProof/>
+                <w:webHidden/>
+              </w:rPr>
+              <w:fldChar w:fldCharType="separate"/>
+            </w:r>
+            <w:r>
+              <w:rPr>
+                <w:noProof/>
+                <w:webHidden/>
+              </w:rPr>
+              <w:t>5</w:t>
+            </w:r>
+            <w:r>
+              <w:rPr>
+                <w:noProof/>
+                <w:webHidden/>
+              </w:rPr>
+              <w:fldChar w:fldCharType="end"/>
+            </w:r>
+          </w:hyperlink>
+        </w:p>
+        <w:p>
+          <w:pPr>
+            <w:pStyle w:val="TOC2"/>
+            <w:tabs>
+              <w:tab w:val="right" w:leader="dot" w:pos="8990"/>
+            </w:tabs>
+            <w:rPr>
+              <w:noProof/>
+            </w:rPr>
+          </w:pPr>
+          <w:hyperlink w:anchor="_Toc241579507" w:history="1">
+            <w:r>
+              <w:rPr>
+                <w:rStyle w:val="Hyperlink"/>
+                <w:noProof/>
+              </w:rPr>
+              <w:t>5.4 Class Hierarchy</w:t>
+            </w:r>
+            <w:r>
+              <w:rPr>
+                <w:noProof/>
+                <w:webHidden/>
+              </w:rPr>
+              <w:tab/>
+            </w:r>
+            <w:r>
+              <w:rPr>
+                <w:noProof/>
+                <w:webHidden/>
+              </w:rPr>
+              <w:fldChar w:fldCharType="begin"/>
+            </w:r>
+            <w:r>
+              <w:rPr>
+                <w:noProof/>
+                <w:webHidden/>
+              </w:rPr>
+              <w:instrText xml:space="preserve"> PAGEREF _Toc241579507 \h </w:instrText>
+            </w:r>
+            <w:r>
+              <w:rPr>
+                <w:noProof/>
+                <w:webHidden/>
+              </w:rPr>
+            </w:r>
+            <w:r>
+              <w:rPr>
+                <w:noProof/>
+                <w:webHidden/>
+              </w:rPr>
+              <w:fldChar w:fldCharType="separate"/>
+            </w:r>
+            <w:r>
+              <w:rPr>
+                <w:noProof/>
+                <w:webHidden/>
+              </w:rPr>
+              <w:t>6</w:t>
+            </w:r>
+            <w:r>
+              <w:rPr>
+                <w:noProof/>
+                <w:webHidden/>
+              </w:rPr>
+              <w:fldChar w:fldCharType="end"/>
+            </w:r>
+          </w:hyperlink>
+        </w:p>
+        <w:p>
+          <w:pPr>
+            <w:pStyle w:val="TOC2"/>
+            <w:tabs>
+              <w:tab w:val="right" w:leader="dot" w:pos="8990"/>
+            </w:tabs>
+            <w:rPr>
+              <w:noProof/>
+            </w:rPr>
+          </w:pPr>
+          <w:hyperlink w:anchor="_Toc241579508" w:history="1">
+            <w:r>
+              <w:rPr>
+                <w:rStyle w:val="Hyperlink"/>
+                <w:noProof/>
+              </w:rPr>
+              <w:t>5.5 Workflow of the System</w:t>
+            </w:r>
+            <w:r>
+              <w:rPr>
+                <w:noProof/>
+                <w:webHidden/>
+              </w:rPr>
+              <w:tab/>
+            </w:r>
+            <w:r>
+              <w:rPr>
+                <w:noProof/>
+                <w:webHidden/>
+              </w:rPr>
+              <w:fldChar w:fldCharType="begin"/>
+            </w:r>
+            <w:r>
+              <w:rPr>
+                <w:noProof/>
+                <w:webHidden/>
+              </w:rPr>
+              <w:instrText xml:space="preserve"> PAGEREF _Toc241579508 \h </w:instrText>
+            </w:r>
+            <w:r>
+              <w:rPr>
+                <w:noProof/>
+                <w:webHidden/>
+              </w:rPr>
+            </w:r>
+            <w:r>
+              <w:rPr>
+                <w:noProof/>
+                <w:webHidden/>
+              </w:rPr>
+              <w:fldChar w:fldCharType="separate"/>
+            </w:r>
+            <w:r>
+              <w:rPr>
+                <w:noProof/>
+                <w:webHidden/>
+              </w:rPr>
+              <w:t>6</w:t>
+            </w:r>
+            <w:r>
+              <w:rPr>
+                <w:noProof/>
+                <w:webHidden/>
+              </w:rPr>
+              <w:fldChar w:fldCharType="end"/>
+            </w:r>
+          </w:hyperlink>
+        </w:p>
+        <w:p>
+          <w:pPr>
+            <w:pStyle w:val="TOC2"/>
+            <w:tabs>
+              <w:tab w:val="right" w:leader="dot" w:pos="8990"/>
+            </w:tabs>
+            <w:rPr>
+              <w:noProof/>
+            </w:rPr>
+          </w:pPr>
+          <w:hyperlink w:anchor="_Toc241579509" w:history="1">
+            <w:r>
+              <w:rPr>
+                <w:rStyle w:val="Hyperlink"/>
+                <w:noProof/>
+              </w:rPr>
+              <w:t>5.6 Java / OOP Concepts Used</w:t>
+            </w:r>
+            <w:r>
+              <w:rPr>
+                <w:noProof/>
+                <w:webHidden/>
+              </w:rPr>
+              <w:tab/>
+            </w:r>
+            <w:r>
+              <w:rPr>
+                <w:noProof/>
+                <w:webHidden/>
+              </w:rPr>
+              <w:fldChar w:fldCharType="begin"/>
+            </w:r>
+            <w:r>
+              <w:rPr>
+                <w:noProof/>
+                <w:webHidden/>
+              </w:rPr>
+              <w:instrText xml:space="preserve"> PAGEREF _Toc241579509 \h </w:instrText>
+            </w:r>
+            <w:r>
+              <w:rPr>
+                <w:noProof/>
+                <w:webHidden/>
+              </w:rPr>
+            </w:r>
+            <w:r>
+              <w:rPr>
+                <w:noProof/>
+                <w:webHidden/>
+              </w:rPr>
+              <w:fldChar w:fldCharType="separate"/>
+            </w:r>
+            <w:r>
+              <w:rPr>
+                <w:noProof/>
+                <w:webHidden/>
+              </w:rPr>
+              <w:t>7</w:t>
+            </w:r>
+            <w:r>
+              <w:rPr>
+                <w:noProof/>
+                <w:webHidden/>
+              </w:rPr>
+              <w:fldChar w:fldCharType="end"/>
+            </w:r>
+          </w:hyperlink>
+        </w:p>
+        <w:p>
+          <w:pPr>
+            <w:pStyle w:val="TOC1"/>
+            <w:tabs>
+              <w:tab w:val="right" w:leader="dot" w:pos="8990"/>
+            </w:tabs>
+            <w:rPr>
+              <w:noProof/>
+            </w:rPr>
+          </w:pPr>
+          <w:hyperlink w:anchor="_Toc241579510" w:history="1">
+            <w:r>
+              <w:rPr>
+                <w:rStyle w:val="Hyperlink"/>
+                <w:noProof/>
+              </w:rPr>
+              <w:t>6. Tools &amp; Technologies</w:t>
+            </w:r>
+            <w:r>
+              <w:rPr>
+                <w:noProof/>
+                <w:webHidden/>
+              </w:rPr>
+              <w:tab/>
+            </w:r>
+            <w:r>
+              <w:rPr>
+                <w:noProof/>
+                <w:webHidden/>
+              </w:rPr>
+              <w:fldChar w:fldCharType="begin"/>
+            </w:r>
+            <w:r>
+              <w:rPr>
+                <w:noProof/>
+                <w:webHidden/>
+              </w:rPr>
+              <w:instrText xml:space="preserve"> PAGEREF _Toc241579510 \h </w:instrText>
+            </w:r>
+            <w:r>
+              <w:rPr>
+                <w:noProof/>
+                <w:webHidden/>
+              </w:rPr>
+            </w:r>
+            <w:r>
+              <w:rPr>
+                <w:noProof/>
+                <w:webHidden/>
+              </w:rPr>
+              <w:fldChar w:fldCharType="separate"/>
+            </w:r>
+            <w:r>
+              <w:rPr>
+                <w:noProof/>
+                <w:webHidden/>
+              </w:rPr>
+              <w:t>8</w:t>
+            </w:r>
+            <w:r>
+              <w:rPr>
+                <w:noProof/>
+                <w:webHidden/>
+              </w:rPr>
+              <w:fldChar w:fldCharType="end"/>
+            </w:r>
+          </w:hyperlink>
+        </w:p>
+        <w:p>
+          <w:pPr>
+            <w:pStyle w:val="TOC1"/>
+            <w:tabs>
+              <w:tab w:val="right" w:leader="dot" w:pos="8990"/>
+            </w:tabs>
+            <w:rPr>
+              <w:noProof/>
+            </w:rPr>
+          </w:pPr>
+          <w:hyperlink w:anchor="_Toc241579511" w:history="1">
+            <w:r>
+              <w:rPr>
+                <w:rStyle w:val="Hyperlink"/>
+                <w:noProof/>
+              </w:rPr>
+              <w:t>7. Output / Results</w:t>
+            </w:r>
+            <w:r>
+              <w:rPr>
+                <w:noProof/>
+                <w:webHidden/>
+              </w:rPr>
+              <w:tab/>
+            </w:r>
+            <w:r>
+              <w:rPr>
+                <w:noProof/>
+                <w:webHidden/>
+              </w:rPr>
+              <w:fldChar w:fldCharType="begin"/>
+            </w:r>
+            <w:r>
+              <w:rPr>
+                <w:noProof/>
+                <w:webHidden/>
+              </w:rPr>
+              <w:instrText xml:space="preserve"> PAGEREF _Toc241579511 \h </w:instrText>
+            </w:r>
+            <w:r>
+              <w:rPr>
+                <w:noProof/>
+                <w:webHidden/>
+              </w:rPr>
+            </w:r>
+            <w:r>
+              <w:rPr>
+                <w:noProof/>
+                <w:webHidden/>
+              </w:rPr>
+              <w:fldChar w:fldCharType="separate"/>
+            </w:r>
+            <w:r>
+              <w:rPr>
+                <w:noProof/>
+                <w:webHidden/>
+              </w:rPr>
+              <w:t>9</w:t>
+            </w:r>
+            <w:r>
+              <w:rPr>
+                <w:noProof/>
+                <w:webHidden/>
+              </w:rPr>
+              <w:fldChar w:fldCharType="end"/>
+            </w:r>
+          </w:hyperlink>
+        </w:p>
+        <w:p>
+          <w:pPr>
+            <w:pStyle w:val="TOC2"/>
+            <w:tabs>
+              <w:tab w:val="right" w:leader="dot" w:pos="8990"/>
+            </w:tabs>
+            <w:rPr>
+              <w:noProof/>
+            </w:rPr>
+          </w:pPr>
+          <w:hyperlink w:anchor="_Toc241579512" w:history="1">
+            <w:r>
+              <w:rPr>
+                <w:rStyle w:val="Hyperlink"/>
+                <w:noProof/>
+              </w:rPr>
+              <w:t>7.1 Screenshots of the Developed System</w:t>
+            </w:r>
+            <w:r>
+              <w:rPr>
+                <w:noProof/>
+                <w:webHidden/>
+              </w:rPr>
+              <w:tab/>
+            </w:r>
+            <w:r>
+              <w:rPr>
+                <w:noProof/>
+                <w:webHidden/>
+              </w:rPr>
+              <w:fldChar w:fldCharType="begin"/>
+            </w:r>
+            <w:r>
+              <w:rPr>
+                <w:noProof/>
+                <w:webHidden/>
+              </w:rPr>
+              <w:instrText xml:space="preserve"> PAGEREF _Toc241579512 \h </w:instrText>
+            </w:r>
+            <w:r>
+              <w:rPr>
+                <w:noProof/>
+                <w:webHidden/>
+              </w:rPr>
+            </w:r>
+            <w:r>
+              <w:rPr>
+                <w:noProof/>
+                <w:webHidden/>
+              </w:rPr>
+              <w:fldChar w:fldCharType="separate"/>
+            </w:r>
+            <w:r>
+              <w:rPr>
+                <w:noProof/>
+                <w:webHidden/>
+              </w:rPr>
+              <w:t>9</w:t>
+            </w:r>
+            <w:r>
+              <w:rPr>
+                <w:noProof/>
+                <w:webHidden/>
+              </w:rPr>
+              <w:fldChar w:fldCharType="end"/>
+            </w:r>
+          </w:hyperlink>
+        </w:p>
+        <w:p>
+          <w:pPr>
+            <w:pStyle w:val="TOC2"/>
+            <w:tabs>
+              <w:tab w:val="right" w:leader="dot" w:pos="8990"/>
+            </w:tabs>
+            <w:rPr>
+              <w:noProof/>
+            </w:rPr>
+          </w:pPr>
+          <w:hyperlink w:anchor="_Toc241579513" w:history="1">
+            <w:r>
+              <w:rPr>
+                <w:rStyle w:val="Hyperlink"/>
+                <w:noProof/>
+              </w:rPr>
+              <w:t>7.2 Sample Inputs and Outputs</w:t>
+            </w:r>
+            <w:r>
+              <w:rPr>
+                <w:noProof/>
+                <w:webHidden/>
+              </w:rPr>
+              <w:tab/>
+            </w:r>
+            <w:r>
+              <w:rPr>
+                <w:noProof/>
+                <w:webHidden/>
+              </w:rPr>
+              <w:fldChar w:fldCharType="begin"/>
+            </w:r>
+            <w:r>
+              <w:rPr>
+                <w:noProof/>
+                <w:webHidden/>
+              </w:rPr>
+              <w:instrText xml:space="preserve"> PAGEREF _Toc241579513 \h </w:instrText>
+            </w:r>
+            <w:r>
+              <w:rPr>
+                <w:noProof/>
+                <w:webHidden/>
+              </w:rPr>
+            </w:r>
+            <w:r>
+              <w:rPr>
+                <w:noProof/>
+                <w:webHidden/>
+              </w:rPr>
+              <w:fldChar w:fldCharType="separate"/>
+            </w:r>
+            <w:r>
+              <w:rPr>
+                <w:noProof/>
+                <w:webHidden/>
+              </w:rPr>
+              <w:t>14</w:t>
+            </w:r>
+            <w:r>
+              <w:rPr>
+                <w:noProof/>
+                <w:webHidden/>
+              </w:rPr>
+              <w:fldChar w:fldCharType="end"/>
+            </w:r>
+          </w:hyperlink>
+        </w:p>
+        <w:p>
+          <w:pPr>
+            <w:pStyle w:val="TOC2"/>
+            <w:tabs>
+              <w:tab w:val="right" w:leader="dot" w:pos="8990"/>
+            </w:tabs>
+            <w:rPr>
+              <w:noProof/>
+            </w:rPr>
+          </w:pPr>
+          <w:hyperlink w:anchor="_Toc241579514" w:history="1">
+            <w:r>
+              <w:rPr>
+                <w:rStyle w:val="Hyperlink"/>
+                <w:noProof/>
+              </w:rPr>
+              <w:t>7.3 Error Handling and Output</w:t>
+            </w:r>
+            <w:r>
+              <w:rPr>
+                <w:noProof/>
+                <w:webHidden/>
+              </w:rPr>
+              <w:tab/>
+            </w:r>
+            <w:r>
+              <w:rPr>
+                <w:noProof/>
+                <w:webHidden/>
+              </w:rPr>
+              <w:fldChar w:fldCharType="begin"/>
+            </w:r>
+            <w:r>
+              <w:rPr>
+                <w:noProof/>
+                <w:webHidden/>
+              </w:rPr>
+              <w:instrText xml:space="preserve"> PAGEREF _Toc241579514 \h </w:instrText>
+            </w:r>
+            <w:r>
+              <w:rPr>
+                <w:noProof/>
+                <w:webHidden/>
+              </w:rPr>
+            </w:r>
+            <w:r>
+              <w:rPr>
+                <w:noProof/>
+                <w:webHidden/>
+              </w:rPr>
+              <w:fldChar w:fldCharType="separate"/>
+            </w:r>
+            <w:r>
+              <w:rPr>
+                <w:noProof/>
+                <w:webHidden/>
+              </w:rPr>
+              <w:t>15</w:t>
+            </w:r>
+            <w:r>
+              <w:rPr>
+                <w:noProof/>
+                <w:webHidden/>
+              </w:rPr>
+              <w:fldChar w:fldCharType="end"/>
+            </w:r>
+          </w:hyperlink>
+        </w:p>
+        <w:p>
+          <w:pPr>
+            <w:pStyle w:val="TOC1"/>
+            <w:tabs>
+              <w:tab w:val="right" w:leader="dot" w:pos="8990"/>
+            </w:tabs>
+            <w:rPr>
+              <w:noProof/>
+            </w:rPr>
+          </w:pPr>
+          <w:hyperlink w:anchor="_Toc241579515" w:history="1">
+            <w:r>
+              <w:rPr>
+                <w:rStyle w:val="Hyperlink"/>
+                <w:noProof/>
+              </w:rPr>
+              <w:t>8. Contribution</w:t>
+            </w:r>
+            <w:r>
+              <w:rPr>
+                <w:noProof/>
+                <w:webHidden/>
+              </w:rPr>
+              <w:tab/>
+            </w:r>
+            <w:r>
+              <w:rPr>
+                <w:noProof/>
+                <w:webHidden/>
+              </w:rPr>
+              <w:fldChar w:fldCharType="begin"/>
+            </w:r>
+            <w:r>
+              <w:rPr>
+                <w:noProof/>
+                <w:webHidden/>
+              </w:rPr>
+              <w:instrText xml:space="preserve"> PAGEREF _Toc241579515 \h </w:instrText>
+            </w:r>
+            <w:r>
+              <w:rPr>
+                <w:noProof/>
+                <w:webHidden/>
+              </w:rPr>
+            </w:r>
+            <w:r>
+              <w:rPr>
+                <w:noProof/>
+                <w:webHidden/>
+              </w:rPr>
+              <w:fldChar w:fldCharType="separate"/>
+            </w:r>
+            <w:r>
+              <w:rPr>
+                <w:noProof/>
+                <w:webHidden/>
+              </w:rPr>
+              <w:t>16</w:t>
+            </w:r>
+            <w:r>
+              <w:rPr>
+                <w:noProof/>
+                <w:webHidden/>
+              </w:rPr>
+              <w:fldChar w:fldCharType="end"/>
+            </w:r>
+          </w:hyperlink>
+        </w:p>
+        <w:p>
+          <w:pPr>
+            <w:pStyle w:val="TOC2"/>
+            <w:tabs>
+              <w:tab w:val="right" w:leader="dot" w:pos="8990"/>
+            </w:tabs>
+            <w:rPr>
+              <w:noProof/>
+            </w:rPr>
+          </w:pPr>
+          <w:hyperlink w:anchor="_Toc241579516" w:history="1">
+            <w:r>
+              <w:rPr>
+                <w:rStyle w:val="Hyperlink"/>
+                <w:noProof/>
+              </w:rPr>
+              <w:t>8.1 Individual Contribution</w:t>
+            </w:r>
+            <w:r>
+              <w:rPr>
+                <w:noProof/>
+                <w:webHidden/>
+              </w:rPr>
+              <w:tab/>
+            </w:r>
+            <w:r>
+              <w:rPr>
+                <w:noProof/>
+                <w:webHidden/>
+              </w:rPr>
+              <w:fldChar w:fldCharType="begin"/>
+            </w:r>
+            <w:r>
+              <w:rPr>
+                <w:noProof/>
+                <w:webHidden/>
+              </w:rPr>
+              <w:instrText xml:space="preserve"> PAGEREF _Toc241579516 \h </w:instrText>
+            </w:r>
+            <w:r>
+              <w:rPr>
+                <w:noProof/>
+                <w:webHidden/>
+              </w:rPr>
+            </w:r>
+            <w:r>
+              <w:rPr>
+                <w:noProof/>
+                <w:webHidden/>
+              </w:rPr>
+              <w:fldChar w:fldCharType="separate"/>
+            </w:r>
+            <w:r>
+              <w:rPr>
+                <w:noProof/>
+                <w:webHidden/>
+              </w:rPr>
+              <w:t>16</w:t>
+            </w:r>
+            <w:r>
+              <w:rPr>
+                <w:noProof/>
+                <w:webHidden/>
+              </w:rPr>
+              <w:fldChar w:fldCharType="end"/>
+            </w:r>
+          </w:hyperlink>
+        </w:p>
+        <w:p>
+          <w:pPr>
+            <w:pStyle w:val="TOC2"/>
+            <w:tabs>
+              <w:tab w:val="right" w:leader="dot" w:pos="8990"/>
+            </w:tabs>
+            <w:rPr>
+              <w:noProof/>
+            </w:rPr>
+          </w:pPr>
+          <w:hyperlink w:anchor="_Toc241579517" w:history="1">
+            <w:r>
+              <w:rPr>
+                <w:rStyle w:val="Hyperlink"/>
+                <w:noProof/>
+              </w:rPr>
+              <w:t>8.2 Shared Responsibilities</w:t>
+            </w:r>
+            <w:r>
+              <w:rPr>
+                <w:noProof/>
+                <w:webHidden/>
+              </w:rPr>
+              <w:tab/>
+            </w:r>
+            <w:r>
+              <w:rPr>
+                <w:noProof/>
+                <w:webHidden/>
+              </w:rPr>
+              <w:fldChar w:fldCharType="begin"/>
+            </w:r>
+            <w:r>
+              <w:rPr>
+                <w:noProof/>
+                <w:webHidden/>
+              </w:rPr>
+              <w:instrText xml:space="preserve"> PAGEREF _Toc241579517 \h </w:instrText>
+            </w:r>
+            <w:r>
+              <w:rPr>
+                <w:noProof/>
+                <w:webHidden/>
+              </w:rPr>
+            </w:r>
+            <w:r>
+              <w:rPr>
+                <w:noProof/>
+                <w:webHidden/>
+              </w:rPr>
+              <w:fldChar w:fldCharType="separate"/>
+            </w:r>
+            <w:r>
+              <w:rPr>
+                <w:noProof/>
+                <w:webHidden/>
+              </w:rPr>
+              <w:t>16</w:t>
+            </w:r>
+            <w:r>
+              <w:rPr>
+                <w:noProof/>
+                <w:webHidden/>
+              </w:rPr>
+              <w:fldChar w:fldCharType="end"/>
+            </w:r>
+          </w:hyperlink>
+        </w:p>
+        <w:p>
+          <w:pPr>
+            <w:pStyle w:val="TOC1"/>
+            <w:tabs>
+              <w:tab w:val="right" w:leader="dot" w:pos="8990"/>
+            </w:tabs>
+            <w:rPr>
+              <w:noProof/>
+            </w:rPr>
+          </w:pPr>
+          <w:hyperlink w:anchor="_Toc241579518" w:history="1">
+            <w:r>
+              <w:rPr>
+                <w:rStyle w:val="Hyperlink"/>
+                <w:noProof/>
+              </w:rPr>
+              <w:t>9. Conclusion</w:t>
+            </w:r>
+            <w:r>
+              <w:rPr>
+                <w:noProof/>
+                <w:webHidden/>
+              </w:rPr>
+              <w:tab/>
+            </w:r>
+            <w:r>
+              <w:rPr>
+                <w:noProof/>
+                <w:webHidden/>
+              </w:rPr>
+              <w:fldChar w:fldCharType="begin"/>
+            </w:r>
+            <w:r>
+              <w:rPr>
+                <w:noProof/>
+                <w:webHidden/>
+              </w:rPr>
+              <w:instrText xml:space="preserve"> PAGEREF _Toc241579518 \h </w:instrText>
+            </w:r>
+            <w:r>
+              <w:rPr>
+                <w:noProof/>
+                <w:webHidden/>
+              </w:rPr>
+            </w:r>
+            <w:r>
+              <w:rPr>
+                <w:noProof/>
+                <w:webHidden/>
+              </w:rPr>
+              <w:fldChar w:fldCharType="separate"/>
+            </w:r>
+            <w:r>
+              <w:rPr>
+                <w:noProof/>
+                <w:webHidden/>
+              </w:rPr>
+              <w:t>16</w:t>
+            </w:r>
+            <w:r>
+              <w:rPr>
+                <w:noProof/>
+                <w:webHidden/>
+              </w:rPr>
+              <w:fldChar w:fldCharType="end"/>
+            </w:r>
+          </w:hyperlink>
+        </w:p>
+        <w:p>
+          <w:pPr>
+            <w:pStyle w:val="TOC2"/>
+            <w:tabs>
+              <w:tab w:val="right" w:leader="dot" w:pos="8990"/>
+            </w:tabs>
+            <w:rPr>
+              <w:noProof/>
+            </w:rPr>
+          </w:pPr>
+          <w:hyperlink w:anchor="_Toc241579519" w:history="1">
+            <w:r>
+              <w:rPr>
+                <w:rStyle w:val="Hyperlink"/>
+                <w:noProof/>
+              </w:rPr>
+              <w:t>9.1 Summary of the Completed Project</w:t>
+            </w:r>
+            <w:r>
+              <w:rPr>
+                <w:noProof/>
+                <w:webHidden/>
+              </w:rPr>
+              <w:tab/>
+            </w:r>
+            <w:r>
+              <w:rPr>
+                <w:noProof/>
+                <w:webHidden/>
+              </w:rPr>
+              <w:fldChar w:fldCharType="begin"/>
+            </w:r>
+            <w:r>
+              <w:rPr>
+                <w:noProof/>
+                <w:webHidden/>
+              </w:rPr>
+              <w:instrText xml:space="preserve"> PAGEREF _Toc241579519 \h </w:instrText>
+            </w:r>
+            <w:r>
+              <w:rPr>
+                <w:noProof/>
+                <w:webHidden/>
+              </w:rPr>
+            </w:r>
+            <w:r>
+              <w:rPr>
+                <w:noProof/>
+                <w:webHidden/>
+              </w:rPr>
+              <w:fldChar w:fldCharType="separate"/>
+            </w:r>
+            <w:r>
+              <w:rPr>
+                <w:noProof/>
+                <w:webHidden/>
+              </w:rPr>
+              <w:t>17</w:t>
+            </w:r>
+            <w:r>
+              <w:rPr>
+                <w:noProof/>
+                <w:webHidden/>
+              </w:rPr>
+              <w:fldChar w:fldCharType="end"/>
+            </w:r>
+          </w:hyperlink>
+        </w:p>
+        <w:p>
+          <w:pPr>
+            <w:pStyle w:val="TOC2"/>
+            <w:tabs>
+              <w:tab w:val="right" w:leader="dot" w:pos="8990"/>
+            </w:tabs>
+            <w:rPr>
+              <w:noProof/>
+            </w:rPr>
+          </w:pPr>
+          <w:hyperlink w:anchor="_Toc241579520" w:history="1">
+            <w:r>
+              <w:rPr>
+                <w:rStyle w:val="Hyperlink"/>
+                <w:noProof/>
+              </w:rPr>
+              <w:t>9.2 Were the Objectives Achieved?</w:t>
+            </w:r>
+            <w:r>
+              <w:rPr>
+                <w:noProof/>
+                <w:webHidden/>
+              </w:rPr>
+              <w:tab/>
+            </w:r>
+            <w:r>
+              <w:rPr>
+                <w:noProof/>
+                <w:webHidden/>
+              </w:rPr>
+              <w:fldChar w:fldCharType="begin"/>
+            </w:r>
+            <w:r>
+              <w:rPr>
+                <w:noProof/>
+                <w:webHidden/>
+              </w:rPr>
+              <w:instrText xml:space="preserve"> PAGEREF _Toc241579520 \h </w:instrText>
+            </w:r>
+            <w:r>
+              <w:rPr>
+                <w:noProof/>
+                <w:webHidden/>
+              </w:rPr>
+            </w:r>
+            <w:r>
+              <w:rPr>
+                <w:noProof/>
+                <w:webHidden/>
+              </w:rPr>
+              <w:fldChar w:fldCharType="separate"/>
+            </w:r>
+            <w:r>
+              <w:rPr>
+                <w:noProof/>
+                <w:webHidden/>
+              </w:rPr>
+              <w:t>17</w:t>
+            </w:r>
+            <w:r>
+              <w:rPr>
+                <w:noProof/>
+                <w:webHidden/>
+              </w:rPr>
+              <w:fldChar w:fldCharType="end"/>
+            </w:r>
+          </w:hyperlink>
+        </w:p>
+        <w:p>
+          <w:pPr>
+            <w:pStyle w:val="TOC2"/>
+            <w:tabs>
+              <w:tab w:val="right" w:leader="dot" w:pos="8990"/>
+            </w:tabs>
+            <w:rPr>
+              <w:noProof/>
+            </w:rPr>
+          </w:pPr>
+          <w:hyperlink w:anchor="_Toc241579521" w:history="1">
+            <w:r>
+              <w:rPr>
+                <w:rStyle w:val="Hyperlink"/>
+                <w:noProof/>
+              </w:rPr>
+              <w:t>9.3 Limitations</w:t>
+            </w:r>
+            <w:r>
+              <w:rPr>
+                <w:noProof/>
+                <w:webHidden/>
+              </w:rPr>
+              <w:tab/>
+            </w:r>
+            <w:r>
+              <w:rPr>
+                <w:noProof/>
+                <w:webHidden/>
+              </w:rPr>
+              <w:fldChar w:fldCharType="begin"/>
+            </w:r>
+            <w:r>
+              <w:rPr>
+                <w:noProof/>
+                <w:webHidden/>
+              </w:rPr>
+              <w:instrText xml:space="preserve"> PAGEREF _Toc241579521 \h </w:instrText>
+            </w:r>
+            <w:r>
+              <w:rPr>
+                <w:noProof/>
+                <w:webHidden/>
+              </w:rPr>
+            </w:r>
+            <w:r>
+              <w:rPr>
+                <w:noProof/>
+                <w:webHidden/>
+              </w:rPr>
+              <w:fldChar w:fldCharType="separate"/>
+            </w:r>
+            <w:r>
+              <w:rPr>
+                <w:noProof/>
+                <w:webHidden/>
+              </w:rPr>
+              <w:t>17</w:t>
+            </w:r>
+            <w:r>
+              <w:rPr>
+                <w:noProof/>
+                <w:webHidden/>
+              </w:rPr>
+              <w:fldChar w:fldCharType="end"/>
+            </w:r>
+          </w:hyperlink>
+        </w:p>
+        <w:p>
+          <w:pPr>
+            <w:pStyle w:val="TOC2"/>
+            <w:tabs>
+              <w:tab w:val="right" w:leader="dot" w:pos="8990"/>
+            </w:tabs>
+            <w:rPr>
+              <w:noProof/>
+            </w:rPr>
+          </w:pPr>
+          <w:hyperlink w:anchor="_Toc241579522" w:history="1">
+            <w:r>
+              <w:rPr>
+                <w:rStyle w:val="Hyperlink"/>
+                <w:noProof/>
+              </w:rPr>
+              <w:t>9.4 Challenges Faced and Reflection</w:t>
+            </w:r>
+            <w:r>
+              <w:rPr>
+                <w:noProof/>
+                <w:webHidden/>
+              </w:rPr>
+              <w:tab/>
+            </w:r>
+            <w:r>
+              <w:rPr>
+                <w:noProof/>
+                <w:webHidden/>
+              </w:rPr>
+              <w:fldChar w:fldCharType="begin"/>
+            </w:r>
+            <w:r>
+              <w:rPr>
+                <w:noProof/>
+                <w:webHidden/>
+              </w:rPr>
+              <w:instrText xml:space="preserve"> PAGEREF _Toc241579522 \h </w:instrText>
+            </w:r>
+            <w:r>
+              <w:rPr>
+                <w:noProof/>
+                <w:webHidden/>
+              </w:rPr>
+            </w:r>
+            <w:r>
+              <w:rPr>
+                <w:noProof/>
+                <w:webHidden/>
+              </w:rPr>
+              <w:fldChar w:fldCharType="separate"/>
+            </w:r>
+            <w:r>
+              <w:rPr>
+                <w:noProof/>
+                <w:webHidden/>
+              </w:rPr>
+              <w:t>17</w:t>
+            </w:r>
+            <w:r>
+              <w:rPr>
+                <w:noProof/>
+                <w:webHidden/>
+              </w:rPr>
+              <w:fldChar w:fldCharType="end"/>
+            </w:r>
+          </w:hyperlink>
+        </w:p>
+        <w:p>
+          <w:pPr>
+            <w:pStyle w:val="TOC1"/>
+            <w:tabs>
+              <w:tab w:val="right" w:leader="dot" w:pos="8990"/>
+            </w:tabs>
+            <w:rPr>
+              <w:noProof/>
+            </w:rPr>
+          </w:pPr>
+          <w:hyperlink w:anchor="_Toc241579523" w:history="1">
+            <w:r>
+              <w:rPr>
+                <w:rStyle w:val="Hyperlink"/>
+                <w:noProof/>
+              </w:rPr>
+              <w:t>10. References and Appendix</w:t>
+            </w:r>
+            <w:r>
+              <w:rPr>
+                <w:noProof/>
+                <w:webHidden/>
+              </w:rPr>
+              <w:tab/>
+            </w:r>
+            <w:r>
+              <w:rPr>
+                <w:noProof/>
+                <w:webHidden/>
+              </w:rPr>
+              <w:fldChar w:fldCharType="begin"/>
+            </w:r>
+            <w:r>
+              <w:rPr>
+                <w:noProof/>
+                <w:webHidden/>
+              </w:rPr>
+              <w:instrText xml:space="preserve"> PAGEREF _Toc241579523 \h </w:instrText>
+            </w:r>
+            <w:r>
+              <w:rPr>
+                <w:noProof/>
+                <w:webHidden/>
+              </w:rPr>
+            </w:r>
+            <w:r>
+              <w:rPr>
+                <w:noProof/>
+                <w:webHidden/>
+              </w:rPr>
+              <w:fldChar w:fldCharType="separate"/>
+            </w:r>
+            <w:r>
+              <w:rPr>
+                <w:noProof/>
+                <w:webHidden/>
+              </w:rPr>
+              <w:t>17</w:t>
+            </w:r>
+            <w:r>
+              <w:rPr>
+                <w:noProof/>
+                <w:webHidden/>
+              </w:rPr>
+              <w:fldChar w:fldCharType="end"/>
+            </w:r>
+          </w:hyperlink>
+        </w:p>
+        <w:p>
+          <w:pPr>
+            <w:pStyle w:val="TOC2"/>
+            <w:tabs>
+              <w:tab w:val="right" w:leader="dot" w:pos="8990"/>
+            </w:tabs>
+            <w:rPr>
+              <w:noProof/>
+            </w:rPr>
+          </w:pPr>
+          <w:hyperlink w:anchor="_Toc241579524" w:history="1">
+            <w:r>
+              <w:rPr>
+                <w:rStyle w:val="Hyperlink"/>
+                <w:noProof/>
+              </w:rPr>
+              <w:t>10.1 References</w:t>
+            </w:r>
+            <w:r>
+              <w:rPr>
+                <w:noProof/>
+                <w:webHidden/>
+              </w:rPr>
+              <w:tab/>
+            </w:r>
+            <w:r>
+              <w:rPr>
+                <w:noProof/>
+                <w:webHidden/>
+              </w:rPr>
+              <w:fldChar w:fldCharType="begin"/>
+            </w:r>
+            <w:r>
+              <w:rPr>
+                <w:noProof/>
+                <w:webHidden/>
+              </w:rPr>
+              <w:instrText xml:space="preserve"> PAGEREF _Toc241579524 \h </w:instrText>
+            </w:r>
+            <w:r>
+              <w:rPr>
+                <w:noProof/>
+                <w:webHidden/>
+              </w:rPr>
+            </w:r>
+            <w:r>
+              <w:rPr>
+                <w:noProof/>
+                <w:webHidden/>
+              </w:rPr>
+              <w:fldChar w:fldCharType="separate"/>
+            </w:r>
+            <w:r>
+              <w:rPr>
+                <w:noProof/>
+                <w:webHidden/>
+              </w:rPr>
+              <w:t>17</w:t>
+            </w:r>
+            <w:r>
+              <w:rPr>
+                <w:noProof/>
+                <w:webHidden/>
+              </w:rPr>
+              <w:fldChar w:fldCharType="end"/>
+            </w:r>
+          </w:hyperlink>
+        </w:p>
+        <w:p>
+          <w:pPr>
+            <w:pStyle w:val="TOC2"/>
+            <w:tabs>
+              <w:tab w:val="right" w:leader="dot" w:pos="8990"/>
+            </w:tabs>
+            <w:rPr>
+              <w:noProof/>
+            </w:rPr>
+          </w:pPr>
+          <w:hyperlink w:anchor="_Toc241579525" w:history="1">
+            <w:r>
+              <w:rPr>
+                <w:rStyle w:val="Hyperlink"/>
+                <w:noProof/>
+              </w:rPr>
+              <w:t>Appendix A: OOP Concept Skeleton</w:t>
+            </w:r>
+            <w:r>
+              <w:rPr>
+                <w:noProof/>
+                <w:webHidden/>
+              </w:rPr>
+              <w:tab/>
+            </w:r>
+            <w:r>
+              <w:rPr>
+                <w:noProof/>
+                <w:webHidden/>
+              </w:rPr>
+              <w:fldChar w:fldCharType="begin"/>
+            </w:r>
+            <w:r>
+              <w:rPr>
+                <w:noProof/>
+                <w:webHidden/>
+              </w:rPr>
+              <w:instrText xml:space="preserve"> PAGEREF _Toc241579525 \h </w:instrText>
+            </w:r>
+            <w:r>
+              <w:rPr>
+                <w:noProof/>
+                <w:webHidden/>
+              </w:rPr>
+            </w:r>
+            <w:r>
+              <w:rPr>
+                <w:noProof/>
+                <w:webHidden/>
+              </w:rPr>
+              <w:fldChar w:fldCharType="separate"/>
+            </w:r>
+            <w:r>
+              <w:rPr>
+                <w:noProof/>
+                <w:webHidden/>
+              </w:rPr>
+              <w:t>18</w:t>
+            </w:r>
+            <w:r>
+              <w:rPr>
+                <w:noProof/>
+                <w:webHidden/>
+              </w:rPr>
+              <w:fldChar w:fldCharType="end"/>
+            </w:r>
+          </w:hyperlink>
+        </w:p>
+        <w:p>
+          <w:r>
+            <w:rPr>
+              <w:b/>
+              <w:bCs/>
+              <w:noProof/>
+            </w:rPr>
+            <w:fldChar w:fldCharType="end"/>
+          </w:r>
+        </w:p>
+      </w:sdtContent>
+    </w:sdt>
     <w:p>
       <w:pPr>
         <w:spacing w:after="120"/>
@@ -1179,12 +3599,13 @@
     <w:p>
       <w:pPr>
         <w:pStyle w:val="Heading1"/>
-        <w:pageBreakBefore/>
       </w:pPr>
+      <w:bookmarkStart w:id="1" w:name="_Toc241579491"/>
       <w:r>
         <w:lastRenderedPageBreak/>
         <w:t>1. Introduction</w:t>
       </w:r>
+      <w:bookmarkEnd w:id="1"/>
     </w:p>
     <w:p>
       <w:pPr>
@@ -1643,20 +4064,22 @@
     <w:p>
       <w:pPr>
         <w:pStyle w:val="Heading1"/>
-        <w:pageBreakBefore/>
       </w:pPr>
+      <w:bookmarkStart w:id="2" w:name="_Toc241579492"/>
       <w:r>
-        <w:lastRenderedPageBreak/>
         <w:t>2. Objectives</w:t>
       </w:r>
+      <w:bookmarkEnd w:id="2"/>
     </w:p>
     <w:p>
       <w:pPr>
         <w:pStyle w:val="Heading2"/>
       </w:pPr>
+      <w:bookmarkStart w:id="3" w:name="_Toc241579493"/>
       <w:r>
         <w:t>2.1 Aim of the Project</w:t>
       </w:r>
+      <w:bookmarkEnd w:id="3"/>
     </w:p>
     <w:p>
       <w:pPr>
@@ -1671,9 +4094,11 @@
       <w:pPr>
         <w:pStyle w:val="Heading2"/>
       </w:pPr>
+      <w:bookmarkStart w:id="4" w:name="_Toc241579494"/>
       <w:r>
         <w:t>2.2 Specific Goals</w:t>
       </w:r>
+      <w:bookmarkEnd w:id="4"/>
     </w:p>
     <w:p>
       <w:pPr>
@@ -1732,15 +4157,7 @@
         <w:t xml:space="preserve">Bill every reading exactly once: </w:t>
       </w:r>
       <w:r>
-        <w:t xml:space="preserve">link each new bill to the oldest unbilled reading and compute amount = </w:t>
-      </w:r>
-      <w:proofErr w:type="gramStart"/>
-      <w:r>
-        <w:t>units</w:t>
-      </w:r>
-      <w:proofErr w:type="gramEnd"/>
-      <w:r>
-        <w:t xml:space="preserve"> × 5.0 Taka.</w:t>
+        <w:t>link each new bill to the oldest unbilled reading and compute amount = units × 5.0 Taka.</w:t>
       </w:r>
     </w:p>
     <w:p>
@@ -1797,6 +4214,7 @@
           <w:b/>
           <w:bCs/>
         </w:rPr>
+        <w:lastRenderedPageBreak/>
         <w:t xml:space="preserve">Demonstrate OOP: </w:t>
       </w:r>
       <w:r>
@@ -1827,9 +4245,11 @@
       <w:pPr>
         <w:pStyle w:val="Heading2"/>
       </w:pPr>
+      <w:bookmarkStart w:id="5" w:name="_Toc241579495"/>
       <w:r>
         <w:t>2.3 Key Functionalities</w:t>
       </w:r>
+      <w:bookmarkEnd w:id="5"/>
     </w:p>
     <w:tbl>
       <w:tblPr>
@@ -2672,20 +5092,22 @@
     <w:p>
       <w:pPr>
         <w:pStyle w:val="Heading1"/>
-        <w:pageBreakBefore/>
       </w:pPr>
+      <w:bookmarkStart w:id="6" w:name="_Toc241579496"/>
       <w:r>
-        <w:lastRenderedPageBreak/>
         <w:t>3. Motivation</w:t>
       </w:r>
+      <w:bookmarkEnd w:id="6"/>
     </w:p>
     <w:p>
       <w:pPr>
         <w:pStyle w:val="Heading2"/>
       </w:pPr>
+      <w:bookmarkStart w:id="7" w:name="_Toc241579497"/>
       <w:r>
         <w:t>3.1 Why This Project Was Selected</w:t>
       </w:r>
+      <w:bookmarkEnd w:id="7"/>
     </w:p>
     <w:p>
       <w:pPr>
@@ -2717,9 +5139,11 @@
       <w:pPr>
         <w:pStyle w:val="Heading2"/>
       </w:pPr>
+      <w:bookmarkStart w:id="8" w:name="_Toc241579498"/>
       <w:r>
         <w:t>3.2 Problem and Real-World Need</w:t>
       </w:r>
+      <w:bookmarkEnd w:id="8"/>
     </w:p>
     <w:tbl>
       <w:tblPr>
@@ -3178,20 +5602,23 @@
     <w:p>
       <w:pPr>
         <w:pStyle w:val="Heading1"/>
-        <w:pageBreakBefore/>
       </w:pPr>
+      <w:bookmarkStart w:id="9" w:name="_Toc241579499"/>
       <w:r>
-        <w:lastRenderedPageBreak/>
         <w:t>4. Applications</w:t>
       </w:r>
+      <w:bookmarkEnd w:id="9"/>
     </w:p>
     <w:p>
       <w:pPr>
         <w:pStyle w:val="Heading2"/>
       </w:pPr>
+      <w:bookmarkStart w:id="10" w:name="_Toc241579500"/>
       <w:r>
+        <w:lastRenderedPageBreak/>
         <w:t>4.1 Where the Project Can Be Used</w:t>
       </w:r>
+      <w:bookmarkEnd w:id="10"/>
     </w:p>
     <w:p>
       <w:pPr>
@@ -3262,9 +5689,11 @@
       <w:pPr>
         <w:pStyle w:val="Heading2"/>
       </w:pPr>
+      <w:bookmarkStart w:id="11" w:name="_Toc241579501"/>
       <w:r>
         <w:t>4.2 Potential Users</w:t>
       </w:r>
+      <w:bookmarkEnd w:id="11"/>
     </w:p>
     <w:tbl>
       <w:tblPr>
@@ -3573,9 +6002,11 @@
       <w:pPr>
         <w:pStyle w:val="Heading2"/>
       </w:pPr>
+      <w:bookmarkStart w:id="12" w:name="_Toc241579502"/>
       <w:r>
         <w:t>4.3 Practical Uses and Benefits</w:t>
       </w:r>
+      <w:bookmarkEnd w:id="12"/>
     </w:p>
     <w:p>
       <w:pPr>
@@ -3645,20 +6076,22 @@
     <w:p>
       <w:pPr>
         <w:pStyle w:val="Heading1"/>
-        <w:pageBreakBefore/>
       </w:pPr>
+      <w:bookmarkStart w:id="13" w:name="_Toc241579503"/>
       <w:r>
-        <w:lastRenderedPageBreak/>
         <w:t>5. Project Description</w:t>
       </w:r>
+      <w:bookmarkEnd w:id="13"/>
     </w:p>
     <w:p>
       <w:pPr>
         <w:pStyle w:val="Heading2"/>
       </w:pPr>
+      <w:bookmarkStart w:id="14" w:name="_Toc241579504"/>
       <w:r>
         <w:t>5.1 Overall System Diagram</w:t>
       </w:r>
+      <w:bookmarkEnd w:id="14"/>
     </w:p>
     <w:p>
       <w:pPr>
@@ -3666,15 +6099,15 @@
         <w:jc w:val="both"/>
       </w:pPr>
       <w:r>
-        <w:t xml:space="preserve">The application follows a four-layer design in which every request flows top-down: interface, data access, </w:t>
+        <w:t xml:space="preserve">The application follows a four-layer design in which every request </w:t>
       </w:r>
       <w:proofErr w:type="gramStart"/>
       <w:r>
-        <w:t>domain</w:t>
+        <w:t>flows</w:t>
       </w:r>
       <w:proofErr w:type="gramEnd"/>
       <w:r>
-        <w:t xml:space="preserve"> model and flat-file storage.</w:t>
+        <w:t xml:space="preserve"> top-down: interface, data access, domain model and flat-file storage.</w:t>
       </w:r>
     </w:p>
     <w:tbl>
@@ -4171,9 +6604,11 @@
       <w:pPr>
         <w:pStyle w:val="Heading2"/>
       </w:pPr>
+      <w:bookmarkStart w:id="15" w:name="_Toc241579505"/>
       <w:r>
         <w:t>5.2 Main Features and Functionalities</w:t>
       </w:r>
+      <w:bookmarkEnd w:id="15"/>
     </w:p>
     <w:p>
       <w:pPr>
@@ -4181,6 +6616,7 @@
         <w:jc w:val="both"/>
       </w:pPr>
       <w:r>
+        <w:lastRenderedPageBreak/>
         <w:t xml:space="preserve">The home screen offers nine feature buttons and an Exit button. Each button opens a panel that calls one specific </w:t>
       </w:r>
       <w:proofErr w:type="spellStart"/>
@@ -5410,15 +7846,7 @@
       </w:r>
       <w:proofErr w:type="gramEnd"/>
       <w:r>
-        <w:t xml:space="preserve">title, form, output, buttons…): a bold 18 </w:t>
-      </w:r>
-      <w:proofErr w:type="spellStart"/>
-      <w:r>
-        <w:t>pt</w:t>
-      </w:r>
-      <w:proofErr w:type="spellEnd"/>
-      <w:r>
-        <w:t xml:space="preserve"> title in the NORTH region, a </w:t>
+        <w:t xml:space="preserve">title, form, output, buttons…): a bold 18 pt title in the NORTH region, a </w:t>
       </w:r>
       <w:proofErr w:type="spellStart"/>
       <w:r>
@@ -5441,9 +7869,11 @@
       <w:pPr>
         <w:pStyle w:val="Heading2"/>
       </w:pPr>
+      <w:bookmarkStart w:id="16" w:name="_Toc241579506"/>
       <w:r>
         <w:t>5.3 Major Modules and Classes</w:t>
       </w:r>
+      <w:bookmarkEnd w:id="16"/>
     </w:p>
     <w:tbl>
       <w:tblPr>
@@ -5497,7 +7927,6 @@
                 <w:sz w:val="20"/>
                 <w:szCs w:val="20"/>
               </w:rPr>
-              <w:lastRenderedPageBreak/>
               <w:t>Class</w:t>
             </w:r>
           </w:p>
@@ -6407,6 +8836,7 @@
                 <w:sz w:val="19"/>
                 <w:szCs w:val="19"/>
               </w:rPr>
+              <w:lastRenderedPageBreak/>
               <w:t>File</w:t>
             </w:r>
           </w:p>
@@ -6549,23 +8979,7 @@
                 <w:sz w:val="19"/>
                 <w:szCs w:val="19"/>
               </w:rPr>
-              <w:t xml:space="preserve">C1042,Rahim Uddin,22 </w:t>
-            </w:r>
-            <w:proofErr w:type="spellStart"/>
-            <w:r>
-              <w:rPr>
-                <w:sz w:val="19"/>
-                <w:szCs w:val="19"/>
-              </w:rPr>
-              <w:t>Gulshan</w:t>
-            </w:r>
-            <w:proofErr w:type="spellEnd"/>
-            <w:r>
-              <w:rPr>
-                <w:sz w:val="19"/>
-                <w:szCs w:val="19"/>
-              </w:rPr>
-              <w:t xml:space="preserve"> Ave Dhaka,M-77120</w:t>
+              <w:t>C1042,Rahim Uddin,22 Gulshan Ave Dhaka,M-77120</w:t>
             </w:r>
           </w:p>
         </w:tc>
@@ -6739,9 +9153,11 @@
       <w:pPr>
         <w:pStyle w:val="Heading2"/>
       </w:pPr>
+      <w:bookmarkStart w:id="17" w:name="_Toc241579507"/>
       <w:r>
         <w:t>5.4 Class Hierarchy</w:t>
       </w:r>
+      <w:bookmarkEnd w:id="17"/>
     </w:p>
     <w:tbl>
       <w:tblPr>
@@ -7146,44 +9562,77 @@
                 <w:sz w:val="18"/>
                 <w:szCs w:val="18"/>
               </w:rPr>
-              <w:t xml:space="preserve">  | </w:t>
-            </w:r>
-            <w:proofErr w:type="gramStart"/>
+              <w:t xml:space="preserve">  | getters/set.  |      | </w:t>
+            </w:r>
+            <w:proofErr w:type="spellStart"/>
             <w:r>
               <w:rPr>
                 <w:rFonts w:ascii="Consolas" w:eastAsia="Consolas" w:hAnsi="Consolas" w:cs="Consolas"/>
                 <w:sz w:val="18"/>
                 <w:szCs w:val="18"/>
               </w:rPr>
-              <w:t>getters/set</w:t>
-            </w:r>
-            <w:proofErr w:type="gramEnd"/>
+              <w:t>getUnitsUsed</w:t>
+            </w:r>
+            <w:proofErr w:type="spellEnd"/>
             <w:r>
               <w:rPr>
                 <w:rFonts w:ascii="Consolas" w:eastAsia="Consolas" w:hAnsi="Consolas" w:cs="Consolas"/>
                 <w:sz w:val="18"/>
                 <w:szCs w:val="18"/>
               </w:rPr>
-              <w:t xml:space="preserve">.  |      | </w:t>
-            </w:r>
-            <w:proofErr w:type="spellStart"/>
+              <w:t>() |      |----------------|</w:t>
+            </w:r>
+          </w:p>
+          <w:p>
+            <w:pPr>
+              <w:spacing w:line="260" w:lineRule="auto"/>
+            </w:pPr>
             <w:r>
               <w:rPr>
                 <w:rFonts w:ascii="Consolas" w:eastAsia="Consolas" w:hAnsi="Consolas" w:cs="Consolas"/>
                 <w:sz w:val="18"/>
                 <w:szCs w:val="18"/>
               </w:rPr>
-              <w:t>getUnitsUsed</w:t>
-            </w:r>
-            <w:proofErr w:type="spellEnd"/>
+              <w:t xml:space="preserve">  | @Override x</w:t>
+            </w:r>
+            <w:proofErr w:type="gramStart"/>
             <w:r>
               <w:rPr>
                 <w:rFonts w:ascii="Consolas" w:eastAsia="Consolas" w:hAnsi="Consolas" w:cs="Consolas"/>
                 <w:sz w:val="18"/>
                 <w:szCs w:val="18"/>
               </w:rPr>
-              <w:t>() |      |----------------|</w:t>
-            </w:r>
+              <w:t>2  |</w:t>
+            </w:r>
+            <w:proofErr w:type="gramEnd"/>
+            <w:r>
+              <w:rPr>
+                <w:rFonts w:ascii="Consolas" w:eastAsia="Consolas" w:hAnsi="Consolas" w:cs="Consolas"/>
+                <w:sz w:val="18"/>
+                <w:szCs w:val="18"/>
+              </w:rPr>
+              <w:t xml:space="preserve">      | @Override x2   |      | </w:t>
+            </w:r>
+            <w:proofErr w:type="spellStart"/>
+            <w:r>
+              <w:rPr>
+                <w:rFonts w:ascii="Consolas" w:eastAsia="Consolas" w:hAnsi="Consolas" w:cs="Consolas"/>
+                <w:sz w:val="18"/>
+                <w:szCs w:val="18"/>
+              </w:rPr>
+              <w:t>setStatus</w:t>
+            </w:r>
+            <w:proofErr w:type="spellEnd"/>
+            <w:proofErr w:type="gramStart"/>
+            <w:r>
+              <w:rPr>
+                <w:rFonts w:ascii="Consolas" w:eastAsia="Consolas" w:hAnsi="Consolas" w:cs="Consolas"/>
+                <w:sz w:val="18"/>
+                <w:szCs w:val="18"/>
+              </w:rPr>
+              <w:t>(..)  |</w:t>
+            </w:r>
+            <w:proofErr w:type="gramEnd"/>
           </w:p>
           <w:p>
             <w:pPr>
@@ -7195,82 +9644,32 @@
                 <w:sz w:val="18"/>
                 <w:szCs w:val="18"/>
               </w:rPr>
-              <w:t xml:space="preserve">  | @Override </w:t>
-            </w:r>
-            <w:proofErr w:type="gramStart"/>
+              <w:t xml:space="preserve">  +---------------+      +----------------+      | @Override x2   |</w:t>
+            </w:r>
+          </w:p>
+          <w:p>
+            <w:pPr>
+              <w:spacing w:line="260" w:lineRule="auto"/>
+            </w:pPr>
             <w:r>
               <w:rPr>
                 <w:rFonts w:ascii="Consolas" w:eastAsia="Consolas" w:hAnsi="Consolas" w:cs="Consolas"/>
                 <w:sz w:val="18"/>
                 <w:szCs w:val="18"/>
               </w:rPr>
-              <w:t>x2  |</w:t>
-            </w:r>
-            <w:proofErr w:type="gramEnd"/>
+              <w:t xml:space="preserve">   Fully editable        Immutable reading       +----------------+</w:t>
+            </w:r>
+          </w:p>
+          <w:p>
+            <w:pPr>
+              <w:spacing w:line="260" w:lineRule="auto"/>
+            </w:pPr>
             <w:r>
               <w:rPr>
                 <w:rFonts w:ascii="Consolas" w:eastAsia="Consolas" w:hAnsi="Consolas" w:cs="Consolas"/>
                 <w:sz w:val="18"/>
                 <w:szCs w:val="18"/>
               </w:rPr>
-              <w:t xml:space="preserve">      | @Override x2   |      | </w:t>
-            </w:r>
-            <w:proofErr w:type="spellStart"/>
-            <w:r>
-              <w:rPr>
-                <w:rFonts w:ascii="Consolas" w:eastAsia="Consolas" w:hAnsi="Consolas" w:cs="Consolas"/>
-                <w:sz w:val="18"/>
-                <w:szCs w:val="18"/>
-              </w:rPr>
-              <w:t>setStatus</w:t>
-            </w:r>
-            <w:proofErr w:type="spellEnd"/>
-            <w:r>
-              <w:rPr>
-                <w:rFonts w:ascii="Consolas" w:eastAsia="Consolas" w:hAnsi="Consolas" w:cs="Consolas"/>
-                <w:sz w:val="18"/>
-                <w:szCs w:val="18"/>
-              </w:rPr>
-              <w:t>(..)  |</w:t>
-            </w:r>
-          </w:p>
-          <w:p>
-            <w:pPr>
-              <w:spacing w:line="260" w:lineRule="auto"/>
-            </w:pPr>
-            <w:r>
-              <w:rPr>
-                <w:rFonts w:ascii="Consolas" w:eastAsia="Consolas" w:hAnsi="Consolas" w:cs="Consolas"/>
-                <w:sz w:val="18"/>
-                <w:szCs w:val="18"/>
-              </w:rPr>
-              <w:t xml:space="preserve">  +---------------+      +----------------+      | @Override x2   |</w:t>
-            </w:r>
-          </w:p>
-          <w:p>
-            <w:pPr>
-              <w:spacing w:line="260" w:lineRule="auto"/>
-            </w:pPr>
-            <w:r>
-              <w:rPr>
-                <w:rFonts w:ascii="Consolas" w:eastAsia="Consolas" w:hAnsi="Consolas" w:cs="Consolas"/>
-                <w:sz w:val="18"/>
-                <w:szCs w:val="18"/>
-              </w:rPr>
-              <w:t xml:space="preserve">   Fully editable        Immutable reading       +----------------+</w:t>
-            </w:r>
-          </w:p>
-          <w:p>
-            <w:pPr>
-              <w:spacing w:line="260" w:lineRule="auto"/>
-            </w:pPr>
-            <w:r>
-              <w:rPr>
-                <w:rFonts w:ascii="Consolas" w:eastAsia="Consolas" w:hAnsi="Consolas" w:cs="Consolas"/>
-                <w:sz w:val="18"/>
-                <w:szCs w:val="18"/>
-              </w:rPr>
-              <w:lastRenderedPageBreak/>
               <w:t xml:space="preserve">                                                  Only status changes</w:t>
             </w:r>
           </w:p>
@@ -7290,7 +9689,6 @@
           <w:sz w:val="20"/>
           <w:szCs w:val="20"/>
         </w:rPr>
-        <w:lastRenderedPageBreak/>
         <w:t>Figure 2: Class hierarchy: one abstract base and three entity subclasses</w:t>
       </w:r>
     </w:p>
@@ -7298,9 +9696,11 @@
       <w:pPr>
         <w:pStyle w:val="Heading2"/>
       </w:pPr>
+      <w:bookmarkStart w:id="18" w:name="_Toc241579508"/>
       <w:r>
         <w:t>5.5 Workflow of the System</w:t>
       </w:r>
+      <w:bookmarkEnd w:id="18"/>
     </w:p>
     <w:p>
       <w:pPr>
@@ -7332,17 +9732,12 @@
         <w:t xml:space="preserve"> checks </w:t>
       </w:r>
       <w:proofErr w:type="spellStart"/>
-      <w:proofErr w:type="gramStart"/>
       <w:r>
         <w:t>isCustomerIdTaken</w:t>
       </w:r>
       <w:proofErr w:type="spellEnd"/>
       <w:r>
-        <w:t>(</w:t>
-      </w:r>
-      <w:proofErr w:type="gramEnd"/>
-      <w:r>
-        <w:t>id); if free, the row is appended to customers.txt and the form clears.</w:t>
+        <w:t>(id); if free, the row is appended to customers.txt and the form clears.</w:t>
       </w:r>
     </w:p>
     <w:p>
@@ -7397,17 +9792,12 @@
         <w:t xml:space="preserve">Add Monthly Bill: </w:t>
       </w:r>
       <w:proofErr w:type="spellStart"/>
-      <w:proofErr w:type="gramStart"/>
       <w:r>
         <w:t>findNextUnbilledMeter</w:t>
       </w:r>
       <w:proofErr w:type="spellEnd"/>
       <w:r>
-        <w:t>(</w:t>
-      </w:r>
-      <w:proofErr w:type="gramEnd"/>
-      <w:r>
-        <w:t xml:space="preserve">id) returns the oldest reading that has no bill. Status is validated as Paid or Unpaid (case-insensitive) and amount = </w:t>
+        <w:t xml:space="preserve">(id) returns the oldest reading that has no bill. Status is validated as Paid or Unpaid (case-insensitive) and amount = </w:t>
       </w:r>
       <w:proofErr w:type="spellStart"/>
       <w:r>
@@ -7467,6 +9857,7 @@
         <w:spacing w:after="70" w:line="280" w:lineRule="auto"/>
       </w:pPr>
       <w:r>
+        <w:lastRenderedPageBreak/>
         <w:t>Delete Customer: after a YES/NO confirmation, the customer line is removed and meter and bill rows are cascade-deleted.</w:t>
       </w:r>
     </w:p>
@@ -8559,10 +10950,11 @@
       <w:pPr>
         <w:pStyle w:val="Heading2"/>
       </w:pPr>
+      <w:bookmarkStart w:id="19" w:name="_Toc241579509"/>
       <w:r>
-        <w:lastRenderedPageBreak/>
         <w:t>5.6 Java / OOP Concepts Used</w:t>
       </w:r>
+      <w:bookmarkEnd w:id="19"/>
     </w:p>
     <w:tbl>
       <w:tblPr>
@@ -9387,6 +11779,7 @@
                 <w:sz w:val="19"/>
                 <w:szCs w:val="19"/>
               </w:rPr>
+              <w:lastRenderedPageBreak/>
               <w:t>File handling</w:t>
             </w:r>
           </w:p>
@@ -10198,12 +12591,12 @@
     <w:p>
       <w:pPr>
         <w:pStyle w:val="Heading1"/>
-        <w:pageBreakBefore/>
       </w:pPr>
+      <w:bookmarkStart w:id="20" w:name="_Toc241579510"/>
       <w:r>
-        <w:lastRenderedPageBreak/>
         <w:t>6. Tools &amp; Technologies</w:t>
       </w:r>
+      <w:bookmarkEnd w:id="20"/>
     </w:p>
     <w:tbl>
       <w:tblPr>
@@ -11118,23 +13511,7 @@
                 <w:sz w:val="20"/>
                 <w:szCs w:val="20"/>
               </w:rPr>
-              <w:t xml:space="preserve">Windows / Linux / </w:t>
-            </w:r>
-            <w:proofErr w:type="spellStart"/>
-            <w:r>
-              <w:rPr>
-                <w:sz w:val="20"/>
-                <w:szCs w:val="20"/>
-              </w:rPr>
-              <w:t>macOS</w:t>
-            </w:r>
-            <w:proofErr w:type="spellEnd"/>
-            <w:r>
-              <w:rPr>
-                <w:sz w:val="20"/>
-                <w:szCs w:val="20"/>
-              </w:rPr>
-              <w:t xml:space="preserve"> (platform independent)</w:t>
+              <w:t>Windows / Linux / macOS (platform independent)</w:t>
             </w:r>
           </w:p>
         </w:tc>
@@ -11165,20 +13542,22 @@
     <w:p>
       <w:pPr>
         <w:pStyle w:val="Heading1"/>
-        <w:pageBreakBefore/>
       </w:pPr>
+      <w:bookmarkStart w:id="21" w:name="_Toc241579511"/>
       <w:r>
-        <w:lastRenderedPageBreak/>
         <w:t>7. Output / Results</w:t>
       </w:r>
+      <w:bookmarkEnd w:id="21"/>
     </w:p>
     <w:p>
       <w:pPr>
         <w:pStyle w:val="Heading2"/>
       </w:pPr>
+      <w:bookmarkStart w:id="22" w:name="_Toc241579512"/>
       <w:r>
         <w:t>7.1 Screenshots of the Developed System</w:t>
       </w:r>
+      <w:bookmarkEnd w:id="22"/>
     </w:p>
     <w:p>
       <w:pPr>
@@ -11242,6 +13621,10 @@
               <w:jc w:val="center"/>
             </w:pPr>
             <w:r>
+              <w:rPr>
+                <w:noProof/>
+              </w:rPr>
+              <w:lastRenderedPageBreak/>
               <w:drawing>
                 <wp:inline distT="0" distB="0" distL="0" distR="0" wp14:anchorId="475E47FD" wp14:editId="08986EAE">
                   <wp:extent cx="5715000" cy="3214370"/>
@@ -11258,7 +13641,7 @@
                           <pic:cNvPicPr/>
                         </pic:nvPicPr>
                         <pic:blipFill>
-                          <a:blip r:embed="rId7"/>
+                          <a:blip r:embed="rId13"/>
                           <a:stretch>
                             <a:fillRect/>
                           </a:stretch>
@@ -11344,6 +13727,9 @@
               <w:jc w:val="center"/>
             </w:pPr>
             <w:r>
+              <w:rPr>
+                <w:noProof/>
+              </w:rPr>
               <w:drawing>
                 <wp:inline distT="0" distB="0" distL="0" distR="0" wp14:anchorId="7986359E" wp14:editId="573E3B96">
                   <wp:extent cx="5715000" cy="3214370"/>
@@ -11360,7 +13746,7 @@
                           <pic:cNvPicPr/>
                         </pic:nvPicPr>
                         <pic:blipFill>
-                          <a:blip r:embed="rId8"/>
+                          <a:blip r:embed="rId14"/>
                           <a:stretch>
                             <a:fillRect/>
                           </a:stretch>
@@ -11449,6 +13835,7 @@
               <w:rPr>
                 <w:i/>
                 <w:iCs/>
+                <w:noProof/>
                 <w:color w:val="555555"/>
                 <w:sz w:val="20"/>
                 <w:szCs w:val="20"/>
@@ -11470,7 +13857,7 @@
                           <pic:cNvPicPr/>
                         </pic:nvPicPr>
                         <pic:blipFill>
-                          <a:blip r:embed="rId9"/>
+                          <a:blip r:embed="rId15"/>
                           <a:stretch>
                             <a:fillRect/>
                           </a:stretch>
@@ -11569,6 +13956,7 @@
               <w:rPr>
                 <w:i/>
                 <w:iCs/>
+                <w:noProof/>
                 <w:color w:val="555555"/>
                 <w:sz w:val="20"/>
                 <w:szCs w:val="20"/>
@@ -11589,7 +13977,7 @@
                           <pic:cNvPicPr/>
                         </pic:nvPicPr>
                         <pic:blipFill>
-                          <a:blip r:embed="rId10"/>
+                          <a:blip r:embed="rId16"/>
                           <a:stretch>
                             <a:fillRect/>
                           </a:stretch>
@@ -11691,6 +14079,9 @@
               <w:jc w:val="center"/>
             </w:pPr>
             <w:r>
+              <w:rPr>
+                <w:noProof/>
+              </w:rPr>
               <w:lastRenderedPageBreak/>
               <w:drawing>
                 <wp:inline distT="0" distB="0" distL="0" distR="0" wp14:anchorId="49C2A2C5" wp14:editId="3691024D">
@@ -11708,7 +14099,7 @@
                           <pic:cNvPicPr/>
                         </pic:nvPicPr>
                         <pic:blipFill>
-                          <a:blip r:embed="rId11"/>
+                          <a:blip r:embed="rId17"/>
                           <a:stretch>
                             <a:fillRect/>
                           </a:stretch>
@@ -11807,6 +14198,7 @@
               <w:rPr>
                 <w:i/>
                 <w:iCs/>
+                <w:noProof/>
                 <w:color w:val="555555"/>
                 <w:sz w:val="20"/>
                 <w:szCs w:val="20"/>
@@ -11827,7 +14219,7 @@
                           <pic:cNvPicPr/>
                         </pic:nvPicPr>
                         <pic:blipFill>
-                          <a:blip r:embed="rId12"/>
+                          <a:blip r:embed="rId18"/>
                           <a:stretch>
                             <a:fillRect/>
                           </a:stretch>
@@ -11923,6 +14315,9 @@
               <w:jc w:val="center"/>
             </w:pPr>
             <w:r>
+              <w:rPr>
+                <w:noProof/>
+              </w:rPr>
               <w:lastRenderedPageBreak/>
               <w:drawing>
                 <wp:inline distT="0" distB="0" distL="0" distR="0" wp14:anchorId="131E34A2" wp14:editId="772A0523">
@@ -11940,7 +14335,7 @@
                           <pic:cNvPicPr/>
                         </pic:nvPicPr>
                         <pic:blipFill>
-                          <a:blip r:embed="rId13"/>
+                          <a:blip r:embed="rId19"/>
                           <a:stretch>
                             <a:fillRect/>
                           </a:stretch>
@@ -12036,6 +14431,9 @@
               <w:jc w:val="center"/>
             </w:pPr>
             <w:r>
+              <w:rPr>
+                <w:noProof/>
+              </w:rPr>
               <w:drawing>
                 <wp:inline distT="0" distB="0" distL="0" distR="0" wp14:anchorId="7BFDDE74" wp14:editId="7DC18758">
                   <wp:extent cx="5715000" cy="3214370"/>
@@ -12052,7 +14450,7 @@
                           <pic:cNvPicPr/>
                         </pic:nvPicPr>
                         <pic:blipFill>
-                          <a:blip r:embed="rId14"/>
+                          <a:blip r:embed="rId20"/>
                           <a:stretch>
                             <a:fillRect/>
                           </a:stretch>
@@ -12148,6 +14546,9 @@
               <w:jc w:val="center"/>
             </w:pPr>
             <w:r>
+              <w:rPr>
+                <w:noProof/>
+              </w:rPr>
               <w:lastRenderedPageBreak/>
               <w:drawing>
                 <wp:inline distT="0" distB="0" distL="0" distR="0" wp14:anchorId="5BA826AB" wp14:editId="05851F9D">
@@ -12165,7 +14566,7 @@
                           <pic:cNvPicPr/>
                         </pic:nvPicPr>
                         <pic:blipFill>
-                          <a:blip r:embed="rId15"/>
+                          <a:blip r:embed="rId21"/>
                           <a:stretch>
                             <a:fillRect/>
                           </a:stretch>
@@ -12212,29 +14613,7 @@
           <w:sz w:val="20"/>
           <w:szCs w:val="20"/>
         </w:rPr>
-        <w:t xml:space="preserve">Proven Patterns </w:t>
-      </w:r>
-      <w:proofErr w:type="gramStart"/>
-      <w:r>
-        <w:rPr>
-          <w:i/>
-          <w:iCs/>
-          <w:color w:val="555555"/>
-          <w:sz w:val="20"/>
-          <w:szCs w:val="20"/>
-        </w:rPr>
-        <w:t>Inside</w:t>
-      </w:r>
-      <w:proofErr w:type="gramEnd"/>
-      <w:r>
-        <w:rPr>
-          <w:i/>
-          <w:iCs/>
-          <w:color w:val="555555"/>
-          <w:sz w:val="20"/>
-          <w:szCs w:val="20"/>
-        </w:rPr>
-        <w:t xml:space="preserve"> Framework Panel</w:t>
+        <w:t>Proven Patterns Inside Framework Panel</w:t>
       </w:r>
     </w:p>
     <w:tbl>
@@ -12283,6 +14662,9 @@
               <w:jc w:val="center"/>
             </w:pPr>
             <w:r>
+              <w:rPr>
+                <w:noProof/>
+              </w:rPr>
               <w:drawing>
                 <wp:inline distT="0" distB="0" distL="0" distR="0" wp14:anchorId="7AE43FD2" wp14:editId="1CBD44F7">
                   <wp:extent cx="5715000" cy="3214370"/>
@@ -12299,7 +14681,7 @@
                           <pic:cNvPicPr/>
                         </pic:nvPicPr>
                         <pic:blipFill>
-                          <a:blip r:embed="rId16"/>
+                          <a:blip r:embed="rId22"/>
                           <a:stretch>
                             <a:fillRect/>
                           </a:stretch>
@@ -12350,9 +14732,11 @@
       <w:pPr>
         <w:pStyle w:val="Heading2"/>
       </w:pPr>
+      <w:bookmarkStart w:id="23" w:name="_Toc241579513"/>
       <w:r>
         <w:t>7.2 Sample Inputs and Outputs</w:t>
       </w:r>
+      <w:bookmarkEnd w:id="23"/>
     </w:p>
     <w:p>
       <w:pPr>
@@ -12610,23 +14994,7 @@
                 <w:sz w:val="20"/>
                 <w:szCs w:val="20"/>
               </w:rPr>
-              <w:t xml:space="preserve">22 </w:t>
-            </w:r>
-            <w:proofErr w:type="spellStart"/>
-            <w:r>
-              <w:rPr>
-                <w:sz w:val="20"/>
-                <w:szCs w:val="20"/>
-              </w:rPr>
-              <w:t>Gulshan</w:t>
-            </w:r>
-            <w:proofErr w:type="spellEnd"/>
-            <w:r>
-              <w:rPr>
-                <w:sz w:val="20"/>
-                <w:szCs w:val="20"/>
-              </w:rPr>
-              <w:t xml:space="preserve"> Ave Dhaka</w:t>
+              <w:t>22 Gulshan Ave Dhaka</w:t>
             </w:r>
           </w:p>
         </w:tc>
@@ -13449,9 +15817,11 @@
       <w:pPr>
         <w:pStyle w:val="Heading2"/>
       </w:pPr>
+      <w:bookmarkStart w:id="24" w:name="_Toc241579514"/>
       <w:r>
         <w:t>7.3 Error Handling and Output</w:t>
       </w:r>
+      <w:bookmarkEnd w:id="24"/>
     </w:p>
     <w:p>
       <w:pPr>
@@ -15250,6 +17620,9 @@
               <w:jc w:val="center"/>
             </w:pPr>
             <w:r>
+              <w:rPr>
+                <w:noProof/>
+              </w:rPr>
               <w:drawing>
                 <wp:inline distT="0" distB="0" distL="0" distR="0" wp14:anchorId="001F4AEA" wp14:editId="1843D5DE">
                   <wp:extent cx="5715000" cy="3214370"/>
@@ -15266,7 +17639,7 @@
                           <pic:cNvPicPr/>
                         </pic:nvPicPr>
                         <pic:blipFill>
-                          <a:blip r:embed="rId17"/>
+                          <a:blip r:embed="rId23"/>
                           <a:stretch>
                             <a:fillRect/>
                           </a:stretch>
@@ -15309,12 +17682,12 @@
     <w:p>
       <w:pPr>
         <w:pStyle w:val="Heading1"/>
-        <w:pageBreakBefore/>
       </w:pPr>
+      <w:bookmarkStart w:id="25" w:name="_Toc241579515"/>
       <w:r>
-        <w:lastRenderedPageBreak/>
         <w:t>8. Contribution</w:t>
       </w:r>
+      <w:bookmarkEnd w:id="25"/>
     </w:p>
     <w:p>
       <w:pPr>
@@ -15336,9 +17709,11 @@
       <w:pPr>
         <w:pStyle w:val="Heading2"/>
       </w:pPr>
+      <w:bookmarkStart w:id="26" w:name="_Toc241579516"/>
       <w:r>
         <w:t>8.1 Individual Contribution</w:t>
       </w:r>
+      <w:bookmarkEnd w:id="26"/>
     </w:p>
     <w:tbl>
       <w:tblPr>
@@ -15828,6 +18203,7 @@
                 <w:sz w:val="19"/>
                 <w:szCs w:val="19"/>
               </w:rPr>
+              <w:lastRenderedPageBreak/>
               <w:t>[Member 3]</w:t>
             </w:r>
           </w:p>
@@ -15985,9 +18361,11 @@
       <w:pPr>
         <w:pStyle w:val="Heading2"/>
       </w:pPr>
+      <w:bookmarkStart w:id="27" w:name="_Toc241579517"/>
       <w:r>
         <w:t>8.2 Shared Responsibilities</w:t>
       </w:r>
+      <w:bookmarkEnd w:id="27"/>
     </w:p>
     <w:p>
       <w:pPr>
@@ -16031,20 +18409,22 @@
     <w:p>
       <w:pPr>
         <w:pStyle w:val="Heading1"/>
-        <w:pageBreakBefore/>
       </w:pPr>
+      <w:bookmarkStart w:id="28" w:name="_Toc241579518"/>
       <w:r>
-        <w:lastRenderedPageBreak/>
         <w:t>9. Conclusion</w:t>
       </w:r>
+      <w:bookmarkEnd w:id="28"/>
     </w:p>
     <w:p>
       <w:pPr>
         <w:pStyle w:val="Heading2"/>
       </w:pPr>
+      <w:bookmarkStart w:id="29" w:name="_Toc241579519"/>
       <w:r>
         <w:t>9.1 Summary of the Completed Project</w:t>
       </w:r>
+      <w:bookmarkEnd w:id="29"/>
     </w:p>
     <w:p>
       <w:pPr>
@@ -16067,9 +18447,11 @@
       <w:pPr>
         <w:pStyle w:val="Heading2"/>
       </w:pPr>
+      <w:bookmarkStart w:id="30" w:name="_Toc241579520"/>
       <w:r>
         <w:t>9.2 Were the Objectives Achieved?</w:t>
       </w:r>
+      <w:bookmarkEnd w:id="30"/>
     </w:p>
     <w:tbl>
       <w:tblPr>
@@ -16602,9 +18984,11 @@
       <w:pPr>
         <w:pStyle w:val="Heading2"/>
       </w:pPr>
+      <w:bookmarkStart w:id="31" w:name="_Toc241579521"/>
       <w:r>
         <w:t>9.3 Limitations</w:t>
       </w:r>
+      <w:bookmarkEnd w:id="31"/>
     </w:p>
     <w:p>
       <w:pPr>
@@ -16616,7 +19000,15 @@
         <w:spacing w:after="60" w:line="280" w:lineRule="auto"/>
       </w:pPr>
       <w:r>
-        <w:t xml:space="preserve">Comma delimiter problem: an address containing a comma breaks </w:t>
+        <w:t xml:space="preserve">Comma delimiter problem: an address containing </w:t>
+      </w:r>
+      <w:proofErr w:type="gramStart"/>
+      <w:r>
+        <w:t>a comma breaks</w:t>
+      </w:r>
+      <w:proofErr w:type="gramEnd"/>
+      <w:r>
+        <w:t xml:space="preserve"> </w:t>
       </w:r>
       <w:proofErr w:type="gramStart"/>
       <w:r>
@@ -16624,7 +19016,15 @@
       </w:r>
       <w:proofErr w:type="gramEnd"/>
       <w:r>
-        <w:t>","), since fields are not escaped.</w:t>
+        <w:t xml:space="preserve">","), since fields </w:t>
+      </w:r>
+      <w:proofErr w:type="gramStart"/>
+      <w:r>
+        <w:t>are not escaped</w:t>
+      </w:r>
+      <w:proofErr w:type="gramEnd"/>
+      <w:r>
+        <w:t>.</w:t>
       </w:r>
     </w:p>
     <w:p>
@@ -16683,9 +19083,11 @@
       <w:pPr>
         <w:pStyle w:val="Heading2"/>
       </w:pPr>
+      <w:bookmarkStart w:id="32" w:name="_Toc241579522"/>
       <w:r>
         <w:t>9.4 Challenges Faced and Reflection</w:t>
       </w:r>
+      <w:bookmarkEnd w:id="32"/>
     </w:p>
     <w:p>
       <w:pPr>
@@ -16729,6 +19131,7 @@
           <w:b/>
           <w:bCs/>
         </w:rPr>
+        <w:lastRenderedPageBreak/>
         <w:t xml:space="preserve">Keeping three files consistent: </w:t>
       </w:r>
       <w:r>
@@ -16778,7 +19181,15 @@
       </w:r>
       <w:proofErr w:type="gramEnd"/>
       <w:r>
-        <w:t>) logic so each reading is billed once.</w:t>
+        <w:t xml:space="preserve">) </w:t>
+      </w:r>
+      <w:proofErr w:type="gramStart"/>
+      <w:r>
+        <w:t>logic</w:t>
+      </w:r>
+      <w:proofErr w:type="gramEnd"/>
+      <w:r>
+        <w:t xml:space="preserve"> so each reading is billed once.</w:t>
       </w:r>
     </w:p>
     <w:p>
@@ -16832,20 +19243,22 @@
     <w:p>
       <w:pPr>
         <w:pStyle w:val="Heading1"/>
-        <w:pageBreakBefore/>
       </w:pPr>
+      <w:bookmarkStart w:id="33" w:name="_Toc241579523"/>
       <w:r>
-        <w:lastRenderedPageBreak/>
         <w:t>10. References and Appendix</w:t>
       </w:r>
+      <w:bookmarkEnd w:id="33"/>
     </w:p>
     <w:p>
       <w:pPr>
         <w:pStyle w:val="Heading2"/>
       </w:pPr>
+      <w:bookmarkStart w:id="34" w:name="_Toc241579524"/>
       <w:r>
         <w:t>10.1 References</w:t>
       </w:r>
+      <w:bookmarkEnd w:id="34"/>
     </w:p>
     <w:p>
       <w:pPr>
@@ -16857,15 +19270,7 @@
         <w:spacing w:after="60"/>
       </w:pPr>
       <w:r>
-        <w:t xml:space="preserve">CSE282 Complex Engineering Project brief, </w:t>
-      </w:r>
-      <w:proofErr w:type="gramStart"/>
-      <w:r>
-        <w:t>Summer</w:t>
-      </w:r>
-      <w:proofErr w:type="gramEnd"/>
-      <w:r>
-        <w:t xml:space="preserve"> 2026.</w:t>
+        <w:t>CSE282 Complex Engineering Project brief, Summer 2026.</w:t>
       </w:r>
     </w:p>
     <w:p>
@@ -16937,13 +19342,8 @@
         </w:numPr>
         <w:spacing w:after="60"/>
       </w:pPr>
-      <w:proofErr w:type="spellStart"/>
       <w:r>
-        <w:t>JetBrains</w:t>
-      </w:r>
-      <w:proofErr w:type="spellEnd"/>
-      <w:r>
-        <w:t>. IntelliJ IDEA Documentation. jetbrains.com/help/idea</w:t>
+        <w:t>JetBrains. IntelliJ IDEA Documentation. jetbrains.com/help/idea</w:t>
       </w:r>
     </w:p>
     <w:p>
@@ -16963,9 +19363,11 @@
       <w:pPr>
         <w:pStyle w:val="Heading2"/>
       </w:pPr>
+      <w:bookmarkStart w:id="35" w:name="_Toc241579525"/>
       <w:r>
         <w:t>Appendix A: OOP Concept Skeleton</w:t>
       </w:r>
+      <w:bookmarkEnd w:id="35"/>
     </w:p>
     <w:tbl>
       <w:tblPr>
@@ -17450,7 +19852,7 @@
       </w:r>
     </w:p>
     <w:sectPr>
-      <w:footerReference w:type="default" r:id="rId18"/>
+      <w:footerReference w:type="default" r:id="rId24"/>
       <w:pgSz w:w="11906" w:h="16838"/>
       <w:pgMar w:top="1300" w:right="1453" w:bottom="1200" w:left="1453" w:header="708" w:footer="708" w:gutter="0"/>
       <w:cols w:space="720"/>
@@ -17461,7 +19863,7 @@
 </file>
 
 <file path=word/endnotes.xml><?xml version="1.0" encoding="utf-8"?>
-<w:endnotes xmlns:wpc="http://schemas.microsoft.com/office/word/2010/wordprocessingCanvas" xmlns:mc="http://schemas.openxmlformats.org/markup-compatibility/2006" xmlns:o="urn:schemas-microsoft-com:office:office" xmlns:r="http://schemas.openxmlformats.org/officeDocument/2006/relationships" xmlns:m="http://schemas.openxmlformats.org/officeDocument/2006/math" xmlns:v="urn:schemas-microsoft-com:vml" xmlns:wp14="http://schemas.microsoft.com/office/word/2010/wordprocessingDrawing" xmlns:wp="http://schemas.openxmlformats.org/drawingml/2006/wordprocessingDrawing" xmlns:w10="urn:schemas-microsoft-com:office:word" xmlns:w="http://schemas.openxmlformats.org/wordprocessingml/2006/main" xmlns:w14="http://schemas.microsoft.com/office/word/2010/wordml" xmlns:w15="http://schemas.microsoft.com/office/word/2012/wordml" xmlns:wpg="http://schemas.microsoft.com/office/word/2010/wordprocessingGroup" xmlns:wpi="http://schemas.microsoft.com/office/word/2010/wordprocessingInk" xmlns:wne="http://schemas.microsoft.com/office/word/2006/wordml" xmlns:wps="http://schemas.microsoft.com/office/word/2010/wordprocessingShape" mc:Ignorable="w14 w15 wp14">
+<w:endnotes xmlns:wpc="http://schemas.microsoft.com/office/word/2010/wordprocessingCanvas" xmlns:cx="http://schemas.microsoft.com/office/drawing/2014/chartex" xmlns:cx1="http://schemas.microsoft.com/office/drawing/2015/9/8/chartex" xmlns:cx2="http://schemas.microsoft.com/office/drawing/2015/10/21/chartex" xmlns:cx3="http://schemas.microsoft.com/office/drawing/2016/5/9/chartex" xmlns:cx4="http://schemas.microsoft.com/office/drawing/2016/5/10/chartex" xmlns:cx5="http://schemas.microsoft.com/office/drawing/2016/5/11/chartex" xmlns:cx6="http://schemas.microsoft.com/office/drawing/2016/5/12/chartex" xmlns:cx7="http://schemas.microsoft.com/office/drawing/2016/5/13/chartex" xmlns:cx8="http://schemas.microsoft.com/office/drawing/2016/5/14/chartex" xmlns:mc="http://schemas.openxmlformats.org/markup-compatibility/2006" xmlns:aink="http://schemas.microsoft.com/office/drawing/2016/ink" xmlns:am3d="http://schemas.microsoft.com/office/drawing/2017/model3d" xmlns:o="urn:schemas-microsoft-com:office:office" xmlns:oel="http://schemas.microsoft.com/office/2019/extlst" xmlns:r="http://schemas.openxmlformats.org/officeDocument/2006/relationships" xmlns:m="http://schemas.openxmlformats.org/officeDocument/2006/math" xmlns:v="urn:schemas-microsoft-com:vml" xmlns:wp14="http://schemas.microsoft.com/office/word/2010/wordprocessingDrawing" xmlns:wp="http://schemas.openxmlformats.org/drawingml/2006/wordprocessingDrawing" xmlns:w10="urn:schemas-microsoft-com:office:word" xmlns:w="http://schemas.openxmlformats.org/wordprocessingml/2006/main" xmlns:w14="http://schemas.microsoft.com/office/word/2010/wordml" xmlns:w15="http://schemas.microsoft.com/office/word/2012/wordml" xmlns:w16cex="http://schemas.microsoft.com/office/word/2018/wordml/cex" xmlns:w16cid="http://schemas.microsoft.com/office/word/2016/wordml/cid" xmlns:w16="http://schemas.microsoft.com/office/word/2018/wordml" xmlns:w16du="http://schemas.microsoft.com/office/word/2023/wordml/word16du" xmlns:w16sdtdh="http://schemas.microsoft.com/office/word/2020/wordml/sdtdatahash" xmlns:w16sdtfl="http://schemas.microsoft.com/office/word/2024/wordml/sdtformatlock" xmlns:w16se="http://schemas.microsoft.com/office/word/2015/wordml/symex" xmlns:wpg="http://schemas.microsoft.com/office/word/2010/wordprocessingGroup" xmlns:wpi="http://schemas.microsoft.com/office/word/2010/wordprocessingInk" xmlns:wne="http://schemas.microsoft.com/office/word/2006/wordml" xmlns:wps="http://schemas.microsoft.com/office/word/2010/wordprocessingShape" mc:Ignorable="w14 w15 w16se w16cid w16 w16cex w16sdtdh w16sdtfl w16du wp14">
   <w:endnote w:type="separator" w:id="-1">
     <w:p>
       <w:r>
@@ -17480,7 +19882,7 @@
 </file>
 
 <file path=word/footer1.xml><?xml version="1.0" encoding="utf-8"?>
-<w:ftr xmlns:wpc="http://schemas.microsoft.com/office/word/2010/wordprocessingCanvas" xmlns:mc="http://schemas.openxmlformats.org/markup-compatibility/2006" xmlns:o="urn:schemas-microsoft-com:office:office" xmlns:r="http://schemas.openxmlformats.org/officeDocument/2006/relationships" xmlns:m="http://schemas.openxmlformats.org/officeDocument/2006/math" xmlns:v="urn:schemas-microsoft-com:vml" xmlns:wp14="http://schemas.microsoft.com/office/word/2010/wordprocessingDrawing" xmlns:wp="http://schemas.openxmlformats.org/drawingml/2006/wordprocessingDrawing" xmlns:w10="urn:schemas-microsoft-com:office:word" xmlns:w="http://schemas.openxmlformats.org/wordprocessingml/2006/main" xmlns:w14="http://schemas.microsoft.com/office/word/2010/wordml" xmlns:w15="http://schemas.microsoft.com/office/word/2012/wordml" xmlns:wpg="http://schemas.microsoft.com/office/word/2010/wordprocessingGroup" xmlns:wpi="http://schemas.microsoft.com/office/word/2010/wordprocessingInk" xmlns:wne="http://schemas.microsoft.com/office/word/2006/wordml" xmlns:wps="http://schemas.microsoft.com/office/word/2010/wordprocessingShape" mc:Ignorable="w14 w15 wp14">
+<w:ftr xmlns:wpc="http://schemas.microsoft.com/office/word/2010/wordprocessingCanvas" xmlns:cx="http://schemas.microsoft.com/office/drawing/2014/chartex" xmlns:cx1="http://schemas.microsoft.com/office/drawing/2015/9/8/chartex" xmlns:cx2="http://schemas.microsoft.com/office/drawing/2015/10/21/chartex" xmlns:cx3="http://schemas.microsoft.com/office/drawing/2016/5/9/chartex" xmlns:cx4="http://schemas.microsoft.com/office/drawing/2016/5/10/chartex" xmlns:cx5="http://schemas.microsoft.com/office/drawing/2016/5/11/chartex" xmlns:cx6="http://schemas.microsoft.com/office/drawing/2016/5/12/chartex" xmlns:cx7="http://schemas.microsoft.com/office/drawing/2016/5/13/chartex" xmlns:cx8="http://schemas.microsoft.com/office/drawing/2016/5/14/chartex" xmlns:mc="http://schemas.openxmlformats.org/markup-compatibility/2006" xmlns:aink="http://schemas.microsoft.com/office/drawing/2016/ink" xmlns:am3d="http://schemas.microsoft.com/office/drawing/2017/model3d" xmlns:o="urn:schemas-microsoft-com:office:office" xmlns:oel="http://schemas.microsoft.com/office/2019/extlst" xmlns:r="http://schemas.openxmlformats.org/officeDocument/2006/relationships" xmlns:m="http://schemas.openxmlformats.org/officeDocument/2006/math" xmlns:v="urn:schemas-microsoft-com:vml" xmlns:wp14="http://schemas.microsoft.com/office/word/2010/wordprocessingDrawing" xmlns:wp="http://schemas.openxmlformats.org/drawingml/2006/wordprocessingDrawing" xmlns:w10="urn:schemas-microsoft-com:office:word" xmlns:w="http://schemas.openxmlformats.org/wordprocessingml/2006/main" xmlns:w14="http://schemas.microsoft.com/office/word/2010/wordml" xmlns:w15="http://schemas.microsoft.com/office/word/2012/wordml" xmlns:w16cex="http://schemas.microsoft.com/office/word/2018/wordml/cex" xmlns:w16cid="http://schemas.microsoft.com/office/word/2016/wordml/cid" xmlns:w16="http://schemas.microsoft.com/office/word/2018/wordml" xmlns:w16du="http://schemas.microsoft.com/office/word/2023/wordml/word16du" xmlns:w16sdtdh="http://schemas.microsoft.com/office/word/2020/wordml/sdtdatahash" xmlns:w16sdtfl="http://schemas.microsoft.com/office/word/2024/wordml/sdtformatlock" xmlns:w16se="http://schemas.microsoft.com/office/word/2015/wordml/symex" xmlns:wpg="http://schemas.microsoft.com/office/word/2010/wordprocessingGroup" xmlns:wpi="http://schemas.microsoft.com/office/word/2010/wordprocessingInk" xmlns:wne="http://schemas.microsoft.com/office/word/2006/wordml" xmlns:wps="http://schemas.microsoft.com/office/word/2010/wordprocessingShape" mc:Ignorable="w14 w15 w16se w16cid w16 w16cex w16sdtdh w16sdtfl w16du wp14">
   <w:p>
     <w:pPr>
       <w:jc w:val="center"/>
@@ -17539,7 +19941,7 @@
 </file>
 
 <file path=word/footnotes.xml><?xml version="1.0" encoding="utf-8"?>
-<w:footnotes xmlns:wpc="http://schemas.microsoft.com/office/word/2010/wordprocessingCanvas" xmlns:mc="http://schemas.openxmlformats.org/markup-compatibility/2006" xmlns:o="urn:schemas-microsoft-com:office:office" xmlns:r="http://schemas.openxmlformats.org/officeDocument/2006/relationships" xmlns:m="http://schemas.openxmlformats.org/officeDocument/2006/math" xmlns:v="urn:schemas-microsoft-com:vml" xmlns:wp14="http://schemas.microsoft.com/office/word/2010/wordprocessingDrawing" xmlns:wp="http://schemas.openxmlformats.org/drawingml/2006/wordprocessingDrawing" xmlns:w10="urn:schemas-microsoft-com:office:word" xmlns:w="http://schemas.openxmlformats.org/wordprocessingml/2006/main" xmlns:w14="http://schemas.microsoft.com/office/word/2010/wordml" xmlns:w15="http://schemas.microsoft.com/office/word/2012/wordml" xmlns:wpg="http://schemas.microsoft.com/office/word/2010/wordprocessingGroup" xmlns:wpi="http://schemas.microsoft.com/office/word/2010/wordprocessingInk" xmlns:wne="http://schemas.microsoft.com/office/word/2006/wordml" xmlns:wps="http://schemas.microsoft.com/office/word/2010/wordprocessingShape" mc:Ignorable="w14 w15 wp14">
+<w:footnotes xmlns:wpc="http://schemas.microsoft.com/office/word/2010/wordprocessingCanvas" xmlns:cx="http://schemas.microsoft.com/office/drawing/2014/chartex" xmlns:cx1="http://schemas.microsoft.com/office/drawing/2015/9/8/chartex" xmlns:cx2="http://schemas.microsoft.com/office/drawing/2015/10/21/chartex" xmlns:cx3="http://schemas.microsoft.com/office/drawing/2016/5/9/chartex" xmlns:cx4="http://schemas.microsoft.com/office/drawing/2016/5/10/chartex" xmlns:cx5="http://schemas.microsoft.com/office/drawing/2016/5/11/chartex" xmlns:cx6="http://schemas.microsoft.com/office/drawing/2016/5/12/chartex" xmlns:cx7="http://schemas.microsoft.com/office/drawing/2016/5/13/chartex" xmlns:cx8="http://schemas.microsoft.com/office/drawing/2016/5/14/chartex" xmlns:mc="http://schemas.openxmlformats.org/markup-compatibility/2006" xmlns:aink="http://schemas.microsoft.com/office/drawing/2016/ink" xmlns:am3d="http://schemas.microsoft.com/office/drawing/2017/model3d" xmlns:o="urn:schemas-microsoft-com:office:office" xmlns:oel="http://schemas.microsoft.com/office/2019/extlst" xmlns:r="http://schemas.openxmlformats.org/officeDocument/2006/relationships" xmlns:m="http://schemas.openxmlformats.org/officeDocument/2006/math" xmlns:v="urn:schemas-microsoft-com:vml" xmlns:wp14="http://schemas.microsoft.com/office/word/2010/wordprocessingDrawing" xmlns:wp="http://schemas.openxmlformats.org/drawingml/2006/wordprocessingDrawing" xmlns:w10="urn:schemas-microsoft-com:office:word" xmlns:w="http://schemas.openxmlformats.org/wordprocessingml/2006/main" xmlns:w14="http://schemas.microsoft.com/office/word/2010/wordml" xmlns:w15="http://schemas.microsoft.com/office/word/2012/wordml" xmlns:w16cex="http://schemas.microsoft.com/office/word/2018/wordml/cex" xmlns:w16cid="http://schemas.microsoft.com/office/word/2016/wordml/cid" xmlns:w16="http://schemas.microsoft.com/office/word/2018/wordml" xmlns:w16du="http://schemas.microsoft.com/office/word/2023/wordml/word16du" xmlns:w16sdtdh="http://schemas.microsoft.com/office/word/2020/wordml/sdtdatahash" xmlns:w16sdtfl="http://schemas.microsoft.com/office/word/2024/wordml/sdtformatlock" xmlns:w16se="http://schemas.microsoft.com/office/word/2015/wordml/symex" xmlns:wpg="http://schemas.microsoft.com/office/word/2010/wordprocessingGroup" xmlns:wpi="http://schemas.microsoft.com/office/word/2010/wordprocessingInk" xmlns:wne="http://schemas.microsoft.com/office/word/2006/wordml" xmlns:wps="http://schemas.microsoft.com/office/word/2010/wordprocessingShape" mc:Ignorable="w14 w15 w16se w16cid w16 w16cex w16sdtdh w16sdtfl w16du wp14">
   <w:footnote w:type="separator" w:id="-1">
     <w:p>
       <w:r>
@@ -17558,7 +19960,7 @@
 </file>
 
 <file path=word/numbering.xml><?xml version="1.0" encoding="utf-8"?>
-<w:numbering xmlns:wpc="http://schemas.microsoft.com/office/word/2010/wordprocessingCanvas" xmlns:mc="http://schemas.openxmlformats.org/markup-compatibility/2006" xmlns:o="urn:schemas-microsoft-com:office:office" xmlns:r="http://schemas.openxmlformats.org/officeDocument/2006/relationships" xmlns:m="http://schemas.openxmlformats.org/officeDocument/2006/math" xmlns:v="urn:schemas-microsoft-com:vml" xmlns:wp14="http://schemas.microsoft.com/office/word/2010/wordprocessingDrawing" xmlns:wp="http://schemas.openxmlformats.org/drawingml/2006/wordprocessingDrawing" xmlns:w10="urn:schemas-microsoft-com:office:word" xmlns:w="http://schemas.openxmlformats.org/wordprocessingml/2006/main" xmlns:w14="http://schemas.microsoft.com/office/word/2010/wordml" xmlns:w15="http://schemas.microsoft.com/office/word/2012/wordml" xmlns:wpg="http://schemas.microsoft.com/office/word/2010/wordprocessingGroup" xmlns:wpi="http://schemas.microsoft.com/office/word/2010/wordprocessingInk" xmlns:wne="http://schemas.microsoft.com/office/word/2006/wordml" xmlns:wps="http://schemas.microsoft.com/office/word/2010/wordprocessingShape" mc:Ignorable="w14 w15 wp14">
+<w:numbering xmlns:wpc="http://schemas.microsoft.com/office/word/2010/wordprocessingCanvas" xmlns:cx="http://schemas.microsoft.com/office/drawing/2014/chartex" xmlns:cx1="http://schemas.microsoft.com/office/drawing/2015/9/8/chartex" xmlns:cx2="http://schemas.microsoft.com/office/drawing/2015/10/21/chartex" xmlns:cx3="http://schemas.microsoft.com/office/drawing/2016/5/9/chartex" xmlns:cx4="http://schemas.microsoft.com/office/drawing/2016/5/10/chartex" xmlns:cx5="http://schemas.microsoft.com/office/drawing/2016/5/11/chartex" xmlns:cx6="http://schemas.microsoft.com/office/drawing/2016/5/12/chartex" xmlns:cx7="http://schemas.microsoft.com/office/drawing/2016/5/13/chartex" xmlns:cx8="http://schemas.microsoft.com/office/drawing/2016/5/14/chartex" xmlns:mc="http://schemas.openxmlformats.org/markup-compatibility/2006" xmlns:aink="http://schemas.microsoft.com/office/drawing/2016/ink" xmlns:am3d="http://schemas.microsoft.com/office/drawing/2017/model3d" xmlns:o="urn:schemas-microsoft-com:office:office" xmlns:oel="http://schemas.microsoft.com/office/2019/extlst" xmlns:r="http://schemas.openxmlformats.org/officeDocument/2006/relationships" xmlns:m="http://schemas.openxmlformats.org/officeDocument/2006/math" xmlns:v="urn:schemas-microsoft-com:vml" xmlns:wp14="http://schemas.microsoft.com/office/word/2010/wordprocessingDrawing" xmlns:wp="http://schemas.openxmlformats.org/drawingml/2006/wordprocessingDrawing" xmlns:w10="urn:schemas-microsoft-com:office:word" xmlns:w="http://schemas.openxmlformats.org/wordprocessingml/2006/main" xmlns:w14="http://schemas.microsoft.com/office/word/2010/wordml" xmlns:w15="http://schemas.microsoft.com/office/word/2012/wordml" xmlns:w16cex="http://schemas.microsoft.com/office/word/2018/wordml/cex" xmlns:w16cid="http://schemas.microsoft.com/office/word/2016/wordml/cid" xmlns:w16="http://schemas.microsoft.com/office/word/2018/wordml" xmlns:w16du="http://schemas.microsoft.com/office/word/2023/wordml/word16du" xmlns:w16sdtdh="http://schemas.microsoft.com/office/word/2020/wordml/sdtdatahash" xmlns:w16sdtfl="http://schemas.microsoft.com/office/word/2024/wordml/sdtformatlock" xmlns:w16se="http://schemas.microsoft.com/office/word/2015/wordml/symex" xmlns:wpg="http://schemas.microsoft.com/office/word/2010/wordprocessingGroup" xmlns:wpi="http://schemas.microsoft.com/office/word/2010/wordprocessingInk" xmlns:wne="http://schemas.microsoft.com/office/word/2006/wordml" xmlns:wps="http://schemas.microsoft.com/office/word/2010/wordprocessingShape" mc:Ignorable="w14 w15 w16se w16cid w16 w16cex w16sdtdh w16sdtfl w16du wp14">
   <w:abstractNum w:abstractNumId="0" w15:restartNumberingAfterBreak="0">
     <w:nsid w:val="12AD3210"/>
     <w:multiLevelType w:val="hybridMultilevel"/>
@@ -17807,25 +20209,25 @@
       <w:lvlJc w:val="left"/>
     </w:lvl>
   </w:abstractNum>
-  <w:num w:numId="1">
+  <w:num w:numId="1" w16cid:durableId="1488085280">
     <w:abstractNumId w:val="0"/>
     <w:lvlOverride w:ilvl="0">
       <w:startOverride w:val="1"/>
     </w:lvlOverride>
   </w:num>
-  <w:num w:numId="2">
+  <w:num w:numId="2" w16cid:durableId="1526015194">
     <w:abstractNumId w:val="1"/>
     <w:lvlOverride w:ilvl="0">
       <w:startOverride w:val="1"/>
     </w:lvlOverride>
   </w:num>
-  <w:num w:numId="3">
+  <w:num w:numId="3" w16cid:durableId="912130176">
     <w:abstractNumId w:val="2"/>
     <w:lvlOverride w:ilvl="0">
       <w:startOverride w:val="1"/>
     </w:lvlOverride>
   </w:num>
-  <w:num w:numId="4">
+  <w:num w:numId="4" w16cid:durableId="2076850137">
     <w:abstractNumId w:val="3"/>
     <w:lvlOverride w:ilvl="0">
       <w:startOverride w:val="1"/>
@@ -17835,7 +20237,7 @@
 </file>
 
 <file path=word/styles.xml><?xml version="1.0" encoding="utf-8"?>
-<w:styles xmlns:mc="http://schemas.openxmlformats.org/markup-compatibility/2006" xmlns:r="http://schemas.openxmlformats.org/officeDocument/2006/relationships" xmlns:w="http://schemas.openxmlformats.org/wordprocessingml/2006/main" xmlns:w14="http://schemas.microsoft.com/office/word/2010/wordml" xmlns:w15="http://schemas.microsoft.com/office/word/2012/wordml" mc:Ignorable="w14 w15">
+<w:styles xmlns:mc="http://schemas.openxmlformats.org/markup-compatibility/2006" xmlns:r="http://schemas.openxmlformats.org/officeDocument/2006/relationships" xmlns:w="http://schemas.openxmlformats.org/wordprocessingml/2006/main" xmlns:w14="http://schemas.microsoft.com/office/word/2010/wordml" xmlns:w15="http://schemas.microsoft.com/office/word/2012/wordml" xmlns:w16cex="http://schemas.microsoft.com/office/word/2018/wordml/cex" xmlns:w16cid="http://schemas.microsoft.com/office/word/2016/wordml/cid" xmlns:w16="http://schemas.microsoft.com/office/word/2018/wordml" xmlns:w16du="http://schemas.microsoft.com/office/word/2023/wordml/word16du" xmlns:w16sdtdh="http://schemas.microsoft.com/office/word/2020/wordml/sdtdatahash" xmlns:w16sdtfl="http://schemas.microsoft.com/office/word/2024/wordml/sdtformatlock" xmlns:w16se="http://schemas.microsoft.com/office/word/2015/wordml/symex" mc:Ignorable="w14 w15 w16se w16cid w16 w16cex w16sdtdh w16sdtfl w16du">
   <w:docDefaults>
     <w:rPrDefault>
       <w:rPr>
@@ -17847,7 +20249,7 @@
     </w:rPrDefault>
     <w:pPrDefault/>
   </w:docDefaults>
-  <w:latentStyles w:defLockedState="0" w:defUIPriority="99" w:defSemiHidden="0" w:defUnhideWhenUsed="0" w:defQFormat="0" w:count="371">
+  <w:latentStyles w:defLockedState="0" w:defUIPriority="99" w:defSemiHidden="0" w:defUnhideWhenUsed="0" w:defQFormat="0" w:count="376">
     <w:lsdException w:name="Normal" w:uiPriority="0" w:qFormat="1"/>
     <w:lsdException w:name="heading 1" w:uiPriority="9" w:qFormat="1"/>
     <w:lsdException w:name="heading 2" w:semiHidden="1" w:uiPriority="9" w:unhideWhenUsed="1" w:qFormat="1"/>
@@ -18219,6 +20621,11 @@
     <w:lsdException w:name="List Table 5 Dark Accent 6" w:uiPriority="50"/>
     <w:lsdException w:name="List Table 6 Colorful Accent 6" w:uiPriority="51"/>
     <w:lsdException w:name="List Table 7 Colorful Accent 6" w:uiPriority="52"/>
+    <w:lsdException w:name="Mention" w:semiHidden="1" w:unhideWhenUsed="1"/>
+    <w:lsdException w:name="Smart Hyperlink" w:semiHidden="1" w:unhideWhenUsed="1"/>
+    <w:lsdException w:name="Hashtag" w:semiHidden="1" w:unhideWhenUsed="1"/>
+    <w:lsdException w:name="Unresolved Mention" w:semiHidden="1" w:unhideWhenUsed="1"/>
+    <w:lsdException w:name="Smart Link" w:semiHidden="1" w:unhideWhenUsed="1"/>
   </w:latentStyles>
   <w:style w:type="paragraph" w:default="1" w:styleId="Normal">
     <w:name w:val="Normal"/>
@@ -18305,7 +20712,6 @@
   <w:style w:type="character" w:default="1" w:styleId="DefaultParagraphFont">
     <w:name w:val="Default Paragraph Font"/>
     <w:uiPriority w:val="1"/>
-    <w:semiHidden/>
     <w:unhideWhenUsed/>
   </w:style>
   <w:style w:type="table" w:default="1" w:styleId="TableNormal">
@@ -18419,6 +20825,81 @@
       <w:sz w:val="20"/>
       <w:szCs w:val="20"/>
     </w:rPr>
+  </w:style>
+  <w:style w:type="character" w:styleId="UnresolvedMention">
+    <w:name w:val="Unresolved Mention"/>
+    <w:basedOn w:val="DefaultParagraphFont"/>
+    <w:uiPriority w:val="99"/>
+    <w:semiHidden/>
+    <w:unhideWhenUsed/>
+    <w:rsid w:val="00A2558B"/>
+    <w:rPr>
+      <w:color w:val="605E5C"/>
+      <w:shd w:val="clear" w:color="auto" w:fill="E1DFDD"/>
+    </w:rPr>
+  </w:style>
+  <w:style w:type="character" w:styleId="FollowedHyperlink">
+    <w:name w:val="FollowedHyperlink"/>
+    <w:basedOn w:val="DefaultParagraphFont"/>
+    <w:uiPriority w:val="99"/>
+    <w:semiHidden/>
+    <w:unhideWhenUsed/>
+    <w:rsid w:val="00A2558B"/>
+    <w:rPr>
+      <w:color w:val="954F72" w:themeColor="followedHyperlink"/>
+      <w:u w:val="single"/>
+    </w:rPr>
+  </w:style>
+  <w:style w:type="paragraph" w:styleId="TOCHeading">
+    <w:name w:val="TOC Heading"/>
+    <w:basedOn w:val="Heading1"/>
+    <w:next w:val="Normal"/>
+    <w:uiPriority w:val="39"/>
+    <w:unhideWhenUsed/>
+    <w:qFormat/>
+    <w:rsid w:val="00433C27"/>
+    <w:pPr>
+      <w:keepNext/>
+      <w:keepLines/>
+      <w:pBdr>
+        <w:bottom w:val="none" w:sz="0" w:space="0" w:color="auto"/>
+      </w:pBdr>
+      <w:spacing w:before="240" w:after="0" w:line="259" w:lineRule="auto"/>
+      <w:outlineLvl w:val="9"/>
+    </w:pPr>
+    <w:rPr>
+      <w:rFonts w:asciiTheme="majorHAnsi" w:eastAsiaTheme="majorEastAsia" w:hAnsiTheme="majorHAnsi" w:cstheme="majorBidi"/>
+      <w:b w:val="0"/>
+      <w:bCs w:val="0"/>
+      <w:color w:val="2E74B5" w:themeColor="accent1" w:themeShade="BF"/>
+      <w:sz w:val="32"/>
+      <w:szCs w:val="32"/>
+    </w:rPr>
+  </w:style>
+  <w:style w:type="paragraph" w:styleId="TOC1">
+    <w:name w:val="toc 1"/>
+    <w:basedOn w:val="Normal"/>
+    <w:next w:val="Normal"/>
+    <w:autoRedefine/>
+    <w:uiPriority w:val="39"/>
+    <w:unhideWhenUsed/>
+    <w:rsid w:val="00433C27"/>
+    <w:pPr>
+      <w:spacing w:after="100"/>
+    </w:pPr>
+  </w:style>
+  <w:style w:type="paragraph" w:styleId="TOC2">
+    <w:name w:val="toc 2"/>
+    <w:basedOn w:val="Normal"/>
+    <w:next w:val="Normal"/>
+    <w:autoRedefine/>
+    <w:uiPriority w:val="39"/>
+    <w:unhideWhenUsed/>
+    <w:rsid w:val="00433C27"/>
+    <w:pPr>
+      <w:spacing w:after="100"/>
+      <w:ind w:left="220"/>
+    </w:pPr>
   </w:style>
 </w:styles>
 </file>
@@ -18682,4 +21163,16 @@
     </a:ext>
   </a:extLst>
 </a:theme>
+</file>
+
+<file path=customXml/item1.xml><?xml version="1.0" encoding="utf-8"?>
+<b:Sources xmlns:b="http://schemas.openxmlformats.org/officeDocument/2006/bibliography" xmlns="http://schemas.openxmlformats.org/officeDocument/2006/bibliography" SelectedStyle="\APASixthEditionOfficeOnline.xsl" StyleName="APA" Version="6"/>
+</file>
+
+<file path=customXml/itemProps1.xml><?xml version="1.0" encoding="utf-8"?>
+<ds:datastoreItem xmlns:ds="http://schemas.openxmlformats.org/officeDocument/2006/customXml" ds:itemID="{B1AC0322-F8B7-433A-863D-36E5C7B8ACAA}">
+  <ds:schemaRefs>
+    <ds:schemaRef ds:uri="http://schemas.openxmlformats.org/officeDocument/2006/bibliography"/>
+  </ds:schemaRefs>
+</ds:datastoreItem>
 </file>
--- a/Smart_Electricity.docx
+++ b/Smart_Electricity.docx
@@ -7,6 +7,16 @@
         <w:spacing w:before="600" w:after="200"/>
         <w:jc w:val="center"/>
       </w:pPr>
+      <w:r>
+        <w:rPr>
+          <w:b/>
+          <w:bCs/>
+          <w:color w:val="1F3A5F"/>
+          <w:sz w:val="28"/>
+          <w:szCs w:val="28"/>
+        </w:rPr>
+        <w:t xml:space="preserve"> </w:t>
+      </w:r>
       <w:r>
         <w:rPr>
           <w:b/>
@@ -711,19 +721,7 @@
                 <w:rPr>
                   <w:rStyle w:val="Hyperlink"/>
                 </w:rPr>
-                <w:t>https://github.c</w:t>
-              </w:r>
-              <w:r>
-                <w:rPr>
-                  <w:rStyle w:val="Hyperlink"/>
-                </w:rPr>
-                <w:t>o</w:t>
-              </w:r>
-              <w:r>
-                <w:rPr>
-                  <w:rStyle w:val="Hyperlink"/>
-                </w:rPr>
-                <w:t>m/Hey-zid</w:t>
+                <w:t>https://github.com/Hey-zid</w:t>
               </w:r>
             </w:hyperlink>
           </w:p>
@@ -793,19 +791,7 @@
                 <w:rPr>
                   <w:rStyle w:val="Hyperlink"/>
                 </w:rPr>
-                <w:t>https://github.com/mdmahidurr</w:t>
-              </w:r>
-              <w:r>
-                <w:rPr>
-                  <w:rStyle w:val="Hyperlink"/>
-                </w:rPr>
-                <w:t>a</w:t>
-              </w:r>
-              <w:r>
-                <w:rPr>
-                  <w:rStyle w:val="Hyperlink"/>
-                </w:rPr>
-                <w:t>hman-346</w:t>
+                <w:t>https://github.com/mdmahidurrahman-346</w:t>
               </w:r>
             </w:hyperlink>
           </w:p>
@@ -892,23 +878,7 @@
                   <w:sz w:val="21"/>
                   <w:szCs w:val="21"/>
                 </w:rPr>
-                <w:t>https://github.com/samiaa</w:t>
-              </w:r>
-              <w:r>
-                <w:rPr>
-                  <w:rStyle w:val="Hyperlink"/>
-                  <w:sz w:val="21"/>
-                  <w:szCs w:val="21"/>
-                </w:rPr>
-                <w:t>f</w:t>
-              </w:r>
-              <w:r>
-                <w:rPr>
-                  <w:rStyle w:val="Hyperlink"/>
-                  <w:sz w:val="21"/>
-                  <w:szCs w:val="21"/>
-                </w:rPr>
-                <w:t>roz331</w:t>
+                <w:t>https://github.com/samiaafroz331</w:t>
               </w:r>
             </w:hyperlink>
           </w:p>
@@ -998,23 +968,7 @@
                   <w:sz w:val="21"/>
                   <w:szCs w:val="21"/>
                 </w:rPr>
-                <w:t>https://github.com/sad</w:t>
-              </w:r>
-              <w:r>
-                <w:rPr>
-                  <w:rStyle w:val="Hyperlink"/>
-                  <w:sz w:val="21"/>
-                  <w:szCs w:val="21"/>
-                </w:rPr>
-                <w:t>i</w:t>
-              </w:r>
-              <w:r>
-                <w:rPr>
-                  <w:rStyle w:val="Hyperlink"/>
-                  <w:sz w:val="21"/>
-                  <w:szCs w:val="21"/>
-                </w:rPr>
-                <w:t>q1030</w:t>
+                <w:t>https://github.com/sadiq1030</w:t>
               </w:r>
             </w:hyperlink>
           </w:p>
@@ -1098,23 +1052,7 @@
                   <w:sz w:val="21"/>
                   <w:szCs w:val="21"/>
                 </w:rPr>
-                <w:t>https://github.com/sam</w:t>
-              </w:r>
-              <w:r>
-                <w:rPr>
-                  <w:rStyle w:val="Hyperlink"/>
-                  <w:sz w:val="21"/>
-                  <w:szCs w:val="21"/>
-                </w:rPr>
-                <w:t>e</w:t>
-              </w:r>
-              <w:r>
-                <w:rPr>
-                  <w:rStyle w:val="Hyperlink"/>
-                  <w:sz w:val="21"/>
-                  <w:szCs w:val="21"/>
-                </w:rPr>
-                <w:t>erhossain</w:t>
+                <w:t>https://github.com/sameerhossain</w:t>
               </w:r>
             </w:hyperlink>
           </w:p>
@@ -1167,6 +1105,12 @@
     </w:p>
     <w:sdt>
       <w:sdtPr>
+        <w:rPr>
+          <w:rFonts w:ascii="Arial" w:eastAsia="Arial" w:hAnsi="Arial" w:cs="Arial"/>
+          <w:color w:val="auto"/>
+          <w:sz w:val="22"/>
+          <w:szCs w:val="22"/>
+        </w:rPr>
         <w:id w:val="-978457311"/>
         <w:docPartObj>
           <w:docPartGallery w:val="Table of Contents"/>
@@ -1175,13 +1119,9 @@
       </w:sdtPr>
       <w:sdtEndPr>
         <w:rPr>
-          <w:rFonts w:ascii="Arial" w:eastAsia="Arial" w:hAnsi="Arial" w:cs="Arial"/>
           <w:b/>
           <w:bCs/>
           <w:noProof/>
-          <w:color w:val="auto"/>
-          <w:sz w:val="22"/>
-          <w:szCs w:val="22"/>
         </w:rPr>
       </w:sdtEndPr>
       <w:sdtContent>
@@ -3775,23 +3715,7 @@
                 <w:sz w:val="20"/>
                 <w:szCs w:val="20"/>
               </w:rPr>
-              <w:t xml:space="preserve">6 (Record, Customer, Meter, Bill, </w:t>
-            </w:r>
-            <w:proofErr w:type="spellStart"/>
-            <w:r>
-              <w:rPr>
-                <w:sz w:val="20"/>
-                <w:szCs w:val="20"/>
-              </w:rPr>
-              <w:t>FileManager</w:t>
-            </w:r>
-            <w:proofErr w:type="spellEnd"/>
-            <w:r>
-              <w:rPr>
-                <w:sz w:val="20"/>
-                <w:szCs w:val="20"/>
-              </w:rPr>
-              <w:t>, Main)</w:t>
+              <w:t>6 (Record, Customer, Meter, Bill, FileManager, Main)</w:t>
             </w:r>
           </w:p>
         </w:tc>
@@ -3845,23 +3769,7 @@
                 <w:sz w:val="20"/>
                 <w:szCs w:val="20"/>
               </w:rPr>
-              <w:t>10 (</w:t>
-            </w:r>
-            <w:proofErr w:type="spellStart"/>
-            <w:r>
-              <w:rPr>
-                <w:sz w:val="20"/>
-                <w:szCs w:val="20"/>
-              </w:rPr>
-              <w:t>CardLayout</w:t>
-            </w:r>
-            <w:proofErr w:type="spellEnd"/>
-            <w:r>
-              <w:rPr>
-                <w:sz w:val="20"/>
-                <w:szCs w:val="20"/>
-              </w:rPr>
-              <w:t xml:space="preserve"> cards)</w:t>
+              <w:t>10 (CardLayout cards)</w:t>
             </w:r>
           </w:p>
         </w:tc>
@@ -4023,39 +3931,7 @@
                 <w:sz w:val="20"/>
                 <w:szCs w:val="20"/>
               </w:rPr>
-              <w:t>2 (</w:t>
-            </w:r>
-            <w:proofErr w:type="spellStart"/>
-            <w:r>
-              <w:rPr>
-                <w:sz w:val="20"/>
-                <w:szCs w:val="20"/>
-              </w:rPr>
-              <w:t>DuplicateCustomerException</w:t>
-            </w:r>
-            <w:proofErr w:type="spellEnd"/>
-            <w:r>
-              <w:rPr>
-                <w:sz w:val="20"/>
-                <w:szCs w:val="20"/>
-              </w:rPr>
-              <w:t xml:space="preserve">, </w:t>
-            </w:r>
-            <w:proofErr w:type="spellStart"/>
-            <w:r>
-              <w:rPr>
-                <w:sz w:val="20"/>
-                <w:szCs w:val="20"/>
-              </w:rPr>
-              <w:t>CustomerNotFoundException</w:t>
-            </w:r>
-            <w:proofErr w:type="spellEnd"/>
-            <w:r>
-              <w:rPr>
-                <w:sz w:val="20"/>
-                <w:szCs w:val="20"/>
-              </w:rPr>
-              <w:t>)</w:t>
+              <w:t>2 (DuplicateCustomerException, CustomerNotFoundException)</w:t>
             </w:r>
           </w:p>
         </w:tc>
@@ -5124,15 +5000,7 @@
         <w:jc w:val="both"/>
       </w:pPr>
       <w:r>
-        <w:t xml:space="preserve">Bangladesh has millions of electricity consumers, and billing accuracy is an everyday concern for both households and providers. Building a system around this domain let us solve a problem we all understand while </w:t>
-      </w:r>
-      <w:proofErr w:type="spellStart"/>
-      <w:r>
-        <w:t>practising</w:t>
-      </w:r>
-      <w:proofErr w:type="spellEnd"/>
-      <w:r>
-        <w:t xml:space="preserve"> software engineering skills.</w:t>
+        <w:t>Bangladesh has millions of electricity consumers, and billing accuracy is an everyday concern for both households and providers. Building a system around this domain let us solve a problem we all understand while practising software engineering skills.</w:t>
       </w:r>
     </w:p>
     <w:p>
@@ -5275,31 +5143,13 @@
             </w:tcMar>
           </w:tcPr>
           <w:p>
-            <w:proofErr w:type="spellStart"/>
-            <w:r>
-              <w:rPr>
-                <w:sz w:val="20"/>
-                <w:szCs w:val="20"/>
-              </w:rPr>
-              <w:t>isCustomerIdTaken</w:t>
-            </w:r>
-            <w:proofErr w:type="spellEnd"/>
-            <w:r>
-              <w:rPr>
-                <w:sz w:val="20"/>
-                <w:szCs w:val="20"/>
-              </w:rPr>
-              <w:t xml:space="preserve">() check throws </w:t>
-            </w:r>
-            <w:proofErr w:type="spellStart"/>
-            <w:r>
-              <w:rPr>
-                <w:sz w:val="20"/>
-                <w:szCs w:val="20"/>
-              </w:rPr>
-              <w:t>DuplicateCustomerException</w:t>
-            </w:r>
-            <w:proofErr w:type="spellEnd"/>
+            <w:r>
+              <w:rPr>
+                <w:sz w:val="20"/>
+                <w:szCs w:val="20"/>
+              </w:rPr>
+              <w:t>isCustomerIdTaken() check throws DuplicateCustomerException</w:t>
+            </w:r>
           </w:p>
         </w:tc>
       </w:tr>
@@ -5401,37 +5251,12 @@
             </w:tcMar>
           </w:tcPr>
           <w:p>
-            <w:proofErr w:type="spellStart"/>
-            <w:r>
-              <w:rPr>
-                <w:sz w:val="20"/>
-                <w:szCs w:val="20"/>
-              </w:rPr>
-              <w:t>getUnitsUsed</w:t>
-            </w:r>
-            <w:proofErr w:type="spellEnd"/>
-            <w:r>
-              <w:rPr>
-                <w:sz w:val="20"/>
-                <w:szCs w:val="20"/>
-              </w:rPr>
-              <w:t xml:space="preserve">() and </w:t>
-            </w:r>
-            <w:proofErr w:type="spellStart"/>
-            <w:r>
-              <w:rPr>
-                <w:sz w:val="20"/>
-                <w:szCs w:val="20"/>
-              </w:rPr>
-              <w:t>unitsUsed</w:t>
-            </w:r>
-            <w:proofErr w:type="spellEnd"/>
-            <w:r>
-              <w:rPr>
-                <w:sz w:val="20"/>
-                <w:szCs w:val="20"/>
-              </w:rPr>
-              <w:t xml:space="preserve"> × RATE_PER_UNIT are computed automatically</w:t>
+            <w:r>
+              <w:rPr>
+                <w:sz w:val="20"/>
+                <w:szCs w:val="20"/>
+              </w:rPr>
+              <w:t>getUnitsUsed() and unitsUsed × RATE_PER_UNIT are computed automatically</w:t>
             </w:r>
           </w:p>
         </w:tc>
@@ -6099,15 +5924,7 @@
         <w:jc w:val="both"/>
       </w:pPr>
       <w:r>
-        <w:t xml:space="preserve">The application follows a four-layer design in which every request </w:t>
-      </w:r>
-      <w:proofErr w:type="gramStart"/>
-      <w:r>
-        <w:t>flows</w:t>
-      </w:r>
-      <w:proofErr w:type="gramEnd"/>
-      <w:r>
-        <w:t xml:space="preserve"> top-down: interface, data access, domain model and flat-file storage.</w:t>
+        <w:t>The application follows a four-layer design in which every request flows top-down: interface, data access, domain model and flat-file storage.</w:t>
       </w:r>
     </w:p>
     <w:tbl>
@@ -6198,60 +6015,19 @@
                 <w:sz w:val="20"/>
                 <w:szCs w:val="20"/>
               </w:rPr>
-              <w:t xml:space="preserve">Main extends </w:t>
-            </w:r>
-            <w:proofErr w:type="spellStart"/>
-            <w:r>
-              <w:rPr>
-                <w:sz w:val="20"/>
-                <w:szCs w:val="20"/>
-              </w:rPr>
-              <w:t>JFrame</w:t>
-            </w:r>
-            <w:proofErr w:type="spellEnd"/>
-            <w:r>
-              <w:rPr>
-                <w:sz w:val="20"/>
-                <w:szCs w:val="20"/>
-              </w:rPr>
-              <w:t xml:space="preserve"> using </w:t>
-            </w:r>
-            <w:proofErr w:type="spellStart"/>
-            <w:r>
-              <w:rPr>
-                <w:sz w:val="20"/>
-                <w:szCs w:val="20"/>
-              </w:rPr>
-              <w:t>CardLayout</w:t>
-            </w:r>
-            <w:proofErr w:type="spellEnd"/>
-            <w:r>
-              <w:rPr>
-                <w:sz w:val="20"/>
-                <w:szCs w:val="20"/>
-              </w:rPr>
-              <w:t xml:space="preserve"> with 10 panels (650 × 500)</w:t>
+              <w:t>Main extends JFrame using CardLayout with 10 panels (650 × 500)</w:t>
             </w:r>
           </w:p>
           <w:p>
             <w:pPr>
               <w:spacing w:after="40"/>
             </w:pPr>
-            <w:proofErr w:type="spellStart"/>
-            <w:r>
-              <w:rPr>
-                <w:sz w:val="20"/>
-                <w:szCs w:val="20"/>
-              </w:rPr>
-              <w:t>showPage</w:t>
-            </w:r>
-            <w:proofErr w:type="spellEnd"/>
-            <w:r>
-              <w:rPr>
-                <w:sz w:val="20"/>
-                <w:szCs w:val="20"/>
-              </w:rPr>
-              <w:t>(name) switches screens; collects input and shows results; never touches files</w:t>
+            <w:r>
+              <w:rPr>
+                <w:sz w:val="20"/>
+                <w:szCs w:val="20"/>
+              </w:rPr>
+              <w:t>showPage(name) switches screens; collects input and shows results; never touches files</w:t>
             </w:r>
           </w:p>
         </w:tc>
@@ -6318,84 +6094,25 @@
             <w:pPr>
               <w:spacing w:after="40"/>
             </w:pPr>
-            <w:proofErr w:type="spellStart"/>
-            <w:r>
-              <w:rPr>
-                <w:sz w:val="20"/>
-                <w:szCs w:val="20"/>
-              </w:rPr>
-              <w:t>FileManager</w:t>
-            </w:r>
-            <w:proofErr w:type="spellEnd"/>
-            <w:r>
-              <w:rPr>
-                <w:sz w:val="20"/>
-                <w:szCs w:val="20"/>
-              </w:rPr>
-              <w:t>: single gateway for every read and write</w:t>
+            <w:r>
+              <w:rPr>
+                <w:sz w:val="20"/>
+                <w:szCs w:val="20"/>
+              </w:rPr>
+              <w:t>FileManager: single gateway for every read and write</w:t>
             </w:r>
           </w:p>
           <w:p>
             <w:pPr>
               <w:spacing w:after="40"/>
             </w:pPr>
-            <w:proofErr w:type="spellStart"/>
-            <w:r>
-              <w:rPr>
-                <w:sz w:val="20"/>
-                <w:szCs w:val="20"/>
-              </w:rPr>
-              <w:t>saveCustomer</w:t>
-            </w:r>
-            <w:proofErr w:type="spellEnd"/>
-            <w:r>
-              <w:rPr>
-                <w:sz w:val="20"/>
-                <w:szCs w:val="20"/>
-              </w:rPr>
-              <w:t xml:space="preserve"> · </w:t>
-            </w:r>
-            <w:proofErr w:type="spellStart"/>
-            <w:r>
-              <w:rPr>
-                <w:sz w:val="20"/>
-                <w:szCs w:val="20"/>
-              </w:rPr>
-              <w:t>findCustomerById</w:t>
-            </w:r>
-            <w:proofErr w:type="spellEnd"/>
-            <w:r>
-              <w:rPr>
-                <w:sz w:val="20"/>
-                <w:szCs w:val="20"/>
-              </w:rPr>
-              <w:t xml:space="preserve"> · </w:t>
-            </w:r>
-            <w:proofErr w:type="spellStart"/>
-            <w:r>
-              <w:rPr>
-                <w:sz w:val="20"/>
-                <w:szCs w:val="20"/>
-              </w:rPr>
-              <w:t>findNextUnbilledMeter</w:t>
-            </w:r>
-            <w:proofErr w:type="spellEnd"/>
-            <w:r>
-              <w:rPr>
-                <w:sz w:val="20"/>
-                <w:szCs w:val="20"/>
-              </w:rPr>
-              <w:t xml:space="preserve"> · </w:t>
-            </w:r>
-            <w:proofErr w:type="spellStart"/>
-            <w:r>
-              <w:rPr>
-                <w:sz w:val="20"/>
-                <w:szCs w:val="20"/>
-              </w:rPr>
-              <w:t>changeBill</w:t>
-            </w:r>
-            <w:proofErr w:type="spellEnd"/>
+            <w:r>
+              <w:rPr>
+                <w:sz w:val="20"/>
+                <w:szCs w:val="20"/>
+              </w:rPr>
+              <w:t>saveCustomer · findCustomerById · findNextUnbilledMeter · changeBill</w:t>
+            </w:r>
           </w:p>
         </w:tc>
       </w:tr>
@@ -6562,23 +6279,7 @@
                 <w:sz w:val="20"/>
                 <w:szCs w:val="20"/>
               </w:rPr>
-              <w:t xml:space="preserve">Flat CSV rows built by </w:t>
-            </w:r>
-            <w:proofErr w:type="spellStart"/>
-            <w:r>
-              <w:rPr>
-                <w:sz w:val="20"/>
-                <w:szCs w:val="20"/>
-              </w:rPr>
-              <w:t>toFileString</w:t>
-            </w:r>
-            <w:proofErr w:type="spellEnd"/>
-            <w:r>
-              <w:rPr>
-                <w:sz w:val="20"/>
-                <w:szCs w:val="20"/>
-              </w:rPr>
-              <w:t>()</w:t>
+              <w:t>Flat CSV rows built by toFileString()</w:t>
             </w:r>
           </w:p>
         </w:tc>
@@ -6617,15 +6318,7 @@
       </w:pPr>
       <w:r>
         <w:lastRenderedPageBreak/>
-        <w:t xml:space="preserve">The home screen offers nine feature buttons and an Exit button. Each button opens a panel that calls one specific </w:t>
-      </w:r>
-      <w:proofErr w:type="spellStart"/>
-      <w:r>
-        <w:t>FileManager</w:t>
-      </w:r>
-      <w:proofErr w:type="spellEnd"/>
-      <w:r>
-        <w:t xml:space="preserve"> method:</w:t>
+        <w:t>The home screen offers nine feature buttons and an Exit button. Each button opens a panel that calls one specific FileManager method:</w:t>
       </w:r>
     </w:p>
     <w:tbl>
@@ -6733,7 +6426,6 @@
             </w:tcMar>
           </w:tcPr>
           <w:p>
-            <w:proofErr w:type="spellStart"/>
             <w:r>
               <w:rPr>
                 <w:b/>
@@ -6742,9 +6434,28 @@
                 <w:sz w:val="19"/>
                 <w:szCs w:val="19"/>
               </w:rPr>
-              <w:t>FileManager</w:t>
-            </w:r>
-            <w:proofErr w:type="spellEnd"/>
+              <w:t>FileManager call</w:t>
+            </w:r>
+          </w:p>
+        </w:tc>
+        <w:tc>
+          <w:tcPr>
+            <w:tcW w:w="2700" w:type="dxa"/>
+            <w:tcBorders>
+              <w:top w:val="single" w:sz="4" w:space="0" w:color="9AA9BC"/>
+              <w:left w:val="single" w:sz="4" w:space="0" w:color="9AA9BC"/>
+              <w:bottom w:val="single" w:sz="4" w:space="0" w:color="9AA9BC"/>
+              <w:right w:val="single" w:sz="4" w:space="0" w:color="9AA9BC"/>
+            </w:tcBorders>
+            <w:shd w:val="clear" w:color="auto" w:fill="1F3A5F"/>
+            <w:tcMar>
+              <w:top w:w="70" w:type="dxa"/>
+              <w:left w:w="100" w:type="dxa"/>
+              <w:bottom w:w="70" w:type="dxa"/>
+              <w:right w:w="100" w:type="dxa"/>
+            </w:tcMar>
+          </w:tcPr>
+          <w:p>
             <w:r>
               <w:rPr>
                 <w:b/>
@@ -6753,37 +6464,113 @@
                 <w:sz w:val="19"/>
                 <w:szCs w:val="19"/>
               </w:rPr>
-              <w:t xml:space="preserve"> call</w:t>
-            </w:r>
-          </w:p>
-        </w:tc>
-        <w:tc>
-          <w:tcPr>
-            <w:tcW w:w="2700" w:type="dxa"/>
-            <w:tcBorders>
-              <w:top w:val="single" w:sz="4" w:space="0" w:color="9AA9BC"/>
-              <w:left w:val="single" w:sz="4" w:space="0" w:color="9AA9BC"/>
-              <w:bottom w:val="single" w:sz="4" w:space="0" w:color="9AA9BC"/>
-              <w:right w:val="single" w:sz="4" w:space="0" w:color="9AA9BC"/>
-            </w:tcBorders>
-            <w:shd w:val="clear" w:color="auto" w:fill="1F3A5F"/>
-            <w:tcMar>
-              <w:top w:w="70" w:type="dxa"/>
-              <w:left w:w="100" w:type="dxa"/>
-              <w:bottom w:w="70" w:type="dxa"/>
-              <w:right w:w="100" w:type="dxa"/>
-            </w:tcMar>
-          </w:tcPr>
-          <w:p>
-            <w:r>
-              <w:rPr>
-                <w:b/>
-                <w:bCs/>
-                <w:color w:val="FFFFFF"/>
+              <w:t>Result shown</w:t>
+            </w:r>
+          </w:p>
+        </w:tc>
+      </w:tr>
+      <w:tr>
+        <w:tc>
+          <w:tcPr>
+            <w:tcW w:w="2100" w:type="dxa"/>
+            <w:tcBorders>
+              <w:top w:val="single" w:sz="4" w:space="0" w:color="9AA9BC"/>
+              <w:left w:val="single" w:sz="4" w:space="0" w:color="9AA9BC"/>
+              <w:bottom w:val="single" w:sz="4" w:space="0" w:color="9AA9BC"/>
+              <w:right w:val="single" w:sz="4" w:space="0" w:color="9AA9BC"/>
+            </w:tcBorders>
+            <w:tcMar>
+              <w:top w:w="70" w:type="dxa"/>
+              <w:left w:w="100" w:type="dxa"/>
+              <w:bottom w:w="70" w:type="dxa"/>
+              <w:right w:w="100" w:type="dxa"/>
+            </w:tcMar>
+          </w:tcPr>
+          <w:p>
+            <w:r>
+              <w:rPr>
                 <w:sz w:val="19"/>
                 <w:szCs w:val="19"/>
               </w:rPr>
-              <w:t>Result shown</w:t>
+              <w:t>Register Customer</w:t>
+            </w:r>
+          </w:p>
+        </w:tc>
+        <w:tc>
+          <w:tcPr>
+            <w:tcW w:w="1200" w:type="dxa"/>
+            <w:tcBorders>
+              <w:top w:val="single" w:sz="4" w:space="0" w:color="9AA9BC"/>
+              <w:left w:val="single" w:sz="4" w:space="0" w:color="9AA9BC"/>
+              <w:bottom w:val="single" w:sz="4" w:space="0" w:color="9AA9BC"/>
+              <w:right w:val="single" w:sz="4" w:space="0" w:color="9AA9BC"/>
+            </w:tcBorders>
+            <w:tcMar>
+              <w:top w:w="70" w:type="dxa"/>
+              <w:left w:w="100" w:type="dxa"/>
+              <w:bottom w:w="70" w:type="dxa"/>
+              <w:right w:w="100" w:type="dxa"/>
+            </w:tcMar>
+          </w:tcPr>
+          <w:p>
+            <w:r>
+              <w:rPr>
+                <w:sz w:val="19"/>
+                <w:szCs w:val="19"/>
+              </w:rPr>
+              <w:t>register</w:t>
+            </w:r>
+          </w:p>
+        </w:tc>
+        <w:tc>
+          <w:tcPr>
+            <w:tcW w:w="3000" w:type="dxa"/>
+            <w:tcBorders>
+              <w:top w:val="single" w:sz="4" w:space="0" w:color="9AA9BC"/>
+              <w:left w:val="single" w:sz="4" w:space="0" w:color="9AA9BC"/>
+              <w:bottom w:val="single" w:sz="4" w:space="0" w:color="9AA9BC"/>
+              <w:right w:val="single" w:sz="4" w:space="0" w:color="9AA9BC"/>
+            </w:tcBorders>
+            <w:tcMar>
+              <w:top w:w="70" w:type="dxa"/>
+              <w:left w:w="100" w:type="dxa"/>
+              <w:bottom w:w="70" w:type="dxa"/>
+              <w:right w:w="100" w:type="dxa"/>
+            </w:tcMar>
+          </w:tcPr>
+          <w:p>
+            <w:r>
+              <w:rPr>
+                <w:sz w:val="19"/>
+                <w:szCs w:val="19"/>
+              </w:rPr>
+              <w:t>saveCustomer</w:t>
+            </w:r>
+          </w:p>
+        </w:tc>
+        <w:tc>
+          <w:tcPr>
+            <w:tcW w:w="2700" w:type="dxa"/>
+            <w:tcBorders>
+              <w:top w:val="single" w:sz="4" w:space="0" w:color="9AA9BC"/>
+              <w:left w:val="single" w:sz="4" w:space="0" w:color="9AA9BC"/>
+              <w:bottom w:val="single" w:sz="4" w:space="0" w:color="9AA9BC"/>
+              <w:right w:val="single" w:sz="4" w:space="0" w:color="9AA9BC"/>
+            </w:tcBorders>
+            <w:tcMar>
+              <w:top w:w="70" w:type="dxa"/>
+              <w:left w:w="100" w:type="dxa"/>
+              <w:bottom w:w="70" w:type="dxa"/>
+              <w:right w:w="100" w:type="dxa"/>
+            </w:tcMar>
+          </w:tcPr>
+          <w:p>
+            <w:r>
+              <w:rPr>
+                <w:sz w:val="19"/>
+                <w:szCs w:val="19"/>
+              </w:rPr>
+              <w:t>Customer registered successfully!</w:t>
             </w:r>
           </w:p>
         </w:tc>
@@ -6811,7 +6598,7 @@
                 <w:sz w:val="19"/>
                 <w:szCs w:val="19"/>
               </w:rPr>
-              <w:t>Register Customer</w:t>
+              <w:t>Search Customer</w:t>
             </w:r>
           </w:p>
         </w:tc>
@@ -6837,7 +6624,7 @@
                 <w:sz w:val="19"/>
                 <w:szCs w:val="19"/>
               </w:rPr>
-              <w:t>register</w:t>
+              <w:t>search</w:t>
             </w:r>
           </w:p>
         </w:tc>
@@ -6858,15 +6645,13 @@
             </w:tcMar>
           </w:tcPr>
           <w:p>
-            <w:proofErr w:type="spellStart"/>
             <w:r>
               <w:rPr>
                 <w:sz w:val="19"/>
                 <w:szCs w:val="19"/>
               </w:rPr>
-              <w:t>saveCustomer</w:t>
-            </w:r>
-            <w:proofErr w:type="spellEnd"/>
+              <w:t>findCustomerById</w:t>
+            </w:r>
           </w:p>
         </w:tc>
         <w:tc>
@@ -6891,7 +6676,7 @@
                 <w:sz w:val="19"/>
                 <w:szCs w:val="19"/>
               </w:rPr>
-              <w:t>Customer registered successfully!</w:t>
+              <w:t>ID, name, address, meter number</w:t>
             </w:r>
           </w:p>
         </w:tc>
@@ -6919,7 +6704,7 @@
                 <w:sz w:val="19"/>
                 <w:szCs w:val="19"/>
               </w:rPr>
-              <w:t>Search Customer</w:t>
+              <w:t>Update Customer</w:t>
             </w:r>
           </w:p>
         </w:tc>
@@ -6945,7 +6730,7 @@
                 <w:sz w:val="19"/>
                 <w:szCs w:val="19"/>
               </w:rPr>
-              <w:t>search</w:t>
+              <w:t>update</w:t>
             </w:r>
           </w:p>
         </w:tc>
@@ -6966,15 +6751,13 @@
             </w:tcMar>
           </w:tcPr>
           <w:p>
-            <w:proofErr w:type="spellStart"/>
             <w:r>
               <w:rPr>
                 <w:sz w:val="19"/>
                 <w:szCs w:val="19"/>
               </w:rPr>
-              <w:t>findCustomerById</w:t>
-            </w:r>
-            <w:proofErr w:type="spellEnd"/>
+              <w:t>findCustomerById → updateCustomer</w:t>
+            </w:r>
           </w:p>
         </w:tc>
         <w:tc>
@@ -6999,7 +6782,7 @@
                 <w:sz w:val="19"/>
                 <w:szCs w:val="19"/>
               </w:rPr>
-              <w:t>ID, name, address, meter number</w:t>
+              <w:t>Customer updated successfully!</w:t>
             </w:r>
           </w:p>
         </w:tc>
@@ -7027,7 +6810,7 @@
                 <w:sz w:val="19"/>
                 <w:szCs w:val="19"/>
               </w:rPr>
-              <w:t>Update Customer</w:t>
+              <w:t>Delete Customer</w:t>
             </w:r>
           </w:p>
         </w:tc>
@@ -7053,7 +6836,7 @@
                 <w:sz w:val="19"/>
                 <w:szCs w:val="19"/>
               </w:rPr>
-              <w:t>update</w:t>
+              <w:t>delete</w:t>
             </w:r>
           </w:p>
         </w:tc>
@@ -7074,36 +6857,72 @@
             </w:tcMar>
           </w:tcPr>
           <w:p>
-            <w:proofErr w:type="spellStart"/>
             <w:r>
               <w:rPr>
                 <w:sz w:val="19"/>
                 <w:szCs w:val="19"/>
               </w:rPr>
-              <w:t>findCustomerById</w:t>
-            </w:r>
-            <w:proofErr w:type="spellEnd"/>
+              <w:t>deleteCustomer (cascade)</w:t>
+            </w:r>
+          </w:p>
+        </w:tc>
+        <w:tc>
+          <w:tcPr>
+            <w:tcW w:w="2700" w:type="dxa"/>
+            <w:tcBorders>
+              <w:top w:val="single" w:sz="4" w:space="0" w:color="9AA9BC"/>
+              <w:left w:val="single" w:sz="4" w:space="0" w:color="9AA9BC"/>
+              <w:bottom w:val="single" w:sz="4" w:space="0" w:color="9AA9BC"/>
+              <w:right w:val="single" w:sz="4" w:space="0" w:color="9AA9BC"/>
+            </w:tcBorders>
+            <w:tcMar>
+              <w:top w:w="70" w:type="dxa"/>
+              <w:left w:w="100" w:type="dxa"/>
+              <w:bottom w:w="70" w:type="dxa"/>
+              <w:right w:w="100" w:type="dxa"/>
+            </w:tcMar>
+          </w:tcPr>
+          <w:p>
             <w:r>
               <w:rPr>
                 <w:sz w:val="19"/>
                 <w:szCs w:val="19"/>
               </w:rPr>
-              <w:t xml:space="preserve"> → </w:t>
-            </w:r>
-            <w:proofErr w:type="spellStart"/>
+              <w:t>Confirm dialog, then records removed</w:t>
+            </w:r>
+          </w:p>
+        </w:tc>
+      </w:tr>
+      <w:tr>
+        <w:tc>
+          <w:tcPr>
+            <w:tcW w:w="2100" w:type="dxa"/>
+            <w:tcBorders>
+              <w:top w:val="single" w:sz="4" w:space="0" w:color="9AA9BC"/>
+              <w:left w:val="single" w:sz="4" w:space="0" w:color="9AA9BC"/>
+              <w:bottom w:val="single" w:sz="4" w:space="0" w:color="9AA9BC"/>
+              <w:right w:val="single" w:sz="4" w:space="0" w:color="9AA9BC"/>
+            </w:tcBorders>
+            <w:tcMar>
+              <w:top w:w="70" w:type="dxa"/>
+              <w:left w:w="100" w:type="dxa"/>
+              <w:bottom w:w="70" w:type="dxa"/>
+              <w:right w:w="100" w:type="dxa"/>
+            </w:tcMar>
+          </w:tcPr>
+          <w:p>
             <w:r>
               <w:rPr>
                 <w:sz w:val="19"/>
                 <w:szCs w:val="19"/>
               </w:rPr>
-              <w:t>updateCustomer</w:t>
-            </w:r>
-            <w:proofErr w:type="spellEnd"/>
-          </w:p>
-        </w:tc>
-        <w:tc>
-          <w:tcPr>
-            <w:tcW w:w="2700" w:type="dxa"/>
+              <w:t>Add Meter Reading</w:t>
+            </w:r>
+          </w:p>
+        </w:tc>
+        <w:tc>
+          <w:tcPr>
+            <w:tcW w:w="1200" w:type="dxa"/>
             <w:tcBorders>
               <w:top w:val="single" w:sz="4" w:space="0" w:color="9AA9BC"/>
               <w:left w:val="single" w:sz="4" w:space="0" w:color="9AA9BC"/>
@@ -7123,7 +6942,59 @@
                 <w:sz w:val="19"/>
                 <w:szCs w:val="19"/>
               </w:rPr>
-              <w:t>Customer updated successfully!</w:t>
+              <w:t>meter</w:t>
+            </w:r>
+          </w:p>
+        </w:tc>
+        <w:tc>
+          <w:tcPr>
+            <w:tcW w:w="3000" w:type="dxa"/>
+            <w:tcBorders>
+              <w:top w:val="single" w:sz="4" w:space="0" w:color="9AA9BC"/>
+              <w:left w:val="single" w:sz="4" w:space="0" w:color="9AA9BC"/>
+              <w:bottom w:val="single" w:sz="4" w:space="0" w:color="9AA9BC"/>
+              <w:right w:val="single" w:sz="4" w:space="0" w:color="9AA9BC"/>
+            </w:tcBorders>
+            <w:tcMar>
+              <w:top w:w="70" w:type="dxa"/>
+              <w:left w:w="100" w:type="dxa"/>
+              <w:bottom w:w="70" w:type="dxa"/>
+              <w:right w:w="100" w:type="dxa"/>
+            </w:tcMar>
+          </w:tcPr>
+          <w:p>
+            <w:r>
+              <w:rPr>
+                <w:sz w:val="19"/>
+                <w:szCs w:val="19"/>
+              </w:rPr>
+              <w:t>findMeterByCustomerId → saveMeter</w:t>
+            </w:r>
+          </w:p>
+        </w:tc>
+        <w:tc>
+          <w:tcPr>
+            <w:tcW w:w="2700" w:type="dxa"/>
+            <w:tcBorders>
+              <w:top w:val="single" w:sz="4" w:space="0" w:color="9AA9BC"/>
+              <w:left w:val="single" w:sz="4" w:space="0" w:color="9AA9BC"/>
+              <w:bottom w:val="single" w:sz="4" w:space="0" w:color="9AA9BC"/>
+              <w:right w:val="single" w:sz="4" w:space="0" w:color="9AA9BC"/>
+            </w:tcBorders>
+            <w:tcMar>
+              <w:top w:w="70" w:type="dxa"/>
+              <w:left w:w="100" w:type="dxa"/>
+              <w:bottom w:w="70" w:type="dxa"/>
+              <w:right w:w="100" w:type="dxa"/>
+            </w:tcMar>
+          </w:tcPr>
+          <w:p>
+            <w:r>
+              <w:rPr>
+                <w:sz w:val="19"/>
+                <w:szCs w:val="19"/>
+              </w:rPr>
+              <w:t>Previous, current, units used</w:t>
             </w:r>
           </w:p>
         </w:tc>
@@ -7151,7 +7022,7 @@
                 <w:sz w:val="19"/>
                 <w:szCs w:val="19"/>
               </w:rPr>
-              <w:t>Delete Customer</w:t>
+              <w:t>Add Monthly Bill</w:t>
             </w:r>
           </w:p>
         </w:tc>
@@ -7177,7 +7048,7 @@
                 <w:sz w:val="19"/>
                 <w:szCs w:val="19"/>
               </w:rPr>
-              <w:t>delete</w:t>
+              <w:t>billAdd</w:t>
             </w:r>
           </w:p>
         </w:tc>
@@ -7198,27 +7069,46 @@
             </w:tcMar>
           </w:tcPr>
           <w:p>
-            <w:proofErr w:type="spellStart"/>
             <w:r>
               <w:rPr>
                 <w:sz w:val="19"/>
                 <w:szCs w:val="19"/>
               </w:rPr>
-              <w:t>deleteCustomer</w:t>
-            </w:r>
-            <w:proofErr w:type="spellEnd"/>
+              <w:t>findNextUnbilledMeter → saveBill</w:t>
+            </w:r>
+          </w:p>
+        </w:tc>
+        <w:tc>
+          <w:tcPr>
+            <w:tcW w:w="2700" w:type="dxa"/>
+            <w:tcBorders>
+              <w:top w:val="single" w:sz="4" w:space="0" w:color="9AA9BC"/>
+              <w:left w:val="single" w:sz="4" w:space="0" w:color="9AA9BC"/>
+              <w:bottom w:val="single" w:sz="4" w:space="0" w:color="9AA9BC"/>
+              <w:right w:val="single" w:sz="4" w:space="0" w:color="9AA9BC"/>
+            </w:tcBorders>
+            <w:tcMar>
+              <w:top w:w="70" w:type="dxa"/>
+              <w:left w:w="100" w:type="dxa"/>
+              <w:bottom w:w="70" w:type="dxa"/>
+              <w:right w:w="100" w:type="dxa"/>
+            </w:tcMar>
+          </w:tcPr>
+          <w:p>
             <w:r>
               <w:rPr>
                 <w:sz w:val="19"/>
                 <w:szCs w:val="19"/>
               </w:rPr>
-              <w:t xml:space="preserve"> (cascade)</w:t>
-            </w:r>
-          </w:p>
-        </w:tc>
-        <w:tc>
-          <w:tcPr>
-            <w:tcW w:w="2700" w:type="dxa"/>
+              <w:t>Units, reading, amount, status</w:t>
+            </w:r>
+          </w:p>
+        </w:tc>
+      </w:tr>
+      <w:tr>
+        <w:tc>
+          <w:tcPr>
+            <w:tcW w:w="2100" w:type="dxa"/>
             <w:tcBorders>
               <w:top w:val="single" w:sz="4" w:space="0" w:color="9AA9BC"/>
               <w:left w:val="single" w:sz="4" w:space="0" w:color="9AA9BC"/>
@@ -7238,7 +7128,85 @@
                 <w:sz w:val="19"/>
                 <w:szCs w:val="19"/>
               </w:rPr>
-              <w:t>Confirm dialog, then records removed</w:t>
+              <w:t>Update Bill Status</w:t>
+            </w:r>
+          </w:p>
+        </w:tc>
+        <w:tc>
+          <w:tcPr>
+            <w:tcW w:w="1200" w:type="dxa"/>
+            <w:tcBorders>
+              <w:top w:val="single" w:sz="4" w:space="0" w:color="9AA9BC"/>
+              <w:left w:val="single" w:sz="4" w:space="0" w:color="9AA9BC"/>
+              <w:bottom w:val="single" w:sz="4" w:space="0" w:color="9AA9BC"/>
+              <w:right w:val="single" w:sz="4" w:space="0" w:color="9AA9BC"/>
+            </w:tcBorders>
+            <w:tcMar>
+              <w:top w:w="70" w:type="dxa"/>
+              <w:left w:w="100" w:type="dxa"/>
+              <w:bottom w:w="70" w:type="dxa"/>
+              <w:right w:w="100" w:type="dxa"/>
+            </w:tcMar>
+          </w:tcPr>
+          <w:p>
+            <w:r>
+              <w:rPr>
+                <w:sz w:val="19"/>
+                <w:szCs w:val="19"/>
+              </w:rPr>
+              <w:t>billUpdate</w:t>
+            </w:r>
+          </w:p>
+        </w:tc>
+        <w:tc>
+          <w:tcPr>
+            <w:tcW w:w="3000" w:type="dxa"/>
+            <w:tcBorders>
+              <w:top w:val="single" w:sz="4" w:space="0" w:color="9AA9BC"/>
+              <w:left w:val="single" w:sz="4" w:space="0" w:color="9AA9BC"/>
+              <w:bottom w:val="single" w:sz="4" w:space="0" w:color="9AA9BC"/>
+              <w:right w:val="single" w:sz="4" w:space="0" w:color="9AA9BC"/>
+            </w:tcBorders>
+            <w:tcMar>
+              <w:top w:w="70" w:type="dxa"/>
+              <w:left w:w="100" w:type="dxa"/>
+              <w:bottom w:w="70" w:type="dxa"/>
+              <w:right w:w="100" w:type="dxa"/>
+            </w:tcMar>
+          </w:tcPr>
+          <w:p>
+            <w:r>
+              <w:rPr>
+                <w:sz w:val="19"/>
+                <w:szCs w:val="19"/>
+              </w:rPr>
+              <w:t>updateBillStatus</w:t>
+            </w:r>
+          </w:p>
+        </w:tc>
+        <w:tc>
+          <w:tcPr>
+            <w:tcW w:w="2700" w:type="dxa"/>
+            <w:tcBorders>
+              <w:top w:val="single" w:sz="4" w:space="0" w:color="9AA9BC"/>
+              <w:left w:val="single" w:sz="4" w:space="0" w:color="9AA9BC"/>
+              <w:bottom w:val="single" w:sz="4" w:space="0" w:color="9AA9BC"/>
+              <w:right w:val="single" w:sz="4" w:space="0" w:color="9AA9BC"/>
+            </w:tcBorders>
+            <w:tcMar>
+              <w:top w:w="70" w:type="dxa"/>
+              <w:left w:w="100" w:type="dxa"/>
+              <w:bottom w:w="70" w:type="dxa"/>
+              <w:right w:w="100" w:type="dxa"/>
+            </w:tcMar>
+          </w:tcPr>
+          <w:p>
+            <w:r>
+              <w:rPr>
+                <w:sz w:val="19"/>
+                <w:szCs w:val="19"/>
+              </w:rPr>
+              <w:t>Bill status updated.</w:t>
             </w:r>
           </w:p>
         </w:tc>
@@ -7266,7 +7234,7 @@
                 <w:sz w:val="19"/>
                 <w:szCs w:val="19"/>
               </w:rPr>
-              <w:t>Add Meter Reading</w:t>
+              <w:t>Delete Bill</w:t>
             </w:r>
           </w:p>
         </w:tc>
@@ -7292,7 +7260,7 @@
                 <w:sz w:val="19"/>
                 <w:szCs w:val="19"/>
               </w:rPr>
-              <w:t>meter</w:t>
+              <w:t>billDelete</w:t>
             </w:r>
           </w:p>
         </w:tc>
@@ -7313,36 +7281,72 @@
             </w:tcMar>
           </w:tcPr>
           <w:p>
-            <w:proofErr w:type="spellStart"/>
             <w:r>
               <w:rPr>
                 <w:sz w:val="19"/>
                 <w:szCs w:val="19"/>
               </w:rPr>
-              <w:t>findMeterByCustomerId</w:t>
-            </w:r>
-            <w:proofErr w:type="spellEnd"/>
+              <w:t>deleteBill</w:t>
+            </w:r>
+          </w:p>
+        </w:tc>
+        <w:tc>
+          <w:tcPr>
+            <w:tcW w:w="2700" w:type="dxa"/>
+            <w:tcBorders>
+              <w:top w:val="single" w:sz="4" w:space="0" w:color="9AA9BC"/>
+              <w:left w:val="single" w:sz="4" w:space="0" w:color="9AA9BC"/>
+              <w:bottom w:val="single" w:sz="4" w:space="0" w:color="9AA9BC"/>
+              <w:right w:val="single" w:sz="4" w:space="0" w:color="9AA9BC"/>
+            </w:tcBorders>
+            <w:tcMar>
+              <w:top w:w="70" w:type="dxa"/>
+              <w:left w:w="100" w:type="dxa"/>
+              <w:bottom w:w="70" w:type="dxa"/>
+              <w:right w:w="100" w:type="dxa"/>
+            </w:tcMar>
+          </w:tcPr>
+          <w:p>
             <w:r>
               <w:rPr>
                 <w:sz w:val="19"/>
                 <w:szCs w:val="19"/>
               </w:rPr>
-              <w:t xml:space="preserve"> → </w:t>
-            </w:r>
-            <w:proofErr w:type="spellStart"/>
+              <w:t>Bill deleted.</w:t>
+            </w:r>
+          </w:p>
+        </w:tc>
+      </w:tr>
+      <w:tr>
+        <w:tc>
+          <w:tcPr>
+            <w:tcW w:w="2100" w:type="dxa"/>
+            <w:tcBorders>
+              <w:top w:val="single" w:sz="4" w:space="0" w:color="9AA9BC"/>
+              <w:left w:val="single" w:sz="4" w:space="0" w:color="9AA9BC"/>
+              <w:bottom w:val="single" w:sz="4" w:space="0" w:color="9AA9BC"/>
+              <w:right w:val="single" w:sz="4" w:space="0" w:color="9AA9BC"/>
+            </w:tcBorders>
+            <w:tcMar>
+              <w:top w:w="70" w:type="dxa"/>
+              <w:left w:w="100" w:type="dxa"/>
+              <w:bottom w:w="70" w:type="dxa"/>
+              <w:right w:w="100" w:type="dxa"/>
+            </w:tcMar>
+          </w:tcPr>
+          <w:p>
             <w:r>
               <w:rPr>
                 <w:sz w:val="19"/>
                 <w:szCs w:val="19"/>
               </w:rPr>
-              <w:t>saveMeter</w:t>
-            </w:r>
-            <w:proofErr w:type="spellEnd"/>
-          </w:p>
-        </w:tc>
-        <w:tc>
-          <w:tcPr>
-            <w:tcW w:w="2700" w:type="dxa"/>
+              <w:t>Annual Bill Report</w:t>
+            </w:r>
+          </w:p>
+        </w:tc>
+        <w:tc>
+          <w:tcPr>
+            <w:tcW w:w="1200" w:type="dxa"/>
             <w:tcBorders>
               <w:top w:val="single" w:sz="4" w:space="0" w:color="9AA9BC"/>
               <w:left w:val="single" w:sz="4" w:space="0" w:color="9AA9BC"/>
@@ -7362,15 +7366,13 @@
                 <w:sz w:val="19"/>
                 <w:szCs w:val="19"/>
               </w:rPr>
-              <w:t>Previous, current, units used</w:t>
-            </w:r>
-          </w:p>
-        </w:tc>
-      </w:tr>
-      <w:tr>
-        <w:tc>
-          <w:tcPr>
-            <w:tcW w:w="2100" w:type="dxa"/>
+              <w:t>report</w:t>
+            </w:r>
+          </w:p>
+        </w:tc>
+        <w:tc>
+          <w:tcPr>
+            <w:tcW w:w="3000" w:type="dxa"/>
             <w:tcBorders>
               <w:top w:val="single" w:sz="4" w:space="0" w:color="9AA9BC"/>
               <w:left w:val="single" w:sz="4" w:space="0" w:color="9AA9BC"/>
@@ -7390,408 +7392,8 @@
                 <w:sz w:val="19"/>
                 <w:szCs w:val="19"/>
               </w:rPr>
-              <w:t>Add Monthly Bill</w:t>
-            </w:r>
-          </w:p>
-        </w:tc>
-        <w:tc>
-          <w:tcPr>
-            <w:tcW w:w="1200" w:type="dxa"/>
-            <w:tcBorders>
-              <w:top w:val="single" w:sz="4" w:space="0" w:color="9AA9BC"/>
-              <w:left w:val="single" w:sz="4" w:space="0" w:color="9AA9BC"/>
-              <w:bottom w:val="single" w:sz="4" w:space="0" w:color="9AA9BC"/>
-              <w:right w:val="single" w:sz="4" w:space="0" w:color="9AA9BC"/>
-            </w:tcBorders>
-            <w:tcMar>
-              <w:top w:w="70" w:type="dxa"/>
-              <w:left w:w="100" w:type="dxa"/>
-              <w:bottom w:w="70" w:type="dxa"/>
-              <w:right w:w="100" w:type="dxa"/>
-            </w:tcMar>
-          </w:tcPr>
-          <w:p>
-            <w:proofErr w:type="spellStart"/>
-            <w:r>
-              <w:rPr>
-                <w:sz w:val="19"/>
-                <w:szCs w:val="19"/>
-              </w:rPr>
-              <w:t>billAdd</w:t>
-            </w:r>
-            <w:proofErr w:type="spellEnd"/>
-          </w:p>
-        </w:tc>
-        <w:tc>
-          <w:tcPr>
-            <w:tcW w:w="3000" w:type="dxa"/>
-            <w:tcBorders>
-              <w:top w:val="single" w:sz="4" w:space="0" w:color="9AA9BC"/>
-              <w:left w:val="single" w:sz="4" w:space="0" w:color="9AA9BC"/>
-              <w:bottom w:val="single" w:sz="4" w:space="0" w:color="9AA9BC"/>
-              <w:right w:val="single" w:sz="4" w:space="0" w:color="9AA9BC"/>
-            </w:tcBorders>
-            <w:tcMar>
-              <w:top w:w="70" w:type="dxa"/>
-              <w:left w:w="100" w:type="dxa"/>
-              <w:bottom w:w="70" w:type="dxa"/>
-              <w:right w:w="100" w:type="dxa"/>
-            </w:tcMar>
-          </w:tcPr>
-          <w:p>
-            <w:proofErr w:type="spellStart"/>
-            <w:r>
-              <w:rPr>
-                <w:sz w:val="19"/>
-                <w:szCs w:val="19"/>
-              </w:rPr>
-              <w:t>findNextUnbilledMeter</w:t>
-            </w:r>
-            <w:proofErr w:type="spellEnd"/>
-            <w:r>
-              <w:rPr>
-                <w:sz w:val="19"/>
-                <w:szCs w:val="19"/>
-              </w:rPr>
-              <w:t xml:space="preserve"> → </w:t>
-            </w:r>
-            <w:proofErr w:type="spellStart"/>
-            <w:r>
-              <w:rPr>
-                <w:sz w:val="19"/>
-                <w:szCs w:val="19"/>
-              </w:rPr>
-              <w:t>saveBill</w:t>
-            </w:r>
-            <w:proofErr w:type="spellEnd"/>
-          </w:p>
-        </w:tc>
-        <w:tc>
-          <w:tcPr>
-            <w:tcW w:w="2700" w:type="dxa"/>
-            <w:tcBorders>
-              <w:top w:val="single" w:sz="4" w:space="0" w:color="9AA9BC"/>
-              <w:left w:val="single" w:sz="4" w:space="0" w:color="9AA9BC"/>
-              <w:bottom w:val="single" w:sz="4" w:space="0" w:color="9AA9BC"/>
-              <w:right w:val="single" w:sz="4" w:space="0" w:color="9AA9BC"/>
-            </w:tcBorders>
-            <w:tcMar>
-              <w:top w:w="70" w:type="dxa"/>
-              <w:left w:w="100" w:type="dxa"/>
-              <w:bottom w:w="70" w:type="dxa"/>
-              <w:right w:w="100" w:type="dxa"/>
-            </w:tcMar>
-          </w:tcPr>
-          <w:p>
-            <w:r>
-              <w:rPr>
-                <w:sz w:val="19"/>
-                <w:szCs w:val="19"/>
-              </w:rPr>
-              <w:t>Units, reading, amount, status</w:t>
-            </w:r>
-          </w:p>
-        </w:tc>
-      </w:tr>
-      <w:tr>
-        <w:tc>
-          <w:tcPr>
-            <w:tcW w:w="2100" w:type="dxa"/>
-            <w:tcBorders>
-              <w:top w:val="single" w:sz="4" w:space="0" w:color="9AA9BC"/>
-              <w:left w:val="single" w:sz="4" w:space="0" w:color="9AA9BC"/>
-              <w:bottom w:val="single" w:sz="4" w:space="0" w:color="9AA9BC"/>
-              <w:right w:val="single" w:sz="4" w:space="0" w:color="9AA9BC"/>
-            </w:tcBorders>
-            <w:tcMar>
-              <w:top w:w="70" w:type="dxa"/>
-              <w:left w:w="100" w:type="dxa"/>
-              <w:bottom w:w="70" w:type="dxa"/>
-              <w:right w:w="100" w:type="dxa"/>
-            </w:tcMar>
-          </w:tcPr>
-          <w:p>
-            <w:r>
-              <w:rPr>
-                <w:sz w:val="19"/>
-                <w:szCs w:val="19"/>
-              </w:rPr>
-              <w:t>Update Bill Status</w:t>
-            </w:r>
-          </w:p>
-        </w:tc>
-        <w:tc>
-          <w:tcPr>
-            <w:tcW w:w="1200" w:type="dxa"/>
-            <w:tcBorders>
-              <w:top w:val="single" w:sz="4" w:space="0" w:color="9AA9BC"/>
-              <w:left w:val="single" w:sz="4" w:space="0" w:color="9AA9BC"/>
-              <w:bottom w:val="single" w:sz="4" w:space="0" w:color="9AA9BC"/>
-              <w:right w:val="single" w:sz="4" w:space="0" w:color="9AA9BC"/>
-            </w:tcBorders>
-            <w:tcMar>
-              <w:top w:w="70" w:type="dxa"/>
-              <w:left w:w="100" w:type="dxa"/>
-              <w:bottom w:w="70" w:type="dxa"/>
-              <w:right w:w="100" w:type="dxa"/>
-            </w:tcMar>
-          </w:tcPr>
-          <w:p>
-            <w:proofErr w:type="spellStart"/>
-            <w:r>
-              <w:rPr>
-                <w:sz w:val="19"/>
-                <w:szCs w:val="19"/>
-              </w:rPr>
-              <w:t>billUpdate</w:t>
-            </w:r>
-            <w:proofErr w:type="spellEnd"/>
-          </w:p>
-        </w:tc>
-        <w:tc>
-          <w:tcPr>
-            <w:tcW w:w="3000" w:type="dxa"/>
-            <w:tcBorders>
-              <w:top w:val="single" w:sz="4" w:space="0" w:color="9AA9BC"/>
-              <w:left w:val="single" w:sz="4" w:space="0" w:color="9AA9BC"/>
-              <w:bottom w:val="single" w:sz="4" w:space="0" w:color="9AA9BC"/>
-              <w:right w:val="single" w:sz="4" w:space="0" w:color="9AA9BC"/>
-            </w:tcBorders>
-            <w:tcMar>
-              <w:top w:w="70" w:type="dxa"/>
-              <w:left w:w="100" w:type="dxa"/>
-              <w:bottom w:w="70" w:type="dxa"/>
-              <w:right w:w="100" w:type="dxa"/>
-            </w:tcMar>
-          </w:tcPr>
-          <w:p>
-            <w:proofErr w:type="spellStart"/>
-            <w:r>
-              <w:rPr>
-                <w:sz w:val="19"/>
-                <w:szCs w:val="19"/>
-              </w:rPr>
-              <w:t>updateBillStatus</w:t>
-            </w:r>
-            <w:proofErr w:type="spellEnd"/>
-          </w:p>
-        </w:tc>
-        <w:tc>
-          <w:tcPr>
-            <w:tcW w:w="2700" w:type="dxa"/>
-            <w:tcBorders>
-              <w:top w:val="single" w:sz="4" w:space="0" w:color="9AA9BC"/>
-              <w:left w:val="single" w:sz="4" w:space="0" w:color="9AA9BC"/>
-              <w:bottom w:val="single" w:sz="4" w:space="0" w:color="9AA9BC"/>
-              <w:right w:val="single" w:sz="4" w:space="0" w:color="9AA9BC"/>
-            </w:tcBorders>
-            <w:tcMar>
-              <w:top w:w="70" w:type="dxa"/>
-              <w:left w:w="100" w:type="dxa"/>
-              <w:bottom w:w="70" w:type="dxa"/>
-              <w:right w:w="100" w:type="dxa"/>
-            </w:tcMar>
-          </w:tcPr>
-          <w:p>
-            <w:r>
-              <w:rPr>
-                <w:sz w:val="19"/>
-                <w:szCs w:val="19"/>
-              </w:rPr>
-              <w:t>Bill status updated.</w:t>
-            </w:r>
-          </w:p>
-        </w:tc>
-      </w:tr>
-      <w:tr>
-        <w:tc>
-          <w:tcPr>
-            <w:tcW w:w="2100" w:type="dxa"/>
-            <w:tcBorders>
-              <w:top w:val="single" w:sz="4" w:space="0" w:color="9AA9BC"/>
-              <w:left w:val="single" w:sz="4" w:space="0" w:color="9AA9BC"/>
-              <w:bottom w:val="single" w:sz="4" w:space="0" w:color="9AA9BC"/>
-              <w:right w:val="single" w:sz="4" w:space="0" w:color="9AA9BC"/>
-            </w:tcBorders>
-            <w:tcMar>
-              <w:top w:w="70" w:type="dxa"/>
-              <w:left w:w="100" w:type="dxa"/>
-              <w:bottom w:w="70" w:type="dxa"/>
-              <w:right w:w="100" w:type="dxa"/>
-            </w:tcMar>
-          </w:tcPr>
-          <w:p>
-            <w:r>
-              <w:rPr>
-                <w:sz w:val="19"/>
-                <w:szCs w:val="19"/>
-              </w:rPr>
-              <w:t>Delete Bill</w:t>
-            </w:r>
-          </w:p>
-        </w:tc>
-        <w:tc>
-          <w:tcPr>
-            <w:tcW w:w="1200" w:type="dxa"/>
-            <w:tcBorders>
-              <w:top w:val="single" w:sz="4" w:space="0" w:color="9AA9BC"/>
-              <w:left w:val="single" w:sz="4" w:space="0" w:color="9AA9BC"/>
-              <w:bottom w:val="single" w:sz="4" w:space="0" w:color="9AA9BC"/>
-              <w:right w:val="single" w:sz="4" w:space="0" w:color="9AA9BC"/>
-            </w:tcBorders>
-            <w:tcMar>
-              <w:top w:w="70" w:type="dxa"/>
-              <w:left w:w="100" w:type="dxa"/>
-              <w:bottom w:w="70" w:type="dxa"/>
-              <w:right w:w="100" w:type="dxa"/>
-            </w:tcMar>
-          </w:tcPr>
-          <w:p>
-            <w:proofErr w:type="spellStart"/>
-            <w:r>
-              <w:rPr>
-                <w:sz w:val="19"/>
-                <w:szCs w:val="19"/>
-              </w:rPr>
-              <w:t>billDelete</w:t>
-            </w:r>
-            <w:proofErr w:type="spellEnd"/>
-          </w:p>
-        </w:tc>
-        <w:tc>
-          <w:tcPr>
-            <w:tcW w:w="3000" w:type="dxa"/>
-            <w:tcBorders>
-              <w:top w:val="single" w:sz="4" w:space="0" w:color="9AA9BC"/>
-              <w:left w:val="single" w:sz="4" w:space="0" w:color="9AA9BC"/>
-              <w:bottom w:val="single" w:sz="4" w:space="0" w:color="9AA9BC"/>
-              <w:right w:val="single" w:sz="4" w:space="0" w:color="9AA9BC"/>
-            </w:tcBorders>
-            <w:tcMar>
-              <w:top w:w="70" w:type="dxa"/>
-              <w:left w:w="100" w:type="dxa"/>
-              <w:bottom w:w="70" w:type="dxa"/>
-              <w:right w:w="100" w:type="dxa"/>
-            </w:tcMar>
-          </w:tcPr>
-          <w:p>
-            <w:proofErr w:type="spellStart"/>
-            <w:r>
-              <w:rPr>
-                <w:sz w:val="19"/>
-                <w:szCs w:val="19"/>
-              </w:rPr>
-              <w:t>deleteBill</w:t>
-            </w:r>
-            <w:proofErr w:type="spellEnd"/>
-          </w:p>
-        </w:tc>
-        <w:tc>
-          <w:tcPr>
-            <w:tcW w:w="2700" w:type="dxa"/>
-            <w:tcBorders>
-              <w:top w:val="single" w:sz="4" w:space="0" w:color="9AA9BC"/>
-              <w:left w:val="single" w:sz="4" w:space="0" w:color="9AA9BC"/>
-              <w:bottom w:val="single" w:sz="4" w:space="0" w:color="9AA9BC"/>
-              <w:right w:val="single" w:sz="4" w:space="0" w:color="9AA9BC"/>
-            </w:tcBorders>
-            <w:tcMar>
-              <w:top w:w="70" w:type="dxa"/>
-              <w:left w:w="100" w:type="dxa"/>
-              <w:bottom w:w="70" w:type="dxa"/>
-              <w:right w:w="100" w:type="dxa"/>
-            </w:tcMar>
-          </w:tcPr>
-          <w:p>
-            <w:r>
-              <w:rPr>
-                <w:sz w:val="19"/>
-                <w:szCs w:val="19"/>
-              </w:rPr>
-              <w:t>Bill deleted.</w:t>
-            </w:r>
-          </w:p>
-        </w:tc>
-      </w:tr>
-      <w:tr>
-        <w:tc>
-          <w:tcPr>
-            <w:tcW w:w="2100" w:type="dxa"/>
-            <w:tcBorders>
-              <w:top w:val="single" w:sz="4" w:space="0" w:color="9AA9BC"/>
-              <w:left w:val="single" w:sz="4" w:space="0" w:color="9AA9BC"/>
-              <w:bottom w:val="single" w:sz="4" w:space="0" w:color="9AA9BC"/>
-              <w:right w:val="single" w:sz="4" w:space="0" w:color="9AA9BC"/>
-            </w:tcBorders>
-            <w:tcMar>
-              <w:top w:w="70" w:type="dxa"/>
-              <w:left w:w="100" w:type="dxa"/>
-              <w:bottom w:w="70" w:type="dxa"/>
-              <w:right w:w="100" w:type="dxa"/>
-            </w:tcMar>
-          </w:tcPr>
-          <w:p>
-            <w:r>
-              <w:rPr>
-                <w:sz w:val="19"/>
-                <w:szCs w:val="19"/>
-              </w:rPr>
-              <w:t>Annual Bill Report</w:t>
-            </w:r>
-          </w:p>
-        </w:tc>
-        <w:tc>
-          <w:tcPr>
-            <w:tcW w:w="1200" w:type="dxa"/>
-            <w:tcBorders>
-              <w:top w:val="single" w:sz="4" w:space="0" w:color="9AA9BC"/>
-              <w:left w:val="single" w:sz="4" w:space="0" w:color="9AA9BC"/>
-              <w:bottom w:val="single" w:sz="4" w:space="0" w:color="9AA9BC"/>
-              <w:right w:val="single" w:sz="4" w:space="0" w:color="9AA9BC"/>
-            </w:tcBorders>
-            <w:tcMar>
-              <w:top w:w="70" w:type="dxa"/>
-              <w:left w:w="100" w:type="dxa"/>
-              <w:bottom w:w="70" w:type="dxa"/>
-              <w:right w:w="100" w:type="dxa"/>
-            </w:tcMar>
-          </w:tcPr>
-          <w:p>
-            <w:r>
-              <w:rPr>
-                <w:sz w:val="19"/>
-                <w:szCs w:val="19"/>
-              </w:rPr>
-              <w:t>report</w:t>
-            </w:r>
-          </w:p>
-        </w:tc>
-        <w:tc>
-          <w:tcPr>
-            <w:tcW w:w="3000" w:type="dxa"/>
-            <w:tcBorders>
-              <w:top w:val="single" w:sz="4" w:space="0" w:color="9AA9BC"/>
-              <w:left w:val="single" w:sz="4" w:space="0" w:color="9AA9BC"/>
-              <w:bottom w:val="single" w:sz="4" w:space="0" w:color="9AA9BC"/>
-              <w:right w:val="single" w:sz="4" w:space="0" w:color="9AA9BC"/>
-            </w:tcBorders>
-            <w:tcMar>
-              <w:top w:w="70" w:type="dxa"/>
-              <w:left w:w="100" w:type="dxa"/>
-              <w:bottom w:w="70" w:type="dxa"/>
-              <w:right w:w="100" w:type="dxa"/>
-            </w:tcMar>
-          </w:tcPr>
-          <w:p>
-            <w:proofErr w:type="spellStart"/>
-            <w:r>
-              <w:rPr>
-                <w:sz w:val="19"/>
-                <w:szCs w:val="19"/>
-              </w:rPr>
               <w:t>findBillsByCustomerId</w:t>
             </w:r>
-            <w:proofErr w:type="spellEnd"/>
           </w:p>
         </w:tc>
         <w:tc>
@@ -7833,36 +7435,7 @@
         <w:jc w:val="both"/>
       </w:pPr>
       <w:r>
-        <w:t xml:space="preserve">Every panel shares one page template created by </w:t>
-      </w:r>
-      <w:proofErr w:type="spellStart"/>
-      <w:proofErr w:type="gramStart"/>
-      <w:r>
-        <w:t>buildPageFrame</w:t>
-      </w:r>
-      <w:proofErr w:type="spellEnd"/>
-      <w:r>
-        <w:t>(</w:t>
-      </w:r>
-      <w:proofErr w:type="gramEnd"/>
-      <w:r>
-        <w:t xml:space="preserve">title, form, output, buttons…): a bold 18 pt title in the NORTH region, a </w:t>
-      </w:r>
-      <w:proofErr w:type="spellStart"/>
-      <w:r>
-        <w:t>GridLayout</w:t>
-      </w:r>
-      <w:proofErr w:type="spellEnd"/>
-      <w:r>
-        <w:t xml:space="preserve"> form plus a scrollable </w:t>
-      </w:r>
-      <w:proofErr w:type="spellStart"/>
-      <w:r>
-        <w:t>JTextArea</w:t>
-      </w:r>
-      <w:proofErr w:type="spellEnd"/>
-      <w:r>
-        <w:t xml:space="preserve"> for output in the CENTER, and action buttons together with a Back to Home button in the SOUTH.</w:t>
+        <w:t>Every panel shares one page template created by buildPageFrame(title, form, output, buttons…): a bold 18 pt title in the NORTH region, a GridLayout form plus a scrollable JTextArea for output in the CENTER, and action buttons together with a Back to Home button in the SOUTH.</w:t>
       </w:r>
     </w:p>
     <w:p>
@@ -8067,39 +7640,7 @@
                 <w:sz w:val="20"/>
                 <w:szCs w:val="20"/>
               </w:rPr>
-              <w:t xml:space="preserve">Holds protected String id; declares abstract </w:t>
-            </w:r>
-            <w:proofErr w:type="spellStart"/>
-            <w:r>
-              <w:rPr>
-                <w:sz w:val="20"/>
-                <w:szCs w:val="20"/>
-              </w:rPr>
-              <w:t>displayInfo</w:t>
-            </w:r>
-            <w:proofErr w:type="spellEnd"/>
-            <w:r>
-              <w:rPr>
-                <w:sz w:val="20"/>
-                <w:szCs w:val="20"/>
-              </w:rPr>
-              <w:t xml:space="preserve">() and </w:t>
-            </w:r>
-            <w:proofErr w:type="spellStart"/>
-            <w:r>
-              <w:rPr>
-                <w:sz w:val="20"/>
-                <w:szCs w:val="20"/>
-              </w:rPr>
-              <w:t>toFileString</w:t>
-            </w:r>
-            <w:proofErr w:type="spellEnd"/>
-            <w:r>
-              <w:rPr>
-                <w:sz w:val="20"/>
-                <w:szCs w:val="20"/>
-              </w:rPr>
-              <w:t>()</w:t>
+              <w:t>Holds protected String id; declares abstract displayInfo() and toFileString()</w:t>
             </w:r>
           </w:p>
         </w:tc>
@@ -8179,23 +7720,7 @@
                 <w:sz w:val="20"/>
                 <w:szCs w:val="20"/>
               </w:rPr>
-              <w:t xml:space="preserve">Stores name, address and </w:t>
-            </w:r>
-            <w:proofErr w:type="spellStart"/>
-            <w:r>
-              <w:rPr>
-                <w:sz w:val="20"/>
-                <w:szCs w:val="20"/>
-              </w:rPr>
-              <w:t>meterNumber</w:t>
-            </w:r>
-            <w:proofErr w:type="spellEnd"/>
-            <w:r>
-              <w:rPr>
-                <w:sz w:val="20"/>
-                <w:szCs w:val="20"/>
-              </w:rPr>
-              <w:t>; fully editable</w:t>
+              <w:t>Stores name, address and meterNumber; fully editable</w:t>
             </w:r>
           </w:p>
         </w:tc>
@@ -8275,39 +7800,7 @@
                 <w:sz w:val="20"/>
                 <w:szCs w:val="20"/>
               </w:rPr>
-              <w:t xml:space="preserve">Stores </w:t>
-            </w:r>
-            <w:proofErr w:type="spellStart"/>
-            <w:r>
-              <w:rPr>
-                <w:sz w:val="20"/>
-                <w:szCs w:val="20"/>
-              </w:rPr>
-              <w:t>meterNumber</w:t>
-            </w:r>
-            <w:proofErr w:type="spellEnd"/>
-            <w:r>
-              <w:rPr>
-                <w:sz w:val="20"/>
-                <w:szCs w:val="20"/>
-              </w:rPr>
-              <w:t xml:space="preserve">, previous and current readings; immutable; </w:t>
-            </w:r>
-            <w:proofErr w:type="spellStart"/>
-            <w:r>
-              <w:rPr>
-                <w:sz w:val="20"/>
-                <w:szCs w:val="20"/>
-              </w:rPr>
-              <w:t>getUnitsUsed</w:t>
-            </w:r>
-            <w:proofErr w:type="spellEnd"/>
-            <w:r>
-              <w:rPr>
-                <w:sz w:val="20"/>
-                <w:szCs w:val="20"/>
-              </w:rPr>
-              <w:t>() = current − previous</w:t>
+              <w:t>Stores meterNumber, previous and current readings; immutable; getUnitsUsed() = current − previous</w:t>
             </w:r>
           </w:p>
         </w:tc>
@@ -8387,39 +7880,7 @@
                 <w:sz w:val="20"/>
                 <w:szCs w:val="20"/>
               </w:rPr>
-              <w:t xml:space="preserve">Stores month, </w:t>
-            </w:r>
-            <w:proofErr w:type="spellStart"/>
-            <w:r>
-              <w:rPr>
-                <w:sz w:val="20"/>
-                <w:szCs w:val="20"/>
-              </w:rPr>
-              <w:t>unitsUsed</w:t>
-            </w:r>
-            <w:proofErr w:type="spellEnd"/>
-            <w:r>
-              <w:rPr>
-                <w:sz w:val="20"/>
-                <w:szCs w:val="20"/>
-              </w:rPr>
-              <w:t xml:space="preserve">, reading and status; only status can change via </w:t>
-            </w:r>
-            <w:proofErr w:type="spellStart"/>
-            <w:r>
-              <w:rPr>
-                <w:sz w:val="20"/>
-                <w:szCs w:val="20"/>
-              </w:rPr>
-              <w:t>setStatus</w:t>
-            </w:r>
-            <w:proofErr w:type="spellEnd"/>
-            <w:r>
-              <w:rPr>
-                <w:sz w:val="20"/>
-                <w:szCs w:val="20"/>
-              </w:rPr>
-              <w:t>(String)</w:t>
+              <w:t>Stores month, unitsUsed, reading and status; only status can change via setStatus(String)</w:t>
             </w:r>
           </w:p>
         </w:tc>
@@ -8442,7 +7903,6 @@
             </w:tcMar>
           </w:tcPr>
           <w:p>
-            <w:proofErr w:type="spellStart"/>
             <w:r>
               <w:rPr>
                 <w:sz w:val="20"/>
@@ -8450,7 +7910,6 @@
               </w:rPr>
               <w:t>FileManager</w:t>
             </w:r>
-            <w:proofErr w:type="spellEnd"/>
           </w:p>
         </w:tc>
         <w:tc>
@@ -8555,23 +8014,7 @@
                 <w:sz w:val="20"/>
                 <w:szCs w:val="20"/>
               </w:rPr>
-              <w:t xml:space="preserve">GUI class (extends </w:t>
-            </w:r>
-            <w:proofErr w:type="spellStart"/>
-            <w:r>
-              <w:rPr>
-                <w:sz w:val="20"/>
-                <w:szCs w:val="20"/>
-              </w:rPr>
-              <w:t>JFrame</w:t>
-            </w:r>
-            <w:proofErr w:type="spellEnd"/>
-            <w:r>
-              <w:rPr>
-                <w:sz w:val="20"/>
-                <w:szCs w:val="20"/>
-              </w:rPr>
-              <w:t>)</w:t>
+              <w:t>GUI class (extends JFrame)</w:t>
             </w:r>
           </w:p>
         </w:tc>
@@ -8620,7 +8063,6 @@
             </w:tcMar>
           </w:tcPr>
           <w:p>
-            <w:proofErr w:type="spellStart"/>
             <w:r>
               <w:rPr>
                 <w:sz w:val="20"/>
@@ -8628,7 +8070,6 @@
               </w:rPr>
               <w:t>DuplicateCustomerException</w:t>
             </w:r>
-            <w:proofErr w:type="spellEnd"/>
           </w:p>
         </w:tc>
         <w:tc>
@@ -8702,7 +8143,6 @@
             </w:tcMar>
           </w:tcPr>
           <w:p>
-            <w:proofErr w:type="spellStart"/>
             <w:r>
               <w:rPr>
                 <w:sz w:val="20"/>
@@ -8710,7 +8150,6 @@
               </w:rPr>
               <w:t>CustomerNotFoundException</w:t>
             </w:r>
-            <w:proofErr w:type="spellEnd"/>
           </w:p>
         </w:tc>
         <w:tc>
@@ -8946,7 +8385,6 @@
             </w:tcMar>
           </w:tcPr>
           <w:p>
-            <w:proofErr w:type="spellStart"/>
             <w:r>
               <w:rPr>
                 <w:sz w:val="19"/>
@@ -8954,7 +8392,6 @@
               </w:rPr>
               <w:t>id,name,address,meterNumber</w:t>
             </w:r>
-            <w:proofErr w:type="spellEnd"/>
           </w:p>
         </w:tc>
         <w:tc>
@@ -9028,7 +8465,6 @@
             </w:tcMar>
           </w:tcPr>
           <w:p>
-            <w:proofErr w:type="spellStart"/>
             <w:r>
               <w:rPr>
                 <w:sz w:val="19"/>
@@ -9036,7 +8472,6 @@
               </w:rPr>
               <w:t>id,meterNumber,prev,current</w:t>
             </w:r>
-            <w:proofErr w:type="spellEnd"/>
           </w:p>
         </w:tc>
         <w:tc>
@@ -9110,7 +8545,6 @@
             </w:tcMar>
           </w:tcPr>
           <w:p>
-            <w:proofErr w:type="spellStart"/>
             <w:r>
               <w:rPr>
                 <w:sz w:val="19"/>
@@ -9118,7 +8552,6 @@
               </w:rPr>
               <w:t>id,month,units,reading,status</w:t>
             </w:r>
-            <w:proofErr w:type="spellEnd"/>
           </w:p>
         </w:tc>
         <w:tc>
@@ -9272,25 +8705,33 @@
                 <w:sz w:val="18"/>
                 <w:szCs w:val="18"/>
               </w:rPr>
-              <w:t xml:space="preserve">                 | + </w:t>
-            </w:r>
-            <w:proofErr w:type="spellStart"/>
+              <w:t xml:space="preserve">                 | + getId()                        |</w:t>
+            </w:r>
+          </w:p>
+          <w:p>
+            <w:pPr>
+              <w:spacing w:line="260" w:lineRule="auto"/>
+            </w:pPr>
             <w:r>
               <w:rPr>
                 <w:rFonts w:ascii="Consolas" w:eastAsia="Consolas" w:hAnsi="Consolas" w:cs="Consolas"/>
                 <w:sz w:val="18"/>
                 <w:szCs w:val="18"/>
               </w:rPr>
-              <w:t>getId</w:t>
-            </w:r>
-            <w:proofErr w:type="spellEnd"/>
+              <w:t xml:space="preserve">                 | + abstract displayInfo()         |</w:t>
+            </w:r>
+          </w:p>
+          <w:p>
+            <w:pPr>
+              <w:spacing w:line="260" w:lineRule="auto"/>
+            </w:pPr>
             <w:r>
               <w:rPr>
                 <w:rFonts w:ascii="Consolas" w:eastAsia="Consolas" w:hAnsi="Consolas" w:cs="Consolas"/>
                 <w:sz w:val="18"/>
                 <w:szCs w:val="18"/>
               </w:rPr>
-              <w:t>()                        |</w:t>
+              <w:t xml:space="preserve">                 | + abstract toFileString()        |</w:t>
             </w:r>
           </w:p>
           <w:p>
@@ -9303,25 +8744,33 @@
                 <w:sz w:val="18"/>
                 <w:szCs w:val="18"/>
               </w:rPr>
-              <w:t xml:space="preserve">                 | + abstract </w:t>
-            </w:r>
-            <w:proofErr w:type="spellStart"/>
+              <w:t xml:space="preserve">                 +----------------+-----------------+</w:t>
+            </w:r>
+          </w:p>
+          <w:p>
+            <w:pPr>
+              <w:spacing w:line="260" w:lineRule="auto"/>
+            </w:pPr>
             <w:r>
               <w:rPr>
                 <w:rFonts w:ascii="Consolas" w:eastAsia="Consolas" w:hAnsi="Consolas" w:cs="Consolas"/>
                 <w:sz w:val="18"/>
                 <w:szCs w:val="18"/>
               </w:rPr>
-              <w:t>displayInfo</w:t>
-            </w:r>
-            <w:proofErr w:type="spellEnd"/>
+              <w:t xml:space="preserve">                                  ^ extends</w:t>
+            </w:r>
+          </w:p>
+          <w:p>
+            <w:pPr>
+              <w:spacing w:line="260" w:lineRule="auto"/>
+            </w:pPr>
             <w:r>
               <w:rPr>
                 <w:rFonts w:ascii="Consolas" w:eastAsia="Consolas" w:hAnsi="Consolas" w:cs="Consolas"/>
                 <w:sz w:val="18"/>
                 <w:szCs w:val="18"/>
               </w:rPr>
-              <w:t>()         |</w:t>
+              <w:t xml:space="preserve">          +-----------------------+-----------------------+</w:t>
             </w:r>
           </w:p>
           <w:p>
@@ -9334,25 +8783,33 @@
                 <w:sz w:val="18"/>
                 <w:szCs w:val="18"/>
               </w:rPr>
-              <w:t xml:space="preserve">                 | + abstract </w:t>
-            </w:r>
-            <w:proofErr w:type="spellStart"/>
+              <w:t xml:space="preserve">          |                       |                       |</w:t>
+            </w:r>
+          </w:p>
+          <w:p>
+            <w:pPr>
+              <w:spacing w:line="260" w:lineRule="auto"/>
+            </w:pPr>
             <w:r>
               <w:rPr>
                 <w:rFonts w:ascii="Consolas" w:eastAsia="Consolas" w:hAnsi="Consolas" w:cs="Consolas"/>
                 <w:sz w:val="18"/>
                 <w:szCs w:val="18"/>
               </w:rPr>
-              <w:t>toFileString</w:t>
-            </w:r>
-            <w:proofErr w:type="spellEnd"/>
+              <w:t xml:space="preserve">  +---------------+      +----------------+      +----------------+</w:t>
+            </w:r>
+          </w:p>
+          <w:p>
+            <w:pPr>
+              <w:spacing w:line="260" w:lineRule="auto"/>
+            </w:pPr>
             <w:r>
               <w:rPr>
                 <w:rFonts w:ascii="Consolas" w:eastAsia="Consolas" w:hAnsi="Consolas" w:cs="Consolas"/>
                 <w:sz w:val="18"/>
                 <w:szCs w:val="18"/>
               </w:rPr>
-              <w:t>()        |</w:t>
+              <w:t xml:space="preserve">  |   Customer    |      |     Meter      |      |      Bill      |</w:t>
             </w:r>
           </w:p>
           <w:p>
@@ -9365,7 +8822,7 @@
                 <w:sz w:val="18"/>
                 <w:szCs w:val="18"/>
               </w:rPr>
-              <w:t xml:space="preserve">                 +----------------+-----------------+</w:t>
+              <w:t xml:space="preserve">  |---------------|      |----------------|      |----------------|</w:t>
             </w:r>
           </w:p>
           <w:p>
@@ -9378,7 +8835,7 @@
                 <w:sz w:val="18"/>
                 <w:szCs w:val="18"/>
               </w:rPr>
-              <w:t xml:space="preserve">                                  ^ extends</w:t>
+              <w:t xml:space="preserve">  | name          |      | meterNumber    |      | month          |</w:t>
             </w:r>
           </w:p>
           <w:p>
@@ -9391,7 +8848,7 @@
                 <w:sz w:val="18"/>
                 <w:szCs w:val="18"/>
               </w:rPr>
-              <w:t xml:space="preserve">          +-----------------------+-----------------------+</w:t>
+              <w:t xml:space="preserve">  | address       |      | previous       |      | unitsUsed      |</w:t>
             </w:r>
           </w:p>
           <w:p>
@@ -9404,7 +8861,7 @@
                 <w:sz w:val="18"/>
                 <w:szCs w:val="18"/>
               </w:rPr>
-              <w:t xml:space="preserve">          |                       |                       |</w:t>
+              <w:t xml:space="preserve">  | meterNumber   |      | current        |      | reading        |</w:t>
             </w:r>
           </w:p>
           <w:p>
@@ -9417,7 +8874,7 @@
                 <w:sz w:val="18"/>
                 <w:szCs w:val="18"/>
               </w:rPr>
-              <w:t xml:space="preserve">  +---------------+      +----------------+      +----------------+</w:t>
+              <w:t xml:space="preserve">  |---------------|      |----------------|      | status         |</w:t>
             </w:r>
           </w:p>
           <w:p>
@@ -9430,7 +8887,7 @@
                 <w:sz w:val="18"/>
                 <w:szCs w:val="18"/>
               </w:rPr>
-              <w:t xml:space="preserve">  |   Customer    |      |     Meter      |      |      Bill      |</w:t>
+              <w:t xml:space="preserve">  | getters/set.  |      | getUnitsUsed() |      |----------------|</w:t>
             </w:r>
           </w:p>
           <w:p>
@@ -9443,196 +8900,8 @@
                 <w:sz w:val="18"/>
                 <w:szCs w:val="18"/>
               </w:rPr>
-              <w:t xml:space="preserve">  |---------------|      |----------------|      |----------------|</w:t>
-            </w:r>
-          </w:p>
-          <w:p>
-            <w:pPr>
-              <w:spacing w:line="260" w:lineRule="auto"/>
-            </w:pPr>
-            <w:r>
-              <w:rPr>
-                <w:rFonts w:ascii="Consolas" w:eastAsia="Consolas" w:hAnsi="Consolas" w:cs="Consolas"/>
-                <w:sz w:val="18"/>
-                <w:szCs w:val="18"/>
-              </w:rPr>
-              <w:t xml:space="preserve">  | name          |      | </w:t>
-            </w:r>
-            <w:proofErr w:type="spellStart"/>
-            <w:r>
-              <w:rPr>
-                <w:rFonts w:ascii="Consolas" w:eastAsia="Consolas" w:hAnsi="Consolas" w:cs="Consolas"/>
-                <w:sz w:val="18"/>
-                <w:szCs w:val="18"/>
-              </w:rPr>
-              <w:t>meterNumber</w:t>
-            </w:r>
-            <w:proofErr w:type="spellEnd"/>
-            <w:r>
-              <w:rPr>
-                <w:rFonts w:ascii="Consolas" w:eastAsia="Consolas" w:hAnsi="Consolas" w:cs="Consolas"/>
-                <w:sz w:val="18"/>
-                <w:szCs w:val="18"/>
-              </w:rPr>
-              <w:t xml:space="preserve">    |      | month          |</w:t>
-            </w:r>
-          </w:p>
-          <w:p>
-            <w:pPr>
-              <w:spacing w:line="260" w:lineRule="auto"/>
-            </w:pPr>
-            <w:r>
-              <w:rPr>
-                <w:rFonts w:ascii="Consolas" w:eastAsia="Consolas" w:hAnsi="Consolas" w:cs="Consolas"/>
-                <w:sz w:val="18"/>
-                <w:szCs w:val="18"/>
-              </w:rPr>
-              <w:t xml:space="preserve">  | address       |      | previous       |      | </w:t>
-            </w:r>
-            <w:proofErr w:type="spellStart"/>
-            <w:r>
-              <w:rPr>
-                <w:rFonts w:ascii="Consolas" w:eastAsia="Consolas" w:hAnsi="Consolas" w:cs="Consolas"/>
-                <w:sz w:val="18"/>
-                <w:szCs w:val="18"/>
-              </w:rPr>
-              <w:t>unitsUsed</w:t>
-            </w:r>
-            <w:proofErr w:type="spellEnd"/>
-            <w:r>
-              <w:rPr>
-                <w:rFonts w:ascii="Consolas" w:eastAsia="Consolas" w:hAnsi="Consolas" w:cs="Consolas"/>
-                <w:sz w:val="18"/>
-                <w:szCs w:val="18"/>
-              </w:rPr>
-              <w:t xml:space="preserve">      |</w:t>
-            </w:r>
-          </w:p>
-          <w:p>
-            <w:pPr>
-              <w:spacing w:line="260" w:lineRule="auto"/>
-            </w:pPr>
-            <w:r>
-              <w:rPr>
-                <w:rFonts w:ascii="Consolas" w:eastAsia="Consolas" w:hAnsi="Consolas" w:cs="Consolas"/>
-                <w:sz w:val="18"/>
-                <w:szCs w:val="18"/>
-              </w:rPr>
-              <w:t xml:space="preserve">  | </w:t>
-            </w:r>
-            <w:proofErr w:type="spellStart"/>
-            <w:r>
-              <w:rPr>
-                <w:rFonts w:ascii="Consolas" w:eastAsia="Consolas" w:hAnsi="Consolas" w:cs="Consolas"/>
-                <w:sz w:val="18"/>
-                <w:szCs w:val="18"/>
-              </w:rPr>
-              <w:t>meterNumber</w:t>
-            </w:r>
-            <w:proofErr w:type="spellEnd"/>
-            <w:r>
-              <w:rPr>
-                <w:rFonts w:ascii="Consolas" w:eastAsia="Consolas" w:hAnsi="Consolas" w:cs="Consolas"/>
-                <w:sz w:val="18"/>
-                <w:szCs w:val="18"/>
-              </w:rPr>
-              <w:t xml:space="preserve">   |      | current        |      | reading        |</w:t>
-            </w:r>
-          </w:p>
-          <w:p>
-            <w:pPr>
-              <w:spacing w:line="260" w:lineRule="auto"/>
-            </w:pPr>
-            <w:r>
-              <w:rPr>
-                <w:rFonts w:ascii="Consolas" w:eastAsia="Consolas" w:hAnsi="Consolas" w:cs="Consolas"/>
-                <w:sz w:val="18"/>
-                <w:szCs w:val="18"/>
-              </w:rPr>
-              <w:t xml:space="preserve">  |---------------|      |----------------|      | status         |</w:t>
-            </w:r>
-          </w:p>
-          <w:p>
-            <w:pPr>
-              <w:spacing w:line="260" w:lineRule="auto"/>
-            </w:pPr>
-            <w:r>
-              <w:rPr>
-                <w:rFonts w:ascii="Consolas" w:eastAsia="Consolas" w:hAnsi="Consolas" w:cs="Consolas"/>
-                <w:sz w:val="18"/>
-                <w:szCs w:val="18"/>
-              </w:rPr>
-              <w:t xml:space="preserve">  | getters/set.  |      | </w:t>
-            </w:r>
-            <w:proofErr w:type="spellStart"/>
-            <w:r>
-              <w:rPr>
-                <w:rFonts w:ascii="Consolas" w:eastAsia="Consolas" w:hAnsi="Consolas" w:cs="Consolas"/>
-                <w:sz w:val="18"/>
-                <w:szCs w:val="18"/>
-              </w:rPr>
-              <w:t>getUnitsUsed</w:t>
-            </w:r>
-            <w:proofErr w:type="spellEnd"/>
-            <w:r>
-              <w:rPr>
-                <w:rFonts w:ascii="Consolas" w:eastAsia="Consolas" w:hAnsi="Consolas" w:cs="Consolas"/>
-                <w:sz w:val="18"/>
-                <w:szCs w:val="18"/>
-              </w:rPr>
-              <w:t>() |      |----------------|</w:t>
-            </w:r>
-          </w:p>
-          <w:p>
-            <w:pPr>
-              <w:spacing w:line="260" w:lineRule="auto"/>
-            </w:pPr>
-            <w:r>
-              <w:rPr>
-                <w:rFonts w:ascii="Consolas" w:eastAsia="Consolas" w:hAnsi="Consolas" w:cs="Consolas"/>
-                <w:sz w:val="18"/>
-                <w:szCs w:val="18"/>
-              </w:rPr>
-              <w:t xml:space="preserve">  | @Override x</w:t>
-            </w:r>
-            <w:proofErr w:type="gramStart"/>
-            <w:r>
-              <w:rPr>
-                <w:rFonts w:ascii="Consolas" w:eastAsia="Consolas" w:hAnsi="Consolas" w:cs="Consolas"/>
-                <w:sz w:val="18"/>
-                <w:szCs w:val="18"/>
-              </w:rPr>
-              <w:t>2  |</w:t>
-            </w:r>
-            <w:proofErr w:type="gramEnd"/>
-            <w:r>
-              <w:rPr>
-                <w:rFonts w:ascii="Consolas" w:eastAsia="Consolas" w:hAnsi="Consolas" w:cs="Consolas"/>
-                <w:sz w:val="18"/>
-                <w:szCs w:val="18"/>
-              </w:rPr>
-              <w:t xml:space="preserve">      | @Override x2   |      | </w:t>
-            </w:r>
-            <w:proofErr w:type="spellStart"/>
-            <w:r>
-              <w:rPr>
-                <w:rFonts w:ascii="Consolas" w:eastAsia="Consolas" w:hAnsi="Consolas" w:cs="Consolas"/>
-                <w:sz w:val="18"/>
-                <w:szCs w:val="18"/>
-              </w:rPr>
-              <w:t>setStatus</w:t>
-            </w:r>
-            <w:proofErr w:type="spellEnd"/>
-            <w:proofErr w:type="gramStart"/>
-            <w:r>
-              <w:rPr>
-                <w:rFonts w:ascii="Consolas" w:eastAsia="Consolas" w:hAnsi="Consolas" w:cs="Consolas"/>
-                <w:sz w:val="18"/>
-                <w:szCs w:val="18"/>
-              </w:rPr>
-              <w:t>(..)  |</w:t>
-            </w:r>
-            <w:proofErr w:type="gramEnd"/>
+              <w:t xml:space="preserve">  | @Override x2  |      | @Override x2   |      | setStatus(..)  |</w:t>
+            </w:r>
           </w:p>
           <w:p>
             <w:pPr>
@@ -9721,23 +8990,7 @@
         <w:spacing w:after="70" w:line="280" w:lineRule="auto"/>
       </w:pPr>
       <w:r>
-        <w:t xml:space="preserve">Register: the operator fills four text fields; </w:t>
-      </w:r>
-      <w:proofErr w:type="spellStart"/>
-      <w:r>
-        <w:t>FileManager</w:t>
-      </w:r>
-      <w:proofErr w:type="spellEnd"/>
-      <w:r>
-        <w:t xml:space="preserve"> checks </w:t>
-      </w:r>
-      <w:proofErr w:type="spellStart"/>
-      <w:r>
-        <w:t>isCustomerIdTaken</w:t>
-      </w:r>
-      <w:proofErr w:type="spellEnd"/>
-      <w:r>
-        <w:t>(id); if free, the row is appended to customers.txt and the form clears.</w:t>
+        <w:t>Register: the operator fills four text fields; FileManager checks isCustomerIdTaken(id); if free, the row is appended to customers.txt and the form clears.</w:t>
       </w:r>
     </w:p>
     <w:p>
@@ -9750,20 +9003,7 @@
         <w:spacing w:after="70" w:line="280" w:lineRule="auto"/>
       </w:pPr>
       <w:r>
-        <w:t xml:space="preserve">Search / Update: </w:t>
-      </w:r>
-      <w:proofErr w:type="spellStart"/>
-      <w:proofErr w:type="gramStart"/>
-      <w:r>
-        <w:t>findCustomerById</w:t>
-      </w:r>
-      <w:proofErr w:type="spellEnd"/>
-      <w:r>
-        <w:t>(</w:t>
-      </w:r>
-      <w:proofErr w:type="gramEnd"/>
-      <w:r>
-        <w:t>) matches column 0 of customers.txt. Load Current Info fills the form for editing; the matching line is rewritten.</w:t>
+        <w:t>Search / Update: findCustomerById() matches column 0 of customers.txt. Load Current Info fills the form for editing; the matching line is rewritten.</w:t>
       </w:r>
     </w:p>
     <w:p>
@@ -9789,23 +9029,7 @@
         <w:spacing w:after="70" w:line="280" w:lineRule="auto"/>
       </w:pPr>
       <w:r>
-        <w:t xml:space="preserve">Add Monthly Bill: </w:t>
-      </w:r>
-      <w:proofErr w:type="spellStart"/>
-      <w:r>
-        <w:t>findNextUnbilledMeter</w:t>
-      </w:r>
-      <w:proofErr w:type="spellEnd"/>
-      <w:r>
-        <w:t xml:space="preserve">(id) returns the oldest reading that has no bill. Status is validated as Paid or Unpaid (case-insensitive) and amount = </w:t>
-      </w:r>
-      <w:proofErr w:type="spellStart"/>
-      <w:r>
-        <w:t>unitsUsed</w:t>
-      </w:r>
-      <w:proofErr w:type="spellEnd"/>
-      <w:r>
-        <w:t xml:space="preserve"> × 5.0 is stored in bills.txt.</w:t>
+        <w:t>Add Monthly Bill: findNextUnbilledMeter(id) returns the oldest reading that has no bill. Status is validated as Paid or Unpaid (case-insensitive) and amount = unitsUsed × 5.0 is stored in bills.txt.</w:t>
       </w:r>
     </w:p>
     <w:p>
@@ -9831,20 +9055,7 @@
         <w:spacing w:after="70" w:line="280" w:lineRule="auto"/>
       </w:pPr>
       <w:r>
-        <w:t xml:space="preserve">Annual Report: </w:t>
-      </w:r>
-      <w:proofErr w:type="spellStart"/>
-      <w:proofErr w:type="gramStart"/>
-      <w:r>
-        <w:t>findBillsByCustomerId</w:t>
-      </w:r>
-      <w:proofErr w:type="spellEnd"/>
-      <w:r>
-        <w:t>(</w:t>
-      </w:r>
-      <w:proofErr w:type="gramEnd"/>
-      <w:r>
-        <w:t>) gathers all bills and displays monthly rows with total units, billed, paid and due amounts.</w:t>
+        <w:t>Annual Report: findBillsByCustomerId() gathers all bills and displays monthly rows with total units, billed, paid and due amounts.</w:t>
       </w:r>
     </w:p>
     <w:p>
@@ -9875,23 +9086,7 @@
           <w:b/>
           <w:bCs/>
         </w:rPr>
-        <w:t xml:space="preserve">Billing logic (from </w:t>
-      </w:r>
-      <w:proofErr w:type="spellStart"/>
-      <w:r>
-        <w:rPr>
-          <w:b/>
-          <w:bCs/>
-        </w:rPr>
-        <w:t>FileManager</w:t>
-      </w:r>
-      <w:proofErr w:type="spellEnd"/>
-      <w:r>
-        <w:rPr>
-          <w:b/>
-          <w:bCs/>
-        </w:rPr>
-        <w:t>):</w:t>
+        <w:t>Billing logic (from FileManager):</w:t>
       </w:r>
     </w:p>
     <w:tbl>
@@ -9942,25 +9137,33 @@
                 <w:sz w:val="18"/>
                 <w:szCs w:val="18"/>
               </w:rPr>
-              <w:t xml:space="preserve">public Meter </w:t>
-            </w:r>
-            <w:proofErr w:type="spellStart"/>
+              <w:t>public Meter findNextUnbilledMeter(String id) {</w:t>
+            </w:r>
+          </w:p>
+          <w:p>
+            <w:pPr>
+              <w:spacing w:line="260" w:lineRule="auto"/>
+            </w:pPr>
             <w:r>
               <w:rPr>
                 <w:rFonts w:ascii="Consolas" w:eastAsia="Consolas" w:hAnsi="Consolas" w:cs="Consolas"/>
                 <w:sz w:val="18"/>
                 <w:szCs w:val="18"/>
               </w:rPr>
-              <w:t>findNextUnbilledMeter</w:t>
-            </w:r>
-            <w:proofErr w:type="spellEnd"/>
+              <w:t xml:space="preserve">    List&lt;Bill&gt;  bills  = findBillsByCustomerId(id);</w:t>
+            </w:r>
+          </w:p>
+          <w:p>
+            <w:pPr>
+              <w:spacing w:line="260" w:lineRule="auto"/>
+            </w:pPr>
             <w:r>
               <w:rPr>
                 <w:rFonts w:ascii="Consolas" w:eastAsia="Consolas" w:hAnsi="Consolas" w:cs="Consolas"/>
                 <w:sz w:val="18"/>
                 <w:szCs w:val="18"/>
               </w:rPr>
-              <w:t>(String id) {</w:t>
+              <w:t xml:space="preserve">    List&lt;Meter&gt; meters = findAllMetersByCustomerId(id);</w:t>
             </w:r>
           </w:p>
           <w:p>
@@ -9973,25 +9176,33 @@
                 <w:sz w:val="18"/>
                 <w:szCs w:val="18"/>
               </w:rPr>
-              <w:t xml:space="preserve">    List&lt;Bill&gt;  bills  = </w:t>
-            </w:r>
-            <w:proofErr w:type="spellStart"/>
+              <w:t xml:space="preserve"> </w:t>
+            </w:r>
+          </w:p>
+          <w:p>
+            <w:pPr>
+              <w:spacing w:line="260" w:lineRule="auto"/>
+            </w:pPr>
             <w:r>
               <w:rPr>
                 <w:rFonts w:ascii="Consolas" w:eastAsia="Consolas" w:hAnsi="Consolas" w:cs="Consolas"/>
                 <w:sz w:val="18"/>
                 <w:szCs w:val="18"/>
               </w:rPr>
-              <w:t>findBillsByCustomerId</w:t>
-            </w:r>
-            <w:proofErr w:type="spellEnd"/>
+              <w:t xml:space="preserve">    for (Meter meter : meters) {</w:t>
+            </w:r>
+          </w:p>
+          <w:p>
+            <w:pPr>
+              <w:spacing w:line="260" w:lineRule="auto"/>
+            </w:pPr>
             <w:r>
               <w:rPr>
                 <w:rFonts w:ascii="Consolas" w:eastAsia="Consolas" w:hAnsi="Consolas" w:cs="Consolas"/>
                 <w:sz w:val="18"/>
                 <w:szCs w:val="18"/>
               </w:rPr>
-              <w:t>(id);</w:t>
+              <w:t xml:space="preserve">        if (!isBilled(meter, bills))</w:t>
             </w:r>
           </w:p>
           <w:p>
@@ -10004,25 +9215,33 @@
                 <w:sz w:val="18"/>
                 <w:szCs w:val="18"/>
               </w:rPr>
-              <w:t xml:space="preserve">    List&lt;Meter&gt; meters = </w:t>
-            </w:r>
-            <w:proofErr w:type="spellStart"/>
+              <w:t xml:space="preserve">            return meter;</w:t>
+            </w:r>
+          </w:p>
+          <w:p>
+            <w:pPr>
+              <w:spacing w:line="260" w:lineRule="auto"/>
+            </w:pPr>
             <w:r>
               <w:rPr>
                 <w:rFonts w:ascii="Consolas" w:eastAsia="Consolas" w:hAnsi="Consolas" w:cs="Consolas"/>
                 <w:sz w:val="18"/>
                 <w:szCs w:val="18"/>
               </w:rPr>
-              <w:t>findAllMetersByCustomerId</w:t>
-            </w:r>
-            <w:proofErr w:type="spellEnd"/>
+              <w:t xml:space="preserve">    }</w:t>
+            </w:r>
+          </w:p>
+          <w:p>
+            <w:pPr>
+              <w:spacing w:line="260" w:lineRule="auto"/>
+            </w:pPr>
             <w:r>
               <w:rPr>
                 <w:rFonts w:ascii="Consolas" w:eastAsia="Consolas" w:hAnsi="Consolas" w:cs="Consolas"/>
                 <w:sz w:val="18"/>
                 <w:szCs w:val="18"/>
               </w:rPr>
-              <w:t>(id);</w:t>
+              <w:t xml:space="preserve">    return null;</w:t>
             </w:r>
           </w:p>
           <w:p>
@@ -10035,7 +9254,7 @@
                 <w:sz w:val="18"/>
                 <w:szCs w:val="18"/>
               </w:rPr>
-              <w:t xml:space="preserve"> </w:t>
+              <w:t>}</w:t>
             </w:r>
           </w:p>
           <w:p>
@@ -10048,183 +9267,33 @@
                 <w:sz w:val="18"/>
                 <w:szCs w:val="18"/>
               </w:rPr>
-              <w:t xml:space="preserve">    for (Meter </w:t>
-            </w:r>
-            <w:proofErr w:type="spellStart"/>
+              <w:t xml:space="preserve"> </w:t>
+            </w:r>
+          </w:p>
+          <w:p>
+            <w:pPr>
+              <w:spacing w:line="260" w:lineRule="auto"/>
+            </w:pPr>
             <w:r>
               <w:rPr>
                 <w:rFonts w:ascii="Consolas" w:eastAsia="Consolas" w:hAnsi="Consolas" w:cs="Consolas"/>
                 <w:sz w:val="18"/>
                 <w:szCs w:val="18"/>
               </w:rPr>
-              <w:t>meter</w:t>
-            </w:r>
-            <w:proofErr w:type="spellEnd"/>
+              <w:t>// a reading is billed when a Bill exists with the same reading value:</w:t>
+            </w:r>
+          </w:p>
+          <w:p>
+            <w:pPr>
+              <w:spacing w:line="260" w:lineRule="auto"/>
+            </w:pPr>
             <w:r>
               <w:rPr>
                 <w:rFonts w:ascii="Consolas" w:eastAsia="Consolas" w:hAnsi="Consolas" w:cs="Consolas"/>
                 <w:sz w:val="18"/>
                 <w:szCs w:val="18"/>
               </w:rPr>
-              <w:t xml:space="preserve"> : meters) {</w:t>
-            </w:r>
-          </w:p>
-          <w:p>
-            <w:pPr>
-              <w:spacing w:line="260" w:lineRule="auto"/>
-            </w:pPr>
-            <w:r>
-              <w:rPr>
-                <w:rFonts w:ascii="Consolas" w:eastAsia="Consolas" w:hAnsi="Consolas" w:cs="Consolas"/>
-                <w:sz w:val="18"/>
-                <w:szCs w:val="18"/>
-              </w:rPr>
-              <w:t xml:space="preserve">        if (!</w:t>
-            </w:r>
-            <w:proofErr w:type="spellStart"/>
-            <w:r>
-              <w:rPr>
-                <w:rFonts w:ascii="Consolas" w:eastAsia="Consolas" w:hAnsi="Consolas" w:cs="Consolas"/>
-                <w:sz w:val="18"/>
-                <w:szCs w:val="18"/>
-              </w:rPr>
-              <w:t>isBilled</w:t>
-            </w:r>
-            <w:proofErr w:type="spellEnd"/>
-            <w:r>
-              <w:rPr>
-                <w:rFonts w:ascii="Consolas" w:eastAsia="Consolas" w:hAnsi="Consolas" w:cs="Consolas"/>
-                <w:sz w:val="18"/>
-                <w:szCs w:val="18"/>
-              </w:rPr>
-              <w:t>(meter, bills))</w:t>
-            </w:r>
-          </w:p>
-          <w:p>
-            <w:pPr>
-              <w:spacing w:line="260" w:lineRule="auto"/>
-            </w:pPr>
-            <w:r>
-              <w:rPr>
-                <w:rFonts w:ascii="Consolas" w:eastAsia="Consolas" w:hAnsi="Consolas" w:cs="Consolas"/>
-                <w:sz w:val="18"/>
-                <w:szCs w:val="18"/>
-              </w:rPr>
-              <w:t xml:space="preserve">            return meter;</w:t>
-            </w:r>
-          </w:p>
-          <w:p>
-            <w:pPr>
-              <w:spacing w:line="260" w:lineRule="auto"/>
-            </w:pPr>
-            <w:r>
-              <w:rPr>
-                <w:rFonts w:ascii="Consolas" w:eastAsia="Consolas" w:hAnsi="Consolas" w:cs="Consolas"/>
-                <w:sz w:val="18"/>
-                <w:szCs w:val="18"/>
-              </w:rPr>
-              <w:t xml:space="preserve">    }</w:t>
-            </w:r>
-          </w:p>
-          <w:p>
-            <w:pPr>
-              <w:spacing w:line="260" w:lineRule="auto"/>
-            </w:pPr>
-            <w:r>
-              <w:rPr>
-                <w:rFonts w:ascii="Consolas" w:eastAsia="Consolas" w:hAnsi="Consolas" w:cs="Consolas"/>
-                <w:sz w:val="18"/>
-                <w:szCs w:val="18"/>
-              </w:rPr>
-              <w:t xml:space="preserve">    return null;</w:t>
-            </w:r>
-          </w:p>
-          <w:p>
-            <w:pPr>
-              <w:spacing w:line="260" w:lineRule="auto"/>
-            </w:pPr>
-            <w:r>
-              <w:rPr>
-                <w:rFonts w:ascii="Consolas" w:eastAsia="Consolas" w:hAnsi="Consolas" w:cs="Consolas"/>
-                <w:sz w:val="18"/>
-                <w:szCs w:val="18"/>
-              </w:rPr>
-              <w:t>}</w:t>
-            </w:r>
-          </w:p>
-          <w:p>
-            <w:pPr>
-              <w:spacing w:line="260" w:lineRule="auto"/>
-            </w:pPr>
-            <w:r>
-              <w:rPr>
-                <w:rFonts w:ascii="Consolas" w:eastAsia="Consolas" w:hAnsi="Consolas" w:cs="Consolas"/>
-                <w:sz w:val="18"/>
-                <w:szCs w:val="18"/>
-              </w:rPr>
-              <w:t xml:space="preserve"> </w:t>
-            </w:r>
-          </w:p>
-          <w:p>
-            <w:pPr>
-              <w:spacing w:line="260" w:lineRule="auto"/>
-            </w:pPr>
-            <w:r>
-              <w:rPr>
-                <w:rFonts w:ascii="Consolas" w:eastAsia="Consolas" w:hAnsi="Consolas" w:cs="Consolas"/>
-                <w:sz w:val="18"/>
-                <w:szCs w:val="18"/>
-              </w:rPr>
-              <w:t>// a reading is billed when a Bill exists with the same reading value:</w:t>
-            </w:r>
-          </w:p>
-          <w:p>
-            <w:pPr>
-              <w:spacing w:line="260" w:lineRule="auto"/>
-            </w:pPr>
-            <w:r>
-              <w:rPr>
-                <w:rFonts w:ascii="Consolas" w:eastAsia="Consolas" w:hAnsi="Consolas" w:cs="Consolas"/>
-                <w:sz w:val="18"/>
-                <w:szCs w:val="18"/>
-              </w:rPr>
-              <w:t xml:space="preserve">// </w:t>
-            </w:r>
-            <w:proofErr w:type="spellStart"/>
-            <w:r>
-              <w:rPr>
-                <w:rFonts w:ascii="Consolas" w:eastAsia="Consolas" w:hAnsi="Consolas" w:cs="Consolas"/>
-                <w:sz w:val="18"/>
-                <w:szCs w:val="18"/>
-              </w:rPr>
-              <w:t>bill.getReading</w:t>
-            </w:r>
-            <w:proofErr w:type="spellEnd"/>
-            <w:r>
-              <w:rPr>
-                <w:rFonts w:ascii="Consolas" w:eastAsia="Consolas" w:hAnsi="Consolas" w:cs="Consolas"/>
-                <w:sz w:val="18"/>
-                <w:szCs w:val="18"/>
-              </w:rPr>
-              <w:t xml:space="preserve">() == </w:t>
-            </w:r>
-            <w:proofErr w:type="spellStart"/>
-            <w:r>
-              <w:rPr>
-                <w:rFonts w:ascii="Consolas" w:eastAsia="Consolas" w:hAnsi="Consolas" w:cs="Consolas"/>
-                <w:sz w:val="18"/>
-                <w:szCs w:val="18"/>
-              </w:rPr>
-              <w:t>meter.getCurrentReading</w:t>
-            </w:r>
-            <w:proofErr w:type="spellEnd"/>
-            <w:r>
-              <w:rPr>
-                <w:rFonts w:ascii="Consolas" w:eastAsia="Consolas" w:hAnsi="Consolas" w:cs="Consolas"/>
-                <w:sz w:val="18"/>
-                <w:szCs w:val="18"/>
-              </w:rPr>
-              <w:t>()</w:t>
+              <w:t>// bill.getReading() == meter.getCurrentReading()</w:t>
             </w:r>
           </w:p>
         </w:tc>
@@ -11148,23 +10217,87 @@
                 <w:sz w:val="19"/>
                 <w:szCs w:val="19"/>
               </w:rPr>
-              <w:t xml:space="preserve">Private fields with getters; Meter has no setters so readings are immutable; Bill exposes only </w:t>
-            </w:r>
-            <w:proofErr w:type="spellStart"/>
+              <w:t>Private fields with getters; Meter has no setters so readings are immutable; Bill exposes only setStatus(String); id is protected in Record</w:t>
+            </w:r>
+          </w:p>
+        </w:tc>
+      </w:tr>
+      <w:tr>
+        <w:tc>
+          <w:tcPr>
+            <w:tcW w:w="2000" w:type="dxa"/>
+            <w:tcBorders>
+              <w:top w:val="single" w:sz="4" w:space="0" w:color="9AA9BC"/>
+              <w:left w:val="single" w:sz="4" w:space="0" w:color="9AA9BC"/>
+              <w:bottom w:val="single" w:sz="4" w:space="0" w:color="9AA9BC"/>
+              <w:right w:val="single" w:sz="4" w:space="0" w:color="9AA9BC"/>
+            </w:tcBorders>
+            <w:tcMar>
+              <w:top w:w="70" w:type="dxa"/>
+              <w:left w:w="100" w:type="dxa"/>
+              <w:bottom w:w="70" w:type="dxa"/>
+              <w:right w:w="100" w:type="dxa"/>
+            </w:tcMar>
+          </w:tcPr>
+          <w:p>
             <w:r>
               <w:rPr>
                 <w:sz w:val="19"/>
                 <w:szCs w:val="19"/>
               </w:rPr>
-              <w:t>setStatus</w:t>
-            </w:r>
-            <w:proofErr w:type="spellEnd"/>
+              <w:t>Abstraction</w:t>
+            </w:r>
+          </w:p>
+        </w:tc>
+        <w:tc>
+          <w:tcPr>
+            <w:tcW w:w="2700" w:type="dxa"/>
+            <w:tcBorders>
+              <w:top w:val="single" w:sz="4" w:space="0" w:color="9AA9BC"/>
+              <w:left w:val="single" w:sz="4" w:space="0" w:color="9AA9BC"/>
+              <w:bottom w:val="single" w:sz="4" w:space="0" w:color="9AA9BC"/>
+              <w:right w:val="single" w:sz="4" w:space="0" w:color="9AA9BC"/>
+            </w:tcBorders>
+            <w:tcMar>
+              <w:top w:w="70" w:type="dxa"/>
+              <w:left w:w="100" w:type="dxa"/>
+              <w:bottom w:w="70" w:type="dxa"/>
+              <w:right w:w="100" w:type="dxa"/>
+            </w:tcMar>
+          </w:tcPr>
+          <w:p>
             <w:r>
               <w:rPr>
                 <w:sz w:val="19"/>
                 <w:szCs w:val="19"/>
               </w:rPr>
-              <w:t>(String); id is protected in Record</w:t>
+              <w:t>abstract class Record; FileManager</w:t>
+            </w:r>
+          </w:p>
+        </w:tc>
+        <w:tc>
+          <w:tcPr>
+            <w:tcW w:w="4300" w:type="dxa"/>
+            <w:tcBorders>
+              <w:top w:val="single" w:sz="4" w:space="0" w:color="9AA9BC"/>
+              <w:left w:val="single" w:sz="4" w:space="0" w:color="9AA9BC"/>
+              <w:bottom w:val="single" w:sz="4" w:space="0" w:color="9AA9BC"/>
+              <w:right w:val="single" w:sz="4" w:space="0" w:color="9AA9BC"/>
+            </w:tcBorders>
+            <w:tcMar>
+              <w:top w:w="70" w:type="dxa"/>
+              <w:left w:w="100" w:type="dxa"/>
+              <w:bottom w:w="70" w:type="dxa"/>
+              <w:right w:w="100" w:type="dxa"/>
+            </w:tcMar>
+          </w:tcPr>
+          <w:p>
+            <w:r>
+              <w:rPr>
+                <w:sz w:val="19"/>
+                <w:szCs w:val="19"/>
+              </w:rPr>
+              <w:t>Record declares abstract displayInfo() and toFileString() without implementation; FileManager hides all file I/O behind intent-named methods</w:t>
             </w:r>
           </w:p>
         </w:tc>
@@ -11192,7 +10325,7 @@
                 <w:sz w:val="19"/>
                 <w:szCs w:val="19"/>
               </w:rPr>
-              <w:t>Abstraction</w:t>
+              <w:t>Inheritance</w:t>
             </w:r>
           </w:p>
         </w:tc>
@@ -11218,22 +10351,41 @@
                 <w:sz w:val="19"/>
                 <w:szCs w:val="19"/>
               </w:rPr>
-              <w:t xml:space="preserve">abstract class Record; </w:t>
-            </w:r>
-            <w:proofErr w:type="spellStart"/>
+              <w:t>Customer, Meter, Bill extend Record</w:t>
+            </w:r>
+          </w:p>
+        </w:tc>
+        <w:tc>
+          <w:tcPr>
+            <w:tcW w:w="4300" w:type="dxa"/>
+            <w:tcBorders>
+              <w:top w:val="single" w:sz="4" w:space="0" w:color="9AA9BC"/>
+              <w:left w:val="single" w:sz="4" w:space="0" w:color="9AA9BC"/>
+              <w:bottom w:val="single" w:sz="4" w:space="0" w:color="9AA9BC"/>
+              <w:right w:val="single" w:sz="4" w:space="0" w:color="9AA9BC"/>
+            </w:tcBorders>
+            <w:tcMar>
+              <w:top w:w="70" w:type="dxa"/>
+              <w:left w:w="100" w:type="dxa"/>
+              <w:bottom w:w="70" w:type="dxa"/>
+              <w:right w:w="100" w:type="dxa"/>
+            </w:tcMar>
+          </w:tcPr>
+          <w:p>
             <w:r>
               <w:rPr>
                 <w:sz w:val="19"/>
                 <w:szCs w:val="19"/>
               </w:rPr>
-              <w:t>FileManager</w:t>
-            </w:r>
-            <w:proofErr w:type="spellEnd"/>
-          </w:p>
-        </w:tc>
-        <w:tc>
-          <w:tcPr>
-            <w:tcW w:w="4300" w:type="dxa"/>
+              <w:t>Subclasses pass their customerId to super(id) and reuse getId()</w:t>
+            </w:r>
+          </w:p>
+        </w:tc>
+      </w:tr>
+      <w:tr>
+        <w:tc>
+          <w:tcPr>
+            <w:tcW w:w="2000" w:type="dxa"/>
             <w:tcBorders>
               <w:top w:val="single" w:sz="4" w:space="0" w:color="9AA9BC"/>
               <w:left w:val="single" w:sz="4" w:space="0" w:color="9AA9BC"/>
@@ -11253,55 +10405,219 @@
                 <w:sz w:val="19"/>
                 <w:szCs w:val="19"/>
               </w:rPr>
-              <w:t xml:space="preserve">Record declares abstract </w:t>
-            </w:r>
-            <w:proofErr w:type="spellStart"/>
+              <w:t>Polymorphism</w:t>
+            </w:r>
+          </w:p>
+        </w:tc>
+        <w:tc>
+          <w:tcPr>
+            <w:tcW w:w="2700" w:type="dxa"/>
+            <w:tcBorders>
+              <w:top w:val="single" w:sz="4" w:space="0" w:color="9AA9BC"/>
+              <w:left w:val="single" w:sz="4" w:space="0" w:color="9AA9BC"/>
+              <w:bottom w:val="single" w:sz="4" w:space="0" w:color="9AA9BC"/>
+              <w:right w:val="single" w:sz="4" w:space="0" w:color="9AA9BC"/>
+            </w:tcBorders>
+            <w:tcMar>
+              <w:top w:w="70" w:type="dxa"/>
+              <w:left w:w="100" w:type="dxa"/>
+              <w:bottom w:w="70" w:type="dxa"/>
+              <w:right w:w="100" w:type="dxa"/>
+            </w:tcMar>
+          </w:tcPr>
+          <w:p>
             <w:r>
               <w:rPr>
                 <w:sz w:val="19"/>
                 <w:szCs w:val="19"/>
               </w:rPr>
-              <w:t>displayInfo</w:t>
-            </w:r>
-            <w:proofErr w:type="spellEnd"/>
+              <w:t>@Override displayInfo() and toFileString()</w:t>
+            </w:r>
+          </w:p>
+        </w:tc>
+        <w:tc>
+          <w:tcPr>
+            <w:tcW w:w="4300" w:type="dxa"/>
+            <w:tcBorders>
+              <w:top w:val="single" w:sz="4" w:space="0" w:color="9AA9BC"/>
+              <w:left w:val="single" w:sz="4" w:space="0" w:color="9AA9BC"/>
+              <w:bottom w:val="single" w:sz="4" w:space="0" w:color="9AA9BC"/>
+              <w:right w:val="single" w:sz="4" w:space="0" w:color="9AA9BC"/>
+            </w:tcBorders>
+            <w:tcMar>
+              <w:top w:w="70" w:type="dxa"/>
+              <w:left w:w="100" w:type="dxa"/>
+              <w:bottom w:w="70" w:type="dxa"/>
+              <w:right w:w="100" w:type="dxa"/>
+            </w:tcMar>
+          </w:tcPr>
+          <w:p>
             <w:r>
               <w:rPr>
                 <w:sz w:val="19"/>
                 <w:szCs w:val="19"/>
               </w:rPr>
-              <w:t xml:space="preserve">() and </w:t>
-            </w:r>
-            <w:proofErr w:type="spellStart"/>
+              <w:t>Each subclass implements the two methods differently; a Record reference calls the correct version at runtime</w:t>
+            </w:r>
+          </w:p>
+        </w:tc>
+      </w:tr>
+      <w:tr>
+        <w:tc>
+          <w:tcPr>
+            <w:tcW w:w="2000" w:type="dxa"/>
+            <w:tcBorders>
+              <w:top w:val="single" w:sz="4" w:space="0" w:color="9AA9BC"/>
+              <w:left w:val="single" w:sz="4" w:space="0" w:color="9AA9BC"/>
+              <w:bottom w:val="single" w:sz="4" w:space="0" w:color="9AA9BC"/>
+              <w:right w:val="single" w:sz="4" w:space="0" w:color="9AA9BC"/>
+            </w:tcBorders>
+            <w:tcMar>
+              <w:top w:w="70" w:type="dxa"/>
+              <w:left w:w="100" w:type="dxa"/>
+              <w:bottom w:w="70" w:type="dxa"/>
+              <w:right w:w="100" w:type="dxa"/>
+            </w:tcMar>
+          </w:tcPr>
+          <w:p>
             <w:r>
               <w:rPr>
                 <w:sz w:val="19"/>
                 <w:szCs w:val="19"/>
               </w:rPr>
-              <w:t>toFileString</w:t>
-            </w:r>
-            <w:proofErr w:type="spellEnd"/>
+              <w:t>Custom checked exceptions</w:t>
+            </w:r>
+          </w:p>
+        </w:tc>
+        <w:tc>
+          <w:tcPr>
+            <w:tcW w:w="2700" w:type="dxa"/>
+            <w:tcBorders>
+              <w:top w:val="single" w:sz="4" w:space="0" w:color="9AA9BC"/>
+              <w:left w:val="single" w:sz="4" w:space="0" w:color="9AA9BC"/>
+              <w:bottom w:val="single" w:sz="4" w:space="0" w:color="9AA9BC"/>
+              <w:right w:val="single" w:sz="4" w:space="0" w:color="9AA9BC"/>
+            </w:tcBorders>
+            <w:tcMar>
+              <w:top w:w="70" w:type="dxa"/>
+              <w:left w:w="100" w:type="dxa"/>
+              <w:bottom w:w="70" w:type="dxa"/>
+              <w:right w:w="100" w:type="dxa"/>
+            </w:tcMar>
+          </w:tcPr>
+          <w:p>
             <w:r>
               <w:rPr>
                 <w:sz w:val="19"/>
                 <w:szCs w:val="19"/>
               </w:rPr>
-              <w:t xml:space="preserve">() without implementation; </w:t>
-            </w:r>
-            <w:proofErr w:type="spellStart"/>
+              <w:t>DuplicateCustomerException, CustomerNotFoundException</w:t>
+            </w:r>
+          </w:p>
+        </w:tc>
+        <w:tc>
+          <w:tcPr>
+            <w:tcW w:w="4300" w:type="dxa"/>
+            <w:tcBorders>
+              <w:top w:val="single" w:sz="4" w:space="0" w:color="9AA9BC"/>
+              <w:left w:val="single" w:sz="4" w:space="0" w:color="9AA9BC"/>
+              <w:bottom w:val="single" w:sz="4" w:space="0" w:color="9AA9BC"/>
+              <w:right w:val="single" w:sz="4" w:space="0" w:color="9AA9BC"/>
+            </w:tcBorders>
+            <w:tcMar>
+              <w:top w:w="70" w:type="dxa"/>
+              <w:left w:w="100" w:type="dxa"/>
+              <w:bottom w:w="70" w:type="dxa"/>
+              <w:right w:w="100" w:type="dxa"/>
+            </w:tcMar>
+          </w:tcPr>
+          <w:p>
             <w:r>
               <w:rPr>
                 <w:sz w:val="19"/>
                 <w:szCs w:val="19"/>
               </w:rPr>
-              <w:t>FileManager</w:t>
-            </w:r>
-            <w:proofErr w:type="spellEnd"/>
+              <w:t>Thrown by FileManager on business-rule violations and caught in GUI handlers with try-catch</w:t>
+            </w:r>
+          </w:p>
+        </w:tc>
+      </w:tr>
+      <w:tr>
+        <w:tc>
+          <w:tcPr>
+            <w:tcW w:w="2000" w:type="dxa"/>
+            <w:tcBorders>
+              <w:top w:val="single" w:sz="4" w:space="0" w:color="9AA9BC"/>
+              <w:left w:val="single" w:sz="4" w:space="0" w:color="9AA9BC"/>
+              <w:bottom w:val="single" w:sz="4" w:space="0" w:color="9AA9BC"/>
+              <w:right w:val="single" w:sz="4" w:space="0" w:color="9AA9BC"/>
+            </w:tcBorders>
+            <w:tcMar>
+              <w:top w:w="70" w:type="dxa"/>
+              <w:left w:w="100" w:type="dxa"/>
+              <w:bottom w:w="70" w:type="dxa"/>
+              <w:right w:w="100" w:type="dxa"/>
+            </w:tcMar>
+          </w:tcPr>
+          <w:p>
             <w:r>
               <w:rPr>
                 <w:sz w:val="19"/>
                 <w:szCs w:val="19"/>
               </w:rPr>
-              <w:t xml:space="preserve"> hides all file I/O behind intent-named methods</w:t>
+              <w:t>try-catch handling</w:t>
+            </w:r>
+          </w:p>
+        </w:tc>
+        <w:tc>
+          <w:tcPr>
+            <w:tcW w:w="2700" w:type="dxa"/>
+            <w:tcBorders>
+              <w:top w:val="single" w:sz="4" w:space="0" w:color="9AA9BC"/>
+              <w:left w:val="single" w:sz="4" w:space="0" w:color="9AA9BC"/>
+              <w:bottom w:val="single" w:sz="4" w:space="0" w:color="9AA9BC"/>
+              <w:right w:val="single" w:sz="4" w:space="0" w:color="9AA9BC"/>
+            </w:tcBorders>
+            <w:tcMar>
+              <w:top w:w="70" w:type="dxa"/>
+              <w:left w:w="100" w:type="dxa"/>
+              <w:bottom w:w="70" w:type="dxa"/>
+              <w:right w:w="100" w:type="dxa"/>
+            </w:tcMar>
+          </w:tcPr>
+          <w:p>
+            <w:r>
+              <w:rPr>
+                <w:sz w:val="19"/>
+                <w:szCs w:val="19"/>
+              </w:rPr>
+              <w:t>Main event listeners</w:t>
+            </w:r>
+          </w:p>
+        </w:tc>
+        <w:tc>
+          <w:tcPr>
+            <w:tcW w:w="4300" w:type="dxa"/>
+            <w:tcBorders>
+              <w:top w:val="single" w:sz="4" w:space="0" w:color="9AA9BC"/>
+              <w:left w:val="single" w:sz="4" w:space="0" w:color="9AA9BC"/>
+              <w:bottom w:val="single" w:sz="4" w:space="0" w:color="9AA9BC"/>
+              <w:right w:val="single" w:sz="4" w:space="0" w:color="9AA9BC"/>
+            </w:tcBorders>
+            <w:tcMar>
+              <w:top w:w="70" w:type="dxa"/>
+              <w:left w:w="100" w:type="dxa"/>
+              <w:bottom w:w="70" w:type="dxa"/>
+              <w:right w:w="100" w:type="dxa"/>
+            </w:tcMar>
+          </w:tcPr>
+          <w:p>
+            <w:r>
+              <w:rPr>
+                <w:sz w:val="19"/>
+                <w:szCs w:val="19"/>
+              </w:rPr>
+              <w:t>Catches custom exceptions, NumberFormatException and IOException and shows messages in the output area</w:t>
             </w:r>
           </w:p>
         </w:tc>
@@ -11329,7 +10645,8 @@
                 <w:sz w:val="19"/>
                 <w:szCs w:val="19"/>
               </w:rPr>
-              <w:t>Inheritance</w:t>
+              <w:lastRenderedPageBreak/>
+              <w:t>File handling</w:t>
             </w:r>
           </w:p>
         </w:tc>
@@ -11355,7 +10672,7 @@
                 <w:sz w:val="19"/>
                 <w:szCs w:val="19"/>
               </w:rPr>
-              <w:t>Customer, Meter, Bill extend Record</w:t>
+              <w:t>FileManager</w:t>
             </w:r>
           </w:p>
         </w:tc>
@@ -11381,39 +10698,167 @@
                 <w:sz w:val="19"/>
                 <w:szCs w:val="19"/>
               </w:rPr>
-              <w:t xml:space="preserve">Subclasses pass their </w:t>
-            </w:r>
-            <w:proofErr w:type="spellStart"/>
+              <w:t>readLines, writeLines, appendLine, readRowsForCustomer, removeAllForCustomer over three CSV files</w:t>
+            </w:r>
+          </w:p>
+        </w:tc>
+      </w:tr>
+      <w:tr>
+        <w:tc>
+          <w:tcPr>
+            <w:tcW w:w="2000" w:type="dxa"/>
+            <w:tcBorders>
+              <w:top w:val="single" w:sz="4" w:space="0" w:color="9AA9BC"/>
+              <w:left w:val="single" w:sz="4" w:space="0" w:color="9AA9BC"/>
+              <w:bottom w:val="single" w:sz="4" w:space="0" w:color="9AA9BC"/>
+              <w:right w:val="single" w:sz="4" w:space="0" w:color="9AA9BC"/>
+            </w:tcBorders>
+            <w:tcMar>
+              <w:top w:w="70" w:type="dxa"/>
+              <w:left w:w="100" w:type="dxa"/>
+              <w:bottom w:w="70" w:type="dxa"/>
+              <w:right w:w="100" w:type="dxa"/>
+            </w:tcMar>
+          </w:tcPr>
+          <w:p>
             <w:r>
               <w:rPr>
                 <w:sz w:val="19"/>
                 <w:szCs w:val="19"/>
               </w:rPr>
-              <w:t>customerId</w:t>
-            </w:r>
-            <w:proofErr w:type="spellEnd"/>
+              <w:t>Collections and generics</w:t>
+            </w:r>
+          </w:p>
+        </w:tc>
+        <w:tc>
+          <w:tcPr>
+            <w:tcW w:w="2700" w:type="dxa"/>
+            <w:tcBorders>
+              <w:top w:val="single" w:sz="4" w:space="0" w:color="9AA9BC"/>
+              <w:left w:val="single" w:sz="4" w:space="0" w:color="9AA9BC"/>
+              <w:bottom w:val="single" w:sz="4" w:space="0" w:color="9AA9BC"/>
+              <w:right w:val="single" w:sz="4" w:space="0" w:color="9AA9BC"/>
+            </w:tcBorders>
+            <w:tcMar>
+              <w:top w:w="70" w:type="dxa"/>
+              <w:left w:w="100" w:type="dxa"/>
+              <w:bottom w:w="70" w:type="dxa"/>
+              <w:right w:w="100" w:type="dxa"/>
+            </w:tcMar>
+          </w:tcPr>
+          <w:p>
             <w:r>
               <w:rPr>
                 <w:sz w:val="19"/>
                 <w:szCs w:val="19"/>
               </w:rPr>
-              <w:t xml:space="preserve"> to super(id) and reuse </w:t>
-            </w:r>
-            <w:proofErr w:type="spellStart"/>
+              <w:t>List&lt;Bill&gt;, List&lt;Meter&gt;</w:t>
+            </w:r>
+          </w:p>
+        </w:tc>
+        <w:tc>
+          <w:tcPr>
+            <w:tcW w:w="4300" w:type="dxa"/>
+            <w:tcBorders>
+              <w:top w:val="single" w:sz="4" w:space="0" w:color="9AA9BC"/>
+              <w:left w:val="single" w:sz="4" w:space="0" w:color="9AA9BC"/>
+              <w:bottom w:val="single" w:sz="4" w:space="0" w:color="9AA9BC"/>
+              <w:right w:val="single" w:sz="4" w:space="0" w:color="9AA9BC"/>
+            </w:tcBorders>
+            <w:tcMar>
+              <w:top w:w="70" w:type="dxa"/>
+              <w:left w:w="100" w:type="dxa"/>
+              <w:bottom w:w="70" w:type="dxa"/>
+              <w:right w:w="100" w:type="dxa"/>
+            </w:tcMar>
+          </w:tcPr>
+          <w:p>
             <w:r>
               <w:rPr>
                 <w:sz w:val="19"/>
                 <w:szCs w:val="19"/>
               </w:rPr>
-              <w:t>getId</w:t>
-            </w:r>
-            <w:proofErr w:type="spellEnd"/>
+              <w:t>Lists hold records loaded from files</w:t>
+            </w:r>
+          </w:p>
+        </w:tc>
+      </w:tr>
+      <w:tr>
+        <w:tc>
+          <w:tcPr>
+            <w:tcW w:w="2000" w:type="dxa"/>
+            <w:tcBorders>
+              <w:top w:val="single" w:sz="4" w:space="0" w:color="9AA9BC"/>
+              <w:left w:val="single" w:sz="4" w:space="0" w:color="9AA9BC"/>
+              <w:bottom w:val="single" w:sz="4" w:space="0" w:color="9AA9BC"/>
+              <w:right w:val="single" w:sz="4" w:space="0" w:color="9AA9BC"/>
+            </w:tcBorders>
+            <w:tcMar>
+              <w:top w:w="70" w:type="dxa"/>
+              <w:left w:w="100" w:type="dxa"/>
+              <w:bottom w:w="70" w:type="dxa"/>
+              <w:right w:w="100" w:type="dxa"/>
+            </w:tcMar>
+          </w:tcPr>
+          <w:p>
             <w:r>
               <w:rPr>
                 <w:sz w:val="19"/>
                 <w:szCs w:val="19"/>
               </w:rPr>
-              <w:t>()</w:t>
+              <w:t>Swing and event handling</w:t>
+            </w:r>
+          </w:p>
+        </w:tc>
+        <w:tc>
+          <w:tcPr>
+            <w:tcW w:w="2700" w:type="dxa"/>
+            <w:tcBorders>
+              <w:top w:val="single" w:sz="4" w:space="0" w:color="9AA9BC"/>
+              <w:left w:val="single" w:sz="4" w:space="0" w:color="9AA9BC"/>
+              <w:bottom w:val="single" w:sz="4" w:space="0" w:color="9AA9BC"/>
+              <w:right w:val="single" w:sz="4" w:space="0" w:color="9AA9BC"/>
+            </w:tcBorders>
+            <w:tcMar>
+              <w:top w:w="70" w:type="dxa"/>
+              <w:left w:w="100" w:type="dxa"/>
+              <w:bottom w:w="70" w:type="dxa"/>
+              <w:right w:w="100" w:type="dxa"/>
+            </w:tcMar>
+          </w:tcPr>
+          <w:p>
+            <w:r>
+              <w:rPr>
+                <w:sz w:val="19"/>
+                <w:szCs w:val="19"/>
+              </w:rPr>
+              <w:t>Main extends JFrame</w:t>
+            </w:r>
+          </w:p>
+        </w:tc>
+        <w:tc>
+          <w:tcPr>
+            <w:tcW w:w="4300" w:type="dxa"/>
+            <w:tcBorders>
+              <w:top w:val="single" w:sz="4" w:space="0" w:color="9AA9BC"/>
+              <w:left w:val="single" w:sz="4" w:space="0" w:color="9AA9BC"/>
+              <w:bottom w:val="single" w:sz="4" w:space="0" w:color="9AA9BC"/>
+              <w:right w:val="single" w:sz="4" w:space="0" w:color="9AA9BC"/>
+            </w:tcBorders>
+            <w:tcMar>
+              <w:top w:w="70" w:type="dxa"/>
+              <w:left w:w="100" w:type="dxa"/>
+              <w:bottom w:w="70" w:type="dxa"/>
+              <w:right w:w="100" w:type="dxa"/>
+            </w:tcMar>
+          </w:tcPr>
+          <w:p>
+            <w:r>
+              <w:rPr>
+                <w:sz w:val="19"/>
+                <w:szCs w:val="19"/>
+              </w:rPr>
+              <w:t>CardLayout, JPanel, JTextField, JTextArea, JScrollPane, JButton, JOptionPane with ActionListeners</w:t>
             </w:r>
           </w:p>
         </w:tc>
@@ -11441,7 +10886,7 @@
                 <w:sz w:val="19"/>
                 <w:szCs w:val="19"/>
               </w:rPr>
-              <w:t>Polymorphism</w:t>
+              <w:t>Design patterns</w:t>
             </w:r>
           </w:p>
         </w:tc>
@@ -11467,906 +10912,33 @@
                 <w:sz w:val="19"/>
                 <w:szCs w:val="19"/>
               </w:rPr>
-              <w:t xml:space="preserve">@Override </w:t>
-            </w:r>
-            <w:proofErr w:type="spellStart"/>
+              <w:t>Whole codebase</w:t>
+            </w:r>
+          </w:p>
+        </w:tc>
+        <w:tc>
+          <w:tcPr>
+            <w:tcW w:w="4300" w:type="dxa"/>
+            <w:tcBorders>
+              <w:top w:val="single" w:sz="4" w:space="0" w:color="9AA9BC"/>
+              <w:left w:val="single" w:sz="4" w:space="0" w:color="9AA9BC"/>
+              <w:bottom w:val="single" w:sz="4" w:space="0" w:color="9AA9BC"/>
+              <w:right w:val="single" w:sz="4" w:space="0" w:color="9AA9BC"/>
+            </w:tcBorders>
+            <w:tcMar>
+              <w:top w:w="70" w:type="dxa"/>
+              <w:left w:w="100" w:type="dxa"/>
+              <w:bottom w:w="70" w:type="dxa"/>
+              <w:right w:w="100" w:type="dxa"/>
+            </w:tcMar>
+          </w:tcPr>
+          <w:p>
             <w:r>
               <w:rPr>
                 <w:sz w:val="19"/>
                 <w:szCs w:val="19"/>
               </w:rPr>
-              <w:t>displayInfo</w:t>
-            </w:r>
-            <w:proofErr w:type="spellEnd"/>
-            <w:r>
-              <w:rPr>
-                <w:sz w:val="19"/>
-                <w:szCs w:val="19"/>
-              </w:rPr>
-              <w:t xml:space="preserve">() and </w:t>
-            </w:r>
-            <w:proofErr w:type="spellStart"/>
-            <w:r>
-              <w:rPr>
-                <w:sz w:val="19"/>
-                <w:szCs w:val="19"/>
-              </w:rPr>
-              <w:t>toFileString</w:t>
-            </w:r>
-            <w:proofErr w:type="spellEnd"/>
-            <w:r>
-              <w:rPr>
-                <w:sz w:val="19"/>
-                <w:szCs w:val="19"/>
-              </w:rPr>
-              <w:t>()</w:t>
-            </w:r>
-          </w:p>
-        </w:tc>
-        <w:tc>
-          <w:tcPr>
-            <w:tcW w:w="4300" w:type="dxa"/>
-            <w:tcBorders>
-              <w:top w:val="single" w:sz="4" w:space="0" w:color="9AA9BC"/>
-              <w:left w:val="single" w:sz="4" w:space="0" w:color="9AA9BC"/>
-              <w:bottom w:val="single" w:sz="4" w:space="0" w:color="9AA9BC"/>
-              <w:right w:val="single" w:sz="4" w:space="0" w:color="9AA9BC"/>
-            </w:tcBorders>
-            <w:tcMar>
-              <w:top w:w="70" w:type="dxa"/>
-              <w:left w:w="100" w:type="dxa"/>
-              <w:bottom w:w="70" w:type="dxa"/>
-              <w:right w:w="100" w:type="dxa"/>
-            </w:tcMar>
-          </w:tcPr>
-          <w:p>
-            <w:r>
-              <w:rPr>
-                <w:sz w:val="19"/>
-                <w:szCs w:val="19"/>
-              </w:rPr>
-              <w:t>Each subclass implements the two methods differently; a Record reference calls the correct version at runtime</w:t>
-            </w:r>
-          </w:p>
-        </w:tc>
-      </w:tr>
-      <w:tr>
-        <w:tc>
-          <w:tcPr>
-            <w:tcW w:w="2000" w:type="dxa"/>
-            <w:tcBorders>
-              <w:top w:val="single" w:sz="4" w:space="0" w:color="9AA9BC"/>
-              <w:left w:val="single" w:sz="4" w:space="0" w:color="9AA9BC"/>
-              <w:bottom w:val="single" w:sz="4" w:space="0" w:color="9AA9BC"/>
-              <w:right w:val="single" w:sz="4" w:space="0" w:color="9AA9BC"/>
-            </w:tcBorders>
-            <w:tcMar>
-              <w:top w:w="70" w:type="dxa"/>
-              <w:left w:w="100" w:type="dxa"/>
-              <w:bottom w:w="70" w:type="dxa"/>
-              <w:right w:w="100" w:type="dxa"/>
-            </w:tcMar>
-          </w:tcPr>
-          <w:p>
-            <w:r>
-              <w:rPr>
-                <w:sz w:val="19"/>
-                <w:szCs w:val="19"/>
-              </w:rPr>
-              <w:t>Custom checked exceptions</w:t>
-            </w:r>
-          </w:p>
-        </w:tc>
-        <w:tc>
-          <w:tcPr>
-            <w:tcW w:w="2700" w:type="dxa"/>
-            <w:tcBorders>
-              <w:top w:val="single" w:sz="4" w:space="0" w:color="9AA9BC"/>
-              <w:left w:val="single" w:sz="4" w:space="0" w:color="9AA9BC"/>
-              <w:bottom w:val="single" w:sz="4" w:space="0" w:color="9AA9BC"/>
-              <w:right w:val="single" w:sz="4" w:space="0" w:color="9AA9BC"/>
-            </w:tcBorders>
-            <w:tcMar>
-              <w:top w:w="70" w:type="dxa"/>
-              <w:left w:w="100" w:type="dxa"/>
-              <w:bottom w:w="70" w:type="dxa"/>
-              <w:right w:w="100" w:type="dxa"/>
-            </w:tcMar>
-          </w:tcPr>
-          <w:p>
-            <w:proofErr w:type="spellStart"/>
-            <w:r>
-              <w:rPr>
-                <w:sz w:val="19"/>
-                <w:szCs w:val="19"/>
-              </w:rPr>
-              <w:t>DuplicateCustomerException</w:t>
-            </w:r>
-            <w:proofErr w:type="spellEnd"/>
-            <w:r>
-              <w:rPr>
-                <w:sz w:val="19"/>
-                <w:szCs w:val="19"/>
-              </w:rPr>
-              <w:t xml:space="preserve">, </w:t>
-            </w:r>
-            <w:proofErr w:type="spellStart"/>
-            <w:r>
-              <w:rPr>
-                <w:sz w:val="19"/>
-                <w:szCs w:val="19"/>
-              </w:rPr>
-              <w:t>CustomerNotFoundException</w:t>
-            </w:r>
-            <w:proofErr w:type="spellEnd"/>
-          </w:p>
-        </w:tc>
-        <w:tc>
-          <w:tcPr>
-            <w:tcW w:w="4300" w:type="dxa"/>
-            <w:tcBorders>
-              <w:top w:val="single" w:sz="4" w:space="0" w:color="9AA9BC"/>
-              <w:left w:val="single" w:sz="4" w:space="0" w:color="9AA9BC"/>
-              <w:bottom w:val="single" w:sz="4" w:space="0" w:color="9AA9BC"/>
-              <w:right w:val="single" w:sz="4" w:space="0" w:color="9AA9BC"/>
-            </w:tcBorders>
-            <w:tcMar>
-              <w:top w:w="70" w:type="dxa"/>
-              <w:left w:w="100" w:type="dxa"/>
-              <w:bottom w:w="70" w:type="dxa"/>
-              <w:right w:w="100" w:type="dxa"/>
-            </w:tcMar>
-          </w:tcPr>
-          <w:p>
-            <w:r>
-              <w:rPr>
-                <w:sz w:val="19"/>
-                <w:szCs w:val="19"/>
-              </w:rPr>
-              <w:t xml:space="preserve">Thrown by </w:t>
-            </w:r>
-            <w:proofErr w:type="spellStart"/>
-            <w:r>
-              <w:rPr>
-                <w:sz w:val="19"/>
-                <w:szCs w:val="19"/>
-              </w:rPr>
-              <w:t>FileManager</w:t>
-            </w:r>
-            <w:proofErr w:type="spellEnd"/>
-            <w:r>
-              <w:rPr>
-                <w:sz w:val="19"/>
-                <w:szCs w:val="19"/>
-              </w:rPr>
-              <w:t xml:space="preserve"> on business-rule violations and caught in GUI handlers with try-catch</w:t>
-            </w:r>
-          </w:p>
-        </w:tc>
-      </w:tr>
-      <w:tr>
-        <w:tc>
-          <w:tcPr>
-            <w:tcW w:w="2000" w:type="dxa"/>
-            <w:tcBorders>
-              <w:top w:val="single" w:sz="4" w:space="0" w:color="9AA9BC"/>
-              <w:left w:val="single" w:sz="4" w:space="0" w:color="9AA9BC"/>
-              <w:bottom w:val="single" w:sz="4" w:space="0" w:color="9AA9BC"/>
-              <w:right w:val="single" w:sz="4" w:space="0" w:color="9AA9BC"/>
-            </w:tcBorders>
-            <w:tcMar>
-              <w:top w:w="70" w:type="dxa"/>
-              <w:left w:w="100" w:type="dxa"/>
-              <w:bottom w:w="70" w:type="dxa"/>
-              <w:right w:w="100" w:type="dxa"/>
-            </w:tcMar>
-          </w:tcPr>
-          <w:p>
-            <w:r>
-              <w:rPr>
-                <w:sz w:val="19"/>
-                <w:szCs w:val="19"/>
-              </w:rPr>
-              <w:t>try-catch handling</w:t>
-            </w:r>
-          </w:p>
-        </w:tc>
-        <w:tc>
-          <w:tcPr>
-            <w:tcW w:w="2700" w:type="dxa"/>
-            <w:tcBorders>
-              <w:top w:val="single" w:sz="4" w:space="0" w:color="9AA9BC"/>
-              <w:left w:val="single" w:sz="4" w:space="0" w:color="9AA9BC"/>
-              <w:bottom w:val="single" w:sz="4" w:space="0" w:color="9AA9BC"/>
-              <w:right w:val="single" w:sz="4" w:space="0" w:color="9AA9BC"/>
-            </w:tcBorders>
-            <w:tcMar>
-              <w:top w:w="70" w:type="dxa"/>
-              <w:left w:w="100" w:type="dxa"/>
-              <w:bottom w:w="70" w:type="dxa"/>
-              <w:right w:w="100" w:type="dxa"/>
-            </w:tcMar>
-          </w:tcPr>
-          <w:p>
-            <w:r>
-              <w:rPr>
-                <w:sz w:val="19"/>
-                <w:szCs w:val="19"/>
-              </w:rPr>
-              <w:t>Main event listeners</w:t>
-            </w:r>
-          </w:p>
-        </w:tc>
-        <w:tc>
-          <w:tcPr>
-            <w:tcW w:w="4300" w:type="dxa"/>
-            <w:tcBorders>
-              <w:top w:val="single" w:sz="4" w:space="0" w:color="9AA9BC"/>
-              <w:left w:val="single" w:sz="4" w:space="0" w:color="9AA9BC"/>
-              <w:bottom w:val="single" w:sz="4" w:space="0" w:color="9AA9BC"/>
-              <w:right w:val="single" w:sz="4" w:space="0" w:color="9AA9BC"/>
-            </w:tcBorders>
-            <w:tcMar>
-              <w:top w:w="70" w:type="dxa"/>
-              <w:left w:w="100" w:type="dxa"/>
-              <w:bottom w:w="70" w:type="dxa"/>
-              <w:right w:w="100" w:type="dxa"/>
-            </w:tcMar>
-          </w:tcPr>
-          <w:p>
-            <w:r>
-              <w:rPr>
-                <w:sz w:val="19"/>
-                <w:szCs w:val="19"/>
-              </w:rPr>
-              <w:t xml:space="preserve">Catches custom exceptions, </w:t>
-            </w:r>
-            <w:proofErr w:type="spellStart"/>
-            <w:r>
-              <w:rPr>
-                <w:sz w:val="19"/>
-                <w:szCs w:val="19"/>
-              </w:rPr>
-              <w:t>NumberFormatException</w:t>
-            </w:r>
-            <w:proofErr w:type="spellEnd"/>
-            <w:r>
-              <w:rPr>
-                <w:sz w:val="19"/>
-                <w:szCs w:val="19"/>
-              </w:rPr>
-              <w:t xml:space="preserve"> and </w:t>
-            </w:r>
-            <w:proofErr w:type="spellStart"/>
-            <w:r>
-              <w:rPr>
-                <w:sz w:val="19"/>
-                <w:szCs w:val="19"/>
-              </w:rPr>
-              <w:t>IOException</w:t>
-            </w:r>
-            <w:proofErr w:type="spellEnd"/>
-            <w:r>
-              <w:rPr>
-                <w:sz w:val="19"/>
-                <w:szCs w:val="19"/>
-              </w:rPr>
-              <w:t xml:space="preserve"> and shows messages in the output area</w:t>
-            </w:r>
-          </w:p>
-        </w:tc>
-      </w:tr>
-      <w:tr>
-        <w:tc>
-          <w:tcPr>
-            <w:tcW w:w="2000" w:type="dxa"/>
-            <w:tcBorders>
-              <w:top w:val="single" w:sz="4" w:space="0" w:color="9AA9BC"/>
-              <w:left w:val="single" w:sz="4" w:space="0" w:color="9AA9BC"/>
-              <w:bottom w:val="single" w:sz="4" w:space="0" w:color="9AA9BC"/>
-              <w:right w:val="single" w:sz="4" w:space="0" w:color="9AA9BC"/>
-            </w:tcBorders>
-            <w:tcMar>
-              <w:top w:w="70" w:type="dxa"/>
-              <w:left w:w="100" w:type="dxa"/>
-              <w:bottom w:w="70" w:type="dxa"/>
-              <w:right w:w="100" w:type="dxa"/>
-            </w:tcMar>
-          </w:tcPr>
-          <w:p>
-            <w:r>
-              <w:rPr>
-                <w:sz w:val="19"/>
-                <w:szCs w:val="19"/>
-              </w:rPr>
-              <w:lastRenderedPageBreak/>
-              <w:t>File handling</w:t>
-            </w:r>
-          </w:p>
-        </w:tc>
-        <w:tc>
-          <w:tcPr>
-            <w:tcW w:w="2700" w:type="dxa"/>
-            <w:tcBorders>
-              <w:top w:val="single" w:sz="4" w:space="0" w:color="9AA9BC"/>
-              <w:left w:val="single" w:sz="4" w:space="0" w:color="9AA9BC"/>
-              <w:bottom w:val="single" w:sz="4" w:space="0" w:color="9AA9BC"/>
-              <w:right w:val="single" w:sz="4" w:space="0" w:color="9AA9BC"/>
-            </w:tcBorders>
-            <w:tcMar>
-              <w:top w:w="70" w:type="dxa"/>
-              <w:left w:w="100" w:type="dxa"/>
-              <w:bottom w:w="70" w:type="dxa"/>
-              <w:right w:w="100" w:type="dxa"/>
-            </w:tcMar>
-          </w:tcPr>
-          <w:p>
-            <w:proofErr w:type="spellStart"/>
-            <w:r>
-              <w:rPr>
-                <w:sz w:val="19"/>
-                <w:szCs w:val="19"/>
-              </w:rPr>
-              <w:t>FileManager</w:t>
-            </w:r>
-            <w:proofErr w:type="spellEnd"/>
-          </w:p>
-        </w:tc>
-        <w:tc>
-          <w:tcPr>
-            <w:tcW w:w="4300" w:type="dxa"/>
-            <w:tcBorders>
-              <w:top w:val="single" w:sz="4" w:space="0" w:color="9AA9BC"/>
-              <w:left w:val="single" w:sz="4" w:space="0" w:color="9AA9BC"/>
-              <w:bottom w:val="single" w:sz="4" w:space="0" w:color="9AA9BC"/>
-              <w:right w:val="single" w:sz="4" w:space="0" w:color="9AA9BC"/>
-            </w:tcBorders>
-            <w:tcMar>
-              <w:top w:w="70" w:type="dxa"/>
-              <w:left w:w="100" w:type="dxa"/>
-              <w:bottom w:w="70" w:type="dxa"/>
-              <w:right w:w="100" w:type="dxa"/>
-            </w:tcMar>
-          </w:tcPr>
-          <w:p>
-            <w:proofErr w:type="spellStart"/>
-            <w:r>
-              <w:rPr>
-                <w:sz w:val="19"/>
-                <w:szCs w:val="19"/>
-              </w:rPr>
-              <w:t>readLines</w:t>
-            </w:r>
-            <w:proofErr w:type="spellEnd"/>
-            <w:r>
-              <w:rPr>
-                <w:sz w:val="19"/>
-                <w:szCs w:val="19"/>
-              </w:rPr>
-              <w:t xml:space="preserve">, </w:t>
-            </w:r>
-            <w:proofErr w:type="spellStart"/>
-            <w:r>
-              <w:rPr>
-                <w:sz w:val="19"/>
-                <w:szCs w:val="19"/>
-              </w:rPr>
-              <w:t>writeLines</w:t>
-            </w:r>
-            <w:proofErr w:type="spellEnd"/>
-            <w:r>
-              <w:rPr>
-                <w:sz w:val="19"/>
-                <w:szCs w:val="19"/>
-              </w:rPr>
-              <w:t xml:space="preserve">, </w:t>
-            </w:r>
-            <w:proofErr w:type="spellStart"/>
-            <w:r>
-              <w:rPr>
-                <w:sz w:val="19"/>
-                <w:szCs w:val="19"/>
-              </w:rPr>
-              <w:t>appendLine</w:t>
-            </w:r>
-            <w:proofErr w:type="spellEnd"/>
-            <w:r>
-              <w:rPr>
-                <w:sz w:val="19"/>
-                <w:szCs w:val="19"/>
-              </w:rPr>
-              <w:t xml:space="preserve">, </w:t>
-            </w:r>
-            <w:proofErr w:type="spellStart"/>
-            <w:r>
-              <w:rPr>
-                <w:sz w:val="19"/>
-                <w:szCs w:val="19"/>
-              </w:rPr>
-              <w:t>readRowsForCustomer</w:t>
-            </w:r>
-            <w:proofErr w:type="spellEnd"/>
-            <w:r>
-              <w:rPr>
-                <w:sz w:val="19"/>
-                <w:szCs w:val="19"/>
-              </w:rPr>
-              <w:t xml:space="preserve">, </w:t>
-            </w:r>
-            <w:proofErr w:type="spellStart"/>
-            <w:r>
-              <w:rPr>
-                <w:sz w:val="19"/>
-                <w:szCs w:val="19"/>
-              </w:rPr>
-              <w:t>removeAllForCustomer</w:t>
-            </w:r>
-            <w:proofErr w:type="spellEnd"/>
-            <w:r>
-              <w:rPr>
-                <w:sz w:val="19"/>
-                <w:szCs w:val="19"/>
-              </w:rPr>
-              <w:t xml:space="preserve"> over three CSV files</w:t>
-            </w:r>
-          </w:p>
-        </w:tc>
-      </w:tr>
-      <w:tr>
-        <w:tc>
-          <w:tcPr>
-            <w:tcW w:w="2000" w:type="dxa"/>
-            <w:tcBorders>
-              <w:top w:val="single" w:sz="4" w:space="0" w:color="9AA9BC"/>
-              <w:left w:val="single" w:sz="4" w:space="0" w:color="9AA9BC"/>
-              <w:bottom w:val="single" w:sz="4" w:space="0" w:color="9AA9BC"/>
-              <w:right w:val="single" w:sz="4" w:space="0" w:color="9AA9BC"/>
-            </w:tcBorders>
-            <w:tcMar>
-              <w:top w:w="70" w:type="dxa"/>
-              <w:left w:w="100" w:type="dxa"/>
-              <w:bottom w:w="70" w:type="dxa"/>
-              <w:right w:w="100" w:type="dxa"/>
-            </w:tcMar>
-          </w:tcPr>
-          <w:p>
-            <w:r>
-              <w:rPr>
-                <w:sz w:val="19"/>
-                <w:szCs w:val="19"/>
-              </w:rPr>
-              <w:t>Collections and generics</w:t>
-            </w:r>
-          </w:p>
-        </w:tc>
-        <w:tc>
-          <w:tcPr>
-            <w:tcW w:w="2700" w:type="dxa"/>
-            <w:tcBorders>
-              <w:top w:val="single" w:sz="4" w:space="0" w:color="9AA9BC"/>
-              <w:left w:val="single" w:sz="4" w:space="0" w:color="9AA9BC"/>
-              <w:bottom w:val="single" w:sz="4" w:space="0" w:color="9AA9BC"/>
-              <w:right w:val="single" w:sz="4" w:space="0" w:color="9AA9BC"/>
-            </w:tcBorders>
-            <w:tcMar>
-              <w:top w:w="70" w:type="dxa"/>
-              <w:left w:w="100" w:type="dxa"/>
-              <w:bottom w:w="70" w:type="dxa"/>
-              <w:right w:w="100" w:type="dxa"/>
-            </w:tcMar>
-          </w:tcPr>
-          <w:p>
-            <w:r>
-              <w:rPr>
-                <w:sz w:val="19"/>
-                <w:szCs w:val="19"/>
-              </w:rPr>
-              <w:t>List&lt;Bill&gt;, List&lt;Meter&gt;</w:t>
-            </w:r>
-          </w:p>
-        </w:tc>
-        <w:tc>
-          <w:tcPr>
-            <w:tcW w:w="4300" w:type="dxa"/>
-            <w:tcBorders>
-              <w:top w:val="single" w:sz="4" w:space="0" w:color="9AA9BC"/>
-              <w:left w:val="single" w:sz="4" w:space="0" w:color="9AA9BC"/>
-              <w:bottom w:val="single" w:sz="4" w:space="0" w:color="9AA9BC"/>
-              <w:right w:val="single" w:sz="4" w:space="0" w:color="9AA9BC"/>
-            </w:tcBorders>
-            <w:tcMar>
-              <w:top w:w="70" w:type="dxa"/>
-              <w:left w:w="100" w:type="dxa"/>
-              <w:bottom w:w="70" w:type="dxa"/>
-              <w:right w:w="100" w:type="dxa"/>
-            </w:tcMar>
-          </w:tcPr>
-          <w:p>
-            <w:r>
-              <w:rPr>
-                <w:sz w:val="19"/>
-                <w:szCs w:val="19"/>
-              </w:rPr>
-              <w:t>Lists hold records loaded from files</w:t>
-            </w:r>
-          </w:p>
-        </w:tc>
-      </w:tr>
-      <w:tr>
-        <w:tc>
-          <w:tcPr>
-            <w:tcW w:w="2000" w:type="dxa"/>
-            <w:tcBorders>
-              <w:top w:val="single" w:sz="4" w:space="0" w:color="9AA9BC"/>
-              <w:left w:val="single" w:sz="4" w:space="0" w:color="9AA9BC"/>
-              <w:bottom w:val="single" w:sz="4" w:space="0" w:color="9AA9BC"/>
-              <w:right w:val="single" w:sz="4" w:space="0" w:color="9AA9BC"/>
-            </w:tcBorders>
-            <w:tcMar>
-              <w:top w:w="70" w:type="dxa"/>
-              <w:left w:w="100" w:type="dxa"/>
-              <w:bottom w:w="70" w:type="dxa"/>
-              <w:right w:w="100" w:type="dxa"/>
-            </w:tcMar>
-          </w:tcPr>
-          <w:p>
-            <w:r>
-              <w:rPr>
-                <w:sz w:val="19"/>
-                <w:szCs w:val="19"/>
-              </w:rPr>
-              <w:t>Swing and event handling</w:t>
-            </w:r>
-          </w:p>
-        </w:tc>
-        <w:tc>
-          <w:tcPr>
-            <w:tcW w:w="2700" w:type="dxa"/>
-            <w:tcBorders>
-              <w:top w:val="single" w:sz="4" w:space="0" w:color="9AA9BC"/>
-              <w:left w:val="single" w:sz="4" w:space="0" w:color="9AA9BC"/>
-              <w:bottom w:val="single" w:sz="4" w:space="0" w:color="9AA9BC"/>
-              <w:right w:val="single" w:sz="4" w:space="0" w:color="9AA9BC"/>
-            </w:tcBorders>
-            <w:tcMar>
-              <w:top w:w="70" w:type="dxa"/>
-              <w:left w:w="100" w:type="dxa"/>
-              <w:bottom w:w="70" w:type="dxa"/>
-              <w:right w:w="100" w:type="dxa"/>
-            </w:tcMar>
-          </w:tcPr>
-          <w:p>
-            <w:r>
-              <w:rPr>
-                <w:sz w:val="19"/>
-                <w:szCs w:val="19"/>
-              </w:rPr>
-              <w:t xml:space="preserve">Main extends </w:t>
-            </w:r>
-            <w:proofErr w:type="spellStart"/>
-            <w:r>
-              <w:rPr>
-                <w:sz w:val="19"/>
-                <w:szCs w:val="19"/>
-              </w:rPr>
-              <w:t>JFrame</w:t>
-            </w:r>
-            <w:proofErr w:type="spellEnd"/>
-          </w:p>
-        </w:tc>
-        <w:tc>
-          <w:tcPr>
-            <w:tcW w:w="4300" w:type="dxa"/>
-            <w:tcBorders>
-              <w:top w:val="single" w:sz="4" w:space="0" w:color="9AA9BC"/>
-              <w:left w:val="single" w:sz="4" w:space="0" w:color="9AA9BC"/>
-              <w:bottom w:val="single" w:sz="4" w:space="0" w:color="9AA9BC"/>
-              <w:right w:val="single" w:sz="4" w:space="0" w:color="9AA9BC"/>
-            </w:tcBorders>
-            <w:tcMar>
-              <w:top w:w="70" w:type="dxa"/>
-              <w:left w:w="100" w:type="dxa"/>
-              <w:bottom w:w="70" w:type="dxa"/>
-              <w:right w:w="100" w:type="dxa"/>
-            </w:tcMar>
-          </w:tcPr>
-          <w:p>
-            <w:proofErr w:type="spellStart"/>
-            <w:r>
-              <w:rPr>
-                <w:sz w:val="19"/>
-                <w:szCs w:val="19"/>
-              </w:rPr>
-              <w:t>CardLayout</w:t>
-            </w:r>
-            <w:proofErr w:type="spellEnd"/>
-            <w:r>
-              <w:rPr>
-                <w:sz w:val="19"/>
-                <w:szCs w:val="19"/>
-              </w:rPr>
-              <w:t xml:space="preserve">, </w:t>
-            </w:r>
-            <w:proofErr w:type="spellStart"/>
-            <w:r>
-              <w:rPr>
-                <w:sz w:val="19"/>
-                <w:szCs w:val="19"/>
-              </w:rPr>
-              <w:t>JPanel</w:t>
-            </w:r>
-            <w:proofErr w:type="spellEnd"/>
-            <w:r>
-              <w:rPr>
-                <w:sz w:val="19"/>
-                <w:szCs w:val="19"/>
-              </w:rPr>
-              <w:t xml:space="preserve">, </w:t>
-            </w:r>
-            <w:proofErr w:type="spellStart"/>
-            <w:r>
-              <w:rPr>
-                <w:sz w:val="19"/>
-                <w:szCs w:val="19"/>
-              </w:rPr>
-              <w:t>JTextField</w:t>
-            </w:r>
-            <w:proofErr w:type="spellEnd"/>
-            <w:r>
-              <w:rPr>
-                <w:sz w:val="19"/>
-                <w:szCs w:val="19"/>
-              </w:rPr>
-              <w:t xml:space="preserve">, </w:t>
-            </w:r>
-            <w:proofErr w:type="spellStart"/>
-            <w:r>
-              <w:rPr>
-                <w:sz w:val="19"/>
-                <w:szCs w:val="19"/>
-              </w:rPr>
-              <w:t>JTextArea</w:t>
-            </w:r>
-            <w:proofErr w:type="spellEnd"/>
-            <w:r>
-              <w:rPr>
-                <w:sz w:val="19"/>
-                <w:szCs w:val="19"/>
-              </w:rPr>
-              <w:t xml:space="preserve">, </w:t>
-            </w:r>
-            <w:proofErr w:type="spellStart"/>
-            <w:r>
-              <w:rPr>
-                <w:sz w:val="19"/>
-                <w:szCs w:val="19"/>
-              </w:rPr>
-              <w:t>JScrollPane</w:t>
-            </w:r>
-            <w:proofErr w:type="spellEnd"/>
-            <w:r>
-              <w:rPr>
-                <w:sz w:val="19"/>
-                <w:szCs w:val="19"/>
-              </w:rPr>
-              <w:t xml:space="preserve">, </w:t>
-            </w:r>
-            <w:proofErr w:type="spellStart"/>
-            <w:r>
-              <w:rPr>
-                <w:sz w:val="19"/>
-                <w:szCs w:val="19"/>
-              </w:rPr>
-              <w:t>JButton</w:t>
-            </w:r>
-            <w:proofErr w:type="spellEnd"/>
-            <w:r>
-              <w:rPr>
-                <w:sz w:val="19"/>
-                <w:szCs w:val="19"/>
-              </w:rPr>
-              <w:t xml:space="preserve">, </w:t>
-            </w:r>
-            <w:proofErr w:type="spellStart"/>
-            <w:r>
-              <w:rPr>
-                <w:sz w:val="19"/>
-                <w:szCs w:val="19"/>
-              </w:rPr>
-              <w:t>JOptionPane</w:t>
-            </w:r>
-            <w:proofErr w:type="spellEnd"/>
-            <w:r>
-              <w:rPr>
-                <w:sz w:val="19"/>
-                <w:szCs w:val="19"/>
-              </w:rPr>
-              <w:t xml:space="preserve"> with </w:t>
-            </w:r>
-            <w:proofErr w:type="spellStart"/>
-            <w:r>
-              <w:rPr>
-                <w:sz w:val="19"/>
-                <w:szCs w:val="19"/>
-              </w:rPr>
-              <w:t>ActionListeners</w:t>
-            </w:r>
-            <w:proofErr w:type="spellEnd"/>
-          </w:p>
-        </w:tc>
-      </w:tr>
-      <w:tr>
-        <w:tc>
-          <w:tcPr>
-            <w:tcW w:w="2000" w:type="dxa"/>
-            <w:tcBorders>
-              <w:top w:val="single" w:sz="4" w:space="0" w:color="9AA9BC"/>
-              <w:left w:val="single" w:sz="4" w:space="0" w:color="9AA9BC"/>
-              <w:bottom w:val="single" w:sz="4" w:space="0" w:color="9AA9BC"/>
-              <w:right w:val="single" w:sz="4" w:space="0" w:color="9AA9BC"/>
-            </w:tcBorders>
-            <w:tcMar>
-              <w:top w:w="70" w:type="dxa"/>
-              <w:left w:w="100" w:type="dxa"/>
-              <w:bottom w:w="70" w:type="dxa"/>
-              <w:right w:w="100" w:type="dxa"/>
-            </w:tcMar>
-          </w:tcPr>
-          <w:p>
-            <w:r>
-              <w:rPr>
-                <w:sz w:val="19"/>
-                <w:szCs w:val="19"/>
-              </w:rPr>
-              <w:t>Design patterns</w:t>
-            </w:r>
-          </w:p>
-        </w:tc>
-        <w:tc>
-          <w:tcPr>
-            <w:tcW w:w="2700" w:type="dxa"/>
-            <w:tcBorders>
-              <w:top w:val="single" w:sz="4" w:space="0" w:color="9AA9BC"/>
-              <w:left w:val="single" w:sz="4" w:space="0" w:color="9AA9BC"/>
-              <w:bottom w:val="single" w:sz="4" w:space="0" w:color="9AA9BC"/>
-              <w:right w:val="single" w:sz="4" w:space="0" w:color="9AA9BC"/>
-            </w:tcBorders>
-            <w:tcMar>
-              <w:top w:w="70" w:type="dxa"/>
-              <w:left w:w="100" w:type="dxa"/>
-              <w:bottom w:w="70" w:type="dxa"/>
-              <w:right w:w="100" w:type="dxa"/>
-            </w:tcMar>
-          </w:tcPr>
-          <w:p>
-            <w:r>
-              <w:rPr>
-                <w:sz w:val="19"/>
-                <w:szCs w:val="19"/>
-              </w:rPr>
-              <w:t>Whole codebase</w:t>
-            </w:r>
-          </w:p>
-        </w:tc>
-        <w:tc>
-          <w:tcPr>
-            <w:tcW w:w="4300" w:type="dxa"/>
-            <w:tcBorders>
-              <w:top w:val="single" w:sz="4" w:space="0" w:color="9AA9BC"/>
-              <w:left w:val="single" w:sz="4" w:space="0" w:color="9AA9BC"/>
-              <w:bottom w:val="single" w:sz="4" w:space="0" w:color="9AA9BC"/>
-              <w:right w:val="single" w:sz="4" w:space="0" w:color="9AA9BC"/>
-            </w:tcBorders>
-            <w:tcMar>
-              <w:top w:w="70" w:type="dxa"/>
-              <w:left w:w="100" w:type="dxa"/>
-              <w:bottom w:w="70" w:type="dxa"/>
-              <w:right w:w="100" w:type="dxa"/>
-            </w:tcMar>
-          </w:tcPr>
-          <w:p>
-            <w:r>
-              <w:rPr>
-                <w:sz w:val="19"/>
-                <w:szCs w:val="19"/>
-              </w:rPr>
-              <w:t>Facade (</w:t>
-            </w:r>
-            <w:proofErr w:type="spellStart"/>
-            <w:r>
-              <w:rPr>
-                <w:sz w:val="19"/>
-                <w:szCs w:val="19"/>
-              </w:rPr>
-              <w:t>FileManager</w:t>
-            </w:r>
-            <w:proofErr w:type="spellEnd"/>
-            <w:r>
-              <w:rPr>
-                <w:sz w:val="19"/>
-                <w:szCs w:val="19"/>
-              </w:rPr>
-              <w:t>), Page Template (</w:t>
-            </w:r>
-            <w:proofErr w:type="spellStart"/>
-            <w:r>
-              <w:rPr>
-                <w:sz w:val="19"/>
-                <w:szCs w:val="19"/>
-              </w:rPr>
-              <w:t>buildPageFrame</w:t>
-            </w:r>
-            <w:proofErr w:type="spellEnd"/>
-            <w:r>
-              <w:rPr>
-                <w:sz w:val="19"/>
-                <w:szCs w:val="19"/>
-              </w:rPr>
-              <w:t>), Data Mapper (</w:t>
-            </w:r>
-            <w:proofErr w:type="spellStart"/>
-            <w:r>
-              <w:rPr>
-                <w:sz w:val="19"/>
-                <w:szCs w:val="19"/>
-              </w:rPr>
-              <w:t>toFileString</w:t>
-            </w:r>
-            <w:proofErr w:type="spellEnd"/>
-            <w:r>
-              <w:rPr>
-                <w:sz w:val="19"/>
-                <w:szCs w:val="19"/>
-              </w:rPr>
-              <w:t xml:space="preserve"> ⇄ </w:t>
-            </w:r>
-            <w:proofErr w:type="spellStart"/>
-            <w:r>
-              <w:rPr>
-                <w:sz w:val="19"/>
-                <w:szCs w:val="19"/>
-              </w:rPr>
-              <w:t>toMeter</w:t>
-            </w:r>
-            <w:proofErr w:type="spellEnd"/>
-            <w:r>
-              <w:rPr>
-                <w:sz w:val="19"/>
-                <w:szCs w:val="19"/>
-              </w:rPr>
-              <w:t>/</w:t>
-            </w:r>
-            <w:proofErr w:type="spellStart"/>
-            <w:r>
-              <w:rPr>
-                <w:sz w:val="19"/>
-                <w:szCs w:val="19"/>
-              </w:rPr>
-              <w:t>toBill</w:t>
-            </w:r>
-            <w:proofErr w:type="spellEnd"/>
-            <w:r>
-              <w:rPr>
-                <w:sz w:val="19"/>
-                <w:szCs w:val="19"/>
-              </w:rPr>
-              <w:t>), Navigator (</w:t>
-            </w:r>
-            <w:proofErr w:type="spellStart"/>
-            <w:r>
-              <w:rPr>
-                <w:sz w:val="19"/>
-                <w:szCs w:val="19"/>
-              </w:rPr>
-              <w:t>showPage</w:t>
-            </w:r>
-            <w:proofErr w:type="spellEnd"/>
-            <w:r>
-              <w:rPr>
-                <w:sz w:val="19"/>
-                <w:szCs w:val="19"/>
-              </w:rPr>
-              <w:t>)</w:t>
+              <w:t>Facade (FileManager), Page Template (buildPageFrame), Data Mapper (toFileString ⇄ toMeter/toBill), Navigator (showPage)</w:t>
             </w:r>
           </w:p>
         </w:tc>
@@ -12493,7 +11065,6 @@
             </w:tcMar>
           </w:tcPr>
           <w:p>
-            <w:proofErr w:type="spellStart"/>
             <w:r>
               <w:rPr>
                 <w:sz w:val="20"/>
@@ -12501,7 +11072,6 @@
               </w:rPr>
               <w:t>DuplicateCustomerException</w:t>
             </w:r>
-            <w:proofErr w:type="spellEnd"/>
           </w:p>
         </w:tc>
         <w:tc>
@@ -12549,7 +11119,6 @@
             </w:tcMar>
           </w:tcPr>
           <w:p>
-            <w:proofErr w:type="spellStart"/>
             <w:r>
               <w:rPr>
                 <w:sz w:val="20"/>
@@ -12557,7 +11126,6 @@
               </w:rPr>
               <w:t>CustomerNotFoundException</w:t>
             </w:r>
-            <w:proofErr w:type="spellEnd"/>
           </w:p>
         </w:tc>
         <w:tc>
@@ -12841,39 +11409,7 @@
                 <w:sz w:val="20"/>
                 <w:szCs w:val="20"/>
               </w:rPr>
-              <w:t>Java Swing (</w:t>
-            </w:r>
-            <w:proofErr w:type="spellStart"/>
-            <w:r>
-              <w:rPr>
-                <w:sz w:val="20"/>
-                <w:szCs w:val="20"/>
-              </w:rPr>
-              <w:t>javax.swing</w:t>
-            </w:r>
-            <w:proofErr w:type="spellEnd"/>
-            <w:r>
-              <w:rPr>
-                <w:sz w:val="20"/>
-                <w:szCs w:val="20"/>
-              </w:rPr>
-              <w:t>) and AWT layout and event classes (</w:t>
-            </w:r>
-            <w:proofErr w:type="spellStart"/>
-            <w:r>
-              <w:rPr>
-                <w:sz w:val="20"/>
-                <w:szCs w:val="20"/>
-              </w:rPr>
-              <w:t>java.awt</w:t>
-            </w:r>
-            <w:proofErr w:type="spellEnd"/>
-            <w:r>
-              <w:rPr>
-                <w:sz w:val="20"/>
-                <w:szCs w:val="20"/>
-              </w:rPr>
-              <w:t>)</w:t>
+              <w:t>Java Swing (javax.swing) and AWT layout and event classes (java.awt)</w:t>
             </w:r>
           </w:p>
         </w:tc>
@@ -12922,175 +11458,13 @@
             </w:tcMar>
           </w:tcPr>
           <w:p>
-            <w:proofErr w:type="spellStart"/>
-            <w:r>
-              <w:rPr>
-                <w:sz w:val="20"/>
-                <w:szCs w:val="20"/>
-              </w:rPr>
-              <w:t>CardLayout</w:t>
-            </w:r>
-            <w:proofErr w:type="spellEnd"/>
-            <w:r>
-              <w:rPr>
-                <w:sz w:val="20"/>
-                <w:szCs w:val="20"/>
-              </w:rPr>
-              <w:t xml:space="preserve">, </w:t>
-            </w:r>
-            <w:proofErr w:type="spellStart"/>
-            <w:r>
-              <w:rPr>
-                <w:sz w:val="20"/>
-                <w:szCs w:val="20"/>
-              </w:rPr>
-              <w:t>BorderLayout</w:t>
-            </w:r>
-            <w:proofErr w:type="spellEnd"/>
-            <w:r>
-              <w:rPr>
-                <w:sz w:val="20"/>
-                <w:szCs w:val="20"/>
-              </w:rPr>
-              <w:t xml:space="preserve">, </w:t>
-            </w:r>
-            <w:proofErr w:type="spellStart"/>
-            <w:r>
-              <w:rPr>
-                <w:sz w:val="20"/>
-                <w:szCs w:val="20"/>
-              </w:rPr>
-              <w:t>GridLayout</w:t>
-            </w:r>
-            <w:proofErr w:type="spellEnd"/>
-            <w:r>
-              <w:rPr>
-                <w:sz w:val="20"/>
-                <w:szCs w:val="20"/>
-              </w:rPr>
-              <w:t xml:space="preserve">, </w:t>
-            </w:r>
-            <w:proofErr w:type="spellStart"/>
-            <w:r>
-              <w:rPr>
-                <w:sz w:val="20"/>
-                <w:szCs w:val="20"/>
-              </w:rPr>
-              <w:t>JFrame</w:t>
-            </w:r>
-            <w:proofErr w:type="spellEnd"/>
-            <w:r>
-              <w:rPr>
-                <w:sz w:val="20"/>
-                <w:szCs w:val="20"/>
-              </w:rPr>
-              <w:t xml:space="preserve">, </w:t>
-            </w:r>
-            <w:proofErr w:type="spellStart"/>
-            <w:r>
-              <w:rPr>
-                <w:sz w:val="20"/>
-                <w:szCs w:val="20"/>
-              </w:rPr>
-              <w:t>JPanel</w:t>
-            </w:r>
-            <w:proofErr w:type="spellEnd"/>
-            <w:r>
-              <w:rPr>
-                <w:sz w:val="20"/>
-                <w:szCs w:val="20"/>
-              </w:rPr>
-              <w:t xml:space="preserve">, </w:t>
-            </w:r>
-            <w:proofErr w:type="spellStart"/>
-            <w:r>
-              <w:rPr>
-                <w:sz w:val="20"/>
-                <w:szCs w:val="20"/>
-              </w:rPr>
-              <w:t>JLabel</w:t>
-            </w:r>
-            <w:proofErr w:type="spellEnd"/>
-            <w:r>
-              <w:rPr>
-                <w:sz w:val="20"/>
-                <w:szCs w:val="20"/>
-              </w:rPr>
-              <w:t xml:space="preserve">, </w:t>
-            </w:r>
-            <w:proofErr w:type="spellStart"/>
-            <w:r>
-              <w:rPr>
-                <w:sz w:val="20"/>
-                <w:szCs w:val="20"/>
-              </w:rPr>
-              <w:t>JTextField</w:t>
-            </w:r>
-            <w:proofErr w:type="spellEnd"/>
-            <w:r>
-              <w:rPr>
-                <w:sz w:val="20"/>
-                <w:szCs w:val="20"/>
-              </w:rPr>
-              <w:t xml:space="preserve">, </w:t>
-            </w:r>
-            <w:proofErr w:type="spellStart"/>
-            <w:r>
-              <w:rPr>
-                <w:sz w:val="20"/>
-                <w:szCs w:val="20"/>
-              </w:rPr>
-              <w:t>JTextArea</w:t>
-            </w:r>
-            <w:proofErr w:type="spellEnd"/>
-            <w:r>
-              <w:rPr>
-                <w:sz w:val="20"/>
-                <w:szCs w:val="20"/>
-              </w:rPr>
-              <w:t xml:space="preserve">, </w:t>
-            </w:r>
-            <w:proofErr w:type="spellStart"/>
-            <w:r>
-              <w:rPr>
-                <w:sz w:val="20"/>
-                <w:szCs w:val="20"/>
-              </w:rPr>
-              <w:t>JScrollPane</w:t>
-            </w:r>
-            <w:proofErr w:type="spellEnd"/>
-            <w:r>
-              <w:rPr>
-                <w:sz w:val="20"/>
-                <w:szCs w:val="20"/>
-              </w:rPr>
-              <w:t xml:space="preserve">, </w:t>
-            </w:r>
-            <w:proofErr w:type="spellStart"/>
-            <w:r>
-              <w:rPr>
-                <w:sz w:val="20"/>
-                <w:szCs w:val="20"/>
-              </w:rPr>
-              <w:t>JButton</w:t>
-            </w:r>
-            <w:proofErr w:type="spellEnd"/>
-            <w:r>
-              <w:rPr>
-                <w:sz w:val="20"/>
-                <w:szCs w:val="20"/>
-              </w:rPr>
-              <w:t xml:space="preserve">, </w:t>
-            </w:r>
-            <w:proofErr w:type="spellStart"/>
-            <w:r>
-              <w:rPr>
-                <w:sz w:val="20"/>
-                <w:szCs w:val="20"/>
-              </w:rPr>
-              <w:t>JOptionPane</w:t>
-            </w:r>
-            <w:proofErr w:type="spellEnd"/>
+            <w:r>
+              <w:rPr>
+                <w:sz w:val="20"/>
+                <w:szCs w:val="20"/>
+              </w:rPr>
+              <w:t>CardLayout, BorderLayout, GridLayout, JFrame, JPanel, JLabel, JTextField, JTextArea, JScrollPane, JButton, JOptionPane</w:t>
+            </w:r>
           </w:p>
         </w:tc>
       </w:tr>
@@ -13143,81 +11517,8 @@
                 <w:sz w:val="20"/>
                 <w:szCs w:val="20"/>
               </w:rPr>
-              <w:t>java.io (</w:t>
-            </w:r>
-            <w:proofErr w:type="spellStart"/>
-            <w:r>
-              <w:rPr>
-                <w:sz w:val="20"/>
-                <w:szCs w:val="20"/>
-              </w:rPr>
-              <w:t>BufferedReader</w:t>
-            </w:r>
-            <w:proofErr w:type="spellEnd"/>
-            <w:r>
-              <w:rPr>
-                <w:sz w:val="20"/>
-                <w:szCs w:val="20"/>
-              </w:rPr>
-              <w:t xml:space="preserve">, </w:t>
-            </w:r>
-            <w:proofErr w:type="spellStart"/>
-            <w:r>
-              <w:rPr>
-                <w:sz w:val="20"/>
-                <w:szCs w:val="20"/>
-              </w:rPr>
-              <w:t>BufferedWriter</w:t>
-            </w:r>
-            <w:proofErr w:type="spellEnd"/>
-            <w:r>
-              <w:rPr>
-                <w:sz w:val="20"/>
-                <w:szCs w:val="20"/>
-              </w:rPr>
-              <w:t xml:space="preserve">, </w:t>
-            </w:r>
-            <w:proofErr w:type="spellStart"/>
-            <w:r>
-              <w:rPr>
-                <w:sz w:val="20"/>
-                <w:szCs w:val="20"/>
-              </w:rPr>
-              <w:t>FileReader</w:t>
-            </w:r>
-            <w:proofErr w:type="spellEnd"/>
-            <w:r>
-              <w:rPr>
-                <w:sz w:val="20"/>
-                <w:szCs w:val="20"/>
-              </w:rPr>
-              <w:t xml:space="preserve">, </w:t>
-            </w:r>
-            <w:proofErr w:type="spellStart"/>
-            <w:r>
-              <w:rPr>
-                <w:sz w:val="20"/>
-                <w:szCs w:val="20"/>
-              </w:rPr>
-              <w:t>FileWriter</w:t>
-            </w:r>
-            <w:proofErr w:type="spellEnd"/>
-            <w:r>
-              <w:rPr>
-                <w:sz w:val="20"/>
-                <w:szCs w:val="20"/>
-              </w:rPr>
-              <w:t xml:space="preserve">, File) or </w:t>
-            </w:r>
-            <w:proofErr w:type="spellStart"/>
-            <w:r>
-              <w:rPr>
-                <w:sz w:val="20"/>
-                <w:szCs w:val="20"/>
-              </w:rPr>
-              <w:t>java.nio.file</w:t>
-            </w:r>
-            <w:proofErr w:type="spellEnd"/>
+              <w:t>java.io (BufferedReader, BufferedWriter, FileReader, FileWriter, File) or java.nio.file</w:t>
+            </w:r>
           </w:p>
         </w:tc>
       </w:tr>
@@ -13265,37 +11566,12 @@
             </w:tcMar>
           </w:tcPr>
           <w:p>
-            <w:proofErr w:type="spellStart"/>
-            <w:r>
-              <w:rPr>
-                <w:sz w:val="20"/>
-                <w:szCs w:val="20"/>
-              </w:rPr>
-              <w:t>java.util</w:t>
-            </w:r>
-            <w:proofErr w:type="spellEnd"/>
-            <w:r>
-              <w:rPr>
-                <w:sz w:val="20"/>
-                <w:szCs w:val="20"/>
-              </w:rPr>
-              <w:t xml:space="preserve"> (List, </w:t>
-            </w:r>
-            <w:proofErr w:type="spellStart"/>
-            <w:r>
-              <w:rPr>
-                <w:sz w:val="20"/>
-                <w:szCs w:val="20"/>
-              </w:rPr>
-              <w:t>ArrayList</w:t>
-            </w:r>
-            <w:proofErr w:type="spellEnd"/>
-            <w:r>
-              <w:rPr>
-                <w:sz w:val="20"/>
-                <w:szCs w:val="20"/>
-              </w:rPr>
-              <w:t>)</w:t>
+            <w:r>
+              <w:rPr>
+                <w:sz w:val="20"/>
+                <w:szCs w:val="20"/>
+              </w:rPr>
+              <w:t>java.util (List, ArrayList)</w:t>
             </w:r>
           </w:p>
         </w:tc>
@@ -13528,15 +11804,7 @@
         <w:jc w:val="both"/>
       </w:pPr>
       <w:r>
-        <w:t xml:space="preserve">IntelliJ IDEA was used for writing, running and debugging the code. Its code completion, refactoring tools, error highlighting and integrated debugger made it easier to </w:t>
-      </w:r>
-      <w:proofErr w:type="spellStart"/>
-      <w:r>
-        <w:t>organise</w:t>
-      </w:r>
-      <w:proofErr w:type="spellEnd"/>
-      <w:r>
-        <w:t xml:space="preserve"> the six classes and find logic errors in file handling.</w:t>
+        <w:t>IntelliJ IDEA was used for writing, running and debugging the code. Its code completion, refactoring tools, error highlighting and integrated debugger made it easier to organise the six classes and find logic errors in file handling.</w:t>
       </w:r>
     </w:p>
     <w:p>
@@ -16078,29 +14346,67 @@
                 <w:sz w:val="19"/>
                 <w:szCs w:val="19"/>
               </w:rPr>
-              <w:t xml:space="preserve">meter · </w:t>
-            </w:r>
-            <w:proofErr w:type="spellStart"/>
+              <w:t>meter · billAdd · report</w:t>
+            </w:r>
+          </w:p>
+        </w:tc>
+        <w:tc>
+          <w:tcPr>
+            <w:tcW w:w="4000" w:type="dxa"/>
+            <w:tcBorders>
+              <w:top w:val="single" w:sz="4" w:space="0" w:color="9AA9BC"/>
+              <w:left w:val="single" w:sz="4" w:space="0" w:color="9AA9BC"/>
+              <w:bottom w:val="single" w:sz="4" w:space="0" w:color="9AA9BC"/>
+              <w:right w:val="single" w:sz="4" w:space="0" w:color="9AA9BC"/>
+            </w:tcBorders>
+            <w:tcMar>
+              <w:top w:w="70" w:type="dxa"/>
+              <w:left w:w="100" w:type="dxa"/>
+              <w:bottom w:w="70" w:type="dxa"/>
+              <w:right w:w="100" w:type="dxa"/>
+            </w:tcMar>
+          </w:tcPr>
+          <w:p>
             <w:r>
               <w:rPr>
                 <w:sz w:val="19"/>
                 <w:szCs w:val="19"/>
               </w:rPr>
-              <w:t>billAdd</w:t>
-            </w:r>
-            <w:proofErr w:type="spellEnd"/>
+              <w:t>Error: Customer does not exist.</w:t>
+            </w:r>
+          </w:p>
+        </w:tc>
+      </w:tr>
+      <w:tr>
+        <w:tc>
+          <w:tcPr>
+            <w:tcW w:w="2700" w:type="dxa"/>
+            <w:tcBorders>
+              <w:top w:val="single" w:sz="4" w:space="0" w:color="9AA9BC"/>
+              <w:left w:val="single" w:sz="4" w:space="0" w:color="9AA9BC"/>
+              <w:bottom w:val="single" w:sz="4" w:space="0" w:color="9AA9BC"/>
+              <w:right w:val="single" w:sz="4" w:space="0" w:color="9AA9BC"/>
+            </w:tcBorders>
+            <w:tcMar>
+              <w:top w:w="70" w:type="dxa"/>
+              <w:left w:w="100" w:type="dxa"/>
+              <w:bottom w:w="70" w:type="dxa"/>
+              <w:right w:w="100" w:type="dxa"/>
+            </w:tcMar>
+          </w:tcPr>
+          <w:p>
             <w:r>
               <w:rPr>
                 <w:sz w:val="19"/>
                 <w:szCs w:val="19"/>
               </w:rPr>
-              <w:t xml:space="preserve"> · report</w:t>
-            </w:r>
-          </w:p>
-        </w:tc>
-        <w:tc>
-          <w:tcPr>
-            <w:tcW w:w="4000" w:type="dxa"/>
+              <w:t>Reading below previous</w:t>
+            </w:r>
+          </w:p>
+        </w:tc>
+        <w:tc>
+          <w:tcPr>
+            <w:tcW w:w="2300" w:type="dxa"/>
             <w:tcBorders>
               <w:top w:val="single" w:sz="4" w:space="0" w:color="9AA9BC"/>
               <w:left w:val="single" w:sz="4" w:space="0" w:color="9AA9BC"/>
@@ -16120,7 +14426,33 @@
                 <w:sz w:val="19"/>
                 <w:szCs w:val="19"/>
               </w:rPr>
-              <w:t>Error: Customer does not exist.</w:t>
+              <w:t>meter</w:t>
+            </w:r>
+          </w:p>
+        </w:tc>
+        <w:tc>
+          <w:tcPr>
+            <w:tcW w:w="4000" w:type="dxa"/>
+            <w:tcBorders>
+              <w:top w:val="single" w:sz="4" w:space="0" w:color="9AA9BC"/>
+              <w:left w:val="single" w:sz="4" w:space="0" w:color="9AA9BC"/>
+              <w:bottom w:val="single" w:sz="4" w:space="0" w:color="9AA9BC"/>
+              <w:right w:val="single" w:sz="4" w:space="0" w:color="9AA9BC"/>
+            </w:tcBorders>
+            <w:tcMar>
+              <w:top w:w="70" w:type="dxa"/>
+              <w:left w:w="100" w:type="dxa"/>
+              <w:bottom w:w="70" w:type="dxa"/>
+              <w:right w:w="100" w:type="dxa"/>
+            </w:tcMar>
+          </w:tcPr>
+          <w:p>
+            <w:r>
+              <w:rPr>
+                <w:sz w:val="19"/>
+                <w:szCs w:val="19"/>
+              </w:rPr>
+              <w:t>Error: Current reading cannot be less than previous reading (n).</w:t>
             </w:r>
           </w:p>
         </w:tc>
@@ -16148,7 +14480,7 @@
                 <w:sz w:val="19"/>
                 <w:szCs w:val="19"/>
               </w:rPr>
-              <w:t>Reading below previous</w:t>
+              <w:t>Non-numeric reading</w:t>
             </w:r>
           </w:p>
         </w:tc>
@@ -16200,7 +14532,7 @@
                 <w:sz w:val="19"/>
                 <w:szCs w:val="19"/>
               </w:rPr>
-              <w:t>Error: Current reading cannot be less than previous reading (n).</w:t>
+              <w:t>Error: Please enter a valid number for the reading.</w:t>
             </w:r>
           </w:p>
         </w:tc>
@@ -16228,7 +14560,7 @@
                 <w:sz w:val="19"/>
                 <w:szCs w:val="19"/>
               </w:rPr>
-              <w:t>Non-numeric reading</w:t>
+              <w:t>Everything already billed</w:t>
             </w:r>
           </w:p>
         </w:tc>
@@ -16254,7 +14586,7 @@
                 <w:sz w:val="19"/>
                 <w:szCs w:val="19"/>
               </w:rPr>
-              <w:t>meter</w:t>
+              <w:t>billAdd</w:t>
             </w:r>
           </w:p>
         </w:tc>
@@ -16280,7 +14612,7 @@
                 <w:sz w:val="19"/>
                 <w:szCs w:val="19"/>
               </w:rPr>
-              <w:t>Error: Please enter a valid number for the reading.</w:t>
+              <w:t>Error: No unbilled meter reading found.</w:t>
             </w:r>
           </w:p>
         </w:tc>
@@ -16308,7 +14640,7 @@
                 <w:sz w:val="19"/>
                 <w:szCs w:val="19"/>
               </w:rPr>
-              <w:t>Everything already billed</w:t>
+              <w:t>Status not Paid / Unpaid</w:t>
             </w:r>
           </w:p>
         </w:tc>
@@ -16329,15 +14661,13 @@
             </w:tcMar>
           </w:tcPr>
           <w:p>
-            <w:proofErr w:type="spellStart"/>
             <w:r>
               <w:rPr>
                 <w:sz w:val="19"/>
                 <w:szCs w:val="19"/>
               </w:rPr>
-              <w:t>billAdd</w:t>
-            </w:r>
-            <w:proofErr w:type="spellEnd"/>
+              <w:t>billAdd · billUpdate</w:t>
+            </w:r>
           </w:p>
         </w:tc>
         <w:tc>
@@ -16362,7 +14692,7 @@
                 <w:sz w:val="19"/>
                 <w:szCs w:val="19"/>
               </w:rPr>
-              <w:t>Error: No unbilled meter reading found.</w:t>
+              <w:t>Error: Status must be 'Paid' or 'Unpaid'.</w:t>
             </w:r>
           </w:p>
         </w:tc>
@@ -16390,7 +14720,7 @@
                 <w:sz w:val="19"/>
                 <w:szCs w:val="19"/>
               </w:rPr>
-              <w:t>Status not Paid / Unpaid</w:t>
+              <w:t>Bill month not found</w:t>
             </w:r>
           </w:p>
         </w:tc>
@@ -16411,129 +14741,13 @@
             </w:tcMar>
           </w:tcPr>
           <w:p>
-            <w:proofErr w:type="spellStart"/>
             <w:r>
               <w:rPr>
                 <w:sz w:val="19"/>
                 <w:szCs w:val="19"/>
               </w:rPr>
-              <w:t>billAdd</w:t>
-            </w:r>
-            <w:proofErr w:type="spellEnd"/>
-            <w:r>
-              <w:rPr>
-                <w:sz w:val="19"/>
-                <w:szCs w:val="19"/>
-              </w:rPr>
-              <w:t xml:space="preserve"> · </w:t>
-            </w:r>
-            <w:proofErr w:type="spellStart"/>
-            <w:r>
-              <w:rPr>
-                <w:sz w:val="19"/>
-                <w:szCs w:val="19"/>
-              </w:rPr>
-              <w:t>billUpdate</w:t>
-            </w:r>
-            <w:proofErr w:type="spellEnd"/>
-          </w:p>
-        </w:tc>
-        <w:tc>
-          <w:tcPr>
-            <w:tcW w:w="4000" w:type="dxa"/>
-            <w:tcBorders>
-              <w:top w:val="single" w:sz="4" w:space="0" w:color="9AA9BC"/>
-              <w:left w:val="single" w:sz="4" w:space="0" w:color="9AA9BC"/>
-              <w:bottom w:val="single" w:sz="4" w:space="0" w:color="9AA9BC"/>
-              <w:right w:val="single" w:sz="4" w:space="0" w:color="9AA9BC"/>
-            </w:tcBorders>
-            <w:tcMar>
-              <w:top w:w="70" w:type="dxa"/>
-              <w:left w:w="100" w:type="dxa"/>
-              <w:bottom w:w="70" w:type="dxa"/>
-              <w:right w:w="100" w:type="dxa"/>
-            </w:tcMar>
-          </w:tcPr>
-          <w:p>
-            <w:r>
-              <w:rPr>
-                <w:sz w:val="19"/>
-                <w:szCs w:val="19"/>
-              </w:rPr>
-              <w:t>Error: Status must be 'Paid' or 'Unpaid'.</w:t>
-            </w:r>
-          </w:p>
-        </w:tc>
-      </w:tr>
-      <w:tr>
-        <w:tc>
-          <w:tcPr>
-            <w:tcW w:w="2700" w:type="dxa"/>
-            <w:tcBorders>
-              <w:top w:val="single" w:sz="4" w:space="0" w:color="9AA9BC"/>
-              <w:left w:val="single" w:sz="4" w:space="0" w:color="9AA9BC"/>
-              <w:bottom w:val="single" w:sz="4" w:space="0" w:color="9AA9BC"/>
-              <w:right w:val="single" w:sz="4" w:space="0" w:color="9AA9BC"/>
-            </w:tcBorders>
-            <w:tcMar>
-              <w:top w:w="70" w:type="dxa"/>
-              <w:left w:w="100" w:type="dxa"/>
-              <w:bottom w:w="70" w:type="dxa"/>
-              <w:right w:w="100" w:type="dxa"/>
-            </w:tcMar>
-          </w:tcPr>
-          <w:p>
-            <w:r>
-              <w:rPr>
-                <w:sz w:val="19"/>
-                <w:szCs w:val="19"/>
-              </w:rPr>
-              <w:t>Bill month not found</w:t>
-            </w:r>
-          </w:p>
-        </w:tc>
-        <w:tc>
-          <w:tcPr>
-            <w:tcW w:w="2300" w:type="dxa"/>
-            <w:tcBorders>
-              <w:top w:val="single" w:sz="4" w:space="0" w:color="9AA9BC"/>
-              <w:left w:val="single" w:sz="4" w:space="0" w:color="9AA9BC"/>
-              <w:bottom w:val="single" w:sz="4" w:space="0" w:color="9AA9BC"/>
-              <w:right w:val="single" w:sz="4" w:space="0" w:color="9AA9BC"/>
-            </w:tcBorders>
-            <w:tcMar>
-              <w:top w:w="70" w:type="dxa"/>
-              <w:left w:w="100" w:type="dxa"/>
-              <w:bottom w:w="70" w:type="dxa"/>
-              <w:right w:w="100" w:type="dxa"/>
-            </w:tcMar>
-          </w:tcPr>
-          <w:p>
-            <w:proofErr w:type="spellStart"/>
-            <w:r>
-              <w:rPr>
-                <w:sz w:val="19"/>
-                <w:szCs w:val="19"/>
-              </w:rPr>
-              <w:t>billUpdate</w:t>
-            </w:r>
-            <w:proofErr w:type="spellEnd"/>
-            <w:r>
-              <w:rPr>
-                <w:sz w:val="19"/>
-                <w:szCs w:val="19"/>
-              </w:rPr>
-              <w:t xml:space="preserve"> · </w:t>
-            </w:r>
-            <w:proofErr w:type="spellStart"/>
-            <w:r>
-              <w:rPr>
-                <w:sz w:val="19"/>
-                <w:szCs w:val="19"/>
-              </w:rPr>
-              <w:t>billDelete</w:t>
-            </w:r>
-            <w:proofErr w:type="spellEnd"/>
+              <w:t>billUpdate · billDelete</w:t>
+            </w:r>
           </w:p>
         </w:tc>
         <w:tc>
@@ -17071,23 +15285,7 @@
                 <w:sz w:val="19"/>
                 <w:szCs w:val="19"/>
               </w:rPr>
-              <w:t xml:space="preserve">Enter </w:t>
-            </w:r>
-            <w:proofErr w:type="spellStart"/>
-            <w:r>
-              <w:rPr>
-                <w:sz w:val="19"/>
-                <w:szCs w:val="19"/>
-              </w:rPr>
-              <w:t>abc</w:t>
-            </w:r>
-            <w:proofErr w:type="spellEnd"/>
-            <w:r>
-              <w:rPr>
-                <w:sz w:val="19"/>
-                <w:szCs w:val="19"/>
-              </w:rPr>
-              <w:t xml:space="preserve"> as reading</w:t>
+              <w:t>Enter abc as reading</w:t>
             </w:r>
           </w:p>
         </w:tc>
@@ -17717,7 +15915,8 @@
     </w:p>
     <w:tbl>
       <w:tblPr>
-        <w:tblW w:w="9000" w:type="dxa"/>
+        <w:tblW w:w="9630" w:type="dxa"/>
+        <w:tblInd w:w="-365" w:type="dxa"/>
         <w:tblBorders>
           <w:top w:val="single" w:sz="4" w:space="0" w:color="auto"/>
           <w:left w:val="single" w:sz="4" w:space="0" w:color="auto"/>
@@ -17733,10 +15932,9 @@
         <w:tblLook w:val="04A0" w:firstRow="1" w:lastRow="0" w:firstColumn="1" w:lastColumn="0" w:noHBand="0" w:noVBand="1"/>
       </w:tblPr>
       <w:tblGrid>
-        <w:gridCol w:w="1500"/>
+        <w:gridCol w:w="1865"/>
         <w:gridCol w:w="900"/>
-        <w:gridCol w:w="3300"/>
-        <w:gridCol w:w="3300"/>
+        <w:gridCol w:w="6865"/>
       </w:tblGrid>
       <w:tr>
         <w:trPr>
@@ -17744,7 +15942,7 @@
         </w:trPr>
         <w:tc>
           <w:tcPr>
-            <w:tcW w:w="1500" w:type="dxa"/>
+            <w:tcW w:w="1865" w:type="dxa"/>
             <w:tcBorders>
               <w:top w:val="single" w:sz="4" w:space="0" w:color="9AA9BC"/>
               <w:left w:val="single" w:sz="4" w:space="0" w:color="9AA9BC"/>
@@ -17804,7 +16002,7 @@
         </w:tc>
         <w:tc>
           <w:tcPr>
-            <w:tcW w:w="3300" w:type="dxa"/>
+            <w:tcW w:w="6865" w:type="dxa"/>
             <w:tcBorders>
               <w:top w:val="single" w:sz="4" w:space="0" w:color="9AA9BC"/>
               <w:left w:val="single" w:sz="4" w:space="0" w:color="9AA9BC"/>
@@ -17832,41 +16030,101 @@
             </w:r>
           </w:p>
         </w:tc>
-        <w:tc>
-          <w:tcPr>
-            <w:tcW w:w="3300" w:type="dxa"/>
-            <w:tcBorders>
-              <w:top w:val="single" w:sz="4" w:space="0" w:color="9AA9BC"/>
-              <w:left w:val="single" w:sz="4" w:space="0" w:color="9AA9BC"/>
-              <w:bottom w:val="single" w:sz="4" w:space="0" w:color="9AA9BC"/>
-              <w:right w:val="single" w:sz="4" w:space="0" w:color="9AA9BC"/>
-            </w:tcBorders>
-            <w:shd w:val="clear" w:color="auto" w:fill="1F3A5F"/>
-            <w:tcMar>
-              <w:top w:w="70" w:type="dxa"/>
-              <w:left w:w="100" w:type="dxa"/>
-              <w:bottom w:w="70" w:type="dxa"/>
-              <w:right w:w="100" w:type="dxa"/>
-            </w:tcMar>
-          </w:tcPr>
-          <w:p>
-            <w:r>
-              <w:rPr>
-                <w:b/>
-                <w:bCs/>
-                <w:color w:val="FFFFFF"/>
+      </w:tr>
+      <w:tr>
+        <w:trPr>
+          <w:trHeight w:val="555"/>
+        </w:trPr>
+        <w:tc>
+          <w:tcPr>
+            <w:tcW w:w="1865" w:type="dxa"/>
+            <w:tcBorders>
+              <w:top w:val="single" w:sz="4" w:space="0" w:color="9AA9BC"/>
+              <w:left w:val="single" w:sz="4" w:space="0" w:color="9AA9BC"/>
+              <w:bottom w:val="single" w:sz="4" w:space="0" w:color="9AA9BC"/>
+              <w:right w:val="single" w:sz="4" w:space="0" w:color="9AA9BC"/>
+            </w:tcBorders>
+            <w:tcMar>
+              <w:top w:w="70" w:type="dxa"/>
+              <w:left w:w="100" w:type="dxa"/>
+              <w:bottom w:w="70" w:type="dxa"/>
+              <w:right w:w="100" w:type="dxa"/>
+            </w:tcMar>
+          </w:tcPr>
+          <w:p>
+            <w:r>
+              <w:rPr>
                 <w:sz w:val="19"/>
                 <w:szCs w:val="19"/>
               </w:rPr>
-              <w:t>Modules / features developed</w:t>
-            </w:r>
-          </w:p>
+              <w:t>Bayazid</w:t>
+            </w:r>
+          </w:p>
+        </w:tc>
+        <w:tc>
+          <w:tcPr>
+            <w:tcW w:w="900" w:type="dxa"/>
+            <w:tcBorders>
+              <w:top w:val="single" w:sz="4" w:space="0" w:color="9AA9BC"/>
+              <w:left w:val="single" w:sz="4" w:space="0" w:color="9AA9BC"/>
+              <w:bottom w:val="single" w:sz="4" w:space="0" w:color="9AA9BC"/>
+              <w:right w:val="single" w:sz="4" w:space="0" w:color="9AA9BC"/>
+            </w:tcBorders>
+            <w:tcMar>
+              <w:top w:w="70" w:type="dxa"/>
+              <w:left w:w="100" w:type="dxa"/>
+              <w:bottom w:w="70" w:type="dxa"/>
+              <w:right w:w="100" w:type="dxa"/>
+            </w:tcMar>
+          </w:tcPr>
+          <w:p>
+            <w:r>
+              <w:rPr>
+                <w:sz w:val="19"/>
+                <w:szCs w:val="19"/>
+              </w:rPr>
+              <w:t>324</w:t>
+            </w:r>
+          </w:p>
+        </w:tc>
+        <w:tc>
+          <w:tcPr>
+            <w:tcW w:w="6865" w:type="dxa"/>
+            <w:tcBorders>
+              <w:top w:val="single" w:sz="4" w:space="0" w:color="9AA9BC"/>
+              <w:left w:val="single" w:sz="4" w:space="0" w:color="9AA9BC"/>
+              <w:bottom w:val="single" w:sz="4" w:space="0" w:color="9AA9BC"/>
+              <w:right w:val="single" w:sz="4" w:space="0" w:color="9AA9BC"/>
+            </w:tcBorders>
+            <w:tcMar>
+              <w:top w:w="70" w:type="dxa"/>
+              <w:left w:w="100" w:type="dxa"/>
+              <w:bottom w:w="70" w:type="dxa"/>
+              <w:right w:w="100" w:type="dxa"/>
+            </w:tcMar>
+          </w:tcPr>
+          <w:p>
+            <w:pPr>
+              <w:rPr>
+                <w:sz w:val="19"/>
+                <w:szCs w:val="19"/>
+              </w:rPr>
+            </w:pPr>
+            <w:r>
+              <w:rPr>
+                <w:sz w:val="19"/>
+                <w:szCs w:val="19"/>
+              </w:rPr>
+              <w:t>Conceived the idea, created the blueprint/roadmap, made the first draft, worked on all classes (Record, Customer, Meter, Bill, FileManager, Main), and reviewed/checked all teammates' work</w:t>
+            </w:r>
+          </w:p>
+          <w:p/>
         </w:tc>
       </w:tr>
       <w:tr>
         <w:tc>
           <w:tcPr>
-            <w:tcW w:w="1500" w:type="dxa"/>
+            <w:tcW w:w="1865" w:type="dxa"/>
             <w:tcBorders>
               <w:top w:val="single" w:sz="4" w:space="0" w:color="9AA9BC"/>
               <w:left w:val="single" w:sz="4" w:space="0" w:color="9AA9BC"/>
@@ -17886,7 +16144,151 @@
                 <w:sz w:val="19"/>
                 <w:szCs w:val="19"/>
               </w:rPr>
-              <w:t>[Member 1]</w:t>
+              <w:t>Samia</w:t>
+            </w:r>
+          </w:p>
+        </w:tc>
+        <w:tc>
+          <w:tcPr>
+            <w:tcW w:w="900" w:type="dxa"/>
+            <w:tcBorders>
+              <w:top w:val="single" w:sz="4" w:space="0" w:color="9AA9BC"/>
+              <w:left w:val="single" w:sz="4" w:space="0" w:color="9AA9BC"/>
+              <w:bottom w:val="single" w:sz="4" w:space="0" w:color="9AA9BC"/>
+              <w:right w:val="single" w:sz="4" w:space="0" w:color="9AA9BC"/>
+            </w:tcBorders>
+            <w:tcMar>
+              <w:top w:w="70" w:type="dxa"/>
+              <w:left w:w="100" w:type="dxa"/>
+              <w:bottom w:w="70" w:type="dxa"/>
+              <w:right w:w="100" w:type="dxa"/>
+            </w:tcMar>
+          </w:tcPr>
+          <w:p>
+            <w:r>
+              <w:t>331</w:t>
+            </w:r>
+          </w:p>
+        </w:tc>
+        <w:tc>
+          <w:tcPr>
+            <w:tcW w:w="6865" w:type="dxa"/>
+            <w:tcBorders>
+              <w:top w:val="single" w:sz="4" w:space="0" w:color="9AA9BC"/>
+              <w:left w:val="single" w:sz="4" w:space="0" w:color="9AA9BC"/>
+              <w:bottom w:val="single" w:sz="4" w:space="0" w:color="9AA9BC"/>
+              <w:right w:val="single" w:sz="4" w:space="0" w:color="9AA9BC"/>
+            </w:tcBorders>
+            <w:tcMar>
+              <w:top w:w="70" w:type="dxa"/>
+              <w:left w:w="100" w:type="dxa"/>
+              <w:bottom w:w="70" w:type="dxa"/>
+              <w:right w:w="100" w:type="dxa"/>
+            </w:tcMar>
+          </w:tcPr>
+          <w:tbl>
+            <w:tblPr>
+              <w:tblW w:w="0" w:type="auto"/>
+              <w:tblCellSpacing w:w="15" w:type="dxa"/>
+              <w:tblCellMar>
+                <w:top w:w="15" w:type="dxa"/>
+                <w:left w:w="15" w:type="dxa"/>
+                <w:bottom w:w="15" w:type="dxa"/>
+                <w:right w:w="15" w:type="dxa"/>
+              </w:tblCellMar>
+              <w:tblLook w:val="04A0" w:firstRow="1" w:lastRow="0" w:firstColumn="1" w:lastColumn="0" w:noHBand="0" w:noVBand="1"/>
+            </w:tblPr>
+            <w:tblGrid>
+              <w:gridCol w:w="81"/>
+              <w:gridCol w:w="6584"/>
+            </w:tblGrid>
+            <w:tr>
+              <w:trPr>
+                <w:tblCellSpacing w:w="15" w:type="dxa"/>
+              </w:trPr>
+              <w:tc>
+                <w:tcPr>
+                  <w:tcW w:w="0" w:type="auto"/>
+                  <w:vAlign w:val="center"/>
+                  <w:hideMark/>
+                </w:tcPr>
+                <w:p>
+                  <w:pPr>
+                    <w:rPr>
+                      <w:rFonts w:ascii="Times New Roman" w:eastAsia="Times New Roman" w:hAnsi="Times New Roman" w:cs="Times New Roman"/>
+                      <w:sz w:val="24"/>
+                      <w:szCs w:val="24"/>
+                    </w:rPr>
+                  </w:pPr>
+                </w:p>
+              </w:tc>
+              <w:tc>
+                <w:tcPr>
+                  <w:tcW w:w="0" w:type="auto"/>
+                  <w:vAlign w:val="center"/>
+                  <w:hideMark/>
+                </w:tcPr>
+                <w:p>
+                  <w:pPr>
+                    <w:rPr>
+                      <w:rFonts w:ascii="Times New Roman" w:eastAsia="Times New Roman" w:hAnsi="Times New Roman" w:cs="Times New Roman"/>
+                      <w:sz w:val="20"/>
+                      <w:szCs w:val="20"/>
+                    </w:rPr>
+                  </w:pPr>
+                  <w:r>
+                    <w:rPr>
+                      <w:rFonts w:ascii="Times New Roman" w:eastAsia="Times New Roman" w:hAnsi="Times New Roman" w:cs="Times New Roman"/>
+                      <w:sz w:val="20"/>
+                      <w:szCs w:val="20"/>
+                    </w:rPr>
+                    <w:t xml:space="preserve">Simplified the project approach, co-designed the roadmap with Bayazid, fixed </w:t>
+                  </w:r>
+                  <w:r>
+                    <w:rPr>
+                      <w:rFonts w:ascii="Times New Roman" w:eastAsia="Times New Roman" w:hAnsi="Times New Roman" w:cs="Times New Roman"/>
+                      <w:sz w:val="20"/>
+                      <w:szCs w:val="20"/>
+                    </w:rPr>
+                    <w:t>bugs in the codes.</w:t>
+                  </w:r>
+                </w:p>
+                <w:p>
+                  <w:pPr>
+                    <w:rPr>
+                      <w:rFonts w:ascii="Times New Roman" w:eastAsia="Times New Roman" w:hAnsi="Times New Roman" w:cs="Times New Roman"/>
+                      <w:sz w:val="20"/>
+                      <w:szCs w:val="20"/>
+                    </w:rPr>
+                  </w:pPr>
+                </w:p>
+              </w:tc>
+            </w:tr>
+          </w:tbl>
+          <w:p/>
+        </w:tc>
+      </w:tr>
+      <w:tr>
+        <w:tc>
+          <w:tcPr>
+            <w:tcW w:w="1865" w:type="dxa"/>
+            <w:tcBorders>
+              <w:top w:val="single" w:sz="4" w:space="0" w:color="9AA9BC"/>
+              <w:left w:val="single" w:sz="4" w:space="0" w:color="9AA9BC"/>
+              <w:bottom w:val="single" w:sz="4" w:space="0" w:color="9AA9BC"/>
+              <w:right w:val="single" w:sz="4" w:space="0" w:color="9AA9BC"/>
+            </w:tcBorders>
+            <w:tcMar>
+              <w:top w:w="70" w:type="dxa"/>
+              <w:left w:w="100" w:type="dxa"/>
+              <w:bottom w:w="70" w:type="dxa"/>
+              <w:right w:w="100" w:type="dxa"/>
+            </w:tcMar>
+          </w:tcPr>
+          <w:p>
+            <w:r>
+              <w:lastRenderedPageBreak/>
+              <w:t>Mahid</w:t>
             </w:r>
           </w:p>
         </w:tc>
@@ -17912,442 +16314,306 @@
                 <w:sz w:val="19"/>
                 <w:szCs w:val="19"/>
               </w:rPr>
-              <w:t>[ID]</w:t>
-            </w:r>
-          </w:p>
-        </w:tc>
-        <w:tc>
-          <w:tcPr>
-            <w:tcW w:w="3300" w:type="dxa"/>
-            <w:tcBorders>
-              <w:top w:val="single" w:sz="4" w:space="0" w:color="9AA9BC"/>
-              <w:left w:val="single" w:sz="4" w:space="0" w:color="9AA9BC"/>
-              <w:bottom w:val="single" w:sz="4" w:space="0" w:color="9AA9BC"/>
-              <w:right w:val="single" w:sz="4" w:space="0" w:color="9AA9BC"/>
-            </w:tcBorders>
-            <w:tcMar>
-              <w:top w:w="70" w:type="dxa"/>
-              <w:left w:w="100" w:type="dxa"/>
-              <w:bottom w:w="70" w:type="dxa"/>
-              <w:right w:w="100" w:type="dxa"/>
-            </w:tcMar>
-          </w:tcPr>
-          <w:p>
-            <w:r>
+              <w:t>346</w:t>
+            </w:r>
+          </w:p>
+        </w:tc>
+        <w:tc>
+          <w:tcPr>
+            <w:tcW w:w="6865" w:type="dxa"/>
+            <w:tcBorders>
+              <w:top w:val="single" w:sz="4" w:space="0" w:color="9AA9BC"/>
+              <w:left w:val="single" w:sz="4" w:space="0" w:color="9AA9BC"/>
+              <w:bottom w:val="single" w:sz="4" w:space="0" w:color="9AA9BC"/>
+              <w:right w:val="single" w:sz="4" w:space="0" w:color="9AA9BC"/>
+            </w:tcBorders>
+            <w:tcMar>
+              <w:top w:w="70" w:type="dxa"/>
+              <w:left w:w="100" w:type="dxa"/>
+              <w:bottom w:w="70" w:type="dxa"/>
+              <w:right w:w="100" w:type="dxa"/>
+            </w:tcMar>
+          </w:tcPr>
+          <w:p>
+            <w:pPr>
               <w:rPr>
                 <w:sz w:val="19"/>
                 <w:szCs w:val="19"/>
               </w:rPr>
-              <w:t>Designed OOP hierarchy; wrote entity classes; wrote unit-style checks for model logic</w:t>
-            </w:r>
-          </w:p>
-        </w:tc>
-        <w:tc>
-          <w:tcPr>
-            <w:tcW w:w="3300" w:type="dxa"/>
-            <w:tcBorders>
-              <w:top w:val="single" w:sz="4" w:space="0" w:color="9AA9BC"/>
-              <w:left w:val="single" w:sz="4" w:space="0" w:color="9AA9BC"/>
-              <w:bottom w:val="single" w:sz="4" w:space="0" w:color="9AA9BC"/>
-              <w:right w:val="single" w:sz="4" w:space="0" w:color="9AA9BC"/>
-            </w:tcBorders>
-            <w:tcMar>
-              <w:top w:w="70" w:type="dxa"/>
-              <w:left w:w="100" w:type="dxa"/>
-              <w:bottom w:w="70" w:type="dxa"/>
-              <w:right w:w="100" w:type="dxa"/>
-            </w:tcMar>
-          </w:tcPr>
-          <w:p>
+            </w:pPr>
             <w:r>
               <w:rPr>
                 <w:sz w:val="19"/>
                 <w:szCs w:val="19"/>
               </w:rPr>
-              <w:t xml:space="preserve">Record, Customer, Meter, Bill; </w:t>
-            </w:r>
-            <w:proofErr w:type="spellStart"/>
+              <w:t>Built the presentation (PPTX), also commit</w:t>
+            </w:r>
             <w:r>
               <w:rPr>
                 <w:sz w:val="19"/>
                 <w:szCs w:val="19"/>
               </w:rPr>
-              <w:t>toFileString</w:t>
-            </w:r>
-            <w:proofErr w:type="spellEnd"/>
+              <w:t>ed</w:t>
+            </w:r>
             <w:r>
               <w:rPr>
                 <w:sz w:val="19"/>
                 <w:szCs w:val="19"/>
               </w:rPr>
-              <w:t xml:space="preserve"> and </w:t>
-            </w:r>
-            <w:proofErr w:type="spellStart"/>
+              <w:t xml:space="preserve"> on Customer.java</w:t>
+            </w:r>
             <w:r>
               <w:rPr>
                 <w:sz w:val="19"/>
                 <w:szCs w:val="19"/>
               </w:rPr>
-              <w:t>displayInfo</w:t>
-            </w:r>
-            <w:proofErr w:type="spellEnd"/>
-            <w:r>
+              <w:t>,file.java and other class, also created the Report file with leader.</w:t>
+            </w:r>
+          </w:p>
+          <w:p>
+            <w:pPr>
               <w:rPr>
                 <w:sz w:val="19"/>
                 <w:szCs w:val="19"/>
               </w:rPr>
-              <w:t xml:space="preserve"> overrides; </w:t>
-            </w:r>
-            <w:proofErr w:type="spellStart"/>
-            <w:r>
+            </w:pPr>
+          </w:p>
+        </w:tc>
+      </w:tr>
+      <w:tr>
+        <w:tc>
+          <w:tcPr>
+            <w:tcW w:w="1865" w:type="dxa"/>
+            <w:tcBorders>
+              <w:top w:val="single" w:sz="4" w:space="0" w:color="9AA9BC"/>
+              <w:left w:val="single" w:sz="4" w:space="0" w:color="9AA9BC"/>
+              <w:bottom w:val="single" w:sz="4" w:space="0" w:color="9AA9BC"/>
+              <w:right w:val="single" w:sz="4" w:space="0" w:color="9AA9BC"/>
+            </w:tcBorders>
+            <w:tcMar>
+              <w:top w:w="70" w:type="dxa"/>
+              <w:left w:w="100" w:type="dxa"/>
+              <w:bottom w:w="70" w:type="dxa"/>
+              <w:right w:w="100" w:type="dxa"/>
+            </w:tcMar>
+          </w:tcPr>
+          <w:p>
+            <w:pPr>
               <w:rPr>
                 <w:sz w:val="19"/>
                 <w:szCs w:val="19"/>
               </w:rPr>
-              <w:t>getUnitsUsed</w:t>
-            </w:r>
-            <w:proofErr w:type="spellEnd"/>
+            </w:pPr>
             <w:r>
               <w:rPr>
                 <w:sz w:val="19"/>
                 <w:szCs w:val="19"/>
               </w:rPr>
-              <w:t>()</w:t>
-            </w:r>
+              <w:t>Sadiquzzaman</w:t>
+            </w:r>
+          </w:p>
+        </w:tc>
+        <w:tc>
+          <w:tcPr>
+            <w:tcW w:w="900" w:type="dxa"/>
+            <w:tcBorders>
+              <w:top w:val="single" w:sz="4" w:space="0" w:color="9AA9BC"/>
+              <w:left w:val="single" w:sz="4" w:space="0" w:color="9AA9BC"/>
+              <w:bottom w:val="single" w:sz="4" w:space="0" w:color="9AA9BC"/>
+              <w:right w:val="single" w:sz="4" w:space="0" w:color="9AA9BC"/>
+            </w:tcBorders>
+            <w:tcMar>
+              <w:top w:w="70" w:type="dxa"/>
+              <w:left w:w="100" w:type="dxa"/>
+              <w:bottom w:w="70" w:type="dxa"/>
+              <w:right w:w="100" w:type="dxa"/>
+            </w:tcMar>
+          </w:tcPr>
+          <w:p>
+            <w:pPr>
+              <w:rPr>
+                <w:sz w:val="19"/>
+                <w:szCs w:val="19"/>
+              </w:rPr>
+            </w:pPr>
+            <w:r>
+              <w:rPr>
+                <w:sz w:val="19"/>
+                <w:szCs w:val="19"/>
+              </w:rPr>
+              <w:t>223</w:t>
+            </w:r>
+          </w:p>
+        </w:tc>
+        <w:tc>
+          <w:tcPr>
+            <w:tcW w:w="6865" w:type="dxa"/>
+            <w:tcBorders>
+              <w:top w:val="single" w:sz="4" w:space="0" w:color="9AA9BC"/>
+              <w:left w:val="single" w:sz="4" w:space="0" w:color="9AA9BC"/>
+              <w:bottom w:val="single" w:sz="4" w:space="0" w:color="9AA9BC"/>
+              <w:right w:val="single" w:sz="4" w:space="0" w:color="9AA9BC"/>
+            </w:tcBorders>
+            <w:tcMar>
+              <w:top w:w="70" w:type="dxa"/>
+              <w:left w:w="100" w:type="dxa"/>
+              <w:bottom w:w="70" w:type="dxa"/>
+              <w:right w:w="100" w:type="dxa"/>
+            </w:tcMar>
+          </w:tcPr>
+          <w:p>
+            <w:pPr>
+              <w:rPr>
+                <w:sz w:val="19"/>
+                <w:szCs w:val="19"/>
+              </w:rPr>
+            </w:pPr>
+            <w:r>
+              <w:rPr>
+                <w:sz w:val="19"/>
+                <w:szCs w:val="19"/>
+              </w:rPr>
+              <w:t>GUI development — fixed syntax issues in Record.java, worked on RecordData.java, further updates to Record.java</w:t>
+            </w:r>
+          </w:p>
+          <w:p>
+            <w:pPr>
+              <w:rPr>
+                <w:sz w:val="19"/>
+                <w:szCs w:val="19"/>
+              </w:rPr>
+            </w:pPr>
           </w:p>
         </w:tc>
       </w:tr>
       <w:tr>
         <w:tc>
           <w:tcPr>
-            <w:tcW w:w="1500" w:type="dxa"/>
-            <w:tcBorders>
-              <w:top w:val="single" w:sz="4" w:space="0" w:color="9AA9BC"/>
-              <w:left w:val="single" w:sz="4" w:space="0" w:color="9AA9BC"/>
-              <w:bottom w:val="single" w:sz="4" w:space="0" w:color="9AA9BC"/>
-              <w:right w:val="single" w:sz="4" w:space="0" w:color="9AA9BC"/>
-            </w:tcBorders>
-            <w:tcMar>
-              <w:top w:w="70" w:type="dxa"/>
-              <w:left w:w="100" w:type="dxa"/>
-              <w:bottom w:w="70" w:type="dxa"/>
-              <w:right w:w="100" w:type="dxa"/>
-            </w:tcMar>
-          </w:tcPr>
-          <w:p>
-            <w:r>
+            <w:tcW w:w="1865" w:type="dxa"/>
+            <w:tcBorders>
+              <w:top w:val="single" w:sz="4" w:space="0" w:color="9AA9BC"/>
+              <w:left w:val="single" w:sz="4" w:space="0" w:color="9AA9BC"/>
+              <w:bottom w:val="single" w:sz="4" w:space="0" w:color="9AA9BC"/>
+              <w:right w:val="single" w:sz="4" w:space="0" w:color="9AA9BC"/>
+            </w:tcBorders>
+            <w:tcMar>
+              <w:top w:w="70" w:type="dxa"/>
+              <w:left w:w="100" w:type="dxa"/>
+              <w:bottom w:w="70" w:type="dxa"/>
+              <w:right w:w="100" w:type="dxa"/>
+            </w:tcMar>
+          </w:tcPr>
+          <w:p>
+            <w:pPr>
               <w:rPr>
                 <w:sz w:val="19"/>
                 <w:szCs w:val="19"/>
               </w:rPr>
-              <w:t>[Member 2]</w:t>
-            </w:r>
-          </w:p>
-        </w:tc>
-        <w:tc>
-          <w:tcPr>
-            <w:tcW w:w="900" w:type="dxa"/>
-            <w:tcBorders>
-              <w:top w:val="single" w:sz="4" w:space="0" w:color="9AA9BC"/>
-              <w:left w:val="single" w:sz="4" w:space="0" w:color="9AA9BC"/>
-              <w:bottom w:val="single" w:sz="4" w:space="0" w:color="9AA9BC"/>
-              <w:right w:val="single" w:sz="4" w:space="0" w:color="9AA9BC"/>
-            </w:tcBorders>
-            <w:tcMar>
-              <w:top w:w="70" w:type="dxa"/>
-              <w:left w:w="100" w:type="dxa"/>
-              <w:bottom w:w="70" w:type="dxa"/>
-              <w:right w:w="100" w:type="dxa"/>
-            </w:tcMar>
-          </w:tcPr>
-          <w:p>
-            <w:r>
+            </w:pPr>
+          </w:p>
+          <w:p>
+            <w:pPr>
+              <w:tabs>
+                <w:tab w:val="left" w:pos="1293"/>
+              </w:tabs>
               <w:rPr>
                 <w:sz w:val="19"/>
                 <w:szCs w:val="19"/>
               </w:rPr>
-              <w:t>[ID]</w:t>
-            </w:r>
-          </w:p>
-        </w:tc>
-        <w:tc>
-          <w:tcPr>
-            <w:tcW w:w="3300" w:type="dxa"/>
-            <w:tcBorders>
-              <w:top w:val="single" w:sz="4" w:space="0" w:color="9AA9BC"/>
-              <w:left w:val="single" w:sz="4" w:space="0" w:color="9AA9BC"/>
-              <w:bottom w:val="single" w:sz="4" w:space="0" w:color="9AA9BC"/>
-              <w:right w:val="single" w:sz="4" w:space="0" w:color="9AA9BC"/>
-            </w:tcBorders>
-            <w:tcMar>
-              <w:top w:w="70" w:type="dxa"/>
-              <w:left w:w="100" w:type="dxa"/>
-              <w:bottom w:w="70" w:type="dxa"/>
-              <w:right w:w="100" w:type="dxa"/>
-            </w:tcMar>
-          </w:tcPr>
-          <w:p>
+            </w:pPr>
             <w:r>
               <w:rPr>
                 <w:sz w:val="19"/>
                 <w:szCs w:val="19"/>
               </w:rPr>
-              <w:t>Implemented file persistence and business rules; created custom exceptions; built cascade delete and billing lookups</w:t>
-            </w:r>
-          </w:p>
-        </w:tc>
-        <w:tc>
-          <w:tcPr>
-            <w:tcW w:w="3300" w:type="dxa"/>
-            <w:tcBorders>
-              <w:top w:val="single" w:sz="4" w:space="0" w:color="9AA9BC"/>
-              <w:left w:val="single" w:sz="4" w:space="0" w:color="9AA9BC"/>
-              <w:bottom w:val="single" w:sz="4" w:space="0" w:color="9AA9BC"/>
-              <w:right w:val="single" w:sz="4" w:space="0" w:color="9AA9BC"/>
-            </w:tcBorders>
-            <w:tcMar>
-              <w:top w:w="70" w:type="dxa"/>
-              <w:left w:w="100" w:type="dxa"/>
-              <w:bottom w:w="70" w:type="dxa"/>
-              <w:right w:w="100" w:type="dxa"/>
-            </w:tcMar>
-          </w:tcPr>
-          <w:p>
-            <w:proofErr w:type="spellStart"/>
-            <w:r>
+              <w:t>Sameer</w:t>
+            </w:r>
+          </w:p>
+        </w:tc>
+        <w:tc>
+          <w:tcPr>
+            <w:tcW w:w="900" w:type="dxa"/>
+            <w:tcBorders>
+              <w:top w:val="single" w:sz="4" w:space="0" w:color="9AA9BC"/>
+              <w:left w:val="single" w:sz="4" w:space="0" w:color="9AA9BC"/>
+              <w:bottom w:val="single" w:sz="4" w:space="0" w:color="9AA9BC"/>
+              <w:right w:val="single" w:sz="4" w:space="0" w:color="9AA9BC"/>
+            </w:tcBorders>
+            <w:tcMar>
+              <w:top w:w="70" w:type="dxa"/>
+              <w:left w:w="100" w:type="dxa"/>
+              <w:bottom w:w="70" w:type="dxa"/>
+              <w:right w:w="100" w:type="dxa"/>
+            </w:tcMar>
+          </w:tcPr>
+          <w:p>
+            <w:pPr>
               <w:rPr>
                 <w:sz w:val="19"/>
                 <w:szCs w:val="19"/>
               </w:rPr>
-              <w:t>FileManager</w:t>
-            </w:r>
-            <w:proofErr w:type="spellEnd"/>
-            <w:r>
+            </w:pPr>
+          </w:p>
+          <w:p>
+            <w:pPr>
               <w:rPr>
                 <w:sz w:val="19"/>
                 <w:szCs w:val="19"/>
               </w:rPr>
-              <w:t xml:space="preserve">, </w:t>
-            </w:r>
-            <w:proofErr w:type="spellStart"/>
+            </w:pPr>
             <w:r>
               <w:rPr>
                 <w:sz w:val="19"/>
                 <w:szCs w:val="19"/>
               </w:rPr>
-              <w:t>DuplicateCustomerException</w:t>
-            </w:r>
-            <w:proofErr w:type="spellEnd"/>
-            <w:r>
+              <w:t>209</w:t>
+            </w:r>
+          </w:p>
+        </w:tc>
+        <w:tc>
+          <w:tcPr>
+            <w:tcW w:w="6865" w:type="dxa"/>
+            <w:tcBorders>
+              <w:top w:val="single" w:sz="4" w:space="0" w:color="9AA9BC"/>
+              <w:left w:val="single" w:sz="4" w:space="0" w:color="9AA9BC"/>
+              <w:bottom w:val="single" w:sz="4" w:space="0" w:color="9AA9BC"/>
+              <w:right w:val="single" w:sz="4" w:space="0" w:color="9AA9BC"/>
+            </w:tcBorders>
+            <w:tcMar>
+              <w:top w:w="70" w:type="dxa"/>
+              <w:left w:w="100" w:type="dxa"/>
+              <w:bottom w:w="70" w:type="dxa"/>
+              <w:right w:w="100" w:type="dxa"/>
+            </w:tcMar>
+          </w:tcPr>
+          <w:p>
+            <w:pPr>
+              <w:tabs>
+                <w:tab w:val="left" w:pos="4251"/>
+              </w:tabs>
               <w:rPr>
                 <w:sz w:val="19"/>
                 <w:szCs w:val="19"/>
               </w:rPr>
-              <w:t xml:space="preserve">, </w:t>
-            </w:r>
-            <w:proofErr w:type="spellStart"/>
+            </w:pPr>
             <w:r>
               <w:rPr>
                 <w:sz w:val="19"/>
                 <w:szCs w:val="19"/>
               </w:rPr>
-              <w:t>CustomerNotFoundException</w:t>
-            </w:r>
-            <w:proofErr w:type="spellEnd"/>
-            <w:r>
+              <w:t>GUI development — added abstract methods to Record, fixed an output label, refactored displayInfo() to use getUnitsUsed()</w:t>
+            </w:r>
+          </w:p>
+          <w:p>
+            <w:pPr>
+              <w:tabs>
+                <w:tab w:val="left" w:pos="4251"/>
+              </w:tabs>
               <w:rPr>
                 <w:sz w:val="19"/>
                 <w:szCs w:val="19"/>
               </w:rPr>
-              <w:t xml:space="preserve">, </w:t>
-            </w:r>
-            <w:proofErr w:type="spellStart"/>
-            <w:r>
-              <w:rPr>
-                <w:sz w:val="19"/>
-                <w:szCs w:val="19"/>
-              </w:rPr>
-              <w:t>findNextUnbilledMeter</w:t>
-            </w:r>
-            <w:proofErr w:type="spellEnd"/>
-            <w:r>
-              <w:rPr>
-                <w:sz w:val="19"/>
-                <w:szCs w:val="19"/>
-              </w:rPr>
-              <w:t>, report queries</w:t>
-            </w:r>
-          </w:p>
-        </w:tc>
-      </w:tr>
-      <w:tr>
-        <w:tc>
-          <w:tcPr>
-            <w:tcW w:w="1500" w:type="dxa"/>
-            <w:tcBorders>
-              <w:top w:val="single" w:sz="4" w:space="0" w:color="9AA9BC"/>
-              <w:left w:val="single" w:sz="4" w:space="0" w:color="9AA9BC"/>
-              <w:bottom w:val="single" w:sz="4" w:space="0" w:color="9AA9BC"/>
-              <w:right w:val="single" w:sz="4" w:space="0" w:color="9AA9BC"/>
-            </w:tcBorders>
-            <w:tcMar>
-              <w:top w:w="70" w:type="dxa"/>
-              <w:left w:w="100" w:type="dxa"/>
-              <w:bottom w:w="70" w:type="dxa"/>
-              <w:right w:w="100" w:type="dxa"/>
-            </w:tcMar>
-          </w:tcPr>
-          <w:p>
-            <w:r>
-              <w:rPr>
-                <w:sz w:val="19"/>
-                <w:szCs w:val="19"/>
-              </w:rPr>
-              <w:lastRenderedPageBreak/>
-              <w:t>[Member 3]</w:t>
-            </w:r>
-          </w:p>
-        </w:tc>
-        <w:tc>
-          <w:tcPr>
-            <w:tcW w:w="900" w:type="dxa"/>
-            <w:tcBorders>
-              <w:top w:val="single" w:sz="4" w:space="0" w:color="9AA9BC"/>
-              <w:left w:val="single" w:sz="4" w:space="0" w:color="9AA9BC"/>
-              <w:bottom w:val="single" w:sz="4" w:space="0" w:color="9AA9BC"/>
-              <w:right w:val="single" w:sz="4" w:space="0" w:color="9AA9BC"/>
-            </w:tcBorders>
-            <w:tcMar>
-              <w:top w:w="70" w:type="dxa"/>
-              <w:left w:w="100" w:type="dxa"/>
-              <w:bottom w:w="70" w:type="dxa"/>
-              <w:right w:w="100" w:type="dxa"/>
-            </w:tcMar>
-          </w:tcPr>
-          <w:p>
-            <w:r>
-              <w:rPr>
-                <w:sz w:val="19"/>
-                <w:szCs w:val="19"/>
-              </w:rPr>
-              <w:t>[ID]</w:t>
-            </w:r>
-          </w:p>
-        </w:tc>
-        <w:tc>
-          <w:tcPr>
-            <w:tcW w:w="3300" w:type="dxa"/>
-            <w:tcBorders>
-              <w:top w:val="single" w:sz="4" w:space="0" w:color="9AA9BC"/>
-              <w:left w:val="single" w:sz="4" w:space="0" w:color="9AA9BC"/>
-              <w:bottom w:val="single" w:sz="4" w:space="0" w:color="9AA9BC"/>
-              <w:right w:val="single" w:sz="4" w:space="0" w:color="9AA9BC"/>
-            </w:tcBorders>
-            <w:tcMar>
-              <w:top w:w="70" w:type="dxa"/>
-              <w:left w:w="100" w:type="dxa"/>
-              <w:bottom w:w="70" w:type="dxa"/>
-              <w:right w:w="100" w:type="dxa"/>
-            </w:tcMar>
-          </w:tcPr>
-          <w:p>
-            <w:r>
-              <w:rPr>
-                <w:sz w:val="19"/>
-                <w:szCs w:val="19"/>
-              </w:rPr>
-              <w:t xml:space="preserve">Built Swing GUI; connected buttons to </w:t>
-            </w:r>
-            <w:proofErr w:type="spellStart"/>
-            <w:r>
-              <w:rPr>
-                <w:sz w:val="19"/>
-                <w:szCs w:val="19"/>
-              </w:rPr>
-              <w:t>FileManager</w:t>
-            </w:r>
-            <w:proofErr w:type="spellEnd"/>
-            <w:r>
-              <w:rPr>
-                <w:sz w:val="19"/>
-                <w:szCs w:val="19"/>
-              </w:rPr>
-              <w:t>; try-catch and error messages; screenshots and report</w:t>
-            </w:r>
-          </w:p>
-        </w:tc>
-        <w:tc>
-          <w:tcPr>
-            <w:tcW w:w="3300" w:type="dxa"/>
-            <w:tcBorders>
-              <w:top w:val="single" w:sz="4" w:space="0" w:color="9AA9BC"/>
-              <w:left w:val="single" w:sz="4" w:space="0" w:color="9AA9BC"/>
-              <w:bottom w:val="single" w:sz="4" w:space="0" w:color="9AA9BC"/>
-              <w:right w:val="single" w:sz="4" w:space="0" w:color="9AA9BC"/>
-            </w:tcBorders>
-            <w:tcMar>
-              <w:top w:w="70" w:type="dxa"/>
-              <w:left w:w="100" w:type="dxa"/>
-              <w:bottom w:w="70" w:type="dxa"/>
-              <w:right w:w="100" w:type="dxa"/>
-            </w:tcMar>
-          </w:tcPr>
-          <w:p>
-            <w:r>
-              <w:rPr>
-                <w:sz w:val="19"/>
-                <w:szCs w:val="19"/>
-              </w:rPr>
-              <w:t xml:space="preserve">Main, </w:t>
-            </w:r>
-            <w:proofErr w:type="spellStart"/>
-            <w:r>
-              <w:rPr>
-                <w:sz w:val="19"/>
-                <w:szCs w:val="19"/>
-              </w:rPr>
-              <w:t>CardLayout</w:t>
-            </w:r>
-            <w:proofErr w:type="spellEnd"/>
-            <w:r>
-              <w:rPr>
-                <w:sz w:val="19"/>
-                <w:szCs w:val="19"/>
-              </w:rPr>
-              <w:t xml:space="preserve">, </w:t>
-            </w:r>
-            <w:proofErr w:type="spellStart"/>
-            <w:r>
-              <w:rPr>
-                <w:sz w:val="19"/>
-                <w:szCs w:val="19"/>
-              </w:rPr>
-              <w:t>buildPageFrame</w:t>
-            </w:r>
-            <w:proofErr w:type="spellEnd"/>
-            <w:r>
-              <w:rPr>
-                <w:sz w:val="19"/>
-                <w:szCs w:val="19"/>
-              </w:rPr>
-              <w:t xml:space="preserve">, all ten panels, </w:t>
-            </w:r>
-            <w:proofErr w:type="spellStart"/>
-            <w:r>
-              <w:rPr>
-                <w:sz w:val="19"/>
-                <w:szCs w:val="19"/>
-              </w:rPr>
-              <w:t>JOptionPane</w:t>
-            </w:r>
-            <w:proofErr w:type="spellEnd"/>
-            <w:r>
-              <w:rPr>
-                <w:sz w:val="19"/>
-                <w:szCs w:val="19"/>
-              </w:rPr>
-              <w:t xml:space="preserve"> confirmation, annual report display</w:t>
-            </w:r>
+            </w:pPr>
           </w:p>
         </w:tc>
       </w:tr>
@@ -18432,15 +16698,7 @@
         <w:jc w:val="both"/>
       </w:pPr>
       <w:r>
-        <w:t xml:space="preserve">The Electricity Management System is a complete, working desktop application for customer, meter and billing management. It uses an abstract Record class with three subclasses, a </w:t>
-      </w:r>
-      <w:proofErr w:type="spellStart"/>
-      <w:r>
-        <w:t>FileManager</w:t>
-      </w:r>
-      <w:proofErr w:type="spellEnd"/>
-      <w:r>
-        <w:t xml:space="preserve"> facade over three flat files, and a ten-panel Swing interface. Customers can be created, found, changed and removed; meter readings and bills are added with strict validation; payment status is tracked; and an annual report totals units and amounts.</w:t>
+        <w:t>The Electricity Management System is a complete, working desktop application for customer, meter and billing management. It uses an abstract Record class with three subclasses, a FileManager facade over three flat files, and a ten-panel Swing interface. Customers can be created, found, changed and removed; meter readings and bills are added with strict validation; payment status is tracked; and an annual report totals units and amounts.</w:t>
       </w:r>
     </w:p>
     <w:p>
@@ -18880,21 +17138,12 @@
             </w:tcMar>
           </w:tcPr>
           <w:p>
-            <w:proofErr w:type="spellStart"/>
-            <w:r>
-              <w:rPr>
-                <w:sz w:val="20"/>
-                <w:szCs w:val="20"/>
-              </w:rPr>
-              <w:t>CardLayout</w:t>
-            </w:r>
-            <w:proofErr w:type="spellEnd"/>
-            <w:r>
-              <w:rPr>
-                <w:sz w:val="20"/>
-                <w:szCs w:val="20"/>
-              </w:rPr>
-              <w:t xml:space="preserve"> with ten panels</w:t>
+            <w:r>
+              <w:rPr>
+                <w:sz w:val="20"/>
+                <w:szCs w:val="20"/>
+              </w:rPr>
+              <w:t>CardLayout with ten panels</w:t>
             </w:r>
           </w:p>
         </w:tc>
@@ -19000,31 +17249,7 @@
         <w:spacing w:after="60" w:line="280" w:lineRule="auto"/>
       </w:pPr>
       <w:r>
-        <w:t xml:space="preserve">Comma delimiter problem: an address containing </w:t>
-      </w:r>
-      <w:proofErr w:type="gramStart"/>
-      <w:r>
-        <w:t>a comma breaks</w:t>
-      </w:r>
-      <w:proofErr w:type="gramEnd"/>
-      <w:r>
-        <w:t xml:space="preserve"> </w:t>
-      </w:r>
-      <w:proofErr w:type="gramStart"/>
-      <w:r>
-        <w:t>split(</w:t>
-      </w:r>
-      <w:proofErr w:type="gramEnd"/>
-      <w:r>
-        <w:t xml:space="preserve">","), since fields </w:t>
-      </w:r>
-      <w:proofErr w:type="gramStart"/>
-      <w:r>
-        <w:t>are not escaped</w:t>
-      </w:r>
-      <w:proofErr w:type="gramEnd"/>
-      <w:r>
-        <w:t>.</w:t>
+        <w:t>Comma delimiter problem: an address containing a comma breaks split(","), since fields are not escaped.</w:t>
       </w:r>
     </w:p>
     <w:p>
@@ -19085,6 +17310,7 @@
       </w:pPr>
       <w:bookmarkStart w:id="32" w:name="_Toc241579522"/>
       <w:r>
+        <w:lastRenderedPageBreak/>
         <w:t>9.4 Challenges Faced and Reflection</w:t>
       </w:r>
       <w:bookmarkEnd w:id="32"/>
@@ -19106,15 +17332,7 @@
         <w:t xml:space="preserve">Designing the hierarchy: </w:t>
       </w:r>
       <w:r>
-        <w:t xml:space="preserve">deciding what belongs in Record versus the subclasses took several revisions before </w:t>
-      </w:r>
-      <w:proofErr w:type="spellStart"/>
-      <w:r>
-        <w:t>id</w:t>
-      </w:r>
-      <w:proofErr w:type="spellEnd"/>
-      <w:r>
-        <w:t xml:space="preserve"> was placed in the base class and each entity kept its own state.</w:t>
+        <w:t>deciding what belongs in Record versus the subclasses took several revisions before id was placed in the base class and each entity kept its own state.</w:t>
       </w:r>
     </w:p>
     <w:p>
@@ -19131,24 +17349,10 @@
           <w:b/>
           <w:bCs/>
         </w:rPr>
-        <w:lastRenderedPageBreak/>
         <w:t xml:space="preserve">Keeping three files consistent: </w:t>
       </w:r>
       <w:r>
-        <w:t xml:space="preserve">deleting a customer had to remove rows from all three files, which led to the cascade helper </w:t>
-      </w:r>
-      <w:proofErr w:type="spellStart"/>
-      <w:proofErr w:type="gramStart"/>
-      <w:r>
-        <w:t>removeAllForCustomer</w:t>
-      </w:r>
-      <w:proofErr w:type="spellEnd"/>
-      <w:r>
-        <w:t>(</w:t>
-      </w:r>
-      <w:proofErr w:type="gramEnd"/>
-      <w:r>
-        <w:t>).</w:t>
+        <w:t>deleting a customer had to remove rows from all three files, which led to the cascade helper removeAllForCustomer().</w:t>
       </w:r>
     </w:p>
     <w:p>
@@ -19168,28 +17372,7 @@
         <w:t xml:space="preserve">Avoiding double billing: </w:t>
       </w:r>
       <w:r>
-        <w:t xml:space="preserve">because bills are matched to readings by value, we had to carefully write the </w:t>
-      </w:r>
-      <w:proofErr w:type="spellStart"/>
-      <w:proofErr w:type="gramStart"/>
-      <w:r>
-        <w:t>isBilled</w:t>
-      </w:r>
-      <w:proofErr w:type="spellEnd"/>
-      <w:r>
-        <w:t>(</w:t>
-      </w:r>
-      <w:proofErr w:type="gramEnd"/>
-      <w:r>
-        <w:t xml:space="preserve">) </w:t>
-      </w:r>
-      <w:proofErr w:type="gramStart"/>
-      <w:r>
-        <w:t>logic</w:t>
-      </w:r>
-      <w:proofErr w:type="gramEnd"/>
-      <w:r>
-        <w:t xml:space="preserve"> so each reading is billed once.</w:t>
+        <w:t>because bills are matched to readings by value, we had to carefully write the isBilled() logic so each reading is billed once.</w:t>
       </w:r>
     </w:p>
     <w:p>
@@ -19209,15 +17392,7 @@
         <w:t xml:space="preserve">Separating GUI from data: </w:t>
       </w:r>
       <w:r>
-        <w:t xml:space="preserve">early versions mixed file access with button code. Moving everything into </w:t>
-      </w:r>
-      <w:proofErr w:type="spellStart"/>
-      <w:r>
-        <w:t>FileManager</w:t>
-      </w:r>
-      <w:proofErr w:type="spellEnd"/>
-      <w:r>
-        <w:t xml:space="preserve"> made the GUI simpler and easier to test.</w:t>
+        <w:t>early versions mixed file access with button code. Moving everything into FileManager made the GUI simpler and easier to test.</w:t>
       </w:r>
     </w:p>
     <w:p>
@@ -19283,21 +17458,8 @@
         <w:spacing w:after="60"/>
       </w:pPr>
       <w:r>
-        <w:t>Oracle. The Java Tutorials: Creating a GUI with Swing. docs.oracle.com/</w:t>
+        <w:t>Oracle. The Java Tutorials: Creating a GUI with Swing. docs.oracle.com/javase/tutorial/uiswing</w:t>
       </w:r>
-      <w:proofErr w:type="spellStart"/>
-      <w:r>
-        <w:t>javase</w:t>
-      </w:r>
-      <w:proofErr w:type="spellEnd"/>
-      <w:r>
-        <w:t>/tutorial/</w:t>
-      </w:r>
-      <w:proofErr w:type="spellStart"/>
-      <w:r>
-        <w:t>uiswing</w:t>
-      </w:r>
-      <w:proofErr w:type="spellEnd"/>
     </w:p>
     <w:p>
       <w:pPr>
@@ -19309,15 +17471,7 @@
         <w:spacing w:after="60"/>
       </w:pPr>
       <w:r>
-        <w:t>Oracle. The Java Tutorials: Exceptions. docs.oracle.com/</w:t>
-      </w:r>
-      <w:proofErr w:type="spellStart"/>
-      <w:r>
-        <w:t>javase</w:t>
-      </w:r>
-      <w:proofErr w:type="spellEnd"/>
-      <w:r>
-        <w:t>/tutorial/essential/exceptions</w:t>
+        <w:t>Oracle. The Java Tutorials: Exceptions. docs.oracle.com/javase/tutorial/essential/exceptions</w:t>
       </w:r>
     </w:p>
     <w:p>
@@ -19456,25 +17610,33 @@
                 <w:sz w:val="18"/>
                 <w:szCs w:val="18"/>
               </w:rPr>
-              <w:t xml:space="preserve">    public String </w:t>
-            </w:r>
-            <w:proofErr w:type="spellStart"/>
+              <w:t xml:space="preserve">    public String getId() { return id; }</w:t>
+            </w:r>
+          </w:p>
+          <w:p>
+            <w:pPr>
+              <w:spacing w:line="260" w:lineRule="auto"/>
+            </w:pPr>
             <w:r>
               <w:rPr>
                 <w:rFonts w:ascii="Consolas" w:eastAsia="Consolas" w:hAnsi="Consolas" w:cs="Consolas"/>
                 <w:sz w:val="18"/>
                 <w:szCs w:val="18"/>
               </w:rPr>
-              <w:t>getId</w:t>
-            </w:r>
-            <w:proofErr w:type="spellEnd"/>
+              <w:t xml:space="preserve">    public abstract void displayInfo();        // Abstraction</w:t>
+            </w:r>
+          </w:p>
+          <w:p>
+            <w:pPr>
+              <w:spacing w:line="260" w:lineRule="auto"/>
+            </w:pPr>
             <w:r>
               <w:rPr>
                 <w:rFonts w:ascii="Consolas" w:eastAsia="Consolas" w:hAnsi="Consolas" w:cs="Consolas"/>
                 <w:sz w:val="18"/>
                 <w:szCs w:val="18"/>
               </w:rPr>
-              <w:t>() { return id; }</w:t>
+              <w:t xml:space="preserve">    public abstract String toFileString();</w:t>
             </w:r>
           </w:p>
           <w:p>
@@ -19487,25 +17649,33 @@
                 <w:sz w:val="18"/>
                 <w:szCs w:val="18"/>
               </w:rPr>
-              <w:t xml:space="preserve">    public abstract void </w:t>
-            </w:r>
-            <w:proofErr w:type="spellStart"/>
+              <w:t>}</w:t>
+            </w:r>
+          </w:p>
+          <w:p>
+            <w:pPr>
+              <w:spacing w:line="260" w:lineRule="auto"/>
+            </w:pPr>
             <w:r>
               <w:rPr>
                 <w:rFonts w:ascii="Consolas" w:eastAsia="Consolas" w:hAnsi="Consolas" w:cs="Consolas"/>
                 <w:sz w:val="18"/>
                 <w:szCs w:val="18"/>
               </w:rPr>
-              <w:t>displayInfo</w:t>
-            </w:r>
-            <w:proofErr w:type="spellEnd"/>
+              <w:t xml:space="preserve"> </w:t>
+            </w:r>
+          </w:p>
+          <w:p>
+            <w:pPr>
+              <w:spacing w:line="260" w:lineRule="auto"/>
+            </w:pPr>
             <w:r>
               <w:rPr>
                 <w:rFonts w:ascii="Consolas" w:eastAsia="Consolas" w:hAnsi="Consolas" w:cs="Consolas"/>
                 <w:sz w:val="18"/>
                 <w:szCs w:val="18"/>
               </w:rPr>
-              <w:t>();        // Abstraction</w:t>
+              <w:t>public class Customer extends Record {         // Inheritance</w:t>
             </w:r>
           </w:p>
           <w:p>
@@ -19518,25 +17688,33 @@
                 <w:sz w:val="18"/>
                 <w:szCs w:val="18"/>
               </w:rPr>
-              <w:t xml:space="preserve">    public abstract String </w:t>
-            </w:r>
-            <w:proofErr w:type="spellStart"/>
+              <w:t xml:space="preserve">    private String name, address, meterNumber;</w:t>
+            </w:r>
+          </w:p>
+          <w:p>
+            <w:pPr>
+              <w:spacing w:line="260" w:lineRule="auto"/>
+            </w:pPr>
             <w:r>
               <w:rPr>
                 <w:rFonts w:ascii="Consolas" w:eastAsia="Consolas" w:hAnsi="Consolas" w:cs="Consolas"/>
                 <w:sz w:val="18"/>
                 <w:szCs w:val="18"/>
               </w:rPr>
-              <w:t>toFileString</w:t>
-            </w:r>
-            <w:proofErr w:type="spellEnd"/>
+              <w:t xml:space="preserve">    public Customer(String id, String name, String address, String meterNumber) {</w:t>
+            </w:r>
+          </w:p>
+          <w:p>
+            <w:pPr>
+              <w:spacing w:line="260" w:lineRule="auto"/>
+            </w:pPr>
             <w:r>
               <w:rPr>
                 <w:rFonts w:ascii="Consolas" w:eastAsia="Consolas" w:hAnsi="Consolas" w:cs="Consolas"/>
                 <w:sz w:val="18"/>
                 <w:szCs w:val="18"/>
               </w:rPr>
-              <w:t>();</w:t>
+              <w:t xml:space="preserve">        super(id); ...</w:t>
             </w:r>
           </w:p>
           <w:p>
@@ -19549,7 +17727,7 @@
                 <w:sz w:val="18"/>
                 <w:szCs w:val="18"/>
               </w:rPr>
-              <w:t>}</w:t>
+              <w:t xml:space="preserve">    }</w:t>
             </w:r>
           </w:p>
           <w:p>
@@ -19562,7 +17740,7 @@
                 <w:sz w:val="18"/>
                 <w:szCs w:val="18"/>
               </w:rPr>
-              <w:t xml:space="preserve"> </w:t>
+              <w:t xml:space="preserve">    @Override public void displayInfo()   { ... }   // Polymorphism</w:t>
             </w:r>
           </w:p>
           <w:p>
@@ -19575,7 +17753,7 @@
                 <w:sz w:val="18"/>
                 <w:szCs w:val="18"/>
               </w:rPr>
-              <w:t>public class Customer extends Record {         // Inheritance</w:t>
+              <w:t xml:space="preserve">    @Override public String toFileString(){ return id+","+name+","+address+","+meterNumber; }</w:t>
             </w:r>
           </w:p>
           <w:p>
@@ -19588,237 +17766,33 @@
                 <w:sz w:val="18"/>
                 <w:szCs w:val="18"/>
               </w:rPr>
-              <w:t xml:space="preserve">    private String name, address, </w:t>
-            </w:r>
-            <w:proofErr w:type="spellStart"/>
+              <w:t>}</w:t>
+            </w:r>
+          </w:p>
+          <w:p>
+            <w:pPr>
+              <w:spacing w:line="260" w:lineRule="auto"/>
+            </w:pPr>
             <w:r>
               <w:rPr>
                 <w:rFonts w:ascii="Consolas" w:eastAsia="Consolas" w:hAnsi="Consolas" w:cs="Consolas"/>
                 <w:sz w:val="18"/>
                 <w:szCs w:val="18"/>
               </w:rPr>
-              <w:t>meterNumber</w:t>
-            </w:r>
-            <w:proofErr w:type="spellEnd"/>
+              <w:t>// Meter: immutable readings, getUnitsUsed() = current - previous</w:t>
+            </w:r>
+          </w:p>
+          <w:p>
+            <w:pPr>
+              <w:spacing w:line="260" w:lineRule="auto"/>
+            </w:pPr>
             <w:r>
               <w:rPr>
                 <w:rFonts w:ascii="Consolas" w:eastAsia="Consolas" w:hAnsi="Consolas" w:cs="Consolas"/>
                 <w:sz w:val="18"/>
                 <w:szCs w:val="18"/>
               </w:rPr>
-              <w:t>;</w:t>
-            </w:r>
-          </w:p>
-          <w:p>
-            <w:pPr>
-              <w:spacing w:line="260" w:lineRule="auto"/>
-            </w:pPr>
-            <w:r>
-              <w:rPr>
-                <w:rFonts w:ascii="Consolas" w:eastAsia="Consolas" w:hAnsi="Consolas" w:cs="Consolas"/>
-                <w:sz w:val="18"/>
-                <w:szCs w:val="18"/>
-              </w:rPr>
-              <w:t xml:space="preserve">    public Customer(String id, String name, String address, String </w:t>
-            </w:r>
-            <w:proofErr w:type="spellStart"/>
-            <w:r>
-              <w:rPr>
-                <w:rFonts w:ascii="Consolas" w:eastAsia="Consolas" w:hAnsi="Consolas" w:cs="Consolas"/>
-                <w:sz w:val="18"/>
-                <w:szCs w:val="18"/>
-              </w:rPr>
-              <w:t>meterNumber</w:t>
-            </w:r>
-            <w:proofErr w:type="spellEnd"/>
-            <w:r>
-              <w:rPr>
-                <w:rFonts w:ascii="Consolas" w:eastAsia="Consolas" w:hAnsi="Consolas" w:cs="Consolas"/>
-                <w:sz w:val="18"/>
-                <w:szCs w:val="18"/>
-              </w:rPr>
-              <w:t>) {</w:t>
-            </w:r>
-          </w:p>
-          <w:p>
-            <w:pPr>
-              <w:spacing w:line="260" w:lineRule="auto"/>
-            </w:pPr>
-            <w:r>
-              <w:rPr>
-                <w:rFonts w:ascii="Consolas" w:eastAsia="Consolas" w:hAnsi="Consolas" w:cs="Consolas"/>
-                <w:sz w:val="18"/>
-                <w:szCs w:val="18"/>
-              </w:rPr>
-              <w:t xml:space="preserve">        super(id); ...</w:t>
-            </w:r>
-          </w:p>
-          <w:p>
-            <w:pPr>
-              <w:spacing w:line="260" w:lineRule="auto"/>
-            </w:pPr>
-            <w:r>
-              <w:rPr>
-                <w:rFonts w:ascii="Consolas" w:eastAsia="Consolas" w:hAnsi="Consolas" w:cs="Consolas"/>
-                <w:sz w:val="18"/>
-                <w:szCs w:val="18"/>
-              </w:rPr>
-              <w:t xml:space="preserve">    }</w:t>
-            </w:r>
-          </w:p>
-          <w:p>
-            <w:pPr>
-              <w:spacing w:line="260" w:lineRule="auto"/>
-            </w:pPr>
-            <w:r>
-              <w:rPr>
-                <w:rFonts w:ascii="Consolas" w:eastAsia="Consolas" w:hAnsi="Consolas" w:cs="Consolas"/>
-                <w:sz w:val="18"/>
-                <w:szCs w:val="18"/>
-              </w:rPr>
-              <w:t xml:space="preserve">    @Override public void </w:t>
-            </w:r>
-            <w:proofErr w:type="spellStart"/>
-            <w:r>
-              <w:rPr>
-                <w:rFonts w:ascii="Consolas" w:eastAsia="Consolas" w:hAnsi="Consolas" w:cs="Consolas"/>
-                <w:sz w:val="18"/>
-                <w:szCs w:val="18"/>
-              </w:rPr>
-              <w:t>displayInfo</w:t>
-            </w:r>
-            <w:proofErr w:type="spellEnd"/>
-            <w:r>
-              <w:rPr>
-                <w:rFonts w:ascii="Consolas" w:eastAsia="Consolas" w:hAnsi="Consolas" w:cs="Consolas"/>
-                <w:sz w:val="18"/>
-                <w:szCs w:val="18"/>
-              </w:rPr>
-              <w:t>()   { ... }   // Polymorphism</w:t>
-            </w:r>
-          </w:p>
-          <w:p>
-            <w:pPr>
-              <w:spacing w:line="260" w:lineRule="auto"/>
-            </w:pPr>
-            <w:r>
-              <w:rPr>
-                <w:rFonts w:ascii="Consolas" w:eastAsia="Consolas" w:hAnsi="Consolas" w:cs="Consolas"/>
-                <w:sz w:val="18"/>
-                <w:szCs w:val="18"/>
-              </w:rPr>
-              <w:t xml:space="preserve">    @Override public String </w:t>
-            </w:r>
-            <w:proofErr w:type="spellStart"/>
-            <w:r>
-              <w:rPr>
-                <w:rFonts w:ascii="Consolas" w:eastAsia="Consolas" w:hAnsi="Consolas" w:cs="Consolas"/>
-                <w:sz w:val="18"/>
-                <w:szCs w:val="18"/>
-              </w:rPr>
-              <w:t>toFileString</w:t>
-            </w:r>
-            <w:proofErr w:type="spellEnd"/>
-            <w:r>
-              <w:rPr>
-                <w:rFonts w:ascii="Consolas" w:eastAsia="Consolas" w:hAnsi="Consolas" w:cs="Consolas"/>
-                <w:sz w:val="18"/>
-                <w:szCs w:val="18"/>
-              </w:rPr>
-              <w:t>(){ return id+","+name+","+address+","+</w:t>
-            </w:r>
-            <w:proofErr w:type="spellStart"/>
-            <w:r>
-              <w:rPr>
-                <w:rFonts w:ascii="Consolas" w:eastAsia="Consolas" w:hAnsi="Consolas" w:cs="Consolas"/>
-                <w:sz w:val="18"/>
-                <w:szCs w:val="18"/>
-              </w:rPr>
-              <w:t>meterNumber</w:t>
-            </w:r>
-            <w:proofErr w:type="spellEnd"/>
-            <w:r>
-              <w:rPr>
-                <w:rFonts w:ascii="Consolas" w:eastAsia="Consolas" w:hAnsi="Consolas" w:cs="Consolas"/>
-                <w:sz w:val="18"/>
-                <w:szCs w:val="18"/>
-              </w:rPr>
-              <w:t>; }</w:t>
-            </w:r>
-          </w:p>
-          <w:p>
-            <w:pPr>
-              <w:spacing w:line="260" w:lineRule="auto"/>
-            </w:pPr>
-            <w:r>
-              <w:rPr>
-                <w:rFonts w:ascii="Consolas" w:eastAsia="Consolas" w:hAnsi="Consolas" w:cs="Consolas"/>
-                <w:sz w:val="18"/>
-                <w:szCs w:val="18"/>
-              </w:rPr>
-              <w:t>}</w:t>
-            </w:r>
-          </w:p>
-          <w:p>
-            <w:pPr>
-              <w:spacing w:line="260" w:lineRule="auto"/>
-            </w:pPr>
-            <w:r>
-              <w:rPr>
-                <w:rFonts w:ascii="Consolas" w:eastAsia="Consolas" w:hAnsi="Consolas" w:cs="Consolas"/>
-                <w:sz w:val="18"/>
-                <w:szCs w:val="18"/>
-              </w:rPr>
-              <w:t xml:space="preserve">// Meter: immutable readings, </w:t>
-            </w:r>
-            <w:proofErr w:type="spellStart"/>
-            <w:r>
-              <w:rPr>
-                <w:rFonts w:ascii="Consolas" w:eastAsia="Consolas" w:hAnsi="Consolas" w:cs="Consolas"/>
-                <w:sz w:val="18"/>
-                <w:szCs w:val="18"/>
-              </w:rPr>
-              <w:t>getUnitsUsed</w:t>
-            </w:r>
-            <w:proofErr w:type="spellEnd"/>
-            <w:r>
-              <w:rPr>
-                <w:rFonts w:ascii="Consolas" w:eastAsia="Consolas" w:hAnsi="Consolas" w:cs="Consolas"/>
-                <w:sz w:val="18"/>
-                <w:szCs w:val="18"/>
-              </w:rPr>
-              <w:t>() = current - previous</w:t>
-            </w:r>
-          </w:p>
-          <w:p>
-            <w:pPr>
-              <w:spacing w:line="260" w:lineRule="auto"/>
-            </w:pPr>
-            <w:r>
-              <w:rPr>
-                <w:rFonts w:ascii="Consolas" w:eastAsia="Consolas" w:hAnsi="Consolas" w:cs="Consolas"/>
-                <w:sz w:val="18"/>
-                <w:szCs w:val="18"/>
-              </w:rPr>
-              <w:t xml:space="preserve">// Bill : only </w:t>
-            </w:r>
-            <w:proofErr w:type="spellStart"/>
-            <w:r>
-              <w:rPr>
-                <w:rFonts w:ascii="Consolas" w:eastAsia="Consolas" w:hAnsi="Consolas" w:cs="Consolas"/>
-                <w:sz w:val="18"/>
-                <w:szCs w:val="18"/>
-              </w:rPr>
-              <w:t>setStatus</w:t>
-            </w:r>
-            <w:proofErr w:type="spellEnd"/>
-            <w:r>
-              <w:rPr>
-                <w:rFonts w:ascii="Consolas" w:eastAsia="Consolas" w:hAnsi="Consolas" w:cs="Consolas"/>
-                <w:sz w:val="18"/>
-                <w:szCs w:val="18"/>
-              </w:rPr>
-              <w:t>(String) can modify state</w:t>
+              <w:t>// Bill : only setStatus(String) can modify state</w:t>
             </w:r>
           </w:p>
         </w:tc>
@@ -20901,6 +18875,19 @@
       <w:ind w:left="220"/>
     </w:pPr>
   </w:style>
+  <w:style w:type="paragraph" w:styleId="NormalWeb">
+    <w:name w:val="Normal (Web)"/>
+    <w:basedOn w:val="Normal"/>
+    <w:uiPriority w:val="99"/>
+    <w:semiHidden/>
+    <w:unhideWhenUsed/>
+    <w:rsid w:val="00B32610"/>
+    <w:rPr>
+      <w:rFonts w:ascii="Times New Roman" w:hAnsi="Times New Roman" w:cs="Times New Roman"/>
+      <w:sz w:val="24"/>
+      <w:szCs w:val="24"/>
+    </w:rPr>
+  </w:style>
 </w:styles>
 </file>
 
